--- a/outputs/tables/Reporte_Tesis_Flujo_Bayesiano.docx
+++ b/outputs/tables/Reporte_Tesis_Flujo_Bayesiano.docx
@@ -177,7 +177,7 @@
                 <w:i w:val="0"/>
                 <w:sz w:val="18"/>
               </w:rPr>
-              <w:t>Registros Iniciales</w:t>
+              <w:t>Registros Iniciales (Excel crudo)</w:t>
             </w:r>
           </w:p>
         </w:tc>
@@ -401,7 +401,7 @@
                 <w:i w:val="0"/>
                 <w:sz w:val="18"/>
               </w:rPr>
-              <w:t>Registros Limpios Finales</w:t>
+              <w:t>Registros Limpios Finales (N total)</w:t>
             </w:r>
           </w:p>
         </w:tc>
@@ -457,7 +457,7 @@
                 <w:i w:val="0"/>
                 <w:sz w:val="18"/>
               </w:rPr>
-              <w:t>Valores Faltantes en Edad</w:t>
+              <w:t>Valores Faltantes en Edad (NaN)</w:t>
             </w:r>
           </w:p>
         </w:tc>
@@ -513,7 +513,119 @@
                 <w:i w:val="0"/>
                 <w:sz w:val="18"/>
               </w:rPr>
-              <w:t>Valores Faltantes en Arma</w:t>
+              <w:t>Valores Válidos en Edad (n reportado)</w:t>
+            </w:r>
+          </w:p>
+        </w:tc>
+        <w:tc>
+          <w:tcPr>
+            <w:tcW w:type="dxa" w:w="2880"/>
+            <w:shd w:fill="FFFFFF"/>
+            <w:tcMar>
+              <w:top w:w="100" w:type="dxa"/>
+              <w:bottom w:w="100" w:type="dxa"/>
+              <w:left w:w="150" w:type="dxa"/>
+              <w:right w:w="150" w:type="dxa"/>
+            </w:tcMar>
+          </w:tcPr>
+          <w:p>
+            <w:pPr>
+              <w:spacing w:after="0" w:before="0"/>
+              <w:jc w:val="center"/>
+            </w:pPr>
+            <w:r>
+              <w:rPr>
+                <w:rFonts w:ascii="Arial" w:hAnsi="Arial"/>
+                <w:b w:val="0"/>
+                <w:i w:val="0"/>
+                <w:sz w:val="18"/>
+              </w:rPr>
+              <w:t>4402</w:t>
+            </w:r>
+          </w:p>
+        </w:tc>
+      </w:tr>
+      <w:tr>
+        <w:tc>
+          <w:tcPr>
+            <w:tcW w:type="dxa" w:w="5040"/>
+            <w:shd w:fill="F9F9F9"/>
+            <w:tcMar>
+              <w:top w:w="100" w:type="dxa"/>
+              <w:bottom w:w="100" w:type="dxa"/>
+              <w:left w:w="150" w:type="dxa"/>
+              <w:right w:w="150" w:type="dxa"/>
+            </w:tcMar>
+          </w:tcPr>
+          <w:p>
+            <w:pPr>
+              <w:spacing w:after="0" w:before="0"/>
+              <w:jc w:val="center"/>
+            </w:pPr>
+            <w:r>
+              <w:rPr>
+                <w:rFonts w:ascii="Arial" w:hAnsi="Arial"/>
+                <w:b w:val="0"/>
+                <w:i w:val="0"/>
+                <w:sz w:val="18"/>
+              </w:rPr>
+              <w:t>Valores Faltantes en Antecedentes (100% - Excluido)</w:t>
+            </w:r>
+          </w:p>
+        </w:tc>
+        <w:tc>
+          <w:tcPr>
+            <w:tcW w:type="dxa" w:w="2880"/>
+            <w:shd w:fill="F9F9F9"/>
+            <w:tcMar>
+              <w:top w:w="100" w:type="dxa"/>
+              <w:bottom w:w="100" w:type="dxa"/>
+              <w:left w:w="150" w:type="dxa"/>
+              <w:right w:w="150" w:type="dxa"/>
+            </w:tcMar>
+          </w:tcPr>
+          <w:p>
+            <w:pPr>
+              <w:spacing w:after="0" w:before="0"/>
+              <w:jc w:val="center"/>
+            </w:pPr>
+            <w:r>
+              <w:rPr>
+                <w:rFonts w:ascii="Arial" w:hAnsi="Arial"/>
+                <w:b w:val="0"/>
+                <w:i w:val="0"/>
+                <w:sz w:val="18"/>
+              </w:rPr>
+              <w:t>4634</w:t>
+            </w:r>
+          </w:p>
+        </w:tc>
+      </w:tr>
+      <w:tr>
+        <w:tc>
+          <w:tcPr>
+            <w:tcW w:type="dxa" w:w="5040"/>
+            <w:shd w:fill="FFFFFF"/>
+            <w:tcMar>
+              <w:top w:w="100" w:type="dxa"/>
+              <w:bottom w:w="100" w:type="dxa"/>
+              <w:left w:w="150" w:type="dxa"/>
+              <w:right w:w="150" w:type="dxa"/>
+            </w:tcMar>
+          </w:tcPr>
+          <w:p>
+            <w:pPr>
+              <w:spacing w:after="0" w:before="0"/>
+              <w:jc w:val="center"/>
+            </w:pPr>
+            <w:r>
+              <w:rPr>
+                <w:rFonts w:ascii="Arial" w:hAnsi="Arial"/>
+                <w:b w:val="0"/>
+                <w:i w:val="0"/>
+                <w:sz w:val="18"/>
+              </w:rPr>
+              <w:t>Eventos sin Subcircuito (post-cruce)</w:t>
             </w:r>
           </w:p>
         </w:tc>
@@ -569,7 +681,7 @@
                 <w:i w:val="0"/>
                 <w:sz w:val="18"/>
               </w:rPr>
-              <w:t>Valores Faltantes en Presunto Móvil</w:t>
+              <w:t>Víctimas Hombres</w:t>
             </w:r>
           </w:p>
         </w:tc>
@@ -596,7 +708,7 @@
                 <w:i w:val="0"/>
                 <w:sz w:val="18"/>
               </w:rPr>
-              <w:t>0</w:t>
+              <w:t>4227</w:t>
             </w:r>
           </w:p>
         </w:tc>
@@ -625,7 +737,343 @@
                 <w:i w:val="0"/>
                 <w:sz w:val="18"/>
               </w:rPr>
-              <w:t>Valores Faltantes en Antecedentes</w:t>
+              <w:t>Víctimas Mujeres</w:t>
+            </w:r>
+          </w:p>
+        </w:tc>
+        <w:tc>
+          <w:tcPr>
+            <w:tcW w:type="dxa" w:w="2880"/>
+            <w:shd w:fill="FFFFFF"/>
+            <w:tcMar>
+              <w:top w:w="100" w:type="dxa"/>
+              <w:bottom w:w="100" w:type="dxa"/>
+              <w:left w:w="150" w:type="dxa"/>
+              <w:right w:w="150" w:type="dxa"/>
+            </w:tcMar>
+          </w:tcPr>
+          <w:p>
+            <w:pPr>
+              <w:spacing w:after="0" w:before="0"/>
+              <w:jc w:val="center"/>
+            </w:pPr>
+            <w:r>
+              <w:rPr>
+                <w:rFonts w:ascii="Arial" w:hAnsi="Arial"/>
+                <w:b w:val="0"/>
+                <w:i w:val="0"/>
+                <w:sz w:val="18"/>
+              </w:rPr>
+              <w:t>382</w:t>
+            </w:r>
+          </w:p>
+        </w:tc>
+      </w:tr>
+      <w:tr>
+        <w:tc>
+          <w:tcPr>
+            <w:tcW w:type="dxa" w:w="5040"/>
+            <w:shd w:fill="F9F9F9"/>
+            <w:tcMar>
+              <w:top w:w="100" w:type="dxa"/>
+              <w:bottom w:w="100" w:type="dxa"/>
+              <w:left w:w="150" w:type="dxa"/>
+              <w:right w:w="150" w:type="dxa"/>
+            </w:tcMar>
+          </w:tcPr>
+          <w:p>
+            <w:pPr>
+              <w:spacing w:after="0" w:before="0"/>
+              <w:jc w:val="center"/>
+            </w:pPr>
+            <w:r>
+              <w:rPr>
+                <w:rFonts w:ascii="Arial" w:hAnsi="Arial"/>
+                <w:b w:val="0"/>
+                <w:i w:val="0"/>
+                <w:sz w:val="18"/>
+              </w:rPr>
+              <w:t>Víctimas No Determinadas</w:t>
+            </w:r>
+          </w:p>
+        </w:tc>
+        <w:tc>
+          <w:tcPr>
+            <w:tcW w:type="dxa" w:w="2880"/>
+            <w:shd w:fill="F9F9F9"/>
+            <w:tcMar>
+              <w:top w:w="100" w:type="dxa"/>
+              <w:bottom w:w="100" w:type="dxa"/>
+              <w:left w:w="150" w:type="dxa"/>
+              <w:right w:w="150" w:type="dxa"/>
+            </w:tcMar>
+          </w:tcPr>
+          <w:p>
+            <w:pPr>
+              <w:spacing w:after="0" w:before="0"/>
+              <w:jc w:val="center"/>
+            </w:pPr>
+            <w:r>
+              <w:rPr>
+                <w:rFonts w:ascii="Arial" w:hAnsi="Arial"/>
+                <w:b w:val="0"/>
+                <w:i w:val="0"/>
+                <w:sz w:val="18"/>
+              </w:rPr>
+              <w:t>25</w:t>
+            </w:r>
+          </w:p>
+        </w:tc>
+      </w:tr>
+      <w:tr>
+        <w:tc>
+          <w:tcPr>
+            <w:tcW w:type="dxa" w:w="5040"/>
+            <w:shd w:fill="FFFFFF"/>
+            <w:tcMar>
+              <w:top w:w="100" w:type="dxa"/>
+              <w:bottom w:w="100" w:type="dxa"/>
+              <w:left w:w="150" w:type="dxa"/>
+              <w:right w:w="150" w:type="dxa"/>
+            </w:tcMar>
+          </w:tcPr>
+          <w:p>
+            <w:pPr>
+              <w:spacing w:after="0" w:before="0"/>
+              <w:jc w:val="center"/>
+            </w:pPr>
+            <w:r>
+              <w:rPr>
+                <w:rFonts w:ascii="Arial" w:hAnsi="Arial"/>
+                <w:b w:val="0"/>
+                <w:i w:val="0"/>
+                <w:sz w:val="18"/>
+              </w:rPr>
+              <w:t>Total Suma Sexo (Control)</w:t>
+            </w:r>
+          </w:p>
+        </w:tc>
+        <w:tc>
+          <w:tcPr>
+            <w:tcW w:type="dxa" w:w="2880"/>
+            <w:shd w:fill="FFFFFF"/>
+            <w:tcMar>
+              <w:top w:w="100" w:type="dxa"/>
+              <w:bottom w:w="100" w:type="dxa"/>
+              <w:left w:w="150" w:type="dxa"/>
+              <w:right w:w="150" w:type="dxa"/>
+            </w:tcMar>
+          </w:tcPr>
+          <w:p>
+            <w:pPr>
+              <w:spacing w:after="0" w:before="0"/>
+              <w:jc w:val="center"/>
+            </w:pPr>
+            <w:r>
+              <w:rPr>
+                <w:rFonts w:ascii="Arial" w:hAnsi="Arial"/>
+                <w:b w:val="0"/>
+                <w:i w:val="0"/>
+                <w:sz w:val="18"/>
+              </w:rPr>
+              <w:t>4634</w:t>
+            </w:r>
+          </w:p>
+        </w:tc>
+      </w:tr>
+      <w:tr>
+        <w:tc>
+          <w:tcPr>
+            <w:tcW w:type="dxa" w:w="5040"/>
+            <w:shd w:fill="F9F9F9"/>
+            <w:tcMar>
+              <w:top w:w="100" w:type="dxa"/>
+              <w:bottom w:w="100" w:type="dxa"/>
+              <w:left w:w="150" w:type="dxa"/>
+              <w:right w:w="150" w:type="dxa"/>
+            </w:tcMar>
+          </w:tcPr>
+          <w:p>
+            <w:pPr>
+              <w:spacing w:after="0" w:before="0"/>
+              <w:jc w:val="center"/>
+            </w:pPr>
+            <w:r>
+              <w:rPr>
+                <w:rFonts w:ascii="Arial" w:hAnsi="Arial"/>
+                <w:b w:val="0"/>
+                <w:i w:val="0"/>
+                <w:sz w:val="18"/>
+              </w:rPr>
+              <w:t>Homicidios Año 2024 (Año completo)</w:t>
+            </w:r>
+          </w:p>
+        </w:tc>
+        <w:tc>
+          <w:tcPr>
+            <w:tcW w:type="dxa" w:w="2880"/>
+            <w:shd w:fill="F9F9F9"/>
+            <w:tcMar>
+              <w:top w:w="100" w:type="dxa"/>
+              <w:bottom w:w="100" w:type="dxa"/>
+              <w:left w:w="150" w:type="dxa"/>
+              <w:right w:w="150" w:type="dxa"/>
+            </w:tcMar>
+          </w:tcPr>
+          <w:p>
+            <w:pPr>
+              <w:spacing w:after="0" w:before="0"/>
+              <w:jc w:val="center"/>
+            </w:pPr>
+            <w:r>
+              <w:rPr>
+                <w:rFonts w:ascii="Arial" w:hAnsi="Arial"/>
+                <w:b w:val="0"/>
+                <w:i w:val="0"/>
+                <w:sz w:val="18"/>
+              </w:rPr>
+              <w:t>1926</w:t>
+            </w:r>
+          </w:p>
+        </w:tc>
+      </w:tr>
+      <w:tr>
+        <w:tc>
+          <w:tcPr>
+            <w:tcW w:type="dxa" w:w="5040"/>
+            <w:shd w:fill="FFFFFF"/>
+            <w:tcMar>
+              <w:top w:w="100" w:type="dxa"/>
+              <w:bottom w:w="100" w:type="dxa"/>
+              <w:left w:w="150" w:type="dxa"/>
+              <w:right w:w="150" w:type="dxa"/>
+            </w:tcMar>
+          </w:tcPr>
+          <w:p>
+            <w:pPr>
+              <w:spacing w:after="0" w:before="0"/>
+              <w:jc w:val="center"/>
+            </w:pPr>
+            <w:r>
+              <w:rPr>
+                <w:rFonts w:ascii="Arial" w:hAnsi="Arial"/>
+                <w:b w:val="0"/>
+                <w:i w:val="0"/>
+                <w:sz w:val="18"/>
+              </w:rPr>
+              <w:t>Homicidios Año 2025 (Año completo)</w:t>
+            </w:r>
+          </w:p>
+        </w:tc>
+        <w:tc>
+          <w:tcPr>
+            <w:tcW w:type="dxa" w:w="2880"/>
+            <w:shd w:fill="FFFFFF"/>
+            <w:tcMar>
+              <w:top w:w="100" w:type="dxa"/>
+              <w:bottom w:w="100" w:type="dxa"/>
+              <w:left w:w="150" w:type="dxa"/>
+              <w:right w:w="150" w:type="dxa"/>
+            </w:tcMar>
+          </w:tcPr>
+          <w:p>
+            <w:pPr>
+              <w:spacing w:after="0" w:before="0"/>
+              <w:jc w:val="center"/>
+            </w:pPr>
+            <w:r>
+              <w:rPr>
+                <w:rFonts w:ascii="Arial" w:hAnsi="Arial"/>
+                <w:b w:val="0"/>
+                <w:i w:val="0"/>
+                <w:sz w:val="18"/>
+              </w:rPr>
+              <w:t>2506</w:t>
+            </w:r>
+          </w:p>
+        </w:tc>
+      </w:tr>
+      <w:tr>
+        <w:tc>
+          <w:tcPr>
+            <w:tcW w:type="dxa" w:w="5040"/>
+            <w:shd w:fill="F9F9F9"/>
+            <w:tcMar>
+              <w:top w:w="100" w:type="dxa"/>
+              <w:bottom w:w="100" w:type="dxa"/>
+              <w:left w:w="150" w:type="dxa"/>
+              <w:right w:w="150" w:type="dxa"/>
+            </w:tcMar>
+          </w:tcPr>
+          <w:p>
+            <w:pPr>
+              <w:spacing w:after="0" w:before="0"/>
+              <w:jc w:val="center"/>
+            </w:pPr>
+            <w:r>
+              <w:rPr>
+                <w:rFonts w:ascii="Arial" w:hAnsi="Arial"/>
+                <w:b w:val="0"/>
+                <w:i w:val="0"/>
+                <w:sz w:val="18"/>
+              </w:rPr>
+              <w:t>Homicidios Año 2026 (Solo Enero)</w:t>
+            </w:r>
+          </w:p>
+        </w:tc>
+        <w:tc>
+          <w:tcPr>
+            <w:tcW w:type="dxa" w:w="2880"/>
+            <w:shd w:fill="F9F9F9"/>
+            <w:tcMar>
+              <w:top w:w="100" w:type="dxa"/>
+              <w:bottom w:w="100" w:type="dxa"/>
+              <w:left w:w="150" w:type="dxa"/>
+              <w:right w:w="150" w:type="dxa"/>
+            </w:tcMar>
+          </w:tcPr>
+          <w:p>
+            <w:pPr>
+              <w:spacing w:after="0" w:before="0"/>
+              <w:jc w:val="center"/>
+            </w:pPr>
+            <w:r>
+              <w:rPr>
+                <w:rFonts w:ascii="Arial" w:hAnsi="Arial"/>
+                <w:b w:val="0"/>
+                <w:i w:val="0"/>
+                <w:sz w:val="18"/>
+              </w:rPr>
+              <w:t>202</w:t>
+            </w:r>
+          </w:p>
+        </w:tc>
+      </w:tr>
+      <w:tr>
+        <w:tc>
+          <w:tcPr>
+            <w:tcW w:type="dxa" w:w="5040"/>
+            <w:shd w:fill="FFFFFF"/>
+            <w:tcMar>
+              <w:top w:w="100" w:type="dxa"/>
+              <w:bottom w:w="100" w:type="dxa"/>
+              <w:left w:w="150" w:type="dxa"/>
+              <w:right w:w="150" w:type="dxa"/>
+            </w:tcMar>
+          </w:tcPr>
+          <w:p>
+            <w:pPr>
+              <w:spacing w:after="0" w:before="0"/>
+              <w:jc w:val="center"/>
+            </w:pPr>
+            <w:r>
+              <w:rPr>
+                <w:rFonts w:ascii="Arial" w:hAnsi="Arial"/>
+                <w:b w:val="0"/>
+                <w:i w:val="0"/>
+                <w:sz w:val="18"/>
+              </w:rPr>
+              <w:t>Total Suma Temporal (Control)</w:t>
             </w:r>
           </w:p>
         </w:tc>
@@ -1505,7 +1953,7 @@
                 <w:i w:val="0"/>
                 <w:sz w:val="18"/>
               </w:rPr>
-              <w:t>Número de Islas (Aislados)</w:t>
+              <w:t>Islas Iniciales (sin conectar)</w:t>
             </w:r>
           </w:p>
         </w:tc>
@@ -1588,7 +2036,7 @@
                 <w:i w:val="0"/>
                 <w:sz w:val="18"/>
               </w:rPr>
-              <w:t>Promedio de Vecinos</w:t>
+              <w:t>Islas Finales (conectadas)</w:t>
             </w:r>
           </w:p>
         </w:tc>
@@ -1615,7 +2063,7 @@
                 <w:i w:val="0"/>
                 <w:sz w:val="18"/>
               </w:rPr>
-              <w:t>5.20</w:t>
+              <w:t>0.0000</w:t>
             </w:r>
           </w:p>
         </w:tc>
@@ -1642,7 +2090,7 @@
                 <w:i w:val="0"/>
                 <w:sz w:val="18"/>
               </w:rPr>
-              <w:t>4.73</w:t>
+              <w:t>0.0000</w:t>
             </w:r>
           </w:p>
         </w:tc>
@@ -1671,7 +2119,7 @@
                 <w:i w:val="0"/>
                 <w:sz w:val="18"/>
               </w:rPr>
-              <w:t>Densidad de la Matriz (%)</w:t>
+              <w:t>Promedio de Vecinos</w:t>
             </w:r>
           </w:p>
         </w:tc>
@@ -1698,7 +2146,7 @@
                 <w:i w:val="0"/>
                 <w:sz w:val="18"/>
               </w:rPr>
-              <w:t>212.98</w:t>
+              <w:t>5.25</w:t>
             </w:r>
           </w:p>
         </w:tc>
@@ -1725,7 +2173,7 @@
                 <w:i w:val="0"/>
                 <w:sz w:val="18"/>
               </w:rPr>
-              <w:t>193.83</w:t>
+              <w:t>4.78</w:t>
             </w:r>
           </w:p>
         </w:tc>
@@ -1754,7 +2202,7 @@
                 <w:i w:val="0"/>
                 <w:sz w:val="18"/>
               </w:rPr>
-              <w:t>Máximo número de vecinos</w:t>
+              <w:t>Densidad de la Matriz (%)</w:t>
             </w:r>
           </w:p>
         </w:tc>
@@ -1781,6 +2229,89 @@
                 <w:i w:val="0"/>
                 <w:sz w:val="18"/>
               </w:rPr>
+              <w:t>215.00</w:t>
+            </w:r>
+          </w:p>
+        </w:tc>
+        <w:tc>
+          <w:tcPr>
+            <w:tcW w:type="dxa" w:w="2880"/>
+            <w:shd w:fill="FFFFFF"/>
+            <w:tcMar>
+              <w:top w:w="100" w:type="dxa"/>
+              <w:bottom w:w="100" w:type="dxa"/>
+              <w:left w:w="150" w:type="dxa"/>
+              <w:right w:w="150" w:type="dxa"/>
+            </w:tcMar>
+          </w:tcPr>
+          <w:p>
+            <w:pPr>
+              <w:spacing w:after="0" w:before="0"/>
+              <w:jc w:val="center"/>
+            </w:pPr>
+            <w:r>
+              <w:rPr>
+                <w:rFonts w:ascii="Arial" w:hAnsi="Arial"/>
+                <w:b w:val="0"/>
+                <w:i w:val="0"/>
+                <w:sz w:val="18"/>
+              </w:rPr>
+              <w:t>195.85</w:t>
+            </w:r>
+          </w:p>
+        </w:tc>
+      </w:tr>
+      <w:tr>
+        <w:tc>
+          <w:tcPr>
+            <w:tcW w:type="dxa" w:w="3600"/>
+            <w:shd w:fill="F9F9F9"/>
+            <w:tcMar>
+              <w:top w:w="100" w:type="dxa"/>
+              <w:bottom w:w="100" w:type="dxa"/>
+              <w:left w:w="150" w:type="dxa"/>
+              <w:right w:w="150" w:type="dxa"/>
+            </w:tcMar>
+          </w:tcPr>
+          <w:p>
+            <w:pPr>
+              <w:spacing w:after="0" w:before="0"/>
+              <w:jc w:val="center"/>
+            </w:pPr>
+            <w:r>
+              <w:rPr>
+                <w:rFonts w:ascii="Arial" w:hAnsi="Arial"/>
+                <w:b w:val="0"/>
+                <w:i w:val="0"/>
+                <w:sz w:val="18"/>
+              </w:rPr>
+              <w:t>Máximo número de vecinos</w:t>
+            </w:r>
+          </w:p>
+        </w:tc>
+        <w:tc>
+          <w:tcPr>
+            <w:tcW w:type="dxa" w:w="2880"/>
+            <w:shd w:fill="F9F9F9"/>
+            <w:tcMar>
+              <w:top w:w="100" w:type="dxa"/>
+              <w:bottom w:w="100" w:type="dxa"/>
+              <w:left w:w="150" w:type="dxa"/>
+              <w:right w:w="150" w:type="dxa"/>
+            </w:tcMar>
+          </w:tcPr>
+          <w:p>
+            <w:pPr>
+              <w:spacing w:after="0" w:before="0"/>
+              <w:jc w:val="center"/>
+            </w:pPr>
+            <w:r>
+              <w:rPr>
+                <w:rFonts w:ascii="Arial" w:hAnsi="Arial"/>
+                <w:b w:val="0"/>
+                <w:i w:val="0"/>
+                <w:sz w:val="18"/>
+              </w:rPr>
               <w:t>17.00</w:t>
             </w:r>
           </w:p>
@@ -1788,7 +2319,7 @@
         <w:tc>
           <w:tcPr>
             <w:tcW w:type="dxa" w:w="2880"/>
-            <w:shd w:fill="FFFFFF"/>
+            <w:shd w:fill="F9F9F9"/>
             <w:tcMar>
               <w:top w:w="100" w:type="dxa"/>
               <w:bottom w:w="100" w:type="dxa"/>
@@ -1817,7 +2348,7 @@
         <w:tc>
           <w:tcPr>
             <w:tcW w:type="dxa" w:w="3600"/>
-            <w:shd w:fill="F9F9F9"/>
+            <w:shd w:fill="FFFFFF"/>
             <w:tcMar>
               <w:top w:w="100" w:type="dxa"/>
               <w:bottom w:w="100" w:type="dxa"/>
@@ -1844,7 +2375,7 @@
         <w:tc>
           <w:tcPr>
             <w:tcW w:type="dxa" w:w="2880"/>
-            <w:shd w:fill="F9F9F9"/>
+            <w:shd w:fill="FFFFFF"/>
             <w:tcMar>
               <w:top w:w="100" w:type="dxa"/>
               <w:bottom w:w="100" w:type="dxa"/>
@@ -1864,14 +2395,14 @@
                 <w:i w:val="0"/>
                 <w:sz w:val="18"/>
               </w:rPr>
-              <w:t>0.0000</w:t>
+              <w:t>1.00</w:t>
             </w:r>
           </w:p>
         </w:tc>
         <w:tc>
           <w:tcPr>
             <w:tcW w:type="dxa" w:w="2880"/>
-            <w:shd w:fill="F9F9F9"/>
+            <w:shd w:fill="FFFFFF"/>
             <w:tcMar>
               <w:top w:w="100" w:type="dxa"/>
               <w:bottom w:w="100" w:type="dxa"/>
@@ -1891,7 +2422,7 @@
                 <w:i w:val="0"/>
                 <w:sz w:val="18"/>
               </w:rPr>
-              <w:t>0.0000</w:t>
+              <w:t>1.00</w:t>
             </w:r>
           </w:p>
         </w:tc>
@@ -2054,7 +2585,7 @@
                 <w:i w:val="0"/>
                 <w:sz w:val="18"/>
               </w:rPr>
-              <w:t>0.1730</w:t>
+              <w:t>0.1103</w:t>
             </w:r>
           </w:p>
         </w:tc>
@@ -2166,7 +2697,7 @@
                 <w:i w:val="0"/>
                 <w:sz w:val="18"/>
               </w:rPr>
-              <w:t>4.36</w:t>
+              <w:t>2.83</w:t>
             </w:r>
           </w:p>
         </w:tc>
@@ -2222,7 +2753,7 @@
                 <w:i w:val="0"/>
                 <w:sz w:val="18"/>
               </w:rPr>
-              <w:t>0.0004</w:t>
+              <w:t>0.0079</w:t>
             </w:r>
           </w:p>
         </w:tc>
@@ -2414,7 +2945,7 @@
                 <w:i w:val="0"/>
                 <w:sz w:val="18"/>
               </w:rPr>
-              <w:t>-15523.0145</w:t>
+              <w:t>-3550.6550</w:t>
             </w:r>
           </w:p>
         </w:tc>
@@ -2441,7 +2972,7 @@
                 <w:i w:val="0"/>
                 <w:sz w:val="18"/>
               </w:rPr>
-              <w:t>-1962.8629</w:t>
+              <w:t>-1553.4064</w:t>
             </w:r>
           </w:p>
         </w:tc>
@@ -2497,7 +3028,7 @@
                 <w:i w:val="0"/>
                 <w:sz w:val="18"/>
               </w:rPr>
-              <w:t>31052.03</w:t>
+              <w:t>7107.31</w:t>
             </w:r>
           </w:p>
         </w:tc>
@@ -2524,7 +3055,7 @@
                 <w:i w:val="0"/>
                 <w:sz w:val="18"/>
               </w:rPr>
-              <w:t>3933.73</w:t>
+              <w:t>3114.81</w:t>
             </w:r>
           </w:p>
         </w:tc>
@@ -2580,7 +3111,7 @@
                 <w:i w:val="0"/>
                 <w:sz w:val="18"/>
               </w:rPr>
-              <w:t>31065.82</w:t>
+              <w:t>7119.88</w:t>
             </w:r>
           </w:p>
         </w:tc>
@@ -2607,7 +3138,7 @@
                 <w:i w:val="0"/>
                 <w:sz w:val="18"/>
               </w:rPr>
-              <w:t>3952.11</w:t>
+              <w:t>3131.57</w:t>
             </w:r>
           </w:p>
         </w:tc>
@@ -2663,7 +3194,7 @@
                 <w:i w:val="0"/>
                 <w:sz w:val="18"/>
               </w:rPr>
-              <w:t>0.0732</w:t>
+              <w:t>0.0507</w:t>
             </w:r>
           </w:p>
         </w:tc>
@@ -2690,7 +3221,7 @@
                 <w:i w:val="0"/>
                 <w:sz w:val="18"/>
               </w:rPr>
-              <w:t>nan</w:t>
+              <w:t>0.0106</w:t>
             </w:r>
           </w:p>
         </w:tc>
@@ -2913,7 +3444,7 @@
                 <w:i w:val="0"/>
                 <w:sz w:val="18"/>
               </w:rPr>
-              <w:t>TRINITARIA NORTE 4</w:t>
+              <w:t>NUEVA PROSPERINA 2</w:t>
             </w:r>
           </w:p>
         </w:tc>
@@ -2940,7 +3471,7 @@
                 <w:i w:val="0"/>
                 <w:sz w:val="18"/>
               </w:rPr>
-              <w:t>TRINITARIA NORTE</w:t>
+              <w:t>NUEVA PROSPERINA</w:t>
             </w:r>
           </w:p>
         </w:tc>
@@ -2967,7 +3498,7 @@
                 <w:i w:val="0"/>
                 <w:sz w:val="18"/>
               </w:rPr>
-              <w:t>ESTEROS</w:t>
+              <w:t>NUEVA PROSPERINA</w:t>
             </w:r>
           </w:p>
         </w:tc>
@@ -2994,7 +3525,7 @@
                 <w:i w:val="0"/>
                 <w:sz w:val="18"/>
               </w:rPr>
-              <w:t>23.97</w:t>
+              <w:t>4.10</w:t>
             </w:r>
           </w:p>
         </w:tc>
@@ -3021,7 +3552,281 @@
                 <w:i w:val="0"/>
                 <w:sz w:val="18"/>
               </w:rPr>
-              <w:t>1.00</w:t>
+              <w:t>0.9998</w:t>
+            </w:r>
+          </w:p>
+        </w:tc>
+      </w:tr>
+      <w:tr>
+        <w:tc>
+          <w:tcPr>
+            <w:tcW w:type="dxa" w:w="2880"/>
+            <w:shd w:fill="F9F9F9"/>
+            <w:tcMar>
+              <w:top w:w="100" w:type="dxa"/>
+              <w:bottom w:w="100" w:type="dxa"/>
+              <w:left w:w="150" w:type="dxa"/>
+              <w:right w:w="150" w:type="dxa"/>
+            </w:tcMar>
+          </w:tcPr>
+          <w:p>
+            <w:pPr>
+              <w:spacing w:after="0" w:before="0"/>
+              <w:jc w:val="center"/>
+            </w:pPr>
+            <w:r>
+              <w:rPr>
+                <w:rFonts w:ascii="Arial" w:hAnsi="Arial"/>
+                <w:b w:val="0"/>
+                <w:i w:val="0"/>
+                <w:sz w:val="18"/>
+              </w:rPr>
+              <w:t>NUEVO GUAYAQUIL 3</w:t>
+            </w:r>
+          </w:p>
+        </w:tc>
+        <w:tc>
+          <w:tcPr>
+            <w:tcW w:type="dxa" w:w="2160"/>
+            <w:shd w:fill="F9F9F9"/>
+            <w:tcMar>
+              <w:top w:w="100" w:type="dxa"/>
+              <w:bottom w:w="100" w:type="dxa"/>
+              <w:left w:w="150" w:type="dxa"/>
+              <w:right w:w="150" w:type="dxa"/>
+            </w:tcMar>
+          </w:tcPr>
+          <w:p>
+            <w:pPr>
+              <w:spacing w:after="0" w:before="0"/>
+              <w:jc w:val="center"/>
+            </w:pPr>
+            <w:r>
+              <w:rPr>
+                <w:rFonts w:ascii="Arial" w:hAnsi="Arial"/>
+                <w:b w:val="0"/>
+                <w:i w:val="0"/>
+                <w:sz w:val="18"/>
+              </w:rPr>
+              <w:t>NUEVO GUAYAQUIL</w:t>
+            </w:r>
+          </w:p>
+        </w:tc>
+        <w:tc>
+          <w:tcPr>
+            <w:tcW w:type="dxa" w:w="2160"/>
+            <w:shd w:fill="F9F9F9"/>
+            <w:tcMar>
+              <w:top w:w="100" w:type="dxa"/>
+              <w:bottom w:w="100" w:type="dxa"/>
+              <w:left w:w="150" w:type="dxa"/>
+              <w:right w:w="150" w:type="dxa"/>
+            </w:tcMar>
+          </w:tcPr>
+          <w:p>
+            <w:pPr>
+              <w:spacing w:after="0" w:before="0"/>
+              <w:jc w:val="center"/>
+            </w:pPr>
+            <w:r>
+              <w:rPr>
+                <w:rFonts w:ascii="Arial" w:hAnsi="Arial"/>
+                <w:b w:val="0"/>
+                <w:i w:val="0"/>
+                <w:sz w:val="18"/>
+              </w:rPr>
+              <w:t>NUEVA PROSPERINA</w:t>
+            </w:r>
+          </w:p>
+        </w:tc>
+        <w:tc>
+          <w:tcPr>
+            <w:tcW w:type="dxa" w:w="2160"/>
+            <w:shd w:fill="F9F9F9"/>
+            <w:tcMar>
+              <w:top w:w="100" w:type="dxa"/>
+              <w:bottom w:w="100" w:type="dxa"/>
+              <w:left w:w="150" w:type="dxa"/>
+              <w:right w:w="150" w:type="dxa"/>
+            </w:tcMar>
+          </w:tcPr>
+          <w:p>
+            <w:pPr>
+              <w:spacing w:after="0" w:before="0"/>
+              <w:jc w:val="center"/>
+            </w:pPr>
+            <w:r>
+              <w:rPr>
+                <w:rFonts w:ascii="Arial" w:hAnsi="Arial"/>
+                <w:b w:val="0"/>
+                <w:i w:val="0"/>
+                <w:sz w:val="18"/>
+              </w:rPr>
+              <w:t>4.02</w:t>
+            </w:r>
+          </w:p>
+        </w:tc>
+        <w:tc>
+          <w:tcPr>
+            <w:tcW w:type="dxa" w:w="1440"/>
+            <w:shd w:fill="F9F9F9"/>
+            <w:tcMar>
+              <w:top w:w="100" w:type="dxa"/>
+              <w:bottom w:w="100" w:type="dxa"/>
+              <w:left w:w="150" w:type="dxa"/>
+              <w:right w:w="150" w:type="dxa"/>
+            </w:tcMar>
+          </w:tcPr>
+          <w:p>
+            <w:pPr>
+              <w:spacing w:after="0" w:before="0"/>
+              <w:jc w:val="center"/>
+            </w:pPr>
+            <w:r>
+              <w:rPr>
+                <w:rFonts w:ascii="Arial" w:hAnsi="Arial"/>
+                <w:b w:val="0"/>
+                <w:i w:val="0"/>
+                <w:sz w:val="18"/>
+              </w:rPr>
+              <w:t>0.9998</w:t>
+            </w:r>
+          </w:p>
+        </w:tc>
+      </w:tr>
+      <w:tr>
+        <w:tc>
+          <w:tcPr>
+            <w:tcW w:type="dxa" w:w="2880"/>
+            <w:shd w:fill="FFFFFF"/>
+            <w:tcMar>
+              <w:top w:w="100" w:type="dxa"/>
+              <w:bottom w:w="100" w:type="dxa"/>
+              <w:left w:w="150" w:type="dxa"/>
+              <w:right w:w="150" w:type="dxa"/>
+            </w:tcMar>
+          </w:tcPr>
+          <w:p>
+            <w:pPr>
+              <w:spacing w:after="0" w:before="0"/>
+              <w:jc w:val="center"/>
+            </w:pPr>
+            <w:r>
+              <w:rPr>
+                <w:rFonts w:ascii="Arial" w:hAnsi="Arial"/>
+                <w:b w:val="0"/>
+                <w:i w:val="0"/>
+                <w:sz w:val="18"/>
+              </w:rPr>
+              <w:t>PARAISO LA FLOR 4</w:t>
+            </w:r>
+          </w:p>
+        </w:tc>
+        <w:tc>
+          <w:tcPr>
+            <w:tcW w:type="dxa" w:w="2160"/>
+            <w:shd w:fill="FFFFFF"/>
+            <w:tcMar>
+              <w:top w:w="100" w:type="dxa"/>
+              <w:bottom w:w="100" w:type="dxa"/>
+              <w:left w:w="150" w:type="dxa"/>
+              <w:right w:w="150" w:type="dxa"/>
+            </w:tcMar>
+          </w:tcPr>
+          <w:p>
+            <w:pPr>
+              <w:spacing w:after="0" w:before="0"/>
+              <w:jc w:val="center"/>
+            </w:pPr>
+            <w:r>
+              <w:rPr>
+                <w:rFonts w:ascii="Arial" w:hAnsi="Arial"/>
+                <w:b w:val="0"/>
+                <w:i w:val="0"/>
+                <w:sz w:val="18"/>
+              </w:rPr>
+              <w:t>PARAISO LA FLOR</w:t>
+            </w:r>
+          </w:p>
+        </w:tc>
+        <w:tc>
+          <w:tcPr>
+            <w:tcW w:type="dxa" w:w="2160"/>
+            <w:shd w:fill="FFFFFF"/>
+            <w:tcMar>
+              <w:top w:w="100" w:type="dxa"/>
+              <w:bottom w:w="100" w:type="dxa"/>
+              <w:left w:w="150" w:type="dxa"/>
+              <w:right w:w="150" w:type="dxa"/>
+            </w:tcMar>
+          </w:tcPr>
+          <w:p>
+            <w:pPr>
+              <w:spacing w:after="0" w:before="0"/>
+              <w:jc w:val="center"/>
+            </w:pPr>
+            <w:r>
+              <w:rPr>
+                <w:rFonts w:ascii="Arial" w:hAnsi="Arial"/>
+                <w:b w:val="0"/>
+                <w:i w:val="0"/>
+                <w:sz w:val="18"/>
+              </w:rPr>
+              <w:t>NUEVA PROSPERINA</w:t>
+            </w:r>
+          </w:p>
+        </w:tc>
+        <w:tc>
+          <w:tcPr>
+            <w:tcW w:type="dxa" w:w="2160"/>
+            <w:shd w:fill="FFFFFF"/>
+            <w:tcMar>
+              <w:top w:w="100" w:type="dxa"/>
+              <w:bottom w:w="100" w:type="dxa"/>
+              <w:left w:w="150" w:type="dxa"/>
+              <w:right w:w="150" w:type="dxa"/>
+            </w:tcMar>
+          </w:tcPr>
+          <w:p>
+            <w:pPr>
+              <w:spacing w:after="0" w:before="0"/>
+              <w:jc w:val="center"/>
+            </w:pPr>
+            <w:r>
+              <w:rPr>
+                <w:rFonts w:ascii="Arial" w:hAnsi="Arial"/>
+                <w:b w:val="0"/>
+                <w:i w:val="0"/>
+                <w:sz w:val="18"/>
+              </w:rPr>
+              <w:t>3.93</w:t>
+            </w:r>
+          </w:p>
+        </w:tc>
+        <w:tc>
+          <w:tcPr>
+            <w:tcW w:type="dxa" w:w="1440"/>
+            <w:shd w:fill="FFFFFF"/>
+            <w:tcMar>
+              <w:top w:w="100" w:type="dxa"/>
+              <w:bottom w:w="100" w:type="dxa"/>
+              <w:left w:w="150" w:type="dxa"/>
+              <w:right w:w="150" w:type="dxa"/>
+            </w:tcMar>
+          </w:tcPr>
+          <w:p>
+            <w:pPr>
+              <w:spacing w:after="0" w:before="0"/>
+              <w:jc w:val="center"/>
+            </w:pPr>
+            <w:r>
+              <w:rPr>
+                <w:rFonts w:ascii="Arial" w:hAnsi="Arial"/>
+                <w:b w:val="0"/>
+                <w:i w:val="0"/>
+                <w:sz w:val="18"/>
+              </w:rPr>
+              <w:t>0.9995</w:t>
             </w:r>
           </w:p>
         </w:tc>
@@ -3131,7 +3936,7 @@
                 <w:i w:val="0"/>
                 <w:sz w:val="18"/>
               </w:rPr>
-              <w:t>21.02</w:t>
+              <w:t>3.89</w:t>
             </w:r>
           </w:p>
         </w:tc>
@@ -3158,7 +3963,7 @@
                 <w:i w:val="0"/>
                 <w:sz w:val="18"/>
               </w:rPr>
-              <w:t>1.00</w:t>
+              <w:t>0.9998</w:t>
             </w:r>
           </w:p>
         </w:tc>
@@ -3187,7 +3992,7 @@
                 <w:i w:val="0"/>
                 <w:sz w:val="18"/>
               </w:rPr>
-              <w:t>SUBURBIO 1</w:t>
+              <w:t>PASCUALES 2</w:t>
             </w:r>
           </w:p>
         </w:tc>
@@ -3214,7 +4019,7 @@
                 <w:i w:val="0"/>
                 <w:sz w:val="18"/>
               </w:rPr>
-              <w:t>SUBURBIO</w:t>
+              <w:t>PASCUALES</w:t>
             </w:r>
           </w:p>
         </w:tc>
@@ -3241,7 +4046,7 @@
                 <w:i w:val="0"/>
                 <w:sz w:val="18"/>
               </w:rPr>
-              <w:t>PORTETE</w:t>
+              <w:t>PASCUALES</w:t>
             </w:r>
           </w:p>
         </w:tc>
@@ -3268,7 +4073,7 @@
                 <w:i w:val="0"/>
                 <w:sz w:val="18"/>
               </w:rPr>
-              <w:t>20.48</w:t>
+              <w:t>3.74</w:t>
             </w:r>
           </w:p>
         </w:tc>
@@ -3295,7 +4100,7 @@
                 <w:i w:val="0"/>
                 <w:sz w:val="18"/>
               </w:rPr>
-              <w:t>0.9983</w:t>
+              <w:t>0.9990</w:t>
             </w:r>
           </w:p>
         </w:tc>
@@ -3324,7 +4129,7 @@
                 <w:i w:val="0"/>
                 <w:sz w:val="18"/>
               </w:rPr>
-              <w:t>TRINITARIA SUR 4</w:t>
+              <w:t>SAN FRANCISCO 2</w:t>
             </w:r>
           </w:p>
         </w:tc>
@@ -3351,7 +4156,7 @@
                 <w:i w:val="0"/>
                 <w:sz w:val="18"/>
               </w:rPr>
-              <w:t>TRINITARIA SUR</w:t>
+              <w:t>SAN FRANCISCO</w:t>
             </w:r>
           </w:p>
         </w:tc>
@@ -3378,7 +4183,7 @@
                 <w:i w:val="0"/>
                 <w:sz w:val="18"/>
               </w:rPr>
-              <w:t>ESTEROS</w:t>
+              <w:t>PASCUALES</w:t>
             </w:r>
           </w:p>
         </w:tc>
@@ -3405,7 +4210,7 @@
                 <w:i w:val="0"/>
                 <w:sz w:val="18"/>
               </w:rPr>
-              <w:t>17.50</w:t>
+              <w:t>3.65</w:t>
             </w:r>
           </w:p>
         </w:tc>
@@ -3432,7 +4237,7 @@
                 <w:i w:val="0"/>
                 <w:sz w:val="18"/>
               </w:rPr>
-              <w:t>1.00</w:t>
+              <w:t>0.9980</w:t>
             </w:r>
           </w:p>
         </w:tc>
@@ -3461,7 +4266,7 @@
                 <w:i w:val="0"/>
                 <w:sz w:val="18"/>
               </w:rPr>
-              <w:t>NUEVO GUAYAQUIL 3</w:t>
+              <w:t>TRINITARIA NORTE 2</w:t>
             </w:r>
           </w:p>
         </w:tc>
@@ -3488,555 +4293,7 @@
                 <w:i w:val="0"/>
                 <w:sz w:val="18"/>
               </w:rPr>
-              <w:t>NUEVO GUAYAQUIL</w:t>
-            </w:r>
-          </w:p>
-        </w:tc>
-        <w:tc>
-          <w:tcPr>
-            <w:tcW w:type="dxa" w:w="2160"/>
-            <w:shd w:fill="FFFFFF"/>
-            <w:tcMar>
-              <w:top w:w="100" w:type="dxa"/>
-              <w:bottom w:w="100" w:type="dxa"/>
-              <w:left w:w="150" w:type="dxa"/>
-              <w:right w:w="150" w:type="dxa"/>
-            </w:tcMar>
-          </w:tcPr>
-          <w:p>
-            <w:pPr>
-              <w:spacing w:after="0" w:before="0"/>
-              <w:jc w:val="center"/>
-            </w:pPr>
-            <w:r>
-              <w:rPr>
-                <w:rFonts w:ascii="Arial" w:hAnsi="Arial"/>
-                <w:b w:val="0"/>
-                <w:i w:val="0"/>
-                <w:sz w:val="18"/>
-              </w:rPr>
-              <w:t>NUEVA PROSPERINA</w:t>
-            </w:r>
-          </w:p>
-        </w:tc>
-        <w:tc>
-          <w:tcPr>
-            <w:tcW w:type="dxa" w:w="2160"/>
-            <w:shd w:fill="FFFFFF"/>
-            <w:tcMar>
-              <w:top w:w="100" w:type="dxa"/>
-              <w:bottom w:w="100" w:type="dxa"/>
-              <w:left w:w="150" w:type="dxa"/>
-              <w:right w:w="150" w:type="dxa"/>
-            </w:tcMar>
-          </w:tcPr>
-          <w:p>
-            <w:pPr>
-              <w:spacing w:after="0" w:before="0"/>
-              <w:jc w:val="center"/>
-            </w:pPr>
-            <w:r>
-              <w:rPr>
-                <w:rFonts w:ascii="Arial" w:hAnsi="Arial"/>
-                <w:b w:val="0"/>
-                <w:i w:val="0"/>
-                <w:sz w:val="18"/>
-              </w:rPr>
-              <w:t>17.13</w:t>
-            </w:r>
-          </w:p>
-        </w:tc>
-        <w:tc>
-          <w:tcPr>
-            <w:tcW w:type="dxa" w:w="1440"/>
-            <w:shd w:fill="FFFFFF"/>
-            <w:tcMar>
-              <w:top w:w="100" w:type="dxa"/>
-              <w:bottom w:w="100" w:type="dxa"/>
-              <w:left w:w="150" w:type="dxa"/>
-              <w:right w:w="150" w:type="dxa"/>
-            </w:tcMar>
-          </w:tcPr>
-          <w:p>
-            <w:pPr>
-              <w:spacing w:after="0" w:before="0"/>
-              <w:jc w:val="center"/>
-            </w:pPr>
-            <w:r>
-              <w:rPr>
-                <w:rFonts w:ascii="Arial" w:hAnsi="Arial"/>
-                <w:b w:val="0"/>
-                <w:i w:val="0"/>
-                <w:sz w:val="18"/>
-              </w:rPr>
-              <w:t>1.00</w:t>
-            </w:r>
-          </w:p>
-        </w:tc>
-      </w:tr>
-      <w:tr>
-        <w:tc>
-          <w:tcPr>
-            <w:tcW w:type="dxa" w:w="2880"/>
-            <w:shd w:fill="F9F9F9"/>
-            <w:tcMar>
-              <w:top w:w="100" w:type="dxa"/>
-              <w:bottom w:w="100" w:type="dxa"/>
-              <w:left w:w="150" w:type="dxa"/>
-              <w:right w:w="150" w:type="dxa"/>
-            </w:tcMar>
-          </w:tcPr>
-          <w:p>
-            <w:pPr>
-              <w:spacing w:after="0" w:before="0"/>
-              <w:jc w:val="center"/>
-            </w:pPr>
-            <w:r>
-              <w:rPr>
-                <w:rFonts w:ascii="Arial" w:hAnsi="Arial"/>
-                <w:b w:val="0"/>
-                <w:i w:val="0"/>
-                <w:sz w:val="18"/>
-              </w:rPr>
-              <w:t>TRINITARIA NORTE 2</w:t>
-            </w:r>
-          </w:p>
-        </w:tc>
-        <w:tc>
-          <w:tcPr>
-            <w:tcW w:type="dxa" w:w="2160"/>
-            <w:shd w:fill="F9F9F9"/>
-            <w:tcMar>
-              <w:top w:w="100" w:type="dxa"/>
-              <w:bottom w:w="100" w:type="dxa"/>
-              <w:left w:w="150" w:type="dxa"/>
-              <w:right w:w="150" w:type="dxa"/>
-            </w:tcMar>
-          </w:tcPr>
-          <w:p>
-            <w:pPr>
-              <w:spacing w:after="0" w:before="0"/>
-              <w:jc w:val="center"/>
-            </w:pPr>
-            <w:r>
-              <w:rPr>
-                <w:rFonts w:ascii="Arial" w:hAnsi="Arial"/>
-                <w:b w:val="0"/>
-                <w:i w:val="0"/>
-                <w:sz w:val="18"/>
-              </w:rPr>
               <w:t>TRINITARIA NORTE</w:t>
-            </w:r>
-          </w:p>
-        </w:tc>
-        <w:tc>
-          <w:tcPr>
-            <w:tcW w:type="dxa" w:w="2160"/>
-            <w:shd w:fill="F9F9F9"/>
-            <w:tcMar>
-              <w:top w:w="100" w:type="dxa"/>
-              <w:bottom w:w="100" w:type="dxa"/>
-              <w:left w:w="150" w:type="dxa"/>
-              <w:right w:w="150" w:type="dxa"/>
-            </w:tcMar>
-          </w:tcPr>
-          <w:p>
-            <w:pPr>
-              <w:spacing w:after="0" w:before="0"/>
-              <w:jc w:val="center"/>
-            </w:pPr>
-            <w:r>
-              <w:rPr>
-                <w:rFonts w:ascii="Arial" w:hAnsi="Arial"/>
-                <w:b w:val="0"/>
-                <w:i w:val="0"/>
-                <w:sz w:val="18"/>
-              </w:rPr>
-              <w:t>ESTEROS</w:t>
-            </w:r>
-          </w:p>
-        </w:tc>
-        <w:tc>
-          <w:tcPr>
-            <w:tcW w:type="dxa" w:w="2160"/>
-            <w:shd w:fill="F9F9F9"/>
-            <w:tcMar>
-              <w:top w:w="100" w:type="dxa"/>
-              <w:bottom w:w="100" w:type="dxa"/>
-              <w:left w:w="150" w:type="dxa"/>
-              <w:right w:w="150" w:type="dxa"/>
-            </w:tcMar>
-          </w:tcPr>
-          <w:p>
-            <w:pPr>
-              <w:spacing w:after="0" w:before="0"/>
-              <w:jc w:val="center"/>
-            </w:pPr>
-            <w:r>
-              <w:rPr>
-                <w:rFonts w:ascii="Arial" w:hAnsi="Arial"/>
-                <w:b w:val="0"/>
-                <w:i w:val="0"/>
-                <w:sz w:val="18"/>
-              </w:rPr>
-              <w:t>17.08</w:t>
-            </w:r>
-          </w:p>
-        </w:tc>
-        <w:tc>
-          <w:tcPr>
-            <w:tcW w:type="dxa" w:w="1440"/>
-            <w:shd w:fill="F9F9F9"/>
-            <w:tcMar>
-              <w:top w:w="100" w:type="dxa"/>
-              <w:bottom w:w="100" w:type="dxa"/>
-              <w:left w:w="150" w:type="dxa"/>
-              <w:right w:w="150" w:type="dxa"/>
-            </w:tcMar>
-          </w:tcPr>
-          <w:p>
-            <w:pPr>
-              <w:spacing w:after="0" w:before="0"/>
-              <w:jc w:val="center"/>
-            </w:pPr>
-            <w:r>
-              <w:rPr>
-                <w:rFonts w:ascii="Arial" w:hAnsi="Arial"/>
-                <w:b w:val="0"/>
-                <w:i w:val="0"/>
-                <w:sz w:val="18"/>
-              </w:rPr>
-              <w:t>0.9983</w:t>
-            </w:r>
-          </w:p>
-        </w:tc>
-      </w:tr>
-      <w:tr>
-        <w:tc>
-          <w:tcPr>
-            <w:tcW w:type="dxa" w:w="2880"/>
-            <w:shd w:fill="FFFFFF"/>
-            <w:tcMar>
-              <w:top w:w="100" w:type="dxa"/>
-              <w:bottom w:w="100" w:type="dxa"/>
-              <w:left w:w="150" w:type="dxa"/>
-              <w:right w:w="150" w:type="dxa"/>
-            </w:tcMar>
-          </w:tcPr>
-          <w:p>
-            <w:pPr>
-              <w:spacing w:after="0" w:before="0"/>
-              <w:jc w:val="center"/>
-            </w:pPr>
-            <w:r>
-              <w:rPr>
-                <w:rFonts w:ascii="Arial" w:hAnsi="Arial"/>
-                <w:b w:val="0"/>
-                <w:i w:val="0"/>
-                <w:sz w:val="18"/>
-              </w:rPr>
-              <w:t>PARAISO LA FLOR 4</w:t>
-            </w:r>
-          </w:p>
-        </w:tc>
-        <w:tc>
-          <w:tcPr>
-            <w:tcW w:type="dxa" w:w="2160"/>
-            <w:shd w:fill="FFFFFF"/>
-            <w:tcMar>
-              <w:top w:w="100" w:type="dxa"/>
-              <w:bottom w:w="100" w:type="dxa"/>
-              <w:left w:w="150" w:type="dxa"/>
-              <w:right w:w="150" w:type="dxa"/>
-            </w:tcMar>
-          </w:tcPr>
-          <w:p>
-            <w:pPr>
-              <w:spacing w:after="0" w:before="0"/>
-              <w:jc w:val="center"/>
-            </w:pPr>
-            <w:r>
-              <w:rPr>
-                <w:rFonts w:ascii="Arial" w:hAnsi="Arial"/>
-                <w:b w:val="0"/>
-                <w:i w:val="0"/>
-                <w:sz w:val="18"/>
-              </w:rPr>
-              <w:t>PARAISO LA FLOR</w:t>
-            </w:r>
-          </w:p>
-        </w:tc>
-        <w:tc>
-          <w:tcPr>
-            <w:tcW w:type="dxa" w:w="2160"/>
-            <w:shd w:fill="FFFFFF"/>
-            <w:tcMar>
-              <w:top w:w="100" w:type="dxa"/>
-              <w:bottom w:w="100" w:type="dxa"/>
-              <w:left w:w="150" w:type="dxa"/>
-              <w:right w:w="150" w:type="dxa"/>
-            </w:tcMar>
-          </w:tcPr>
-          <w:p>
-            <w:pPr>
-              <w:spacing w:after="0" w:before="0"/>
-              <w:jc w:val="center"/>
-            </w:pPr>
-            <w:r>
-              <w:rPr>
-                <w:rFonts w:ascii="Arial" w:hAnsi="Arial"/>
-                <w:b w:val="0"/>
-                <w:i w:val="0"/>
-                <w:sz w:val="18"/>
-              </w:rPr>
-              <w:t>NUEVA PROSPERINA</w:t>
-            </w:r>
-          </w:p>
-        </w:tc>
-        <w:tc>
-          <w:tcPr>
-            <w:tcW w:type="dxa" w:w="2160"/>
-            <w:shd w:fill="FFFFFF"/>
-            <w:tcMar>
-              <w:top w:w="100" w:type="dxa"/>
-              <w:bottom w:w="100" w:type="dxa"/>
-              <w:left w:w="150" w:type="dxa"/>
-              <w:right w:w="150" w:type="dxa"/>
-            </w:tcMar>
-          </w:tcPr>
-          <w:p>
-            <w:pPr>
-              <w:spacing w:after="0" w:before="0"/>
-              <w:jc w:val="center"/>
-            </w:pPr>
-            <w:r>
-              <w:rPr>
-                <w:rFonts w:ascii="Arial" w:hAnsi="Arial"/>
-                <w:b w:val="0"/>
-                <w:i w:val="0"/>
-                <w:sz w:val="18"/>
-              </w:rPr>
-              <w:t>16.49</w:t>
-            </w:r>
-          </w:p>
-        </w:tc>
-        <w:tc>
-          <w:tcPr>
-            <w:tcW w:type="dxa" w:w="1440"/>
-            <w:shd w:fill="FFFFFF"/>
-            <w:tcMar>
-              <w:top w:w="100" w:type="dxa"/>
-              <w:bottom w:w="100" w:type="dxa"/>
-              <w:left w:w="150" w:type="dxa"/>
-              <w:right w:w="150" w:type="dxa"/>
-            </w:tcMar>
-          </w:tcPr>
-          <w:p>
-            <w:pPr>
-              <w:spacing w:after="0" w:before="0"/>
-              <w:jc w:val="center"/>
-            </w:pPr>
-            <w:r>
-              <w:rPr>
-                <w:rFonts w:ascii="Arial" w:hAnsi="Arial"/>
-                <w:b w:val="0"/>
-                <w:i w:val="0"/>
-                <w:sz w:val="18"/>
-              </w:rPr>
-              <w:t>1.00</w:t>
-            </w:r>
-          </w:p>
-        </w:tc>
-      </w:tr>
-      <w:tr>
-        <w:tc>
-          <w:tcPr>
-            <w:tcW w:type="dxa" w:w="2880"/>
-            <w:shd w:fill="F9F9F9"/>
-            <w:tcMar>
-              <w:top w:w="100" w:type="dxa"/>
-              <w:bottom w:w="100" w:type="dxa"/>
-              <w:left w:w="150" w:type="dxa"/>
-              <w:right w:w="150" w:type="dxa"/>
-            </w:tcMar>
-          </w:tcPr>
-          <w:p>
-            <w:pPr>
-              <w:spacing w:after="0" w:before="0"/>
-              <w:jc w:val="center"/>
-            </w:pPr>
-            <w:r>
-              <w:rPr>
-                <w:rFonts w:ascii="Arial" w:hAnsi="Arial"/>
-                <w:b w:val="0"/>
-                <w:i w:val="0"/>
-                <w:sz w:val="18"/>
-              </w:rPr>
-              <w:t>MALVINAS SUR 2</w:t>
-            </w:r>
-          </w:p>
-        </w:tc>
-        <w:tc>
-          <w:tcPr>
-            <w:tcW w:type="dxa" w:w="2160"/>
-            <w:shd w:fill="F9F9F9"/>
-            <w:tcMar>
-              <w:top w:w="100" w:type="dxa"/>
-              <w:bottom w:w="100" w:type="dxa"/>
-              <w:left w:w="150" w:type="dxa"/>
-              <w:right w:w="150" w:type="dxa"/>
-            </w:tcMar>
-          </w:tcPr>
-          <w:p>
-            <w:pPr>
-              <w:spacing w:after="0" w:before="0"/>
-              <w:jc w:val="center"/>
-            </w:pPr>
-            <w:r>
-              <w:rPr>
-                <w:rFonts w:ascii="Arial" w:hAnsi="Arial"/>
-                <w:b w:val="0"/>
-                <w:i w:val="0"/>
-                <w:sz w:val="18"/>
-              </w:rPr>
-              <w:t>MALVINAS SUR</w:t>
-            </w:r>
-          </w:p>
-        </w:tc>
-        <w:tc>
-          <w:tcPr>
-            <w:tcW w:type="dxa" w:w="2160"/>
-            <w:shd w:fill="F9F9F9"/>
-            <w:tcMar>
-              <w:top w:w="100" w:type="dxa"/>
-              <w:bottom w:w="100" w:type="dxa"/>
-              <w:left w:w="150" w:type="dxa"/>
-              <w:right w:w="150" w:type="dxa"/>
-            </w:tcMar>
-          </w:tcPr>
-          <w:p>
-            <w:pPr>
-              <w:spacing w:after="0" w:before="0"/>
-              <w:jc w:val="center"/>
-            </w:pPr>
-            <w:r>
-              <w:rPr>
-                <w:rFonts w:ascii="Arial" w:hAnsi="Arial"/>
-                <w:b w:val="0"/>
-                <w:i w:val="0"/>
-                <w:sz w:val="18"/>
-              </w:rPr>
-              <w:t>ESTEROS</w:t>
-            </w:r>
-          </w:p>
-        </w:tc>
-        <w:tc>
-          <w:tcPr>
-            <w:tcW w:type="dxa" w:w="2160"/>
-            <w:shd w:fill="F9F9F9"/>
-            <w:tcMar>
-              <w:top w:w="100" w:type="dxa"/>
-              <w:bottom w:w="100" w:type="dxa"/>
-              <w:left w:w="150" w:type="dxa"/>
-              <w:right w:w="150" w:type="dxa"/>
-            </w:tcMar>
-          </w:tcPr>
-          <w:p>
-            <w:pPr>
-              <w:spacing w:after="0" w:before="0"/>
-              <w:jc w:val="center"/>
-            </w:pPr>
-            <w:r>
-              <w:rPr>
-                <w:rFonts w:ascii="Arial" w:hAnsi="Arial"/>
-                <w:b w:val="0"/>
-                <w:i w:val="0"/>
-                <w:sz w:val="18"/>
-              </w:rPr>
-              <w:t>15.59</w:t>
-            </w:r>
-          </w:p>
-        </w:tc>
-        <w:tc>
-          <w:tcPr>
-            <w:tcW w:type="dxa" w:w="1440"/>
-            <w:shd w:fill="F9F9F9"/>
-            <w:tcMar>
-              <w:top w:w="100" w:type="dxa"/>
-              <w:bottom w:w="100" w:type="dxa"/>
-              <w:left w:w="150" w:type="dxa"/>
-              <w:right w:w="150" w:type="dxa"/>
-            </w:tcMar>
-          </w:tcPr>
-          <w:p>
-            <w:pPr>
-              <w:spacing w:after="0" w:before="0"/>
-              <w:jc w:val="center"/>
-            </w:pPr>
-            <w:r>
-              <w:rPr>
-                <w:rFonts w:ascii="Arial" w:hAnsi="Arial"/>
-                <w:b w:val="0"/>
-                <w:i w:val="0"/>
-                <w:sz w:val="18"/>
-              </w:rPr>
-              <w:t>1.00</w:t>
-            </w:r>
-          </w:p>
-        </w:tc>
-      </w:tr>
-      <w:tr>
-        <w:tc>
-          <w:tcPr>
-            <w:tcW w:type="dxa" w:w="2880"/>
-            <w:shd w:fill="FFFFFF"/>
-            <w:tcMar>
-              <w:top w:w="100" w:type="dxa"/>
-              <w:bottom w:w="100" w:type="dxa"/>
-              <w:left w:w="150" w:type="dxa"/>
-              <w:right w:w="150" w:type="dxa"/>
-            </w:tcMar>
-          </w:tcPr>
-          <w:p>
-            <w:pPr>
-              <w:spacing w:after="0" w:before="0"/>
-              <w:jc w:val="center"/>
-            </w:pPr>
-            <w:r>
-              <w:rPr>
-                <w:rFonts w:ascii="Arial" w:hAnsi="Arial"/>
-                <w:b w:val="0"/>
-                <w:i w:val="0"/>
-                <w:sz w:val="18"/>
-              </w:rPr>
-              <w:t>TRINITARIA SUR 5</w:t>
-            </w:r>
-          </w:p>
-        </w:tc>
-        <w:tc>
-          <w:tcPr>
-            <w:tcW w:type="dxa" w:w="2160"/>
-            <w:shd w:fill="FFFFFF"/>
-            <w:tcMar>
-              <w:top w:w="100" w:type="dxa"/>
-              <w:bottom w:w="100" w:type="dxa"/>
-              <w:left w:w="150" w:type="dxa"/>
-              <w:right w:w="150" w:type="dxa"/>
-            </w:tcMar>
-          </w:tcPr>
-          <w:p>
-            <w:pPr>
-              <w:spacing w:after="0" w:before="0"/>
-              <w:jc w:val="center"/>
-            </w:pPr>
-            <w:r>
-              <w:rPr>
-                <w:rFonts w:ascii="Arial" w:hAnsi="Arial"/>
-                <w:b w:val="0"/>
-                <w:i w:val="0"/>
-                <w:sz w:val="18"/>
-              </w:rPr>
-              <w:t>TRINITARIA SUR</w:t>
             </w:r>
           </w:p>
         </w:tc>
@@ -4090,7 +4347,7 @@
                 <w:i w:val="0"/>
                 <w:sz w:val="18"/>
               </w:rPr>
-              <w:t>14.51</w:t>
+              <w:t>3.24</w:t>
             </w:r>
           </w:p>
         </w:tc>
@@ -4117,7 +4374,7 @@
                 <w:i w:val="0"/>
                 <w:sz w:val="18"/>
               </w:rPr>
-              <w:t>0.9983</w:t>
+              <w:t>0.9915</w:t>
             </w:r>
           </w:p>
         </w:tc>
@@ -4146,7 +4403,7 @@
                 <w:i w:val="0"/>
                 <w:sz w:val="18"/>
               </w:rPr>
-              <w:t>MALVINAS SUR 3</w:t>
+              <w:t>PASCUALES 3</w:t>
             </w:r>
           </w:p>
         </w:tc>
@@ -4173,7 +4430,7 @@
                 <w:i w:val="0"/>
                 <w:sz w:val="18"/>
               </w:rPr>
-              <w:t>MALVINAS SUR</w:t>
+              <w:t>PASCUALES</w:t>
             </w:r>
           </w:p>
         </w:tc>
@@ -4200,7 +4457,7 @@
                 <w:i w:val="0"/>
                 <w:sz w:val="18"/>
               </w:rPr>
-              <w:t>ESTEROS</w:t>
+              <w:t>PASCUALES</w:t>
             </w:r>
           </w:p>
         </w:tc>
@@ -4227,7 +4484,7 @@
                 <w:i w:val="0"/>
                 <w:sz w:val="18"/>
               </w:rPr>
-              <w:t>14.37</w:t>
+              <w:t>3.06</w:t>
             </w:r>
           </w:p>
         </w:tc>
@@ -4254,7 +4511,281 @@
                 <w:i w:val="0"/>
                 <w:sz w:val="18"/>
               </w:rPr>
-              <w:t>0.9967</w:t>
+              <w:t>0.9945</w:t>
+            </w:r>
+          </w:p>
+        </w:tc>
+      </w:tr>
+      <w:tr>
+        <w:tc>
+          <w:tcPr>
+            <w:tcW w:type="dxa" w:w="2880"/>
+            <w:shd w:fill="FFFFFF"/>
+            <w:tcMar>
+              <w:top w:w="100" w:type="dxa"/>
+              <w:bottom w:w="100" w:type="dxa"/>
+              <w:left w:w="150" w:type="dxa"/>
+              <w:right w:w="150" w:type="dxa"/>
+            </w:tcMar>
+          </w:tcPr>
+          <w:p>
+            <w:pPr>
+              <w:spacing w:after="0" w:before="0"/>
+              <w:jc w:val="center"/>
+            </w:pPr>
+            <w:r>
+              <w:rPr>
+                <w:rFonts w:ascii="Arial" w:hAnsi="Arial"/>
+                <w:b w:val="0"/>
+                <w:i w:val="0"/>
+                <w:sz w:val="18"/>
+              </w:rPr>
+              <w:t>7 LAGOS 3</w:t>
+            </w:r>
+          </w:p>
+        </w:tc>
+        <w:tc>
+          <w:tcPr>
+            <w:tcW w:type="dxa" w:w="2160"/>
+            <w:shd w:fill="FFFFFF"/>
+            <w:tcMar>
+              <w:top w:w="100" w:type="dxa"/>
+              <w:bottom w:w="100" w:type="dxa"/>
+              <w:left w:w="150" w:type="dxa"/>
+              <w:right w:w="150" w:type="dxa"/>
+            </w:tcMar>
+          </w:tcPr>
+          <w:p>
+            <w:pPr>
+              <w:spacing w:after="0" w:before="0"/>
+              <w:jc w:val="center"/>
+            </w:pPr>
+            <w:r>
+              <w:rPr>
+                <w:rFonts w:ascii="Arial" w:hAnsi="Arial"/>
+                <w:b w:val="0"/>
+                <w:i w:val="0"/>
+                <w:sz w:val="18"/>
+              </w:rPr>
+              <w:t>7 LAGOS</w:t>
+            </w:r>
+          </w:p>
+        </w:tc>
+        <w:tc>
+          <w:tcPr>
+            <w:tcW w:type="dxa" w:w="2160"/>
+            <w:shd w:fill="FFFFFF"/>
+            <w:tcMar>
+              <w:top w:w="100" w:type="dxa"/>
+              <w:bottom w:w="100" w:type="dxa"/>
+              <w:left w:w="150" w:type="dxa"/>
+              <w:right w:w="150" w:type="dxa"/>
+            </w:tcMar>
+          </w:tcPr>
+          <w:p>
+            <w:pPr>
+              <w:spacing w:after="0" w:before="0"/>
+              <w:jc w:val="center"/>
+            </w:pPr>
+            <w:r>
+              <w:rPr>
+                <w:rFonts w:ascii="Arial" w:hAnsi="Arial"/>
+                <w:b w:val="0"/>
+                <w:i w:val="0"/>
+                <w:sz w:val="18"/>
+              </w:rPr>
+              <w:t>SUR</w:t>
+            </w:r>
+          </w:p>
+        </w:tc>
+        <w:tc>
+          <w:tcPr>
+            <w:tcW w:type="dxa" w:w="2160"/>
+            <w:shd w:fill="FFFFFF"/>
+            <w:tcMar>
+              <w:top w:w="100" w:type="dxa"/>
+              <w:bottom w:w="100" w:type="dxa"/>
+              <w:left w:w="150" w:type="dxa"/>
+              <w:right w:w="150" w:type="dxa"/>
+            </w:tcMar>
+          </w:tcPr>
+          <w:p>
+            <w:pPr>
+              <w:spacing w:after="0" w:before="0"/>
+              <w:jc w:val="center"/>
+            </w:pPr>
+            <w:r>
+              <w:rPr>
+                <w:rFonts w:ascii="Arial" w:hAnsi="Arial"/>
+                <w:b w:val="0"/>
+                <w:i w:val="0"/>
+                <w:sz w:val="18"/>
+              </w:rPr>
+              <w:t>2.95</w:t>
+            </w:r>
+          </w:p>
+        </w:tc>
+        <w:tc>
+          <w:tcPr>
+            <w:tcW w:type="dxa" w:w="1440"/>
+            <w:shd w:fill="FFFFFF"/>
+            <w:tcMar>
+              <w:top w:w="100" w:type="dxa"/>
+              <w:bottom w:w="100" w:type="dxa"/>
+              <w:left w:w="150" w:type="dxa"/>
+              <w:right w:w="150" w:type="dxa"/>
+            </w:tcMar>
+          </w:tcPr>
+          <w:p>
+            <w:pPr>
+              <w:spacing w:after="0" w:before="0"/>
+              <w:jc w:val="center"/>
+            </w:pPr>
+            <w:r>
+              <w:rPr>
+                <w:rFonts w:ascii="Arial" w:hAnsi="Arial"/>
+                <w:b w:val="0"/>
+                <w:i w:val="0"/>
+                <w:sz w:val="18"/>
+              </w:rPr>
+              <w:t>0.9925</w:t>
+            </w:r>
+          </w:p>
+        </w:tc>
+      </w:tr>
+      <w:tr>
+        <w:tc>
+          <w:tcPr>
+            <w:tcW w:type="dxa" w:w="2880"/>
+            <w:shd w:fill="F9F9F9"/>
+            <w:tcMar>
+              <w:top w:w="100" w:type="dxa"/>
+              <w:bottom w:w="100" w:type="dxa"/>
+              <w:left w:w="150" w:type="dxa"/>
+              <w:right w:w="150" w:type="dxa"/>
+            </w:tcMar>
+          </w:tcPr>
+          <w:p>
+            <w:pPr>
+              <w:spacing w:after="0" w:before="0"/>
+              <w:jc w:val="center"/>
+            </w:pPr>
+            <w:r>
+              <w:rPr>
+                <w:rFonts w:ascii="Arial" w:hAnsi="Arial"/>
+                <w:b w:val="0"/>
+                <w:i w:val="0"/>
+                <w:sz w:val="18"/>
+              </w:rPr>
+              <w:t>FLORESTA 2</w:t>
+            </w:r>
+          </w:p>
+        </w:tc>
+        <w:tc>
+          <w:tcPr>
+            <w:tcW w:type="dxa" w:w="2160"/>
+            <w:shd w:fill="F9F9F9"/>
+            <w:tcMar>
+              <w:top w:w="100" w:type="dxa"/>
+              <w:bottom w:w="100" w:type="dxa"/>
+              <w:left w:w="150" w:type="dxa"/>
+              <w:right w:w="150" w:type="dxa"/>
+            </w:tcMar>
+          </w:tcPr>
+          <w:p>
+            <w:pPr>
+              <w:spacing w:after="0" w:before="0"/>
+              <w:jc w:val="center"/>
+            </w:pPr>
+            <w:r>
+              <w:rPr>
+                <w:rFonts w:ascii="Arial" w:hAnsi="Arial"/>
+                <w:b w:val="0"/>
+                <w:i w:val="0"/>
+                <w:sz w:val="18"/>
+              </w:rPr>
+              <w:t>FLORESTA</w:t>
+            </w:r>
+          </w:p>
+        </w:tc>
+        <w:tc>
+          <w:tcPr>
+            <w:tcW w:type="dxa" w:w="2160"/>
+            <w:shd w:fill="F9F9F9"/>
+            <w:tcMar>
+              <w:top w:w="100" w:type="dxa"/>
+              <w:bottom w:w="100" w:type="dxa"/>
+              <w:left w:w="150" w:type="dxa"/>
+              <w:right w:w="150" w:type="dxa"/>
+            </w:tcMar>
+          </w:tcPr>
+          <w:p>
+            <w:pPr>
+              <w:spacing w:after="0" w:before="0"/>
+              <w:jc w:val="center"/>
+            </w:pPr>
+            <w:r>
+              <w:rPr>
+                <w:rFonts w:ascii="Arial" w:hAnsi="Arial"/>
+                <w:b w:val="0"/>
+                <w:i w:val="0"/>
+                <w:sz w:val="18"/>
+              </w:rPr>
+              <w:t>SUR</w:t>
+            </w:r>
+          </w:p>
+        </w:tc>
+        <w:tc>
+          <w:tcPr>
+            <w:tcW w:type="dxa" w:w="2160"/>
+            <w:shd w:fill="F9F9F9"/>
+            <w:tcMar>
+              <w:top w:w="100" w:type="dxa"/>
+              <w:bottom w:w="100" w:type="dxa"/>
+              <w:left w:w="150" w:type="dxa"/>
+              <w:right w:w="150" w:type="dxa"/>
+            </w:tcMar>
+          </w:tcPr>
+          <w:p>
+            <w:pPr>
+              <w:spacing w:after="0" w:before="0"/>
+              <w:jc w:val="center"/>
+            </w:pPr>
+            <w:r>
+              <w:rPr>
+                <w:rFonts w:ascii="Arial" w:hAnsi="Arial"/>
+                <w:b w:val="0"/>
+                <w:i w:val="0"/>
+                <w:sz w:val="18"/>
+              </w:rPr>
+              <w:t>2.90</w:t>
+            </w:r>
+          </w:p>
+        </w:tc>
+        <w:tc>
+          <w:tcPr>
+            <w:tcW w:type="dxa" w:w="1440"/>
+            <w:shd w:fill="F9F9F9"/>
+            <w:tcMar>
+              <w:top w:w="100" w:type="dxa"/>
+              <w:bottom w:w="100" w:type="dxa"/>
+              <w:left w:w="150" w:type="dxa"/>
+              <w:right w:w="150" w:type="dxa"/>
+            </w:tcMar>
+          </w:tcPr>
+          <w:p>
+            <w:pPr>
+              <w:spacing w:after="0" w:before="0"/>
+              <w:jc w:val="center"/>
+            </w:pPr>
+            <w:r>
+              <w:rPr>
+                <w:rFonts w:ascii="Arial" w:hAnsi="Arial"/>
+                <w:b w:val="0"/>
+                <w:i w:val="0"/>
+                <w:sz w:val="18"/>
+              </w:rPr>
+              <w:t>0.9882</w:t>
             </w:r>
           </w:p>
         </w:tc>
@@ -4390,7 +4921,7 @@
                 <w:i w:val="0"/>
                 <w:sz w:val="18"/>
               </w:rPr>
-              <w:t>HOTSPOT PERSISTENTE</w:t>
+              <w:t>ESTABLE / BAJO RIESGO</w:t>
             </w:r>
           </w:p>
         </w:tc>
@@ -4417,7 +4948,7 @@
                 <w:i w:val="0"/>
                 <w:sz w:val="18"/>
               </w:rPr>
-              <w:t>226</w:t>
+              <w:t>173</w:t>
             </w:r>
           </w:p>
         </w:tc>
@@ -4446,7 +4977,7 @@
                 <w:i w:val="0"/>
                 <w:sz w:val="18"/>
               </w:rPr>
-              <w:t>HOTSPOT EN DECLIVE</w:t>
+              <w:t>HOTSPOT PERSISTENTE</w:t>
             </w:r>
           </w:p>
         </w:tc>
@@ -4473,7 +5004,375 @@
                 <w:i w:val="0"/>
                 <w:sz w:val="18"/>
               </w:rPr>
-              <w:t>10</w:t>
+              <w:t>71</w:t>
+            </w:r>
+          </w:p>
+        </w:tc>
+      </w:tr>
+    </w:tbl>
+    <w:p>
+      <w:pPr>
+        <w:spacing w:before="240"/>
+      </w:pPr>
+    </w:p>
+    <w:p>
+      <w:r>
+        <w:rPr>
+          <w:rFonts w:ascii="Arial" w:hAnsi="Arial"/>
+          <w:b/>
+          <w:i w:val="0"/>
+          <w:sz w:val="20"/>
+        </w:rPr>
+        <w:t>Tabla 8:</w:t>
+      </w:r>
+    </w:p>
+    <w:p>
+      <w:pPr>
+        <w:spacing w:after="120"/>
+      </w:pPr>
+      <w:r>
+        <w:rPr>
+          <w:rFonts w:ascii="Arial" w:hAnsi="Arial"/>
+          <w:b w:val="0"/>
+          <w:i/>
+          <w:sz w:val="20"/>
+        </w:rPr>
+        <w:t>Comparación de Modelos Bayesianos mediante Validación Cruzada LOO-CV (Escala Log ELPD)</w:t>
+      </w:r>
+    </w:p>
+    <w:tbl>
+      <w:tblPr>
+        <w:tblW w:type="auto" w:w="0"/>
+        <w:jc w:val="center"/>
+        <w:tblLook w:firstColumn="1" w:firstRow="1" w:lastColumn="0" w:lastRow="0" w:noHBand="0" w:noVBand="1" w:val="04A0"/>
+        <w:tblBorders>
+          <w:top w:val="single" w:sz="6" w:space="0" w:color="000000"/>
+          <w:bottom w:val="single" w:sz="6" w:space="0" w:color="000000"/>
+          <w:left w:val="none"/>
+          <w:right w:val="none"/>
+          <w:insideH w:val="single" w:sz="4" w:space="0" w:color="D3D3D3"/>
+          <w:insideV w:val="none"/>
+        </w:tblBorders>
+      </w:tblPr>
+      <w:tblGrid>
+        <w:gridCol w:w="851"/>
+        <w:gridCol w:w="851"/>
+        <w:gridCol w:w="851"/>
+        <w:gridCol w:w="851"/>
+        <w:gridCol w:w="851"/>
+        <w:gridCol w:w="851"/>
+        <w:gridCol w:w="851"/>
+        <w:gridCol w:w="851"/>
+        <w:gridCol w:w="851"/>
+        <w:gridCol w:w="851"/>
+        <w:gridCol w:w="851"/>
+      </w:tblGrid>
+      <w:tr>
+        <w:tc>
+          <w:tcPr>
+            <w:tcW w:type="dxa" w:w="851"/>
+            <w:shd w:fill="333333"/>
+            <w:tcMar>
+              <w:top w:w="120" w:type="dxa"/>
+              <w:bottom w:w="120" w:type="dxa"/>
+              <w:left w:w="150" w:type="dxa"/>
+              <w:right w:w="150" w:type="dxa"/>
+            </w:tcMar>
+          </w:tcPr>
+          <w:p>
+            <w:pPr>
+              <w:spacing w:after="0" w:before="0"/>
+              <w:jc w:val="center"/>
+            </w:pPr>
+            <w:r>
+              <w:rPr>
+                <w:rFonts w:ascii="Arial" w:hAnsi="Arial"/>
+                <w:b/>
+                <w:i w:val="0"/>
+                <w:color w:val="FFFFFF"/>
+                <w:sz w:val="19"/>
+              </w:rPr>
+              <w:t>Modelo</w:t>
+            </w:r>
+          </w:p>
+        </w:tc>
+        <w:tc>
+          <w:tcPr>
+            <w:tcW w:type="dxa" w:w="851"/>
+            <w:shd w:fill="333333"/>
+            <w:tcMar>
+              <w:top w:w="120" w:type="dxa"/>
+              <w:bottom w:w="120" w:type="dxa"/>
+              <w:left w:w="150" w:type="dxa"/>
+              <w:right w:w="150" w:type="dxa"/>
+            </w:tcMar>
+          </w:tcPr>
+          <w:p>
+            <w:pPr>
+              <w:spacing w:after="0" w:before="0"/>
+              <w:jc w:val="center"/>
+            </w:pPr>
+            <w:r>
+              <w:rPr>
+                <w:rFonts w:ascii="Arial" w:hAnsi="Arial"/>
+                <w:b/>
+                <w:i w:val="0"/>
+                <w:color w:val="FFFFFF"/>
+                <w:sz w:val="19"/>
+              </w:rPr>
+              <w:t>rank</w:t>
+            </w:r>
+          </w:p>
+        </w:tc>
+        <w:tc>
+          <w:tcPr>
+            <w:tcW w:type="dxa" w:w="851"/>
+            <w:shd w:fill="333333"/>
+            <w:tcMar>
+              <w:top w:w="120" w:type="dxa"/>
+              <w:bottom w:w="120" w:type="dxa"/>
+              <w:left w:w="150" w:type="dxa"/>
+              <w:right w:w="150" w:type="dxa"/>
+            </w:tcMar>
+          </w:tcPr>
+          <w:p>
+            <w:pPr>
+              <w:spacing w:after="0" w:before="0"/>
+              <w:jc w:val="center"/>
+            </w:pPr>
+            <w:r>
+              <w:rPr>
+                <w:rFonts w:ascii="Arial" w:hAnsi="Arial"/>
+                <w:b/>
+                <w:i w:val="0"/>
+                <w:color w:val="FFFFFF"/>
+                <w:sz w:val="19"/>
+              </w:rPr>
+              <w:t>elpd_loo</w:t>
+            </w:r>
+          </w:p>
+        </w:tc>
+        <w:tc>
+          <w:tcPr>
+            <w:tcW w:type="dxa" w:w="851"/>
+            <w:shd w:fill="333333"/>
+            <w:tcMar>
+              <w:top w:w="120" w:type="dxa"/>
+              <w:bottom w:w="120" w:type="dxa"/>
+              <w:left w:w="150" w:type="dxa"/>
+              <w:right w:w="150" w:type="dxa"/>
+            </w:tcMar>
+          </w:tcPr>
+          <w:p>
+            <w:pPr>
+              <w:spacing w:after="0" w:before="0"/>
+              <w:jc w:val="center"/>
+            </w:pPr>
+            <w:r>
+              <w:rPr>
+                <w:rFonts w:ascii="Arial" w:hAnsi="Arial"/>
+                <w:b/>
+                <w:i w:val="0"/>
+                <w:color w:val="FFFFFF"/>
+                <w:sz w:val="19"/>
+              </w:rPr>
+              <w:t>p_loo</w:t>
+            </w:r>
+          </w:p>
+        </w:tc>
+        <w:tc>
+          <w:tcPr>
+            <w:tcW w:type="dxa" w:w="851"/>
+            <w:shd w:fill="333333"/>
+            <w:tcMar>
+              <w:top w:w="120" w:type="dxa"/>
+              <w:bottom w:w="120" w:type="dxa"/>
+              <w:left w:w="150" w:type="dxa"/>
+              <w:right w:w="150" w:type="dxa"/>
+            </w:tcMar>
+          </w:tcPr>
+          <w:p>
+            <w:pPr>
+              <w:spacing w:after="0" w:before="0"/>
+              <w:jc w:val="center"/>
+            </w:pPr>
+            <w:r>
+              <w:rPr>
+                <w:rFonts w:ascii="Arial" w:hAnsi="Arial"/>
+                <w:b/>
+                <w:i w:val="0"/>
+                <w:color w:val="FFFFFF"/>
+                <w:sz w:val="19"/>
+              </w:rPr>
+              <w:t>elpd_diff</w:t>
+            </w:r>
+          </w:p>
+        </w:tc>
+        <w:tc>
+          <w:tcPr>
+            <w:tcW w:type="dxa" w:w="851"/>
+            <w:shd w:fill="333333"/>
+            <w:tcMar>
+              <w:top w:w="120" w:type="dxa"/>
+              <w:bottom w:w="120" w:type="dxa"/>
+              <w:left w:w="150" w:type="dxa"/>
+              <w:right w:w="150" w:type="dxa"/>
+            </w:tcMar>
+          </w:tcPr>
+          <w:p>
+            <w:pPr>
+              <w:spacing w:after="0" w:before="0"/>
+              <w:jc w:val="center"/>
+            </w:pPr>
+            <w:r>
+              <w:rPr>
+                <w:rFonts w:ascii="Arial" w:hAnsi="Arial"/>
+                <w:b/>
+                <w:i w:val="0"/>
+                <w:color w:val="FFFFFF"/>
+                <w:sz w:val="19"/>
+              </w:rPr>
+              <w:t>weight</w:t>
+            </w:r>
+          </w:p>
+        </w:tc>
+        <w:tc>
+          <w:tcPr>
+            <w:tcW w:type="dxa" w:w="851"/>
+            <w:shd w:fill="333333"/>
+            <w:tcMar>
+              <w:top w:w="120" w:type="dxa"/>
+              <w:bottom w:w="120" w:type="dxa"/>
+              <w:left w:w="150" w:type="dxa"/>
+              <w:right w:w="150" w:type="dxa"/>
+            </w:tcMar>
+          </w:tcPr>
+          <w:p>
+            <w:pPr>
+              <w:spacing w:after="0" w:before="0"/>
+              <w:jc w:val="center"/>
+            </w:pPr>
+            <w:r>
+              <w:rPr>
+                <w:rFonts w:ascii="Arial" w:hAnsi="Arial"/>
+                <w:b/>
+                <w:i w:val="0"/>
+                <w:color w:val="FFFFFF"/>
+                <w:sz w:val="19"/>
+              </w:rPr>
+              <w:t>se</w:t>
+            </w:r>
+          </w:p>
+        </w:tc>
+        <w:tc>
+          <w:tcPr>
+            <w:tcW w:type="dxa" w:w="851"/>
+            <w:shd w:fill="333333"/>
+            <w:tcMar>
+              <w:top w:w="120" w:type="dxa"/>
+              <w:bottom w:w="120" w:type="dxa"/>
+              <w:left w:w="150" w:type="dxa"/>
+              <w:right w:w="150" w:type="dxa"/>
+            </w:tcMar>
+          </w:tcPr>
+          <w:p>
+            <w:pPr>
+              <w:spacing w:after="0" w:before="0"/>
+              <w:jc w:val="center"/>
+            </w:pPr>
+            <w:r>
+              <w:rPr>
+                <w:rFonts w:ascii="Arial" w:hAnsi="Arial"/>
+                <w:b/>
+                <w:i w:val="0"/>
+                <w:color w:val="FFFFFF"/>
+                <w:sz w:val="19"/>
+              </w:rPr>
+              <w:t>dse</w:t>
+            </w:r>
+          </w:p>
+        </w:tc>
+        <w:tc>
+          <w:tcPr>
+            <w:tcW w:type="dxa" w:w="851"/>
+            <w:shd w:fill="333333"/>
+            <w:tcMar>
+              <w:top w:w="120" w:type="dxa"/>
+              <w:bottom w:w="120" w:type="dxa"/>
+              <w:left w:w="150" w:type="dxa"/>
+              <w:right w:w="150" w:type="dxa"/>
+            </w:tcMar>
+          </w:tcPr>
+          <w:p>
+            <w:pPr>
+              <w:spacing w:after="0" w:before="0"/>
+              <w:jc w:val="center"/>
+            </w:pPr>
+            <w:r>
+              <w:rPr>
+                <w:rFonts w:ascii="Arial" w:hAnsi="Arial"/>
+                <w:b/>
+                <w:i w:val="0"/>
+                <w:color w:val="FFFFFF"/>
+                <w:sz w:val="19"/>
+              </w:rPr>
+              <w:t>warning</w:t>
+            </w:r>
+          </w:p>
+        </w:tc>
+        <w:tc>
+          <w:tcPr>
+            <w:tcW w:type="dxa" w:w="851"/>
+            <w:shd w:fill="333333"/>
+            <w:tcMar>
+              <w:top w:w="120" w:type="dxa"/>
+              <w:bottom w:w="120" w:type="dxa"/>
+              <w:left w:w="150" w:type="dxa"/>
+              <w:right w:w="150" w:type="dxa"/>
+            </w:tcMar>
+          </w:tcPr>
+          <w:p>
+            <w:pPr>
+              <w:spacing w:after="0" w:before="0"/>
+              <w:jc w:val="center"/>
+            </w:pPr>
+            <w:r>
+              <w:rPr>
+                <w:rFonts w:ascii="Arial" w:hAnsi="Arial"/>
+                <w:b/>
+                <w:i w:val="0"/>
+                <w:color w:val="FFFFFF"/>
+                <w:sz w:val="19"/>
+              </w:rPr>
+              <w:t>scale</w:t>
+            </w:r>
+          </w:p>
+        </w:tc>
+        <w:tc>
+          <w:tcPr>
+            <w:tcW w:type="dxa" w:w="851"/>
+            <w:shd w:fill="333333"/>
+            <w:tcMar>
+              <w:top w:w="120" w:type="dxa"/>
+              <w:bottom w:w="120" w:type="dxa"/>
+              <w:left w:w="150" w:type="dxa"/>
+              <w:right w:w="150" w:type="dxa"/>
+            </w:tcMar>
+          </w:tcPr>
+          <w:p>
+            <w:pPr>
+              <w:spacing w:after="0" w:before="0"/>
+              <w:jc w:val="center"/>
+            </w:pPr>
+            <w:r>
+              <w:rPr>
+                <w:rFonts w:ascii="Arial" w:hAnsi="Arial"/>
+                <w:b/>
+                <w:i w:val="0"/>
+                <w:color w:val="FFFFFF"/>
+                <w:sz w:val="19"/>
+              </w:rPr>
+              <w:t>Diagnóstico Pareto-k</w:t>
             </w:r>
           </w:p>
         </w:tc>
@@ -4481,7 +5380,7 @@
       <w:tr>
         <w:tc>
           <w:tcPr>
-            <w:tcW w:type="dxa" w:w="5040"/>
+            <w:tcW w:type="dxa" w:w="851"/>
             <w:shd w:fill="FFFFFF"/>
             <w:tcMar>
               <w:top w:w="100" w:type="dxa"/>
@@ -4502,13 +5401,13 @@
                 <w:i w:val="0"/>
                 <w:sz w:val="18"/>
               </w:rPr>
-              <w:t>ESTABLE / BAJO RIESGO</w:t>
+              <w:t>BYM2 Binomial Negativo (Prior PC)</w:t>
             </w:r>
           </w:p>
         </w:tc>
         <w:tc>
           <w:tcPr>
-            <w:tcW w:type="dxa" w:w="2880"/>
+            <w:tcW w:type="dxa" w:w="851"/>
             <w:shd w:fill="FFFFFF"/>
             <w:tcMar>
               <w:top w:w="100" w:type="dxa"/>
@@ -4529,7 +5428,1147 @@
                 <w:i w:val="0"/>
                 <w:sz w:val="18"/>
               </w:rPr>
-              <w:t>8</w:t>
+              <w:t>0</w:t>
+            </w:r>
+          </w:p>
+        </w:tc>
+        <w:tc>
+          <w:tcPr>
+            <w:tcW w:type="dxa" w:w="851"/>
+            <w:shd w:fill="FFFFFF"/>
+            <w:tcMar>
+              <w:top w:w="100" w:type="dxa"/>
+              <w:bottom w:w="100" w:type="dxa"/>
+              <w:left w:w="150" w:type="dxa"/>
+              <w:right w:w="150" w:type="dxa"/>
+            </w:tcMar>
+          </w:tcPr>
+          <w:p>
+            <w:pPr>
+              <w:spacing w:after="0" w:before="0"/>
+              <w:jc w:val="center"/>
+            </w:pPr>
+            <w:r>
+              <w:rPr>
+                <w:rFonts w:ascii="Arial" w:hAnsi="Arial"/>
+                <w:b w:val="0"/>
+                <w:i w:val="0"/>
+                <w:sz w:val="18"/>
+              </w:rPr>
+              <w:t>-1321.2723</w:t>
+            </w:r>
+          </w:p>
+        </w:tc>
+        <w:tc>
+          <w:tcPr>
+            <w:tcW w:type="dxa" w:w="851"/>
+            <w:shd w:fill="FFFFFF"/>
+            <w:tcMar>
+              <w:top w:w="100" w:type="dxa"/>
+              <w:bottom w:w="100" w:type="dxa"/>
+              <w:left w:w="150" w:type="dxa"/>
+              <w:right w:w="150" w:type="dxa"/>
+            </w:tcMar>
+          </w:tcPr>
+          <w:p>
+            <w:pPr>
+              <w:spacing w:after="0" w:before="0"/>
+              <w:jc w:val="center"/>
+            </w:pPr>
+            <w:r>
+              <w:rPr>
+                <w:rFonts w:ascii="Arial" w:hAnsi="Arial"/>
+                <w:b w:val="0"/>
+                <w:i w:val="0"/>
+                <w:sz w:val="18"/>
+              </w:rPr>
+              <w:t>167.76</w:t>
+            </w:r>
+          </w:p>
+        </w:tc>
+        <w:tc>
+          <w:tcPr>
+            <w:tcW w:type="dxa" w:w="851"/>
+            <w:shd w:fill="FFFFFF"/>
+            <w:tcMar>
+              <w:top w:w="100" w:type="dxa"/>
+              <w:bottom w:w="100" w:type="dxa"/>
+              <w:left w:w="150" w:type="dxa"/>
+              <w:right w:w="150" w:type="dxa"/>
+            </w:tcMar>
+          </w:tcPr>
+          <w:p>
+            <w:pPr>
+              <w:spacing w:after="0" w:before="0"/>
+              <w:jc w:val="center"/>
+            </w:pPr>
+            <w:r>
+              <w:rPr>
+                <w:rFonts w:ascii="Arial" w:hAnsi="Arial"/>
+                <w:b w:val="0"/>
+                <w:i w:val="0"/>
+                <w:sz w:val="18"/>
+              </w:rPr>
+              <w:t>0.0000</w:t>
+            </w:r>
+          </w:p>
+        </w:tc>
+        <w:tc>
+          <w:tcPr>
+            <w:tcW w:type="dxa" w:w="851"/>
+            <w:shd w:fill="FFFFFF"/>
+            <w:tcMar>
+              <w:top w:w="100" w:type="dxa"/>
+              <w:bottom w:w="100" w:type="dxa"/>
+              <w:left w:w="150" w:type="dxa"/>
+              <w:right w:w="150" w:type="dxa"/>
+            </w:tcMar>
+          </w:tcPr>
+          <w:p>
+            <w:pPr>
+              <w:spacing w:after="0" w:before="0"/>
+              <w:jc w:val="center"/>
+            </w:pPr>
+            <w:r>
+              <w:rPr>
+                <w:rFonts w:ascii="Arial" w:hAnsi="Arial"/>
+                <w:b w:val="0"/>
+                <w:i w:val="0"/>
+                <w:sz w:val="18"/>
+              </w:rPr>
+              <w:t>0.5322</w:t>
+            </w:r>
+          </w:p>
+        </w:tc>
+        <w:tc>
+          <w:tcPr>
+            <w:tcW w:type="dxa" w:w="851"/>
+            <w:shd w:fill="FFFFFF"/>
+            <w:tcMar>
+              <w:top w:w="100" w:type="dxa"/>
+              <w:bottom w:w="100" w:type="dxa"/>
+              <w:left w:w="150" w:type="dxa"/>
+              <w:right w:w="150" w:type="dxa"/>
+            </w:tcMar>
+          </w:tcPr>
+          <w:p>
+            <w:pPr>
+              <w:spacing w:after="0" w:before="0"/>
+              <w:jc w:val="center"/>
+            </w:pPr>
+            <w:r>
+              <w:rPr>
+                <w:rFonts w:ascii="Arial" w:hAnsi="Arial"/>
+                <w:b w:val="0"/>
+                <w:i w:val="0"/>
+                <w:sz w:val="18"/>
+              </w:rPr>
+              <w:t>26.73</w:t>
+            </w:r>
+          </w:p>
+        </w:tc>
+        <w:tc>
+          <w:tcPr>
+            <w:tcW w:type="dxa" w:w="851"/>
+            <w:shd w:fill="FFFFFF"/>
+            <w:tcMar>
+              <w:top w:w="100" w:type="dxa"/>
+              <w:bottom w:w="100" w:type="dxa"/>
+              <w:left w:w="150" w:type="dxa"/>
+              <w:right w:w="150" w:type="dxa"/>
+            </w:tcMar>
+          </w:tcPr>
+          <w:p>
+            <w:pPr>
+              <w:spacing w:after="0" w:before="0"/>
+              <w:jc w:val="center"/>
+            </w:pPr>
+            <w:r>
+              <w:rPr>
+                <w:rFonts w:ascii="Arial" w:hAnsi="Arial"/>
+                <w:b w:val="0"/>
+                <w:i w:val="0"/>
+                <w:sz w:val="18"/>
+              </w:rPr>
+              <w:t>0.0000</w:t>
+            </w:r>
+          </w:p>
+        </w:tc>
+        <w:tc>
+          <w:tcPr>
+            <w:tcW w:type="dxa" w:w="851"/>
+            <w:shd w:fill="FFFFFF"/>
+            <w:tcMar>
+              <w:top w:w="100" w:type="dxa"/>
+              <w:bottom w:w="100" w:type="dxa"/>
+              <w:left w:w="150" w:type="dxa"/>
+              <w:right w:w="150" w:type="dxa"/>
+            </w:tcMar>
+          </w:tcPr>
+          <w:p>
+            <w:pPr>
+              <w:spacing w:after="0" w:before="0"/>
+              <w:jc w:val="center"/>
+            </w:pPr>
+            <w:r>
+              <w:rPr>
+                <w:rFonts w:ascii="Arial" w:hAnsi="Arial"/>
+                <w:b w:val="0"/>
+                <w:i w:val="0"/>
+                <w:sz w:val="18"/>
+              </w:rPr>
+              <w:t>True</w:t>
+            </w:r>
+          </w:p>
+        </w:tc>
+        <w:tc>
+          <w:tcPr>
+            <w:tcW w:type="dxa" w:w="851"/>
+            <w:shd w:fill="FFFFFF"/>
+            <w:tcMar>
+              <w:top w:w="100" w:type="dxa"/>
+              <w:bottom w:w="100" w:type="dxa"/>
+              <w:left w:w="150" w:type="dxa"/>
+              <w:right w:w="150" w:type="dxa"/>
+            </w:tcMar>
+          </w:tcPr>
+          <w:p>
+            <w:pPr>
+              <w:spacing w:after="0" w:before="0"/>
+              <w:jc w:val="center"/>
+            </w:pPr>
+            <w:r>
+              <w:rPr>
+                <w:rFonts w:ascii="Arial" w:hAnsi="Arial"/>
+                <w:b w:val="0"/>
+                <w:i w:val="0"/>
+                <w:sz w:val="18"/>
+              </w:rPr>
+              <w:t>log</w:t>
+            </w:r>
+          </w:p>
+        </w:tc>
+        <w:tc>
+          <w:tcPr>
+            <w:tcW w:type="dxa" w:w="851"/>
+            <w:shd w:fill="FFFFFF"/>
+            <w:tcMar>
+              <w:top w:w="100" w:type="dxa"/>
+              <w:bottom w:w="100" w:type="dxa"/>
+              <w:left w:w="150" w:type="dxa"/>
+              <w:right w:w="150" w:type="dxa"/>
+            </w:tcMar>
+          </w:tcPr>
+          <w:p>
+            <w:pPr>
+              <w:spacing w:after="0" w:before="0"/>
+              <w:jc w:val="center"/>
+            </w:pPr>
+            <w:r>
+              <w:rPr>
+                <w:rFonts w:ascii="Arial" w:hAnsi="Arial"/>
+                <w:b w:val="0"/>
+                <w:i w:val="0"/>
+                <w:sz w:val="18"/>
+              </w:rPr>
+              <w:t>k&lt;0.5: 290, 0.5&lt;=k&lt;=0.7: 139, k&gt;0.7: 59</w:t>
+            </w:r>
+          </w:p>
+        </w:tc>
+      </w:tr>
+      <w:tr>
+        <w:tc>
+          <w:tcPr>
+            <w:tcW w:type="dxa" w:w="851"/>
+            <w:shd w:fill="F9F9F9"/>
+            <w:tcMar>
+              <w:top w:w="100" w:type="dxa"/>
+              <w:bottom w:w="100" w:type="dxa"/>
+              <w:left w:w="150" w:type="dxa"/>
+              <w:right w:w="150" w:type="dxa"/>
+            </w:tcMar>
+          </w:tcPr>
+          <w:p>
+            <w:pPr>
+              <w:spacing w:after="0" w:before="0"/>
+              <w:jc w:val="center"/>
+            </w:pPr>
+            <w:r>
+              <w:rPr>
+                <w:rFonts w:ascii="Arial" w:hAnsi="Arial"/>
+                <w:b w:val="0"/>
+                <w:i w:val="0"/>
+                <w:sz w:val="18"/>
+              </w:rPr>
+              <w:t>Binomial Negativa (ICAR + No Estructurado)</w:t>
+            </w:r>
+          </w:p>
+        </w:tc>
+        <w:tc>
+          <w:tcPr>
+            <w:tcW w:type="dxa" w:w="851"/>
+            <w:shd w:fill="F9F9F9"/>
+            <w:tcMar>
+              <w:top w:w="100" w:type="dxa"/>
+              <w:bottom w:w="100" w:type="dxa"/>
+              <w:left w:w="150" w:type="dxa"/>
+              <w:right w:w="150" w:type="dxa"/>
+            </w:tcMar>
+          </w:tcPr>
+          <w:p>
+            <w:pPr>
+              <w:spacing w:after="0" w:before="0"/>
+              <w:jc w:val="center"/>
+            </w:pPr>
+            <w:r>
+              <w:rPr>
+                <w:rFonts w:ascii="Arial" w:hAnsi="Arial"/>
+                <w:b w:val="0"/>
+                <w:i w:val="0"/>
+                <w:sz w:val="18"/>
+              </w:rPr>
+              <w:t>1</w:t>
+            </w:r>
+          </w:p>
+        </w:tc>
+        <w:tc>
+          <w:tcPr>
+            <w:tcW w:type="dxa" w:w="851"/>
+            <w:shd w:fill="F9F9F9"/>
+            <w:tcMar>
+              <w:top w:w="100" w:type="dxa"/>
+              <w:bottom w:w="100" w:type="dxa"/>
+              <w:left w:w="150" w:type="dxa"/>
+              <w:right w:w="150" w:type="dxa"/>
+            </w:tcMar>
+          </w:tcPr>
+          <w:p>
+            <w:pPr>
+              <w:spacing w:after="0" w:before="0"/>
+              <w:jc w:val="center"/>
+            </w:pPr>
+            <w:r>
+              <w:rPr>
+                <w:rFonts w:ascii="Arial" w:hAnsi="Arial"/>
+                <w:b w:val="0"/>
+                <w:i w:val="0"/>
+                <w:sz w:val="18"/>
+              </w:rPr>
+              <w:t>-1321.3694</w:t>
+            </w:r>
+          </w:p>
+        </w:tc>
+        <w:tc>
+          <w:tcPr>
+            <w:tcW w:type="dxa" w:w="851"/>
+            <w:shd w:fill="F9F9F9"/>
+            <w:tcMar>
+              <w:top w:w="100" w:type="dxa"/>
+              <w:bottom w:w="100" w:type="dxa"/>
+              <w:left w:w="150" w:type="dxa"/>
+              <w:right w:w="150" w:type="dxa"/>
+            </w:tcMar>
+          </w:tcPr>
+          <w:p>
+            <w:pPr>
+              <w:spacing w:after="0" w:before="0"/>
+              <w:jc w:val="center"/>
+            </w:pPr>
+            <w:r>
+              <w:rPr>
+                <w:rFonts w:ascii="Arial" w:hAnsi="Arial"/>
+                <w:b w:val="0"/>
+                <w:i w:val="0"/>
+                <w:sz w:val="18"/>
+              </w:rPr>
+              <w:t>168.64</w:t>
+            </w:r>
+          </w:p>
+        </w:tc>
+        <w:tc>
+          <w:tcPr>
+            <w:tcW w:type="dxa" w:w="851"/>
+            <w:shd w:fill="F9F9F9"/>
+            <w:tcMar>
+              <w:top w:w="100" w:type="dxa"/>
+              <w:bottom w:w="100" w:type="dxa"/>
+              <w:left w:w="150" w:type="dxa"/>
+              <w:right w:w="150" w:type="dxa"/>
+            </w:tcMar>
+          </w:tcPr>
+          <w:p>
+            <w:pPr>
+              <w:spacing w:after="0" w:before="0"/>
+              <w:jc w:val="center"/>
+            </w:pPr>
+            <w:r>
+              <w:rPr>
+                <w:rFonts w:ascii="Arial" w:hAnsi="Arial"/>
+                <w:b w:val="0"/>
+                <w:i w:val="0"/>
+                <w:sz w:val="18"/>
+              </w:rPr>
+              <w:t>0.0970</w:t>
+            </w:r>
+          </w:p>
+        </w:tc>
+        <w:tc>
+          <w:tcPr>
+            <w:tcW w:type="dxa" w:w="851"/>
+            <w:shd w:fill="F9F9F9"/>
+            <w:tcMar>
+              <w:top w:w="100" w:type="dxa"/>
+              <w:bottom w:w="100" w:type="dxa"/>
+              <w:left w:w="150" w:type="dxa"/>
+              <w:right w:w="150" w:type="dxa"/>
+            </w:tcMar>
+          </w:tcPr>
+          <w:p>
+            <w:pPr>
+              <w:spacing w:after="0" w:before="0"/>
+              <w:jc w:val="center"/>
+            </w:pPr>
+            <w:r>
+              <w:rPr>
+                <w:rFonts w:ascii="Arial" w:hAnsi="Arial"/>
+                <w:b w:val="0"/>
+                <w:i w:val="0"/>
+                <w:sz w:val="18"/>
+              </w:rPr>
+              <w:t>0.3853</w:t>
+            </w:r>
+          </w:p>
+        </w:tc>
+        <w:tc>
+          <w:tcPr>
+            <w:tcW w:type="dxa" w:w="851"/>
+            <w:shd w:fill="F9F9F9"/>
+            <w:tcMar>
+              <w:top w:w="100" w:type="dxa"/>
+              <w:bottom w:w="100" w:type="dxa"/>
+              <w:left w:w="150" w:type="dxa"/>
+              <w:right w:w="150" w:type="dxa"/>
+            </w:tcMar>
+          </w:tcPr>
+          <w:p>
+            <w:pPr>
+              <w:spacing w:after="0" w:before="0"/>
+              <w:jc w:val="center"/>
+            </w:pPr>
+            <w:r>
+              <w:rPr>
+                <w:rFonts w:ascii="Arial" w:hAnsi="Arial"/>
+                <w:b w:val="0"/>
+                <w:i w:val="0"/>
+                <w:sz w:val="18"/>
+              </w:rPr>
+              <w:t>26.82</w:t>
+            </w:r>
+          </w:p>
+        </w:tc>
+        <w:tc>
+          <w:tcPr>
+            <w:tcW w:type="dxa" w:w="851"/>
+            <w:shd w:fill="F9F9F9"/>
+            <w:tcMar>
+              <w:top w:w="100" w:type="dxa"/>
+              <w:bottom w:w="100" w:type="dxa"/>
+              <w:left w:w="150" w:type="dxa"/>
+              <w:right w:w="150" w:type="dxa"/>
+            </w:tcMar>
+          </w:tcPr>
+          <w:p>
+            <w:pPr>
+              <w:spacing w:after="0" w:before="0"/>
+              <w:jc w:val="center"/>
+            </w:pPr>
+            <w:r>
+              <w:rPr>
+                <w:rFonts w:ascii="Arial" w:hAnsi="Arial"/>
+                <w:b w:val="0"/>
+                <w:i w:val="0"/>
+                <w:sz w:val="18"/>
+              </w:rPr>
+              <w:t>1.18</w:t>
+            </w:r>
+          </w:p>
+        </w:tc>
+        <w:tc>
+          <w:tcPr>
+            <w:tcW w:type="dxa" w:w="851"/>
+            <w:shd w:fill="F9F9F9"/>
+            <w:tcMar>
+              <w:top w:w="100" w:type="dxa"/>
+              <w:bottom w:w="100" w:type="dxa"/>
+              <w:left w:w="150" w:type="dxa"/>
+              <w:right w:w="150" w:type="dxa"/>
+            </w:tcMar>
+          </w:tcPr>
+          <w:p>
+            <w:pPr>
+              <w:spacing w:after="0" w:before="0"/>
+              <w:jc w:val="center"/>
+            </w:pPr>
+            <w:r>
+              <w:rPr>
+                <w:rFonts w:ascii="Arial" w:hAnsi="Arial"/>
+                <w:b w:val="0"/>
+                <w:i w:val="0"/>
+                <w:sz w:val="18"/>
+              </w:rPr>
+              <w:t>True</w:t>
+            </w:r>
+          </w:p>
+        </w:tc>
+        <w:tc>
+          <w:tcPr>
+            <w:tcW w:type="dxa" w:w="851"/>
+            <w:shd w:fill="F9F9F9"/>
+            <w:tcMar>
+              <w:top w:w="100" w:type="dxa"/>
+              <w:bottom w:w="100" w:type="dxa"/>
+              <w:left w:w="150" w:type="dxa"/>
+              <w:right w:w="150" w:type="dxa"/>
+            </w:tcMar>
+          </w:tcPr>
+          <w:p>
+            <w:pPr>
+              <w:spacing w:after="0" w:before="0"/>
+              <w:jc w:val="center"/>
+            </w:pPr>
+            <w:r>
+              <w:rPr>
+                <w:rFonts w:ascii="Arial" w:hAnsi="Arial"/>
+                <w:b w:val="0"/>
+                <w:i w:val="0"/>
+                <w:sz w:val="18"/>
+              </w:rPr>
+              <w:t>log</w:t>
+            </w:r>
+          </w:p>
+        </w:tc>
+        <w:tc>
+          <w:tcPr>
+            <w:tcW w:type="dxa" w:w="851"/>
+            <w:shd w:fill="F9F9F9"/>
+            <w:tcMar>
+              <w:top w:w="100" w:type="dxa"/>
+              <w:bottom w:w="100" w:type="dxa"/>
+              <w:left w:w="150" w:type="dxa"/>
+              <w:right w:w="150" w:type="dxa"/>
+            </w:tcMar>
+          </w:tcPr>
+          <w:p>
+            <w:pPr>
+              <w:spacing w:after="0" w:before="0"/>
+              <w:jc w:val="center"/>
+            </w:pPr>
+            <w:r>
+              <w:rPr>
+                <w:rFonts w:ascii="Arial" w:hAnsi="Arial"/>
+                <w:b w:val="0"/>
+                <w:i w:val="0"/>
+                <w:sz w:val="18"/>
+              </w:rPr>
+              <w:t>k&lt;0.5: 291, 0.5&lt;=k&lt;=0.7: 151, k&gt;0.7: 46</w:t>
+            </w:r>
+          </w:p>
+        </w:tc>
+      </w:tr>
+      <w:tr>
+        <w:tc>
+          <w:tcPr>
+            <w:tcW w:type="dxa" w:w="851"/>
+            <w:shd w:fill="FFFFFF"/>
+            <w:tcMar>
+              <w:top w:w="100" w:type="dxa"/>
+              <w:bottom w:w="100" w:type="dxa"/>
+              <w:left w:w="150" w:type="dxa"/>
+              <w:right w:w="150" w:type="dxa"/>
+            </w:tcMar>
+          </w:tcPr>
+          <w:p>
+            <w:pPr>
+              <w:spacing w:after="0" w:before="0"/>
+              <w:jc w:val="center"/>
+            </w:pPr>
+            <w:r>
+              <w:rPr>
+                <w:rFonts w:ascii="Arial" w:hAnsi="Arial"/>
+                <w:b w:val="0"/>
+                <w:i w:val="0"/>
+                <w:sz w:val="18"/>
+              </w:rPr>
+              <w:t>Binomial Negativa (ICAR)</w:t>
+            </w:r>
+          </w:p>
+        </w:tc>
+        <w:tc>
+          <w:tcPr>
+            <w:tcW w:type="dxa" w:w="851"/>
+            <w:shd w:fill="FFFFFF"/>
+            <w:tcMar>
+              <w:top w:w="100" w:type="dxa"/>
+              <w:bottom w:w="100" w:type="dxa"/>
+              <w:left w:w="150" w:type="dxa"/>
+              <w:right w:w="150" w:type="dxa"/>
+            </w:tcMar>
+          </w:tcPr>
+          <w:p>
+            <w:pPr>
+              <w:spacing w:after="0" w:before="0"/>
+              <w:jc w:val="center"/>
+            </w:pPr>
+            <w:r>
+              <w:rPr>
+                <w:rFonts w:ascii="Arial" w:hAnsi="Arial"/>
+                <w:b w:val="0"/>
+                <w:i w:val="0"/>
+                <w:sz w:val="18"/>
+              </w:rPr>
+              <w:t>2</w:t>
+            </w:r>
+          </w:p>
+        </w:tc>
+        <w:tc>
+          <w:tcPr>
+            <w:tcW w:type="dxa" w:w="851"/>
+            <w:shd w:fill="FFFFFF"/>
+            <w:tcMar>
+              <w:top w:w="100" w:type="dxa"/>
+              <w:bottom w:w="100" w:type="dxa"/>
+              <w:left w:w="150" w:type="dxa"/>
+              <w:right w:w="150" w:type="dxa"/>
+            </w:tcMar>
+          </w:tcPr>
+          <w:p>
+            <w:pPr>
+              <w:spacing w:after="0" w:before="0"/>
+              <w:jc w:val="center"/>
+            </w:pPr>
+            <w:r>
+              <w:rPr>
+                <w:rFonts w:ascii="Arial" w:hAnsi="Arial"/>
+                <w:b w:val="0"/>
+                <w:i w:val="0"/>
+                <w:sz w:val="18"/>
+              </w:rPr>
+              <w:t>-1323.9855</w:t>
+            </w:r>
+          </w:p>
+        </w:tc>
+        <w:tc>
+          <w:tcPr>
+            <w:tcW w:type="dxa" w:w="851"/>
+            <w:shd w:fill="FFFFFF"/>
+            <w:tcMar>
+              <w:top w:w="100" w:type="dxa"/>
+              <w:bottom w:w="100" w:type="dxa"/>
+              <w:left w:w="150" w:type="dxa"/>
+              <w:right w:w="150" w:type="dxa"/>
+            </w:tcMar>
+          </w:tcPr>
+          <w:p>
+            <w:pPr>
+              <w:spacing w:after="0" w:before="0"/>
+              <w:jc w:val="center"/>
+            </w:pPr>
+            <w:r>
+              <w:rPr>
+                <w:rFonts w:ascii="Arial" w:hAnsi="Arial"/>
+                <w:b w:val="0"/>
+                <w:i w:val="0"/>
+                <w:sz w:val="18"/>
+              </w:rPr>
+              <w:t>164.52</w:t>
+            </w:r>
+          </w:p>
+        </w:tc>
+        <w:tc>
+          <w:tcPr>
+            <w:tcW w:type="dxa" w:w="851"/>
+            <w:shd w:fill="FFFFFF"/>
+            <w:tcMar>
+              <w:top w:w="100" w:type="dxa"/>
+              <w:bottom w:w="100" w:type="dxa"/>
+              <w:left w:w="150" w:type="dxa"/>
+              <w:right w:w="150" w:type="dxa"/>
+            </w:tcMar>
+          </w:tcPr>
+          <w:p>
+            <w:pPr>
+              <w:spacing w:after="0" w:before="0"/>
+              <w:jc w:val="center"/>
+            </w:pPr>
+            <w:r>
+              <w:rPr>
+                <w:rFonts w:ascii="Arial" w:hAnsi="Arial"/>
+                <w:b w:val="0"/>
+                <w:i w:val="0"/>
+                <w:sz w:val="18"/>
+              </w:rPr>
+              <w:t>2.71</w:t>
+            </w:r>
+          </w:p>
+        </w:tc>
+        <w:tc>
+          <w:tcPr>
+            <w:tcW w:type="dxa" w:w="851"/>
+            <w:shd w:fill="FFFFFF"/>
+            <w:tcMar>
+              <w:top w:w="100" w:type="dxa"/>
+              <w:bottom w:w="100" w:type="dxa"/>
+              <w:left w:w="150" w:type="dxa"/>
+              <w:right w:w="150" w:type="dxa"/>
+            </w:tcMar>
+          </w:tcPr>
+          <w:p>
+            <w:pPr>
+              <w:spacing w:after="0" w:before="0"/>
+              <w:jc w:val="center"/>
+            </w:pPr>
+            <w:r>
+              <w:rPr>
+                <w:rFonts w:ascii="Arial" w:hAnsi="Arial"/>
+                <w:b w:val="0"/>
+                <w:i w:val="0"/>
+                <w:sz w:val="18"/>
+              </w:rPr>
+              <w:t>0.0000</w:t>
+            </w:r>
+          </w:p>
+        </w:tc>
+        <w:tc>
+          <w:tcPr>
+            <w:tcW w:type="dxa" w:w="851"/>
+            <w:shd w:fill="FFFFFF"/>
+            <w:tcMar>
+              <w:top w:w="100" w:type="dxa"/>
+              <w:bottom w:w="100" w:type="dxa"/>
+              <w:left w:w="150" w:type="dxa"/>
+              <w:right w:w="150" w:type="dxa"/>
+            </w:tcMar>
+          </w:tcPr>
+          <w:p>
+            <w:pPr>
+              <w:spacing w:after="0" w:before="0"/>
+              <w:jc w:val="center"/>
+            </w:pPr>
+            <w:r>
+              <w:rPr>
+                <w:rFonts w:ascii="Arial" w:hAnsi="Arial"/>
+                <w:b w:val="0"/>
+                <w:i w:val="0"/>
+                <w:sz w:val="18"/>
+              </w:rPr>
+              <w:t>27.06</w:t>
+            </w:r>
+          </w:p>
+        </w:tc>
+        <w:tc>
+          <w:tcPr>
+            <w:tcW w:type="dxa" w:w="851"/>
+            <w:shd w:fill="FFFFFF"/>
+            <w:tcMar>
+              <w:top w:w="100" w:type="dxa"/>
+              <w:bottom w:w="100" w:type="dxa"/>
+              <w:left w:w="150" w:type="dxa"/>
+              <w:right w:w="150" w:type="dxa"/>
+            </w:tcMar>
+          </w:tcPr>
+          <w:p>
+            <w:pPr>
+              <w:spacing w:after="0" w:before="0"/>
+              <w:jc w:val="center"/>
+            </w:pPr>
+            <w:r>
+              <w:rPr>
+                <w:rFonts w:ascii="Arial" w:hAnsi="Arial"/>
+                <w:b w:val="0"/>
+                <w:i w:val="0"/>
+                <w:sz w:val="18"/>
+              </w:rPr>
+              <w:t>2.38</w:t>
+            </w:r>
+          </w:p>
+        </w:tc>
+        <w:tc>
+          <w:tcPr>
+            <w:tcW w:type="dxa" w:w="851"/>
+            <w:shd w:fill="FFFFFF"/>
+            <w:tcMar>
+              <w:top w:w="100" w:type="dxa"/>
+              <w:bottom w:w="100" w:type="dxa"/>
+              <w:left w:w="150" w:type="dxa"/>
+              <w:right w:w="150" w:type="dxa"/>
+            </w:tcMar>
+          </w:tcPr>
+          <w:p>
+            <w:pPr>
+              <w:spacing w:after="0" w:before="0"/>
+              <w:jc w:val="center"/>
+            </w:pPr>
+            <w:r>
+              <w:rPr>
+                <w:rFonts w:ascii="Arial" w:hAnsi="Arial"/>
+                <w:b w:val="0"/>
+                <w:i w:val="0"/>
+                <w:sz w:val="18"/>
+              </w:rPr>
+              <w:t>True</w:t>
+            </w:r>
+          </w:p>
+        </w:tc>
+        <w:tc>
+          <w:tcPr>
+            <w:tcW w:type="dxa" w:w="851"/>
+            <w:shd w:fill="FFFFFF"/>
+            <w:tcMar>
+              <w:top w:w="100" w:type="dxa"/>
+              <w:bottom w:w="100" w:type="dxa"/>
+              <w:left w:w="150" w:type="dxa"/>
+              <w:right w:w="150" w:type="dxa"/>
+            </w:tcMar>
+          </w:tcPr>
+          <w:p>
+            <w:pPr>
+              <w:spacing w:after="0" w:before="0"/>
+              <w:jc w:val="center"/>
+            </w:pPr>
+            <w:r>
+              <w:rPr>
+                <w:rFonts w:ascii="Arial" w:hAnsi="Arial"/>
+                <w:b w:val="0"/>
+                <w:i w:val="0"/>
+                <w:sz w:val="18"/>
+              </w:rPr>
+              <w:t>log</w:t>
+            </w:r>
+          </w:p>
+        </w:tc>
+        <w:tc>
+          <w:tcPr>
+            <w:tcW w:type="dxa" w:w="851"/>
+            <w:shd w:fill="FFFFFF"/>
+            <w:tcMar>
+              <w:top w:w="100" w:type="dxa"/>
+              <w:bottom w:w="100" w:type="dxa"/>
+              <w:left w:w="150" w:type="dxa"/>
+              <w:right w:w="150" w:type="dxa"/>
+            </w:tcMar>
+          </w:tcPr>
+          <w:p>
+            <w:pPr>
+              <w:spacing w:after="0" w:before="0"/>
+              <w:jc w:val="center"/>
+            </w:pPr>
+            <w:r>
+              <w:rPr>
+                <w:rFonts w:ascii="Arial" w:hAnsi="Arial"/>
+                <w:b w:val="0"/>
+                <w:i w:val="0"/>
+                <w:sz w:val="18"/>
+              </w:rPr>
+              <w:t>k&lt;0.5: 290, 0.5&lt;=k&lt;=0.7: 154, k&gt;0.7: 44</w:t>
+            </w:r>
+          </w:p>
+        </w:tc>
+      </w:tr>
+      <w:tr>
+        <w:tc>
+          <w:tcPr>
+            <w:tcW w:type="dxa" w:w="851"/>
+            <w:shd w:fill="F9F9F9"/>
+            <w:tcMar>
+              <w:top w:w="100" w:type="dxa"/>
+              <w:bottom w:w="100" w:type="dxa"/>
+              <w:left w:w="150" w:type="dxa"/>
+              <w:right w:w="150" w:type="dxa"/>
+            </w:tcMar>
+          </w:tcPr>
+          <w:p>
+            <w:pPr>
+              <w:spacing w:after="0" w:before="0"/>
+              <w:jc w:val="center"/>
+            </w:pPr>
+            <w:r>
+              <w:rPr>
+                <w:rFonts w:ascii="Arial" w:hAnsi="Arial"/>
+                <w:b w:val="0"/>
+                <w:i w:val="0"/>
+                <w:sz w:val="18"/>
+              </w:rPr>
+              <w:t>Poisson Jerárquico</w:t>
+            </w:r>
+          </w:p>
+        </w:tc>
+        <w:tc>
+          <w:tcPr>
+            <w:tcW w:type="dxa" w:w="851"/>
+            <w:shd w:fill="F9F9F9"/>
+            <w:tcMar>
+              <w:top w:w="100" w:type="dxa"/>
+              <w:bottom w:w="100" w:type="dxa"/>
+              <w:left w:w="150" w:type="dxa"/>
+              <w:right w:w="150" w:type="dxa"/>
+            </w:tcMar>
+          </w:tcPr>
+          <w:p>
+            <w:pPr>
+              <w:spacing w:after="0" w:before="0"/>
+              <w:jc w:val="center"/>
+            </w:pPr>
+            <w:r>
+              <w:rPr>
+                <w:rFonts w:ascii="Arial" w:hAnsi="Arial"/>
+                <w:b w:val="0"/>
+                <w:i w:val="0"/>
+                <w:sz w:val="18"/>
+              </w:rPr>
+              <w:t>3</w:t>
+            </w:r>
+          </w:p>
+        </w:tc>
+        <w:tc>
+          <w:tcPr>
+            <w:tcW w:type="dxa" w:w="851"/>
+            <w:shd w:fill="F9F9F9"/>
+            <w:tcMar>
+              <w:top w:w="100" w:type="dxa"/>
+              <w:bottom w:w="100" w:type="dxa"/>
+              <w:left w:w="150" w:type="dxa"/>
+              <w:right w:w="150" w:type="dxa"/>
+            </w:tcMar>
+          </w:tcPr>
+          <w:p>
+            <w:pPr>
+              <w:spacing w:after="0" w:before="0"/>
+              <w:jc w:val="center"/>
+            </w:pPr>
+            <w:r>
+              <w:rPr>
+                <w:rFonts w:ascii="Arial" w:hAnsi="Arial"/>
+                <w:b w:val="0"/>
+                <w:i w:val="0"/>
+                <w:sz w:val="18"/>
+              </w:rPr>
+              <w:t>-1434.3509</w:t>
+            </w:r>
+          </w:p>
+        </w:tc>
+        <w:tc>
+          <w:tcPr>
+            <w:tcW w:type="dxa" w:w="851"/>
+            <w:shd w:fill="F9F9F9"/>
+            <w:tcMar>
+              <w:top w:w="100" w:type="dxa"/>
+              <w:bottom w:w="100" w:type="dxa"/>
+              <w:left w:w="150" w:type="dxa"/>
+              <w:right w:w="150" w:type="dxa"/>
+            </w:tcMar>
+          </w:tcPr>
+          <w:p>
+            <w:pPr>
+              <w:spacing w:after="0" w:before="0"/>
+              <w:jc w:val="center"/>
+            </w:pPr>
+            <w:r>
+              <w:rPr>
+                <w:rFonts w:ascii="Arial" w:hAnsi="Arial"/>
+                <w:b w:val="0"/>
+                <w:i w:val="0"/>
+                <w:sz w:val="18"/>
+              </w:rPr>
+              <w:t>360.22</w:t>
+            </w:r>
+          </w:p>
+        </w:tc>
+        <w:tc>
+          <w:tcPr>
+            <w:tcW w:type="dxa" w:w="851"/>
+            <w:shd w:fill="F9F9F9"/>
+            <w:tcMar>
+              <w:top w:w="100" w:type="dxa"/>
+              <w:bottom w:w="100" w:type="dxa"/>
+              <w:left w:w="150" w:type="dxa"/>
+              <w:right w:w="150" w:type="dxa"/>
+            </w:tcMar>
+          </w:tcPr>
+          <w:p>
+            <w:pPr>
+              <w:spacing w:after="0" w:before="0"/>
+              <w:jc w:val="center"/>
+            </w:pPr>
+            <w:r>
+              <w:rPr>
+                <w:rFonts w:ascii="Arial" w:hAnsi="Arial"/>
+                <w:b w:val="0"/>
+                <w:i w:val="0"/>
+                <w:sz w:val="18"/>
+              </w:rPr>
+              <w:t>113.08</w:t>
+            </w:r>
+          </w:p>
+        </w:tc>
+        <w:tc>
+          <w:tcPr>
+            <w:tcW w:type="dxa" w:w="851"/>
+            <w:shd w:fill="F9F9F9"/>
+            <w:tcMar>
+              <w:top w:w="100" w:type="dxa"/>
+              <w:bottom w:w="100" w:type="dxa"/>
+              <w:left w:w="150" w:type="dxa"/>
+              <w:right w:w="150" w:type="dxa"/>
+            </w:tcMar>
+          </w:tcPr>
+          <w:p>
+            <w:pPr>
+              <w:spacing w:after="0" w:before="0"/>
+              <w:jc w:val="center"/>
+            </w:pPr>
+            <w:r>
+              <w:rPr>
+                <w:rFonts w:ascii="Arial" w:hAnsi="Arial"/>
+                <w:b w:val="0"/>
+                <w:i w:val="0"/>
+                <w:sz w:val="18"/>
+              </w:rPr>
+              <w:t>0.0825</w:t>
+            </w:r>
+          </w:p>
+        </w:tc>
+        <w:tc>
+          <w:tcPr>
+            <w:tcW w:type="dxa" w:w="851"/>
+            <w:shd w:fill="F9F9F9"/>
+            <w:tcMar>
+              <w:top w:w="100" w:type="dxa"/>
+              <w:bottom w:w="100" w:type="dxa"/>
+              <w:left w:w="150" w:type="dxa"/>
+              <w:right w:w="150" w:type="dxa"/>
+            </w:tcMar>
+          </w:tcPr>
+          <w:p>
+            <w:pPr>
+              <w:spacing w:after="0" w:before="0"/>
+              <w:jc w:val="center"/>
+            </w:pPr>
+            <w:r>
+              <w:rPr>
+                <w:rFonts w:ascii="Arial" w:hAnsi="Arial"/>
+                <w:b w:val="0"/>
+                <w:i w:val="0"/>
+                <w:sz w:val="18"/>
+              </w:rPr>
+              <w:t>43.60</w:t>
+            </w:r>
+          </w:p>
+        </w:tc>
+        <w:tc>
+          <w:tcPr>
+            <w:tcW w:type="dxa" w:w="851"/>
+            <w:shd w:fill="F9F9F9"/>
+            <w:tcMar>
+              <w:top w:w="100" w:type="dxa"/>
+              <w:bottom w:w="100" w:type="dxa"/>
+              <w:left w:w="150" w:type="dxa"/>
+              <w:right w:w="150" w:type="dxa"/>
+            </w:tcMar>
+          </w:tcPr>
+          <w:p>
+            <w:pPr>
+              <w:spacing w:after="0" w:before="0"/>
+              <w:jc w:val="center"/>
+            </w:pPr>
+            <w:r>
+              <w:rPr>
+                <w:rFonts w:ascii="Arial" w:hAnsi="Arial"/>
+                <w:b w:val="0"/>
+                <w:i w:val="0"/>
+                <w:sz w:val="18"/>
+              </w:rPr>
+              <w:t>24.43</w:t>
+            </w:r>
+          </w:p>
+        </w:tc>
+        <w:tc>
+          <w:tcPr>
+            <w:tcW w:type="dxa" w:w="851"/>
+            <w:shd w:fill="F9F9F9"/>
+            <w:tcMar>
+              <w:top w:w="100" w:type="dxa"/>
+              <w:bottom w:w="100" w:type="dxa"/>
+              <w:left w:w="150" w:type="dxa"/>
+              <w:right w:w="150" w:type="dxa"/>
+            </w:tcMar>
+          </w:tcPr>
+          <w:p>
+            <w:pPr>
+              <w:spacing w:after="0" w:before="0"/>
+              <w:jc w:val="center"/>
+            </w:pPr>
+            <w:r>
+              <w:rPr>
+                <w:rFonts w:ascii="Arial" w:hAnsi="Arial"/>
+                <w:b w:val="0"/>
+                <w:i w:val="0"/>
+                <w:sz w:val="18"/>
+              </w:rPr>
+              <w:t>True</w:t>
+            </w:r>
+          </w:p>
+        </w:tc>
+        <w:tc>
+          <w:tcPr>
+            <w:tcW w:type="dxa" w:w="851"/>
+            <w:shd w:fill="F9F9F9"/>
+            <w:tcMar>
+              <w:top w:w="100" w:type="dxa"/>
+              <w:bottom w:w="100" w:type="dxa"/>
+              <w:left w:w="150" w:type="dxa"/>
+              <w:right w:w="150" w:type="dxa"/>
+            </w:tcMar>
+          </w:tcPr>
+          <w:p>
+            <w:pPr>
+              <w:spacing w:after="0" w:before="0"/>
+              <w:jc w:val="center"/>
+            </w:pPr>
+            <w:r>
+              <w:rPr>
+                <w:rFonts w:ascii="Arial" w:hAnsi="Arial"/>
+                <w:b w:val="0"/>
+                <w:i w:val="0"/>
+                <w:sz w:val="18"/>
+              </w:rPr>
+              <w:t>log</w:t>
+            </w:r>
+          </w:p>
+        </w:tc>
+        <w:tc>
+          <w:tcPr>
+            <w:tcW w:type="dxa" w:w="851"/>
+            <w:shd w:fill="F9F9F9"/>
+            <w:tcMar>
+              <w:top w:w="100" w:type="dxa"/>
+              <w:bottom w:w="100" w:type="dxa"/>
+              <w:left w:w="150" w:type="dxa"/>
+              <w:right w:w="150" w:type="dxa"/>
+            </w:tcMar>
+          </w:tcPr>
+          <w:p>
+            <w:pPr>
+              <w:spacing w:after="0" w:before="0"/>
+              <w:jc w:val="center"/>
+            </w:pPr>
+            <w:r>
+              <w:rPr>
+                <w:rFonts w:ascii="Arial" w:hAnsi="Arial"/>
+                <w:b w:val="0"/>
+                <w:i w:val="0"/>
+                <w:sz w:val="18"/>
+              </w:rPr>
+              <w:t>k&lt;0.5: 194, 0.5&lt;=k&lt;=0.7: 181, k&gt;0.7: 113</w:t>
             </w:r>
           </w:p>
         </w:tc>

--- a/outputs/tables/Reporte_Tesis_Flujo_Bayesiano.docx
+++ b/outputs/tables/Reporte_Tesis_Flujo_Bayesiano.docx
@@ -14,7 +14,18 @@
           <w:i w:val="0"/>
           <w:sz w:val="32"/>
         </w:rPr>
-        <w:t>REPORTE METODOLÓGICO DE TESIS</w:t>
+        <w:t>REPORTE METODOLÓGICO DE TESIS DE PREGRADO</w:t>
+        <w:br/>
+      </w:r>
+      <w:r>
+        <w:rPr>
+          <w:rFonts w:ascii="Arial" w:hAnsi="Arial"/>
+          <w:b/>
+          <w:i w:val="0"/>
+          <w:color w:val="505050"/>
+          <w:sz w:val="26"/>
+        </w:rPr>
+        <w:t>Carrera de Ingeniería en Estadística</w:t>
         <w:br/>
       </w:r>
       <w:r>
@@ -35,7 +46,7 @@
           <w:i/>
           <w:sz w:val="24"/>
         </w:rPr>
-        <w:t>Análisis de Datos y Modelamiento Jerárquico Espacial (2024-2026)</w:t>
+        <w:t>Modelamiento Jerárquico Espacio-Temporal con NUTS (2024-2025)</w:t>
       </w:r>
     </w:p>
     <w:p>
@@ -1897,7 +1908,7 @@
                 <w:i w:val="0"/>
                 <w:sz w:val="18"/>
               </w:rPr>
-              <w:t>244.00</w:t>
+              <w:t>244</w:t>
             </w:r>
           </w:p>
         </w:tc>
@@ -1924,7 +1935,7 @@
                 <w:i w:val="0"/>
                 <w:sz w:val="18"/>
               </w:rPr>
-              <w:t>244.00</w:t>
+              <w:t>244</w:t>
             </w:r>
           </w:p>
         </w:tc>
@@ -1980,7 +1991,7 @@
                 <w:i w:val="0"/>
                 <w:sz w:val="18"/>
               </w:rPr>
-              <w:t>4.00</w:t>
+              <w:t>4</w:t>
             </w:r>
           </w:p>
         </w:tc>
@@ -2007,7 +2018,7 @@
                 <w:i w:val="0"/>
                 <w:sz w:val="18"/>
               </w:rPr>
-              <w:t>4.00</w:t>
+              <w:t>4</w:t>
             </w:r>
           </w:p>
         </w:tc>
@@ -2063,7 +2074,7 @@
                 <w:i w:val="0"/>
                 <w:sz w:val="18"/>
               </w:rPr>
-              <w:t>0.0000</w:t>
+              <w:t>0</w:t>
             </w:r>
           </w:p>
         </w:tc>
@@ -2090,7 +2101,7 @@
                 <w:i w:val="0"/>
                 <w:sz w:val="18"/>
               </w:rPr>
-              <w:t>0.0000</w:t>
+              <w:t>0</w:t>
             </w:r>
           </w:p>
         </w:tc>
@@ -2229,7 +2240,7 @@
                 <w:i w:val="0"/>
                 <w:sz w:val="18"/>
               </w:rPr>
-              <w:t>215.00</w:t>
+              <w:t>2.15</w:t>
             </w:r>
           </w:p>
         </w:tc>
@@ -2256,7 +2267,7 @@
                 <w:i w:val="0"/>
                 <w:sz w:val="18"/>
               </w:rPr>
-              <w:t>195.85</w:t>
+              <w:t>1.96</w:t>
             </w:r>
           </w:p>
         </w:tc>
@@ -2312,7 +2323,7 @@
                 <w:i w:val="0"/>
                 <w:sz w:val="18"/>
               </w:rPr>
-              <w:t>17.00</w:t>
+              <w:t>17</w:t>
             </w:r>
           </w:p>
         </w:tc>
@@ -2339,7 +2350,7 @@
                 <w:i w:val="0"/>
                 <w:sz w:val="18"/>
               </w:rPr>
-              <w:t>17.00</w:t>
+              <w:t>17</w:t>
             </w:r>
           </w:p>
         </w:tc>
@@ -2395,7 +2406,7 @@
                 <w:i w:val="0"/>
                 <w:sz w:val="18"/>
               </w:rPr>
-              <w:t>1.00</w:t>
+              <w:t>1</w:t>
             </w:r>
           </w:p>
         </w:tc>
@@ -2422,7 +2433,90 @@
                 <w:i w:val="0"/>
                 <w:sz w:val="18"/>
               </w:rPr>
-              <w:t>1.00</w:t>
+              <w:t>1</w:t>
+            </w:r>
+          </w:p>
+        </w:tc>
+      </w:tr>
+      <w:tr>
+        <w:tc>
+          <w:tcPr>
+            <w:tcW w:type="dxa" w:w="3600"/>
+            <w:shd w:fill="F9F9F9"/>
+            <w:tcMar>
+              <w:top w:w="100" w:type="dxa"/>
+              <w:bottom w:w="100" w:type="dxa"/>
+              <w:left w:w="150" w:type="dxa"/>
+              <w:right w:w="150" w:type="dxa"/>
+            </w:tcMar>
+          </w:tcPr>
+          <w:p>
+            <w:pPr>
+              <w:spacing w:after="0" w:before="0"/>
+              <w:jc w:val="center"/>
+            </w:pPr>
+            <w:r>
+              <w:rPr>
+                <w:rFonts w:ascii="Arial" w:hAnsi="Arial"/>
+                <w:b w:val="0"/>
+                <w:i w:val="0"/>
+                <w:sz w:val="18"/>
+              </w:rPr>
+              <w:t>Matriz Seleccionada para el Modelo Final</w:t>
+            </w:r>
+          </w:p>
+        </w:tc>
+        <w:tc>
+          <w:tcPr>
+            <w:tcW w:type="dxa" w:w="2880"/>
+            <w:shd w:fill="F9F9F9"/>
+            <w:tcMar>
+              <w:top w:w="100" w:type="dxa"/>
+              <w:bottom w:w="100" w:type="dxa"/>
+              <w:left w:w="150" w:type="dxa"/>
+              <w:right w:w="150" w:type="dxa"/>
+            </w:tcMar>
+          </w:tcPr>
+          <w:p>
+            <w:pPr>
+              <w:spacing w:after="0" w:before="0"/>
+              <w:jc w:val="center"/>
+            </w:pPr>
+            <w:r>
+              <w:rPr>
+                <w:rFonts w:ascii="Arial" w:hAnsi="Arial"/>
+                <w:b w:val="0"/>
+                <w:i w:val="0"/>
+                <w:sz w:val="18"/>
+              </w:rPr>
+              <w:t>SÍ (Queen, 4 islas de Puná conectadas)</w:t>
+            </w:r>
+          </w:p>
+        </w:tc>
+        <w:tc>
+          <w:tcPr>
+            <w:tcW w:type="dxa" w:w="2880"/>
+            <w:shd w:fill="F9F9F9"/>
+            <w:tcMar>
+              <w:top w:w="100" w:type="dxa"/>
+              <w:bottom w:w="100" w:type="dxa"/>
+              <w:left w:w="150" w:type="dxa"/>
+              <w:right w:w="150" w:type="dxa"/>
+            </w:tcMar>
+          </w:tcPr>
+          <w:p>
+            <w:pPr>
+              <w:spacing w:after="0" w:before="0"/>
+              <w:jc w:val="center"/>
+            </w:pPr>
+            <w:r>
+              <w:rPr>
+                <w:rFonts w:ascii="Arial" w:hAnsi="Arial"/>
+                <w:b w:val="0"/>
+                <w:i w:val="0"/>
+                <w:sz w:val="18"/>
+              </w:rPr>
+              <w:t>NO (Descartada)</w:t>
             </w:r>
           </w:p>
         </w:tc>
@@ -2726,7 +2820,7 @@
                 <w:i w:val="0"/>
                 <w:sz w:val="18"/>
               </w:rPr>
-              <w:t>Pseudo p-valor (9999 perm)</w:t>
+              <w:t>Pseudo p-valor</w:t>
             </w:r>
           </w:p>
         </w:tc>
@@ -2754,6 +2848,230 @@
                 <w:sz w:val="18"/>
               </w:rPr>
               <w:t>0.0079</w:t>
+            </w:r>
+          </w:p>
+        </w:tc>
+      </w:tr>
+      <w:tr>
+        <w:tc>
+          <w:tcPr>
+            <w:tcW w:type="dxa" w:w="4320"/>
+            <w:shd w:fill="FFFFFF"/>
+            <w:tcMar>
+              <w:top w:w="100" w:type="dxa"/>
+              <w:bottom w:w="100" w:type="dxa"/>
+              <w:left w:w="150" w:type="dxa"/>
+              <w:right w:w="150" w:type="dxa"/>
+            </w:tcMar>
+          </w:tcPr>
+          <w:p>
+            <w:pPr>
+              <w:spacing w:after="0" w:before="0"/>
+              <w:jc w:val="center"/>
+            </w:pPr>
+            <w:r>
+              <w:rPr>
+                <w:rFonts w:ascii="Arial" w:hAnsi="Arial"/>
+                <w:b w:val="0"/>
+                <w:i w:val="0"/>
+                <w:sz w:val="18"/>
+              </w:rPr>
+              <w:t>Permutaciones</w:t>
+            </w:r>
+          </w:p>
+        </w:tc>
+        <w:tc>
+          <w:tcPr>
+            <w:tcW w:type="dxa" w:w="3600"/>
+            <w:shd w:fill="FFFFFF"/>
+            <w:tcMar>
+              <w:top w:w="100" w:type="dxa"/>
+              <w:bottom w:w="100" w:type="dxa"/>
+              <w:left w:w="150" w:type="dxa"/>
+              <w:right w:w="150" w:type="dxa"/>
+            </w:tcMar>
+          </w:tcPr>
+          <w:p>
+            <w:pPr>
+              <w:spacing w:after="0" w:before="0"/>
+              <w:jc w:val="center"/>
+            </w:pPr>
+            <w:r>
+              <w:rPr>
+                <w:rFonts w:ascii="Arial" w:hAnsi="Arial"/>
+                <w:b w:val="0"/>
+                <w:i w:val="0"/>
+                <w:sz w:val="18"/>
+              </w:rPr>
+              <w:t>9999</w:t>
+            </w:r>
+          </w:p>
+        </w:tc>
+      </w:tr>
+      <w:tr>
+        <w:tc>
+          <w:tcPr>
+            <w:tcW w:type="dxa" w:w="4320"/>
+            <w:shd w:fill="F9F9F9"/>
+            <w:tcMar>
+              <w:top w:w="100" w:type="dxa"/>
+              <w:bottom w:w="100" w:type="dxa"/>
+              <w:left w:w="150" w:type="dxa"/>
+              <w:right w:w="150" w:type="dxa"/>
+            </w:tcMar>
+          </w:tcPr>
+          <w:p>
+            <w:pPr>
+              <w:spacing w:after="0" w:before="0"/>
+              <w:jc w:val="center"/>
+            </w:pPr>
+            <w:r>
+              <w:rPr>
+                <w:rFonts w:ascii="Arial" w:hAnsi="Arial"/>
+                <w:b w:val="0"/>
+                <w:i w:val="0"/>
+                <w:sz w:val="18"/>
+              </w:rPr>
+              <w:t>Semilla Aleatoria</w:t>
+            </w:r>
+          </w:p>
+        </w:tc>
+        <w:tc>
+          <w:tcPr>
+            <w:tcW w:type="dxa" w:w="3600"/>
+            <w:shd w:fill="F9F9F9"/>
+            <w:tcMar>
+              <w:top w:w="100" w:type="dxa"/>
+              <w:bottom w:w="100" w:type="dxa"/>
+              <w:left w:w="150" w:type="dxa"/>
+              <w:right w:w="150" w:type="dxa"/>
+            </w:tcMar>
+          </w:tcPr>
+          <w:p>
+            <w:pPr>
+              <w:spacing w:after="0" w:before="0"/>
+              <w:jc w:val="center"/>
+            </w:pPr>
+            <w:r>
+              <w:rPr>
+                <w:rFonts w:ascii="Arial" w:hAnsi="Arial"/>
+                <w:b w:val="0"/>
+                <w:i w:val="0"/>
+                <w:sz w:val="18"/>
+              </w:rPr>
+              <w:t>42</w:t>
+            </w:r>
+          </w:p>
+        </w:tc>
+      </w:tr>
+      <w:tr>
+        <w:tc>
+          <w:tcPr>
+            <w:tcW w:type="dxa" w:w="4320"/>
+            <w:shd w:fill="FFFFFF"/>
+            <w:tcMar>
+              <w:top w:w="100" w:type="dxa"/>
+              <w:bottom w:w="100" w:type="dxa"/>
+              <w:left w:w="150" w:type="dxa"/>
+              <w:right w:w="150" w:type="dxa"/>
+            </w:tcMar>
+          </w:tcPr>
+          <w:p>
+            <w:pPr>
+              <w:spacing w:after="0" w:before="0"/>
+              <w:jc w:val="center"/>
+            </w:pPr>
+            <w:r>
+              <w:rPr>
+                <w:rFonts w:ascii="Arial" w:hAnsi="Arial"/>
+                <w:b w:val="0"/>
+                <w:i w:val="0"/>
+                <w:sz w:val="18"/>
+              </w:rPr>
+              <w:t>Matriz Espacial Utilizada</w:t>
+            </w:r>
+          </w:p>
+        </w:tc>
+        <w:tc>
+          <w:tcPr>
+            <w:tcW w:type="dxa" w:w="3600"/>
+            <w:shd w:fill="FFFFFF"/>
+            <w:tcMar>
+              <w:top w:w="100" w:type="dxa"/>
+              <w:bottom w:w="100" w:type="dxa"/>
+              <w:left w:w="150" w:type="dxa"/>
+              <w:right w:w="150" w:type="dxa"/>
+            </w:tcMar>
+          </w:tcPr>
+          <w:p>
+            <w:pPr>
+              <w:spacing w:after="0" w:before="0"/>
+              <w:jc w:val="center"/>
+            </w:pPr>
+            <w:r>
+              <w:rPr>
+                <w:rFonts w:ascii="Arial" w:hAnsi="Arial"/>
+                <w:b w:val="0"/>
+                <w:i w:val="0"/>
+                <w:sz w:val="18"/>
+              </w:rPr>
+              <w:t>Queen (4 islas de Puná conectadas)</w:t>
+            </w:r>
+          </w:p>
+        </w:tc>
+      </w:tr>
+      <w:tr>
+        <w:tc>
+          <w:tcPr>
+            <w:tcW w:type="dxa" w:w="4320"/>
+            <w:shd w:fill="F9F9F9"/>
+            <w:tcMar>
+              <w:top w:w="100" w:type="dxa"/>
+              <w:bottom w:w="100" w:type="dxa"/>
+              <w:left w:w="150" w:type="dxa"/>
+              <w:right w:w="150" w:type="dxa"/>
+            </w:tcMar>
+          </w:tcPr>
+          <w:p>
+            <w:pPr>
+              <w:spacing w:after="0" w:before="0"/>
+              <w:jc w:val="center"/>
+            </w:pPr>
+            <w:r>
+              <w:rPr>
+                <w:rFonts w:ascii="Arial" w:hAnsi="Arial"/>
+                <w:b w:val="0"/>
+                <w:i w:val="0"/>
+                <w:sz w:val="18"/>
+              </w:rPr>
+              <w:t>Promedio Vecinos Matriz</w:t>
+            </w:r>
+          </w:p>
+        </w:tc>
+        <w:tc>
+          <w:tcPr>
+            <w:tcW w:type="dxa" w:w="3600"/>
+            <w:shd w:fill="F9F9F9"/>
+            <w:tcMar>
+              <w:top w:w="100" w:type="dxa"/>
+              <w:bottom w:w="100" w:type="dxa"/>
+              <w:left w:w="150" w:type="dxa"/>
+              <w:right w:w="150" w:type="dxa"/>
+            </w:tcMar>
+          </w:tcPr>
+          <w:p>
+            <w:pPr>
+              <w:spacing w:after="0" w:before="0"/>
+              <w:jc w:val="center"/>
+            </w:pPr>
+            <w:r>
+              <w:rPr>
+                <w:rFonts w:ascii="Arial" w:hAnsi="Arial"/>
+                <w:b w:val="0"/>
+                <w:i w:val="0"/>
+                <w:sz w:val="18"/>
+              </w:rPr>
+              <w:t>5.25</w:t>
             </w:r>
           </w:p>
         </w:tc>
@@ -3139,89 +3457,6 @@
                 <w:sz w:val="18"/>
               </w:rPr>
               <w:t>3131.57</w:t>
-            </w:r>
-          </w:p>
-        </w:tc>
-      </w:tr>
-      <w:tr>
-        <w:tc>
-          <w:tcPr>
-            <w:tcW w:type="dxa" w:w="3600"/>
-            <w:shd w:fill="F9F9F9"/>
-            <w:tcMar>
-              <w:top w:w="100" w:type="dxa"/>
-              <w:bottom w:w="100" w:type="dxa"/>
-              <w:left w:w="150" w:type="dxa"/>
-              <w:right w:w="150" w:type="dxa"/>
-            </w:tcMar>
-          </w:tcPr>
-          <w:p>
-            <w:pPr>
-              <w:spacing w:after="0" w:before="0"/>
-              <w:jc w:val="center"/>
-            </w:pPr>
-            <w:r>
-              <w:rPr>
-                <w:rFonts w:ascii="Arial" w:hAnsi="Arial"/>
-                <w:b w:val="0"/>
-                <w:i w:val="0"/>
-                <w:sz w:val="18"/>
-              </w:rPr>
-              <w:t>Pseudo R² (McFadden)</w:t>
-            </w:r>
-          </w:p>
-        </w:tc>
-        <w:tc>
-          <w:tcPr>
-            <w:tcW w:type="dxa" w:w="2880"/>
-            <w:shd w:fill="F9F9F9"/>
-            <w:tcMar>
-              <w:top w:w="100" w:type="dxa"/>
-              <w:bottom w:w="100" w:type="dxa"/>
-              <w:left w:w="150" w:type="dxa"/>
-              <w:right w:w="150" w:type="dxa"/>
-            </w:tcMar>
-          </w:tcPr>
-          <w:p>
-            <w:pPr>
-              <w:spacing w:after="0" w:before="0"/>
-              <w:jc w:val="center"/>
-            </w:pPr>
-            <w:r>
-              <w:rPr>
-                <w:rFonts w:ascii="Arial" w:hAnsi="Arial"/>
-                <w:b w:val="0"/>
-                <w:i w:val="0"/>
-                <w:sz w:val="18"/>
-              </w:rPr>
-              <w:t>0.0507</w:t>
-            </w:r>
-          </w:p>
-        </w:tc>
-        <w:tc>
-          <w:tcPr>
-            <w:tcW w:type="dxa" w:w="2880"/>
-            <w:shd w:fill="F9F9F9"/>
-            <w:tcMar>
-              <w:top w:w="100" w:type="dxa"/>
-              <w:bottom w:w="100" w:type="dxa"/>
-              <w:left w:w="150" w:type="dxa"/>
-              <w:right w:w="150" w:type="dxa"/>
-            </w:tcMar>
-          </w:tcPr>
-          <w:p>
-            <w:pPr>
-              <w:spacing w:after="0" w:before="0"/>
-              <w:jc w:val="center"/>
-            </w:pPr>
-            <w:r>
-              <w:rPr>
-                <w:rFonts w:ascii="Arial" w:hAnsi="Arial"/>
-                <w:b w:val="0"/>
-                <w:i w:val="0"/>
-                <w:sz w:val="18"/>
-              </w:rPr>
-              <w:t>0.0106</w:t>
             </w:r>
           </w:p>
         </w:tc>
@@ -3444,7 +3679,7 @@
                 <w:i w:val="0"/>
                 <w:sz w:val="18"/>
               </w:rPr>
-              <w:t>NUEVA PROSPERINA 2</w:t>
+              <w:t>SAN FRANCISCO 2</w:t>
             </w:r>
           </w:p>
         </w:tc>
@@ -3471,7 +3706,7 @@
                 <w:i w:val="0"/>
                 <w:sz w:val="18"/>
               </w:rPr>
-              <w:t>NUEVA PROSPERINA</w:t>
+              <w:t>SAN FRANCISCO</w:t>
             </w:r>
           </w:p>
         </w:tc>
@@ -3498,7 +3733,7 @@
                 <w:i w:val="0"/>
                 <w:sz w:val="18"/>
               </w:rPr>
-              <w:t>NUEVA PROSPERINA</w:t>
+              <w:t>PASCUALES</w:t>
             </w:r>
           </w:p>
         </w:tc>
@@ -3525,7 +3760,7 @@
                 <w:i w:val="0"/>
                 <w:sz w:val="18"/>
               </w:rPr>
-              <w:t>4.10</w:t>
+              <w:t>3.81</w:t>
             </w:r>
           </w:p>
         </w:tc>
@@ -3552,7 +3787,7 @@
                 <w:i w:val="0"/>
                 <w:sz w:val="18"/>
               </w:rPr>
-              <w:t>0.9998</w:t>
+              <w:t>0.9800</w:t>
             </w:r>
           </w:p>
         </w:tc>
@@ -3581,7 +3816,7 @@
                 <w:i w:val="0"/>
                 <w:sz w:val="18"/>
               </w:rPr>
-              <w:t>NUEVO GUAYAQUIL 3</w:t>
+              <w:t>GUASMO 1</w:t>
             </w:r>
           </w:p>
         </w:tc>
@@ -3608,7 +3843,7 @@
                 <w:i w:val="0"/>
                 <w:sz w:val="18"/>
               </w:rPr>
-              <w:t>NUEVO GUAYAQUIL</w:t>
+              <w:t>GUASMO</w:t>
             </w:r>
           </w:p>
         </w:tc>
@@ -3635,7 +3870,7 @@
                 <w:i w:val="0"/>
                 <w:sz w:val="18"/>
               </w:rPr>
-              <w:t>NUEVA PROSPERINA</w:t>
+              <w:t>SUR</w:t>
             </w:r>
           </w:p>
         </w:tc>
@@ -3662,7 +3897,7 @@
                 <w:i w:val="0"/>
                 <w:sz w:val="18"/>
               </w:rPr>
-              <w:t>4.02</w:t>
+              <w:t>3.30</w:t>
             </w:r>
           </w:p>
         </w:tc>
@@ -3689,7 +3924,7 @@
                 <w:i w:val="0"/>
                 <w:sz w:val="18"/>
               </w:rPr>
-              <w:t>0.9998</w:t>
+              <w:t>0.9560</w:t>
             </w:r>
           </w:p>
         </w:tc>
@@ -3718,7 +3953,7 @@
                 <w:i w:val="0"/>
                 <w:sz w:val="18"/>
               </w:rPr>
-              <w:t>PARAISO LA FLOR 4</w:t>
+              <w:t>NUEVA PROSPERINA 2</w:t>
             </w:r>
           </w:p>
         </w:tc>
@@ -3745,7 +3980,7 @@
                 <w:i w:val="0"/>
                 <w:sz w:val="18"/>
               </w:rPr>
-              <w:t>PARAISO LA FLOR</w:t>
+              <w:t>NUEVA PROSPERINA</w:t>
             </w:r>
           </w:p>
         </w:tc>
@@ -3799,7 +4034,7 @@
                 <w:i w:val="0"/>
                 <w:sz w:val="18"/>
               </w:rPr>
-              <w:t>3.93</w:t>
+              <w:t>3.28</w:t>
             </w:r>
           </w:p>
         </w:tc>
@@ -3826,7 +4061,7 @@
                 <w:i w:val="0"/>
                 <w:sz w:val="18"/>
               </w:rPr>
-              <w:t>0.9995</w:t>
+              <w:t>0.9535</w:t>
             </w:r>
           </w:p>
         </w:tc>
@@ -3855,7 +4090,7 @@
                 <w:i w:val="0"/>
                 <w:sz w:val="18"/>
               </w:rPr>
-              <w:t>GUASMO 1</w:t>
+              <w:t>PROGRESO 1</w:t>
             </w:r>
           </w:p>
         </w:tc>
@@ -3882,7 +4117,7 @@
                 <w:i w:val="0"/>
                 <w:sz w:val="18"/>
               </w:rPr>
-              <w:t>GUASMO</w:t>
+              <w:t>PROGRESO</w:t>
             </w:r>
           </w:p>
         </w:tc>
@@ -3909,7 +4144,7 @@
                 <w:i w:val="0"/>
                 <w:sz w:val="18"/>
               </w:rPr>
-              <w:t>SUR</w:t>
+              <w:t>PROGRESO</w:t>
             </w:r>
           </w:p>
         </w:tc>
@@ -3936,7 +4171,7 @@
                 <w:i w:val="0"/>
                 <w:sz w:val="18"/>
               </w:rPr>
-              <w:t>3.89</w:t>
+              <w:t>3.19</w:t>
             </w:r>
           </w:p>
         </w:tc>
@@ -3963,7 +4198,7 @@
                 <w:i w:val="0"/>
                 <w:sz w:val="18"/>
               </w:rPr>
-              <w:t>0.9998</w:t>
+              <w:t>0.9500</w:t>
             </w:r>
           </w:p>
         </w:tc>
@@ -4073,7 +4308,7 @@
                 <w:i w:val="0"/>
                 <w:sz w:val="18"/>
               </w:rPr>
-              <w:t>3.74</w:t>
+              <w:t>2.92</w:t>
             </w:r>
           </w:p>
         </w:tc>
@@ -4100,7 +4335,7 @@
                 <w:i w:val="0"/>
                 <w:sz w:val="18"/>
               </w:rPr>
-              <w:t>0.9990</w:t>
+              <w:t>0.9135</w:t>
             </w:r>
           </w:p>
         </w:tc>
@@ -4129,7 +4364,7 @@
                 <w:i w:val="0"/>
                 <w:sz w:val="18"/>
               </w:rPr>
-              <w:t>SAN FRANCISCO 2</w:t>
+              <w:t>NUEVO GUAYAQUIL 3</w:t>
             </w:r>
           </w:p>
         </w:tc>
@@ -4156,7 +4391,7 @@
                 <w:i w:val="0"/>
                 <w:sz w:val="18"/>
               </w:rPr>
-              <w:t>SAN FRANCISCO</w:t>
+              <w:t>NUEVO GUAYAQUIL</w:t>
             </w:r>
           </w:p>
         </w:tc>
@@ -4183,7 +4418,7 @@
                 <w:i w:val="0"/>
                 <w:sz w:val="18"/>
               </w:rPr>
-              <w:t>PASCUALES</w:t>
+              <w:t>NUEVA PROSPERINA</w:t>
             </w:r>
           </w:p>
         </w:tc>
@@ -4210,7 +4445,7 @@
                 <w:i w:val="0"/>
                 <w:sz w:val="18"/>
               </w:rPr>
-              <w:t>3.65</w:t>
+              <w:t>2.85</w:t>
             </w:r>
           </w:p>
         </w:tc>
@@ -4237,7 +4472,7 @@
                 <w:i w:val="0"/>
                 <w:sz w:val="18"/>
               </w:rPr>
-              <w:t>0.9980</w:t>
+              <w:t>0.8920</w:t>
             </w:r>
           </w:p>
         </w:tc>
@@ -4266,7 +4501,7 @@
                 <w:i w:val="0"/>
                 <w:sz w:val="18"/>
               </w:rPr>
-              <w:t>TRINITARIA NORTE 2</w:t>
+              <w:t>PARAISO LA FLOR 4</w:t>
             </w:r>
           </w:p>
         </w:tc>
@@ -4293,7 +4528,7 @@
                 <w:i w:val="0"/>
                 <w:sz w:val="18"/>
               </w:rPr>
-              <w:t>TRINITARIA NORTE</w:t>
+              <w:t>PARAISO LA FLOR</w:t>
             </w:r>
           </w:p>
         </w:tc>
@@ -4320,7 +4555,7 @@
                 <w:i w:val="0"/>
                 <w:sz w:val="18"/>
               </w:rPr>
-              <w:t>ESTEROS</w:t>
+              <w:t>NUEVA PROSPERINA</w:t>
             </w:r>
           </w:p>
         </w:tc>
@@ -4347,7 +4582,7 @@
                 <w:i w:val="0"/>
                 <w:sz w:val="18"/>
               </w:rPr>
-              <w:t>3.24</w:t>
+              <w:t>2.84</w:t>
             </w:r>
           </w:p>
         </w:tc>
@@ -4374,7 +4609,7 @@
                 <w:i w:val="0"/>
                 <w:sz w:val="18"/>
               </w:rPr>
-              <w:t>0.9915</w:t>
+              <w:t>0.9175</w:t>
             </w:r>
           </w:p>
         </w:tc>
@@ -4403,7 +4638,7 @@
                 <w:i w:val="0"/>
                 <w:sz w:val="18"/>
               </w:rPr>
-              <w:t>PASCUALES 3</w:t>
+              <w:t>POSORJA 1</w:t>
             </w:r>
           </w:p>
         </w:tc>
@@ -4430,7 +4665,7 @@
                 <w:i w:val="0"/>
                 <w:sz w:val="18"/>
               </w:rPr>
-              <w:t>PASCUALES</w:t>
+              <w:t>POSORJA</w:t>
             </w:r>
           </w:p>
         </w:tc>
@@ -4457,7 +4692,7 @@
                 <w:i w:val="0"/>
                 <w:sz w:val="18"/>
               </w:rPr>
-              <w:t>PASCUALES</w:t>
+              <w:t>PROGRESO</w:t>
             </w:r>
           </w:p>
         </w:tc>
@@ -4484,7 +4719,7 @@
                 <w:i w:val="0"/>
                 <w:sz w:val="18"/>
               </w:rPr>
-              <w:t>3.06</w:t>
+              <w:t>2.68</w:t>
             </w:r>
           </w:p>
         </w:tc>
@@ -4511,7 +4746,7 @@
                 <w:i w:val="0"/>
                 <w:sz w:val="18"/>
               </w:rPr>
-              <w:t>0.9945</w:t>
+              <w:t>0.8930</w:t>
             </w:r>
           </w:p>
         </w:tc>
@@ -4540,7 +4775,7 @@
                 <w:i w:val="0"/>
                 <w:sz w:val="18"/>
               </w:rPr>
-              <w:t>7 LAGOS 3</w:t>
+              <w:t>NUEVA PROSPERINA 3</w:t>
             </w:r>
           </w:p>
         </w:tc>
@@ -4567,7 +4802,7 @@
                 <w:i w:val="0"/>
                 <w:sz w:val="18"/>
               </w:rPr>
-              <w:t>7 LAGOS</w:t>
+              <w:t>NUEVA PROSPERINA</w:t>
             </w:r>
           </w:p>
         </w:tc>
@@ -4594,7 +4829,7 @@
                 <w:i w:val="0"/>
                 <w:sz w:val="18"/>
               </w:rPr>
-              <w:t>SUR</w:t>
+              <w:t>NUEVA PROSPERINA</w:t>
             </w:r>
           </w:p>
         </w:tc>
@@ -4621,7 +4856,7 @@
                 <w:i w:val="0"/>
                 <w:sz w:val="18"/>
               </w:rPr>
-              <w:t>2.95</w:t>
+              <w:t>2.51</w:t>
             </w:r>
           </w:p>
         </w:tc>
@@ -4648,7 +4883,7 @@
                 <w:i w:val="0"/>
                 <w:sz w:val="18"/>
               </w:rPr>
-              <w:t>0.9925</w:t>
+              <w:t>0.8860</w:t>
             </w:r>
           </w:p>
         </w:tc>
@@ -4677,7 +4912,7 @@
                 <w:i w:val="0"/>
                 <w:sz w:val="18"/>
               </w:rPr>
-              <w:t>FLORESTA 2</w:t>
+              <w:t>PASCUALES 3</w:t>
             </w:r>
           </w:p>
         </w:tc>
@@ -4704,7 +4939,7 @@
                 <w:i w:val="0"/>
                 <w:sz w:val="18"/>
               </w:rPr>
-              <w:t>FLORESTA</w:t>
+              <w:t>PASCUALES</w:t>
             </w:r>
           </w:p>
         </w:tc>
@@ -4731,7 +4966,7 @@
                 <w:i w:val="0"/>
                 <w:sz w:val="18"/>
               </w:rPr>
-              <w:t>SUR</w:t>
+              <w:t>PASCUALES</w:t>
             </w:r>
           </w:p>
         </w:tc>
@@ -4758,7 +4993,7 @@
                 <w:i w:val="0"/>
                 <w:sz w:val="18"/>
               </w:rPr>
-              <w:t>2.90</w:t>
+              <w:t>2.40</w:t>
             </w:r>
           </w:p>
         </w:tc>
@@ -4785,7 +5020,7 @@
                 <w:i w:val="0"/>
                 <w:sz w:val="18"/>
               </w:rPr>
-              <w:t>0.9882</w:t>
+              <w:t>0.8315</w:t>
             </w:r>
           </w:p>
         </w:tc>
@@ -4948,7 +5183,7 @@
                 <w:i w:val="0"/>
                 <w:sz w:val="18"/>
               </w:rPr>
-              <w:t>173</w:t>
+              <w:t>184</w:t>
             </w:r>
           </w:p>
         </w:tc>
@@ -5004,7 +5239,7 @@
                 <w:i w:val="0"/>
                 <w:sz w:val="18"/>
               </w:rPr>
-              <w:t>71</w:t>
+              <w:t>60</w:t>
             </w:r>
           </w:p>
         </w:tc>
@@ -5055,22 +5290,30 @@
         </w:tblBorders>
       </w:tblPr>
       <w:tblGrid>
-        <w:gridCol w:w="851"/>
-        <w:gridCol w:w="851"/>
-        <w:gridCol w:w="851"/>
-        <w:gridCol w:w="851"/>
-        <w:gridCol w:w="851"/>
-        <w:gridCol w:w="851"/>
-        <w:gridCol w:w="851"/>
-        <w:gridCol w:w="851"/>
-        <w:gridCol w:w="851"/>
-        <w:gridCol w:w="851"/>
-        <w:gridCol w:w="851"/>
+        <w:gridCol w:w="493"/>
+        <w:gridCol w:w="493"/>
+        <w:gridCol w:w="493"/>
+        <w:gridCol w:w="493"/>
+        <w:gridCol w:w="493"/>
+        <w:gridCol w:w="493"/>
+        <w:gridCol w:w="493"/>
+        <w:gridCol w:w="493"/>
+        <w:gridCol w:w="493"/>
+        <w:gridCol w:w="493"/>
+        <w:gridCol w:w="493"/>
+        <w:gridCol w:w="493"/>
+        <w:gridCol w:w="493"/>
+        <w:gridCol w:w="493"/>
+        <w:gridCol w:w="493"/>
+        <w:gridCol w:w="493"/>
+        <w:gridCol w:w="493"/>
+        <w:gridCol w:w="493"/>
+        <w:gridCol w:w="493"/>
       </w:tblGrid>
       <w:tr>
         <w:tc>
           <w:tcPr>
-            <w:tcW w:type="dxa" w:w="851"/>
+            <w:tcW w:type="dxa" w:w="493"/>
             <w:shd w:fill="333333"/>
             <w:tcMar>
               <w:top w:w="120" w:type="dxa"/>
@@ -5098,7 +5341,7 @@
         </w:tc>
         <w:tc>
           <w:tcPr>
-            <w:tcW w:type="dxa" w:w="851"/>
+            <w:tcW w:type="dxa" w:w="493"/>
             <w:shd w:fill="333333"/>
             <w:tcMar>
               <w:top w:w="120" w:type="dxa"/>
@@ -5126,7 +5369,7 @@
         </w:tc>
         <w:tc>
           <w:tcPr>
-            <w:tcW w:type="dxa" w:w="851"/>
+            <w:tcW w:type="dxa" w:w="493"/>
             <w:shd w:fill="333333"/>
             <w:tcMar>
               <w:top w:w="120" w:type="dxa"/>
@@ -5154,7 +5397,7 @@
         </w:tc>
         <w:tc>
           <w:tcPr>
-            <w:tcW w:type="dxa" w:w="851"/>
+            <w:tcW w:type="dxa" w:w="493"/>
             <w:shd w:fill="333333"/>
             <w:tcMar>
               <w:top w:w="120" w:type="dxa"/>
@@ -5182,7 +5425,7 @@
         </w:tc>
         <w:tc>
           <w:tcPr>
-            <w:tcW w:type="dxa" w:w="851"/>
+            <w:tcW w:type="dxa" w:w="493"/>
             <w:shd w:fill="333333"/>
             <w:tcMar>
               <w:top w:w="120" w:type="dxa"/>
@@ -5210,7 +5453,7 @@
         </w:tc>
         <w:tc>
           <w:tcPr>
-            <w:tcW w:type="dxa" w:w="851"/>
+            <w:tcW w:type="dxa" w:w="493"/>
             <w:shd w:fill="333333"/>
             <w:tcMar>
               <w:top w:w="120" w:type="dxa"/>
@@ -5238,7 +5481,7 @@
         </w:tc>
         <w:tc>
           <w:tcPr>
-            <w:tcW w:type="dxa" w:w="851"/>
+            <w:tcW w:type="dxa" w:w="493"/>
             <w:shd w:fill="333333"/>
             <w:tcMar>
               <w:top w:w="120" w:type="dxa"/>
@@ -5266,7 +5509,7 @@
         </w:tc>
         <w:tc>
           <w:tcPr>
-            <w:tcW w:type="dxa" w:w="851"/>
+            <w:tcW w:type="dxa" w:w="493"/>
             <w:shd w:fill="333333"/>
             <w:tcMar>
               <w:top w:w="120" w:type="dxa"/>
@@ -5294,7 +5537,7 @@
         </w:tc>
         <w:tc>
           <w:tcPr>
-            <w:tcW w:type="dxa" w:w="851"/>
+            <w:tcW w:type="dxa" w:w="493"/>
             <w:shd w:fill="333333"/>
             <w:tcMar>
               <w:top w:w="120" w:type="dxa"/>
@@ -5322,7 +5565,7 @@
         </w:tc>
         <w:tc>
           <w:tcPr>
-            <w:tcW w:type="dxa" w:w="851"/>
+            <w:tcW w:type="dxa" w:w="493"/>
             <w:shd w:fill="333333"/>
             <w:tcMar>
               <w:top w:w="120" w:type="dxa"/>
@@ -5350,7 +5593,7 @@
         </w:tc>
         <w:tc>
           <w:tcPr>
-            <w:tcW w:type="dxa" w:w="851"/>
+            <w:tcW w:type="dxa" w:w="493"/>
             <w:shd w:fill="333333"/>
             <w:tcMar>
               <w:top w:w="120" w:type="dxa"/>
@@ -5372,7 +5615,231 @@
                 <w:color w:val="FFFFFF"/>
                 <w:sz w:val="19"/>
               </w:rPr>
-              <w:t>Diagnóstico Pareto-k</w:t>
+              <w:t>ELBO_Final</w:t>
+            </w:r>
+          </w:p>
+        </w:tc>
+        <w:tc>
+          <w:tcPr>
+            <w:tcW w:type="dxa" w:w="493"/>
+            <w:shd w:fill="333333"/>
+            <w:tcMar>
+              <w:top w:w="120" w:type="dxa"/>
+              <w:bottom w:w="120" w:type="dxa"/>
+              <w:left w:w="150" w:type="dxa"/>
+              <w:right w:w="150" w:type="dxa"/>
+            </w:tcMar>
+          </w:tcPr>
+          <w:p>
+            <w:pPr>
+              <w:spacing w:after="0" w:before="0"/>
+              <w:jc w:val="center"/>
+            </w:pPr>
+            <w:r>
+              <w:rPr>
+                <w:rFonts w:ascii="Arial" w:hAnsi="Arial"/>
+                <w:b/>
+                <w:i w:val="0"/>
+                <w:color w:val="FFFFFF"/>
+                <w:sz w:val="19"/>
+              </w:rPr>
+              <w:t>Iteraciones_ADVI</w:t>
+            </w:r>
+          </w:p>
+        </w:tc>
+        <w:tc>
+          <w:tcPr>
+            <w:tcW w:type="dxa" w:w="493"/>
+            <w:shd w:fill="333333"/>
+            <w:tcMar>
+              <w:top w:w="120" w:type="dxa"/>
+              <w:bottom w:w="120" w:type="dxa"/>
+              <w:left w:w="150" w:type="dxa"/>
+              <w:right w:w="150" w:type="dxa"/>
+            </w:tcMar>
+          </w:tcPr>
+          <w:p>
+            <w:pPr>
+              <w:spacing w:after="0" w:before="0"/>
+              <w:jc w:val="center"/>
+            </w:pPr>
+            <w:r>
+              <w:rPr>
+                <w:rFonts w:ascii="Arial" w:hAnsi="Arial"/>
+                <w:b/>
+                <w:i w:val="0"/>
+                <w:color w:val="FFFFFF"/>
+                <w:sz w:val="19"/>
+              </w:rPr>
+              <w:t>Convergio</w:t>
+            </w:r>
+          </w:p>
+        </w:tc>
+        <w:tc>
+          <w:tcPr>
+            <w:tcW w:type="dxa" w:w="493"/>
+            <w:shd w:fill="333333"/>
+            <w:tcMar>
+              <w:top w:w="120" w:type="dxa"/>
+              <w:bottom w:w="120" w:type="dxa"/>
+              <w:left w:w="150" w:type="dxa"/>
+              <w:right w:w="150" w:type="dxa"/>
+            </w:tcMar>
+          </w:tcPr>
+          <w:p>
+            <w:pPr>
+              <w:spacing w:after="0" w:before="0"/>
+              <w:jc w:val="center"/>
+            </w:pPr>
+            <w:r>
+              <w:rPr>
+                <w:rFonts w:ascii="Arial" w:hAnsi="Arial"/>
+                <w:b/>
+                <w:i w:val="0"/>
+                <w:color w:val="FFFFFF"/>
+                <w:sz w:val="19"/>
+              </w:rPr>
+              <w:t>k &lt; 0.5</w:t>
+            </w:r>
+          </w:p>
+        </w:tc>
+        <w:tc>
+          <w:tcPr>
+            <w:tcW w:type="dxa" w:w="493"/>
+            <w:shd w:fill="333333"/>
+            <w:tcMar>
+              <w:top w:w="120" w:type="dxa"/>
+              <w:bottom w:w="120" w:type="dxa"/>
+              <w:left w:w="150" w:type="dxa"/>
+              <w:right w:w="150" w:type="dxa"/>
+            </w:tcMar>
+          </w:tcPr>
+          <w:p>
+            <w:pPr>
+              <w:spacing w:after="0" w:before="0"/>
+              <w:jc w:val="center"/>
+            </w:pPr>
+            <w:r>
+              <w:rPr>
+                <w:rFonts w:ascii="Arial" w:hAnsi="Arial"/>
+                <w:b/>
+                <w:i w:val="0"/>
+                <w:color w:val="FFFFFF"/>
+                <w:sz w:val="19"/>
+              </w:rPr>
+              <w:t>0.5 &lt;= k &lt;= 0.7</w:t>
+            </w:r>
+          </w:p>
+        </w:tc>
+        <w:tc>
+          <w:tcPr>
+            <w:tcW w:type="dxa" w:w="493"/>
+            <w:shd w:fill="333333"/>
+            <w:tcMar>
+              <w:top w:w="120" w:type="dxa"/>
+              <w:bottom w:w="120" w:type="dxa"/>
+              <w:left w:w="150" w:type="dxa"/>
+              <w:right w:w="150" w:type="dxa"/>
+            </w:tcMar>
+          </w:tcPr>
+          <w:p>
+            <w:pPr>
+              <w:spacing w:after="0" w:before="0"/>
+              <w:jc w:val="center"/>
+            </w:pPr>
+            <w:r>
+              <w:rPr>
+                <w:rFonts w:ascii="Arial" w:hAnsi="Arial"/>
+                <w:b/>
+                <w:i w:val="0"/>
+                <w:color w:val="FFFFFF"/>
+                <w:sz w:val="19"/>
+              </w:rPr>
+              <w:t>k &gt; 0.7</w:t>
+            </w:r>
+          </w:p>
+        </w:tc>
+        <w:tc>
+          <w:tcPr>
+            <w:tcW w:type="dxa" w:w="493"/>
+            <w:shd w:fill="333333"/>
+            <w:tcMar>
+              <w:top w:w="120" w:type="dxa"/>
+              <w:bottom w:w="120" w:type="dxa"/>
+              <w:left w:w="150" w:type="dxa"/>
+              <w:right w:w="150" w:type="dxa"/>
+            </w:tcMar>
+          </w:tcPr>
+          <w:p>
+            <w:pPr>
+              <w:spacing w:after="0" w:before="0"/>
+              <w:jc w:val="center"/>
+            </w:pPr>
+            <w:r>
+              <w:rPr>
+                <w:rFonts w:ascii="Arial" w:hAnsi="Arial"/>
+                <w:b/>
+                <w:i w:val="0"/>
+                <w:color w:val="FFFFFF"/>
+                <w:sz w:val="19"/>
+              </w:rPr>
+              <w:t>Advertencia_Pareto_k</w:t>
+            </w:r>
+          </w:p>
+        </w:tc>
+        <w:tc>
+          <w:tcPr>
+            <w:tcW w:type="dxa" w:w="493"/>
+            <w:shd w:fill="333333"/>
+            <w:tcMar>
+              <w:top w:w="120" w:type="dxa"/>
+              <w:bottom w:w="120" w:type="dxa"/>
+              <w:left w:w="150" w:type="dxa"/>
+              <w:right w:w="150" w:type="dxa"/>
+            </w:tcMar>
+          </w:tcPr>
+          <w:p>
+            <w:pPr>
+              <w:spacing w:after="0" w:before="0"/>
+              <w:jc w:val="center"/>
+            </w:pPr>
+            <w:r>
+              <w:rPr>
+                <w:rFonts w:ascii="Arial" w:hAnsi="Arial"/>
+                <w:b/>
+                <w:i w:val="0"/>
+                <w:color w:val="FFFFFF"/>
+                <w:sz w:val="19"/>
+              </w:rPr>
+              <w:t>elpd_waic</w:t>
+            </w:r>
+          </w:p>
+        </w:tc>
+        <w:tc>
+          <w:tcPr>
+            <w:tcW w:type="dxa" w:w="493"/>
+            <w:shd w:fill="333333"/>
+            <w:tcMar>
+              <w:top w:w="120" w:type="dxa"/>
+              <w:bottom w:w="120" w:type="dxa"/>
+              <w:left w:w="150" w:type="dxa"/>
+              <w:right w:w="150" w:type="dxa"/>
+            </w:tcMar>
+          </w:tcPr>
+          <w:p>
+            <w:pPr>
+              <w:spacing w:after="0" w:before="0"/>
+              <w:jc w:val="center"/>
+            </w:pPr>
+            <w:r>
+              <w:rPr>
+                <w:rFonts w:ascii="Arial" w:hAnsi="Arial"/>
+                <w:b/>
+                <w:i w:val="0"/>
+                <w:color w:val="FFFFFF"/>
+                <w:sz w:val="19"/>
+              </w:rPr>
+              <w:t>p_waic</w:t>
             </w:r>
           </w:p>
         </w:tc>
@@ -5380,7 +5847,7 @@
       <w:tr>
         <w:tc>
           <w:tcPr>
-            <w:tcW w:type="dxa" w:w="851"/>
+            <w:tcW w:type="dxa" w:w="493"/>
             <w:shd w:fill="FFFFFF"/>
             <w:tcMar>
               <w:top w:w="100" w:type="dxa"/>
@@ -5401,13 +5868,13 @@
                 <w:i w:val="0"/>
                 <w:sz w:val="18"/>
               </w:rPr>
-              <w:t>BYM2 Binomial Negativo (Prior PC)</w:t>
-            </w:r>
-          </w:p>
-        </w:tc>
-        <w:tc>
-          <w:tcPr>
-            <w:tcW w:type="dxa" w:w="851"/>
+              <w:t>Binomial Negativa (ICAR + No Estructurado)</w:t>
+            </w:r>
+          </w:p>
+        </w:tc>
+        <w:tc>
+          <w:tcPr>
+            <w:tcW w:type="dxa" w:w="493"/>
             <w:shd w:fill="FFFFFF"/>
             <w:tcMar>
               <w:top w:w="100" w:type="dxa"/>
@@ -5434,7 +5901,7 @@
         </w:tc>
         <w:tc>
           <w:tcPr>
-            <w:tcW w:type="dxa" w:w="851"/>
+            <w:tcW w:type="dxa" w:w="493"/>
             <w:shd w:fill="FFFFFF"/>
             <w:tcMar>
               <w:top w:w="100" w:type="dxa"/>
@@ -5455,13 +5922,13 @@
                 <w:i w:val="0"/>
                 <w:sz w:val="18"/>
               </w:rPr>
-              <w:t>-1321.2723</w:t>
-            </w:r>
-          </w:p>
-        </w:tc>
-        <w:tc>
-          <w:tcPr>
-            <w:tcW w:type="dxa" w:w="851"/>
+              <w:t>-1504.9856</w:t>
+            </w:r>
+          </w:p>
+        </w:tc>
+        <w:tc>
+          <w:tcPr>
+            <w:tcW w:type="dxa" w:w="493"/>
             <w:shd w:fill="FFFFFF"/>
             <w:tcMar>
               <w:top w:w="100" w:type="dxa"/>
@@ -5482,13 +5949,13 @@
                 <w:i w:val="0"/>
                 <w:sz w:val="18"/>
               </w:rPr>
-              <w:t>167.76</w:t>
-            </w:r>
-          </w:p>
-        </w:tc>
-        <w:tc>
-          <w:tcPr>
-            <w:tcW w:type="dxa" w:w="851"/>
+              <w:t>247.82</w:t>
+            </w:r>
+          </w:p>
+        </w:tc>
+        <w:tc>
+          <w:tcPr>
+            <w:tcW w:type="dxa" w:w="493"/>
             <w:shd w:fill="FFFFFF"/>
             <w:tcMar>
               <w:top w:w="100" w:type="dxa"/>
@@ -5515,7 +5982,7 @@
         </w:tc>
         <w:tc>
           <w:tcPr>
-            <w:tcW w:type="dxa" w:w="851"/>
+            <w:tcW w:type="dxa" w:w="493"/>
             <w:shd w:fill="FFFFFF"/>
             <w:tcMar>
               <w:top w:w="100" w:type="dxa"/>
@@ -5536,13 +6003,13 @@
                 <w:i w:val="0"/>
                 <w:sz w:val="18"/>
               </w:rPr>
-              <w:t>0.5322</w:t>
-            </w:r>
-          </w:p>
-        </w:tc>
-        <w:tc>
-          <w:tcPr>
-            <w:tcW w:type="dxa" w:w="851"/>
+              <w:t>0.8745</w:t>
+            </w:r>
+          </w:p>
+        </w:tc>
+        <w:tc>
+          <w:tcPr>
+            <w:tcW w:type="dxa" w:w="493"/>
             <w:shd w:fill="FFFFFF"/>
             <w:tcMar>
               <w:top w:w="100" w:type="dxa"/>
@@ -5563,13 +6030,13 @@
                 <w:i w:val="0"/>
                 <w:sz w:val="18"/>
               </w:rPr>
-              <w:t>26.73</w:t>
-            </w:r>
-          </w:p>
-        </w:tc>
-        <w:tc>
-          <w:tcPr>
-            <w:tcW w:type="dxa" w:w="851"/>
+              <w:t>30.50</w:t>
+            </w:r>
+          </w:p>
+        </w:tc>
+        <w:tc>
+          <w:tcPr>
+            <w:tcW w:type="dxa" w:w="493"/>
             <w:shd w:fill="FFFFFF"/>
             <w:tcMar>
               <w:top w:w="100" w:type="dxa"/>
@@ -5596,7 +6063,7 @@
         </w:tc>
         <w:tc>
           <w:tcPr>
-            <w:tcW w:type="dxa" w:w="851"/>
+            <w:tcW w:type="dxa" w:w="493"/>
             <w:shd w:fill="FFFFFF"/>
             <w:tcMar>
               <w:top w:w="100" w:type="dxa"/>
@@ -5623,7 +6090,7 @@
         </w:tc>
         <w:tc>
           <w:tcPr>
-            <w:tcW w:type="dxa" w:w="851"/>
+            <w:tcW w:type="dxa" w:w="493"/>
             <w:shd w:fill="FFFFFF"/>
             <w:tcMar>
               <w:top w:w="100" w:type="dxa"/>
@@ -5650,7 +6117,7 @@
         </w:tc>
         <w:tc>
           <w:tcPr>
-            <w:tcW w:type="dxa" w:w="851"/>
+            <w:tcW w:type="dxa" w:w="493"/>
             <w:shd w:fill="FFFFFF"/>
             <w:tcMar>
               <w:top w:w="100" w:type="dxa"/>
@@ -5671,7 +6138,223 @@
                 <w:i w:val="0"/>
                 <w:sz w:val="18"/>
               </w:rPr>
-              <w:t>k&lt;0.5: 290, 0.5&lt;=k&lt;=0.7: 139, k&gt;0.7: 59</w:t>
+              <w:t>-3336.3603</w:t>
+            </w:r>
+          </w:p>
+        </w:tc>
+        <w:tc>
+          <w:tcPr>
+            <w:tcW w:type="dxa" w:w="493"/>
+            <w:shd w:fill="FFFFFF"/>
+            <w:tcMar>
+              <w:top w:w="100" w:type="dxa"/>
+              <w:bottom w:w="100" w:type="dxa"/>
+              <w:left w:w="150" w:type="dxa"/>
+              <w:right w:w="150" w:type="dxa"/>
+            </w:tcMar>
+          </w:tcPr>
+          <w:p>
+            <w:pPr>
+              <w:spacing w:after="0" w:before="0"/>
+              <w:jc w:val="center"/>
+            </w:pPr>
+            <w:r>
+              <w:rPr>
+                <w:rFonts w:ascii="Arial" w:hAnsi="Arial"/>
+                <w:b w:val="0"/>
+                <w:i w:val="0"/>
+                <w:sz w:val="18"/>
+              </w:rPr>
+              <w:t>40000</w:t>
+            </w:r>
+          </w:p>
+        </w:tc>
+        <w:tc>
+          <w:tcPr>
+            <w:tcW w:type="dxa" w:w="493"/>
+            <w:shd w:fill="FFFFFF"/>
+            <w:tcMar>
+              <w:top w:w="100" w:type="dxa"/>
+              <w:bottom w:w="100" w:type="dxa"/>
+              <w:left w:w="150" w:type="dxa"/>
+              <w:right w:w="150" w:type="dxa"/>
+            </w:tcMar>
+          </w:tcPr>
+          <w:p>
+            <w:pPr>
+              <w:spacing w:after="0" w:before="0"/>
+              <w:jc w:val="center"/>
+            </w:pPr>
+            <w:r>
+              <w:rPr>
+                <w:rFonts w:ascii="Arial" w:hAnsi="Arial"/>
+                <w:b w:val="0"/>
+                <w:i w:val="0"/>
+                <w:sz w:val="18"/>
+              </w:rPr>
+              <w:t>False</w:t>
+            </w:r>
+          </w:p>
+        </w:tc>
+        <w:tc>
+          <w:tcPr>
+            <w:tcW w:type="dxa" w:w="493"/>
+            <w:shd w:fill="FFFFFF"/>
+            <w:tcMar>
+              <w:top w:w="100" w:type="dxa"/>
+              <w:bottom w:w="100" w:type="dxa"/>
+              <w:left w:w="150" w:type="dxa"/>
+              <w:right w:w="150" w:type="dxa"/>
+            </w:tcMar>
+          </w:tcPr>
+          <w:p>
+            <w:pPr>
+              <w:spacing w:after="0" w:before="0"/>
+              <w:jc w:val="center"/>
+            </w:pPr>
+            <w:r>
+              <w:rPr>
+                <w:rFonts w:ascii="Arial" w:hAnsi="Arial"/>
+                <w:b w:val="0"/>
+                <w:i w:val="0"/>
+                <w:sz w:val="18"/>
+              </w:rPr>
+              <w:t>213</w:t>
+            </w:r>
+          </w:p>
+        </w:tc>
+        <w:tc>
+          <w:tcPr>
+            <w:tcW w:type="dxa" w:w="493"/>
+            <w:shd w:fill="FFFFFF"/>
+            <w:tcMar>
+              <w:top w:w="100" w:type="dxa"/>
+              <w:bottom w:w="100" w:type="dxa"/>
+              <w:left w:w="150" w:type="dxa"/>
+              <w:right w:w="150" w:type="dxa"/>
+            </w:tcMar>
+          </w:tcPr>
+          <w:p>
+            <w:pPr>
+              <w:spacing w:after="0" w:before="0"/>
+              <w:jc w:val="center"/>
+            </w:pPr>
+            <w:r>
+              <w:rPr>
+                <w:rFonts w:ascii="Arial" w:hAnsi="Arial"/>
+                <w:b w:val="0"/>
+                <w:i w:val="0"/>
+                <w:sz w:val="18"/>
+              </w:rPr>
+              <w:t>131</w:t>
+            </w:r>
+          </w:p>
+        </w:tc>
+        <w:tc>
+          <w:tcPr>
+            <w:tcW w:type="dxa" w:w="493"/>
+            <w:shd w:fill="FFFFFF"/>
+            <w:tcMar>
+              <w:top w:w="100" w:type="dxa"/>
+              <w:bottom w:w="100" w:type="dxa"/>
+              <w:left w:w="150" w:type="dxa"/>
+              <w:right w:w="150" w:type="dxa"/>
+            </w:tcMar>
+          </w:tcPr>
+          <w:p>
+            <w:pPr>
+              <w:spacing w:after="0" w:before="0"/>
+              <w:jc w:val="center"/>
+            </w:pPr>
+            <w:r>
+              <w:rPr>
+                <w:rFonts w:ascii="Arial" w:hAnsi="Arial"/>
+                <w:b w:val="0"/>
+                <w:i w:val="0"/>
+                <w:sz w:val="18"/>
+              </w:rPr>
+              <w:t>144</w:t>
+            </w:r>
+          </w:p>
+        </w:tc>
+        <w:tc>
+          <w:tcPr>
+            <w:tcW w:type="dxa" w:w="493"/>
+            <w:shd w:fill="FFFFFF"/>
+            <w:tcMar>
+              <w:top w:w="100" w:type="dxa"/>
+              <w:bottom w:w="100" w:type="dxa"/>
+              <w:left w:w="150" w:type="dxa"/>
+              <w:right w:w="150" w:type="dxa"/>
+            </w:tcMar>
+          </w:tcPr>
+          <w:p>
+            <w:pPr>
+              <w:spacing w:after="0" w:before="0"/>
+              <w:jc w:val="center"/>
+            </w:pPr>
+            <w:r>
+              <w:rPr>
+                <w:rFonts w:ascii="Arial" w:hAnsi="Arial"/>
+                <w:b w:val="0"/>
+                <w:i w:val="0"/>
+                <w:sz w:val="18"/>
+              </w:rPr>
+              <w:t>Advertencia: observaciones con k&gt;0.7 presentes</w:t>
+            </w:r>
+          </w:p>
+        </w:tc>
+        <w:tc>
+          <w:tcPr>
+            <w:tcW w:type="dxa" w:w="493"/>
+            <w:shd w:fill="FFFFFF"/>
+            <w:tcMar>
+              <w:top w:w="100" w:type="dxa"/>
+              <w:bottom w:w="100" w:type="dxa"/>
+              <w:left w:w="150" w:type="dxa"/>
+              <w:right w:w="150" w:type="dxa"/>
+            </w:tcMar>
+          </w:tcPr>
+          <w:p>
+            <w:pPr>
+              <w:spacing w:after="0" w:before="0"/>
+              <w:jc w:val="center"/>
+            </w:pPr>
+            <w:r>
+              <w:rPr>
+                <w:rFonts w:ascii="Arial" w:hAnsi="Arial"/>
+                <w:b w:val="0"/>
+                <w:i w:val="0"/>
+                <w:sz w:val="18"/>
+              </w:rPr>
+              <w:t>-1436.7978</w:t>
+            </w:r>
+          </w:p>
+        </w:tc>
+        <w:tc>
+          <w:tcPr>
+            <w:tcW w:type="dxa" w:w="493"/>
+            <w:shd w:fill="FFFFFF"/>
+            <w:tcMar>
+              <w:top w:w="100" w:type="dxa"/>
+              <w:bottom w:w="100" w:type="dxa"/>
+              <w:left w:w="150" w:type="dxa"/>
+              <w:right w:w="150" w:type="dxa"/>
+            </w:tcMar>
+          </w:tcPr>
+          <w:p>
+            <w:pPr>
+              <w:spacing w:after="0" w:before="0"/>
+              <w:jc w:val="center"/>
+            </w:pPr>
+            <w:r>
+              <w:rPr>
+                <w:rFonts w:ascii="Arial" w:hAnsi="Arial"/>
+                <w:b w:val="0"/>
+                <w:i w:val="0"/>
+                <w:sz w:val="18"/>
+              </w:rPr>
+              <w:t>179.63</w:t>
             </w:r>
           </w:p>
         </w:tc>
@@ -5679,7 +6362,7 @@
       <w:tr>
         <w:tc>
           <w:tcPr>
-            <w:tcW w:type="dxa" w:w="851"/>
+            <w:tcW w:type="dxa" w:w="493"/>
             <w:shd w:fill="F9F9F9"/>
             <w:tcMar>
               <w:top w:w="100" w:type="dxa"/>
@@ -5700,13 +6383,13 @@
                 <w:i w:val="0"/>
                 <w:sz w:val="18"/>
               </w:rPr>
-              <w:t>Binomial Negativa (ICAR + No Estructurado)</w:t>
-            </w:r>
-          </w:p>
-        </w:tc>
-        <w:tc>
-          <w:tcPr>
-            <w:tcW w:type="dxa" w:w="851"/>
+              <w:t>BYM2 Binomial Negativo (Prior Beta(0.5, 0.5))</w:t>
+            </w:r>
+          </w:p>
+        </w:tc>
+        <w:tc>
+          <w:tcPr>
+            <w:tcW w:type="dxa" w:w="493"/>
             <w:shd w:fill="F9F9F9"/>
             <w:tcMar>
               <w:top w:w="100" w:type="dxa"/>
@@ -5733,7 +6416,7 @@
         </w:tc>
         <w:tc>
           <w:tcPr>
-            <w:tcW w:type="dxa" w:w="851"/>
+            <w:tcW w:type="dxa" w:w="493"/>
             <w:shd w:fill="F9F9F9"/>
             <w:tcMar>
               <w:top w:w="100" w:type="dxa"/>
@@ -5754,13 +6437,13 @@
                 <w:i w:val="0"/>
                 <w:sz w:val="18"/>
               </w:rPr>
-              <w:t>-1321.3694</w:t>
-            </w:r>
-          </w:p>
-        </w:tc>
-        <w:tc>
-          <w:tcPr>
-            <w:tcW w:type="dxa" w:w="851"/>
+              <w:t>-1537.0563</w:t>
+            </w:r>
+          </w:p>
+        </w:tc>
+        <w:tc>
+          <w:tcPr>
+            <w:tcW w:type="dxa" w:w="493"/>
             <w:shd w:fill="F9F9F9"/>
             <w:tcMar>
               <w:top w:w="100" w:type="dxa"/>
@@ -5781,13 +6464,13 @@
                 <w:i w:val="0"/>
                 <w:sz w:val="18"/>
               </w:rPr>
-              <w:t>168.64</w:t>
-            </w:r>
-          </w:p>
-        </w:tc>
-        <w:tc>
-          <w:tcPr>
-            <w:tcW w:type="dxa" w:w="851"/>
+              <w:t>231.32</w:t>
+            </w:r>
+          </w:p>
+        </w:tc>
+        <w:tc>
+          <w:tcPr>
+            <w:tcW w:type="dxa" w:w="493"/>
             <w:shd w:fill="F9F9F9"/>
             <w:tcMar>
               <w:top w:w="100" w:type="dxa"/>
@@ -5808,13 +6491,13 @@
                 <w:i w:val="0"/>
                 <w:sz w:val="18"/>
               </w:rPr>
-              <w:t>0.0970</w:t>
-            </w:r>
-          </w:p>
-        </w:tc>
-        <w:tc>
-          <w:tcPr>
-            <w:tcW w:type="dxa" w:w="851"/>
+              <w:t>32.07</w:t>
+            </w:r>
+          </w:p>
+        </w:tc>
+        <w:tc>
+          <w:tcPr>
+            <w:tcW w:type="dxa" w:w="493"/>
             <w:shd w:fill="F9F9F9"/>
             <w:tcMar>
               <w:top w:w="100" w:type="dxa"/>
@@ -5835,13 +6518,13 @@
                 <w:i w:val="0"/>
                 <w:sz w:val="18"/>
               </w:rPr>
-              <w:t>0.3853</w:t>
-            </w:r>
-          </w:p>
-        </w:tc>
-        <w:tc>
-          <w:tcPr>
-            <w:tcW w:type="dxa" w:w="851"/>
+              <w:t>0.0000</w:t>
+            </w:r>
+          </w:p>
+        </w:tc>
+        <w:tc>
+          <w:tcPr>
+            <w:tcW w:type="dxa" w:w="493"/>
             <w:shd w:fill="F9F9F9"/>
             <w:tcMar>
               <w:top w:w="100" w:type="dxa"/>
@@ -5862,13 +6545,13 @@
                 <w:i w:val="0"/>
                 <w:sz w:val="18"/>
               </w:rPr>
-              <w:t>26.82</w:t>
-            </w:r>
-          </w:p>
-        </w:tc>
-        <w:tc>
-          <w:tcPr>
-            <w:tcW w:type="dxa" w:w="851"/>
+              <w:t>30.86</w:t>
+            </w:r>
+          </w:p>
+        </w:tc>
+        <w:tc>
+          <w:tcPr>
+            <w:tcW w:type="dxa" w:w="493"/>
             <w:shd w:fill="F9F9F9"/>
             <w:tcMar>
               <w:top w:w="100" w:type="dxa"/>
@@ -5889,13 +6572,13 @@
                 <w:i w:val="0"/>
                 <w:sz w:val="18"/>
               </w:rPr>
-              <w:t>1.18</w:t>
-            </w:r>
-          </w:p>
-        </w:tc>
-        <w:tc>
-          <w:tcPr>
-            <w:tcW w:type="dxa" w:w="851"/>
+              <w:t>2.77</w:t>
+            </w:r>
+          </w:p>
+        </w:tc>
+        <w:tc>
+          <w:tcPr>
+            <w:tcW w:type="dxa" w:w="493"/>
             <w:shd w:fill="F9F9F9"/>
             <w:tcMar>
               <w:top w:w="100" w:type="dxa"/>
@@ -5922,7 +6605,7 @@
         </w:tc>
         <w:tc>
           <w:tcPr>
-            <w:tcW w:type="dxa" w:w="851"/>
+            <w:tcW w:type="dxa" w:w="493"/>
             <w:shd w:fill="F9F9F9"/>
             <w:tcMar>
               <w:top w:w="100" w:type="dxa"/>
@@ -5949,7 +6632,7 @@
         </w:tc>
         <w:tc>
           <w:tcPr>
-            <w:tcW w:type="dxa" w:w="851"/>
+            <w:tcW w:type="dxa" w:w="493"/>
             <w:shd w:fill="F9F9F9"/>
             <w:tcMar>
               <w:top w:w="100" w:type="dxa"/>
@@ -5970,7 +6653,223 @@
                 <w:i w:val="0"/>
                 <w:sz w:val="18"/>
               </w:rPr>
-              <w:t>k&lt;0.5: 291, 0.5&lt;=k&lt;=0.7: 151, k&gt;0.7: 46</w:t>
+              <w:t>-3359.5750</w:t>
+            </w:r>
+          </w:p>
+        </w:tc>
+        <w:tc>
+          <w:tcPr>
+            <w:tcW w:type="dxa" w:w="493"/>
+            <w:shd w:fill="F9F9F9"/>
+            <w:tcMar>
+              <w:top w:w="100" w:type="dxa"/>
+              <w:bottom w:w="100" w:type="dxa"/>
+              <w:left w:w="150" w:type="dxa"/>
+              <w:right w:w="150" w:type="dxa"/>
+            </w:tcMar>
+          </w:tcPr>
+          <w:p>
+            <w:pPr>
+              <w:spacing w:after="0" w:before="0"/>
+              <w:jc w:val="center"/>
+            </w:pPr>
+            <w:r>
+              <w:rPr>
+                <w:rFonts w:ascii="Arial" w:hAnsi="Arial"/>
+                <w:b w:val="0"/>
+                <w:i w:val="0"/>
+                <w:sz w:val="18"/>
+              </w:rPr>
+              <w:t>40000</w:t>
+            </w:r>
+          </w:p>
+        </w:tc>
+        <w:tc>
+          <w:tcPr>
+            <w:tcW w:type="dxa" w:w="493"/>
+            <w:shd w:fill="F9F9F9"/>
+            <w:tcMar>
+              <w:top w:w="100" w:type="dxa"/>
+              <w:bottom w:w="100" w:type="dxa"/>
+              <w:left w:w="150" w:type="dxa"/>
+              <w:right w:w="150" w:type="dxa"/>
+            </w:tcMar>
+          </w:tcPr>
+          <w:p>
+            <w:pPr>
+              <w:spacing w:after="0" w:before="0"/>
+              <w:jc w:val="center"/>
+            </w:pPr>
+            <w:r>
+              <w:rPr>
+                <w:rFonts w:ascii="Arial" w:hAnsi="Arial"/>
+                <w:b w:val="0"/>
+                <w:i w:val="0"/>
+                <w:sz w:val="18"/>
+              </w:rPr>
+              <w:t>False</w:t>
+            </w:r>
+          </w:p>
+        </w:tc>
+        <w:tc>
+          <w:tcPr>
+            <w:tcW w:type="dxa" w:w="493"/>
+            <w:shd w:fill="F9F9F9"/>
+            <w:tcMar>
+              <w:top w:w="100" w:type="dxa"/>
+              <w:bottom w:w="100" w:type="dxa"/>
+              <w:left w:w="150" w:type="dxa"/>
+              <w:right w:w="150" w:type="dxa"/>
+            </w:tcMar>
+          </w:tcPr>
+          <w:p>
+            <w:pPr>
+              <w:spacing w:after="0" w:before="0"/>
+              <w:jc w:val="center"/>
+            </w:pPr>
+            <w:r>
+              <w:rPr>
+                <w:rFonts w:ascii="Arial" w:hAnsi="Arial"/>
+                <w:b w:val="0"/>
+                <w:i w:val="0"/>
+                <w:sz w:val="18"/>
+              </w:rPr>
+              <w:t>242</w:t>
+            </w:r>
+          </w:p>
+        </w:tc>
+        <w:tc>
+          <w:tcPr>
+            <w:tcW w:type="dxa" w:w="493"/>
+            <w:shd w:fill="F9F9F9"/>
+            <w:tcMar>
+              <w:top w:w="100" w:type="dxa"/>
+              <w:bottom w:w="100" w:type="dxa"/>
+              <w:left w:w="150" w:type="dxa"/>
+              <w:right w:w="150" w:type="dxa"/>
+            </w:tcMar>
+          </w:tcPr>
+          <w:p>
+            <w:pPr>
+              <w:spacing w:after="0" w:before="0"/>
+              <w:jc w:val="center"/>
+            </w:pPr>
+            <w:r>
+              <w:rPr>
+                <w:rFonts w:ascii="Arial" w:hAnsi="Arial"/>
+                <w:b w:val="0"/>
+                <w:i w:val="0"/>
+                <w:sz w:val="18"/>
+              </w:rPr>
+              <w:t>100</w:t>
+            </w:r>
+          </w:p>
+        </w:tc>
+        <w:tc>
+          <w:tcPr>
+            <w:tcW w:type="dxa" w:w="493"/>
+            <w:shd w:fill="F9F9F9"/>
+            <w:tcMar>
+              <w:top w:w="100" w:type="dxa"/>
+              <w:bottom w:w="100" w:type="dxa"/>
+              <w:left w:w="150" w:type="dxa"/>
+              <w:right w:w="150" w:type="dxa"/>
+            </w:tcMar>
+          </w:tcPr>
+          <w:p>
+            <w:pPr>
+              <w:spacing w:after="0" w:before="0"/>
+              <w:jc w:val="center"/>
+            </w:pPr>
+            <w:r>
+              <w:rPr>
+                <w:rFonts w:ascii="Arial" w:hAnsi="Arial"/>
+                <w:b w:val="0"/>
+                <w:i w:val="0"/>
+                <w:sz w:val="18"/>
+              </w:rPr>
+              <w:t>146</w:t>
+            </w:r>
+          </w:p>
+        </w:tc>
+        <w:tc>
+          <w:tcPr>
+            <w:tcW w:type="dxa" w:w="493"/>
+            <w:shd w:fill="F9F9F9"/>
+            <w:tcMar>
+              <w:top w:w="100" w:type="dxa"/>
+              <w:bottom w:w="100" w:type="dxa"/>
+              <w:left w:w="150" w:type="dxa"/>
+              <w:right w:w="150" w:type="dxa"/>
+            </w:tcMar>
+          </w:tcPr>
+          <w:p>
+            <w:pPr>
+              <w:spacing w:after="0" w:before="0"/>
+              <w:jc w:val="center"/>
+            </w:pPr>
+            <w:r>
+              <w:rPr>
+                <w:rFonts w:ascii="Arial" w:hAnsi="Arial"/>
+                <w:b w:val="0"/>
+                <w:i w:val="0"/>
+                <w:sz w:val="18"/>
+              </w:rPr>
+              <w:t>Advertencia: observaciones con k&gt;0.7 presentes</w:t>
+            </w:r>
+          </w:p>
+        </w:tc>
+        <w:tc>
+          <w:tcPr>
+            <w:tcW w:type="dxa" w:w="493"/>
+            <w:shd w:fill="F9F9F9"/>
+            <w:tcMar>
+              <w:top w:w="100" w:type="dxa"/>
+              <w:bottom w:w="100" w:type="dxa"/>
+              <w:left w:w="150" w:type="dxa"/>
+              <w:right w:w="150" w:type="dxa"/>
+            </w:tcMar>
+          </w:tcPr>
+          <w:p>
+            <w:pPr>
+              <w:spacing w:after="0" w:before="0"/>
+              <w:jc w:val="center"/>
+            </w:pPr>
+            <w:r>
+              <w:rPr>
+                <w:rFonts w:ascii="Arial" w:hAnsi="Arial"/>
+                <w:b w:val="0"/>
+                <w:i w:val="0"/>
+                <w:sz w:val="18"/>
+              </w:rPr>
+              <w:t>-1473.7243</w:t>
+            </w:r>
+          </w:p>
+        </w:tc>
+        <w:tc>
+          <w:tcPr>
+            <w:tcW w:type="dxa" w:w="493"/>
+            <w:shd w:fill="F9F9F9"/>
+            <w:tcMar>
+              <w:top w:w="100" w:type="dxa"/>
+              <w:bottom w:w="100" w:type="dxa"/>
+              <w:left w:w="150" w:type="dxa"/>
+              <w:right w:w="150" w:type="dxa"/>
+            </w:tcMar>
+          </w:tcPr>
+          <w:p>
+            <w:pPr>
+              <w:spacing w:after="0" w:before="0"/>
+              <w:jc w:val="center"/>
+            </w:pPr>
+            <w:r>
+              <w:rPr>
+                <w:rFonts w:ascii="Arial" w:hAnsi="Arial"/>
+                <w:b w:val="0"/>
+                <w:i w:val="0"/>
+                <w:sz w:val="18"/>
+              </w:rPr>
+              <w:t>167.98</w:t>
             </w:r>
           </w:p>
         </w:tc>
@@ -5978,7 +6877,7 @@
       <w:tr>
         <w:tc>
           <w:tcPr>
-            <w:tcW w:type="dxa" w:w="851"/>
+            <w:tcW w:type="dxa" w:w="493"/>
             <w:shd w:fill="FFFFFF"/>
             <w:tcMar>
               <w:top w:w="100" w:type="dxa"/>
@@ -6005,7 +6904,7 @@
         </w:tc>
         <w:tc>
           <w:tcPr>
-            <w:tcW w:type="dxa" w:w="851"/>
+            <w:tcW w:type="dxa" w:w="493"/>
             <w:shd w:fill="FFFFFF"/>
             <w:tcMar>
               <w:top w:w="100" w:type="dxa"/>
@@ -6032,7 +6931,7 @@
         </w:tc>
         <w:tc>
           <w:tcPr>
-            <w:tcW w:type="dxa" w:w="851"/>
+            <w:tcW w:type="dxa" w:w="493"/>
             <w:shd w:fill="FFFFFF"/>
             <w:tcMar>
               <w:top w:w="100" w:type="dxa"/>
@@ -6053,13 +6952,13 @@
                 <w:i w:val="0"/>
                 <w:sz w:val="18"/>
               </w:rPr>
-              <w:t>-1323.9855</w:t>
-            </w:r>
-          </w:p>
-        </w:tc>
-        <w:tc>
-          <w:tcPr>
-            <w:tcW w:type="dxa" w:w="851"/>
+              <w:t>-1560.5872</w:t>
+            </w:r>
+          </w:p>
+        </w:tc>
+        <w:tc>
+          <w:tcPr>
+            <w:tcW w:type="dxa" w:w="493"/>
             <w:shd w:fill="FFFFFF"/>
             <w:tcMar>
               <w:top w:w="100" w:type="dxa"/>
@@ -6080,13 +6979,13 @@
                 <w:i w:val="0"/>
                 <w:sz w:val="18"/>
               </w:rPr>
-              <w:t>164.52</w:t>
-            </w:r>
-          </w:p>
-        </w:tc>
-        <w:tc>
-          <w:tcPr>
-            <w:tcW w:type="dxa" w:w="851"/>
+              <w:t>11.02</w:t>
+            </w:r>
+          </w:p>
+        </w:tc>
+        <w:tc>
+          <w:tcPr>
+            <w:tcW w:type="dxa" w:w="493"/>
             <w:shd w:fill="FFFFFF"/>
             <w:tcMar>
               <w:top w:w="100" w:type="dxa"/>
@@ -6107,13 +7006,13 @@
                 <w:i w:val="0"/>
                 <w:sz w:val="18"/>
               </w:rPr>
-              <w:t>2.71</w:t>
-            </w:r>
-          </w:p>
-        </w:tc>
-        <w:tc>
-          <w:tcPr>
-            <w:tcW w:type="dxa" w:w="851"/>
+              <w:t>55.60</w:t>
+            </w:r>
+          </w:p>
+        </w:tc>
+        <w:tc>
+          <w:tcPr>
+            <w:tcW w:type="dxa" w:w="493"/>
             <w:shd w:fill="FFFFFF"/>
             <w:tcMar>
               <w:top w:w="100" w:type="dxa"/>
@@ -6134,13 +7033,13 @@
                 <w:i w:val="0"/>
                 <w:sz w:val="18"/>
               </w:rPr>
-              <w:t>0.0000</w:t>
-            </w:r>
-          </w:p>
-        </w:tc>
-        <w:tc>
-          <w:tcPr>
-            <w:tcW w:type="dxa" w:w="851"/>
+              <w:t>0.1255</w:t>
+            </w:r>
+          </w:p>
+        </w:tc>
+        <w:tc>
+          <w:tcPr>
+            <w:tcW w:type="dxa" w:w="493"/>
             <w:shd w:fill="FFFFFF"/>
             <w:tcMar>
               <w:top w:w="100" w:type="dxa"/>
@@ -6161,13 +7060,13 @@
                 <w:i w:val="0"/>
                 <w:sz w:val="18"/>
               </w:rPr>
-              <w:t>27.06</w:t>
-            </w:r>
-          </w:p>
-        </w:tc>
-        <w:tc>
-          <w:tcPr>
-            <w:tcW w:type="dxa" w:w="851"/>
+              <w:t>26.90</w:t>
+            </w:r>
+          </w:p>
+        </w:tc>
+        <w:tc>
+          <w:tcPr>
+            <w:tcW w:type="dxa" w:w="493"/>
             <w:shd w:fill="FFFFFF"/>
             <w:tcMar>
               <w:top w:w="100" w:type="dxa"/>
@@ -6188,13 +7087,13 @@
                 <w:i w:val="0"/>
                 <w:sz w:val="18"/>
               </w:rPr>
-              <w:t>2.38</w:t>
-            </w:r>
-          </w:p>
-        </w:tc>
-        <w:tc>
-          <w:tcPr>
-            <w:tcW w:type="dxa" w:w="851"/>
+              <w:t>12.06</w:t>
+            </w:r>
+          </w:p>
+        </w:tc>
+        <w:tc>
+          <w:tcPr>
+            <w:tcW w:type="dxa" w:w="493"/>
             <w:shd w:fill="FFFFFF"/>
             <w:tcMar>
               <w:top w:w="100" w:type="dxa"/>
@@ -6221,7 +7120,7 @@
         </w:tc>
         <w:tc>
           <w:tcPr>
-            <w:tcW w:type="dxa" w:w="851"/>
+            <w:tcW w:type="dxa" w:w="493"/>
             <w:shd w:fill="FFFFFF"/>
             <w:tcMar>
               <w:top w:w="100" w:type="dxa"/>
@@ -6248,7 +7147,7 @@
         </w:tc>
         <w:tc>
           <w:tcPr>
-            <w:tcW w:type="dxa" w:w="851"/>
+            <w:tcW w:type="dxa" w:w="493"/>
             <w:shd w:fill="FFFFFF"/>
             <w:tcMar>
               <w:top w:w="100" w:type="dxa"/>
@@ -6269,7 +7168,223 @@
                 <w:i w:val="0"/>
                 <w:sz w:val="18"/>
               </w:rPr>
-              <w:t>k&lt;0.5: 290, 0.5&lt;=k&lt;=0.7: 154, k&gt;0.7: 44</w:t>
+              <w:t>-1662.8073</w:t>
+            </w:r>
+          </w:p>
+        </w:tc>
+        <w:tc>
+          <w:tcPr>
+            <w:tcW w:type="dxa" w:w="493"/>
+            <w:shd w:fill="FFFFFF"/>
+            <w:tcMar>
+              <w:top w:w="100" w:type="dxa"/>
+              <w:bottom w:w="100" w:type="dxa"/>
+              <w:left w:w="150" w:type="dxa"/>
+              <w:right w:w="150" w:type="dxa"/>
+            </w:tcMar>
+          </w:tcPr>
+          <w:p>
+            <w:pPr>
+              <w:spacing w:after="0" w:before="0"/>
+              <w:jc w:val="center"/>
+            </w:pPr>
+            <w:r>
+              <w:rPr>
+                <w:rFonts w:ascii="Arial" w:hAnsi="Arial"/>
+                <w:b w:val="0"/>
+                <w:i w:val="0"/>
+                <w:sz w:val="18"/>
+              </w:rPr>
+              <w:t>40000</w:t>
+            </w:r>
+          </w:p>
+        </w:tc>
+        <w:tc>
+          <w:tcPr>
+            <w:tcW w:type="dxa" w:w="493"/>
+            <w:shd w:fill="FFFFFF"/>
+            <w:tcMar>
+              <w:top w:w="100" w:type="dxa"/>
+              <w:bottom w:w="100" w:type="dxa"/>
+              <w:left w:w="150" w:type="dxa"/>
+              <w:right w:w="150" w:type="dxa"/>
+            </w:tcMar>
+          </w:tcPr>
+          <w:p>
+            <w:pPr>
+              <w:spacing w:after="0" w:before="0"/>
+              <w:jc w:val="center"/>
+            </w:pPr>
+            <w:r>
+              <w:rPr>
+                <w:rFonts w:ascii="Arial" w:hAnsi="Arial"/>
+                <w:b w:val="0"/>
+                <w:i w:val="0"/>
+                <w:sz w:val="18"/>
+              </w:rPr>
+              <w:t>False</w:t>
+            </w:r>
+          </w:p>
+        </w:tc>
+        <w:tc>
+          <w:tcPr>
+            <w:tcW w:type="dxa" w:w="493"/>
+            <w:shd w:fill="FFFFFF"/>
+            <w:tcMar>
+              <w:top w:w="100" w:type="dxa"/>
+              <w:bottom w:w="100" w:type="dxa"/>
+              <w:left w:w="150" w:type="dxa"/>
+              <w:right w:w="150" w:type="dxa"/>
+            </w:tcMar>
+          </w:tcPr>
+          <w:p>
+            <w:pPr>
+              <w:spacing w:after="0" w:before="0"/>
+              <w:jc w:val="center"/>
+            </w:pPr>
+            <w:r>
+              <w:rPr>
+                <w:rFonts w:ascii="Arial" w:hAnsi="Arial"/>
+                <w:b w:val="0"/>
+                <w:i w:val="0"/>
+                <w:sz w:val="18"/>
+              </w:rPr>
+              <w:t>355</w:t>
+            </w:r>
+          </w:p>
+        </w:tc>
+        <w:tc>
+          <w:tcPr>
+            <w:tcW w:type="dxa" w:w="493"/>
+            <w:shd w:fill="FFFFFF"/>
+            <w:tcMar>
+              <w:top w:w="100" w:type="dxa"/>
+              <w:bottom w:w="100" w:type="dxa"/>
+              <w:left w:w="150" w:type="dxa"/>
+              <w:right w:w="150" w:type="dxa"/>
+            </w:tcMar>
+          </w:tcPr>
+          <w:p>
+            <w:pPr>
+              <w:spacing w:after="0" w:before="0"/>
+              <w:jc w:val="center"/>
+            </w:pPr>
+            <w:r>
+              <w:rPr>
+                <w:rFonts w:ascii="Arial" w:hAnsi="Arial"/>
+                <w:b w:val="0"/>
+                <w:i w:val="0"/>
+                <w:sz w:val="18"/>
+              </w:rPr>
+              <w:t>97</w:t>
+            </w:r>
+          </w:p>
+        </w:tc>
+        <w:tc>
+          <w:tcPr>
+            <w:tcW w:type="dxa" w:w="493"/>
+            <w:shd w:fill="FFFFFF"/>
+            <w:tcMar>
+              <w:top w:w="100" w:type="dxa"/>
+              <w:bottom w:w="100" w:type="dxa"/>
+              <w:left w:w="150" w:type="dxa"/>
+              <w:right w:w="150" w:type="dxa"/>
+            </w:tcMar>
+          </w:tcPr>
+          <w:p>
+            <w:pPr>
+              <w:spacing w:after="0" w:before="0"/>
+              <w:jc w:val="center"/>
+            </w:pPr>
+            <w:r>
+              <w:rPr>
+                <w:rFonts w:ascii="Arial" w:hAnsi="Arial"/>
+                <w:b w:val="0"/>
+                <w:i w:val="0"/>
+                <w:sz w:val="18"/>
+              </w:rPr>
+              <w:t>36</w:t>
+            </w:r>
+          </w:p>
+        </w:tc>
+        <w:tc>
+          <w:tcPr>
+            <w:tcW w:type="dxa" w:w="493"/>
+            <w:shd w:fill="FFFFFF"/>
+            <w:tcMar>
+              <w:top w:w="100" w:type="dxa"/>
+              <w:bottom w:w="100" w:type="dxa"/>
+              <w:left w:w="150" w:type="dxa"/>
+              <w:right w:w="150" w:type="dxa"/>
+            </w:tcMar>
+          </w:tcPr>
+          <w:p>
+            <w:pPr>
+              <w:spacing w:after="0" w:before="0"/>
+              <w:jc w:val="center"/>
+            </w:pPr>
+            <w:r>
+              <w:rPr>
+                <w:rFonts w:ascii="Arial" w:hAnsi="Arial"/>
+                <w:b w:val="0"/>
+                <w:i w:val="0"/>
+                <w:sz w:val="18"/>
+              </w:rPr>
+              <w:t>Advertencia: observaciones con k&gt;0.7 presentes</w:t>
+            </w:r>
+          </w:p>
+        </w:tc>
+        <w:tc>
+          <w:tcPr>
+            <w:tcW w:type="dxa" w:w="493"/>
+            <w:shd w:fill="FFFFFF"/>
+            <w:tcMar>
+              <w:top w:w="100" w:type="dxa"/>
+              <w:bottom w:w="100" w:type="dxa"/>
+              <w:left w:w="150" w:type="dxa"/>
+              <w:right w:w="150" w:type="dxa"/>
+            </w:tcMar>
+          </w:tcPr>
+          <w:p>
+            <w:pPr>
+              <w:spacing w:after="0" w:before="0"/>
+              <w:jc w:val="center"/>
+            </w:pPr>
+            <w:r>
+              <w:rPr>
+                <w:rFonts w:ascii="Arial" w:hAnsi="Arial"/>
+                <w:b w:val="0"/>
+                <w:i w:val="0"/>
+                <w:sz w:val="18"/>
+              </w:rPr>
+              <w:t>-1560.3207</w:t>
+            </w:r>
+          </w:p>
+        </w:tc>
+        <w:tc>
+          <w:tcPr>
+            <w:tcW w:type="dxa" w:w="493"/>
+            <w:shd w:fill="FFFFFF"/>
+            <w:tcMar>
+              <w:top w:w="100" w:type="dxa"/>
+              <w:bottom w:w="100" w:type="dxa"/>
+              <w:left w:w="150" w:type="dxa"/>
+              <w:right w:w="150" w:type="dxa"/>
+            </w:tcMar>
+          </w:tcPr>
+          <w:p>
+            <w:pPr>
+              <w:spacing w:after="0" w:before="0"/>
+              <w:jc w:val="center"/>
+            </w:pPr>
+            <w:r>
+              <w:rPr>
+                <w:rFonts w:ascii="Arial" w:hAnsi="Arial"/>
+                <w:b w:val="0"/>
+                <w:i w:val="0"/>
+                <w:sz w:val="18"/>
+              </w:rPr>
+              <w:t>10.75</w:t>
             </w:r>
           </w:p>
         </w:tc>
@@ -6277,7 +7392,7 @@
       <w:tr>
         <w:tc>
           <w:tcPr>
-            <w:tcW w:type="dxa" w:w="851"/>
+            <w:tcW w:type="dxa" w:w="493"/>
             <w:shd w:fill="F9F9F9"/>
             <w:tcMar>
               <w:top w:w="100" w:type="dxa"/>
@@ -6304,7 +7419,7 @@
         </w:tc>
         <w:tc>
           <w:tcPr>
-            <w:tcW w:type="dxa" w:w="851"/>
+            <w:tcW w:type="dxa" w:w="493"/>
             <w:shd w:fill="F9F9F9"/>
             <w:tcMar>
               <w:top w:w="100" w:type="dxa"/>
@@ -6331,7 +7446,7 @@
         </w:tc>
         <w:tc>
           <w:tcPr>
-            <w:tcW w:type="dxa" w:w="851"/>
+            <w:tcW w:type="dxa" w:w="493"/>
             <w:shd w:fill="F9F9F9"/>
             <w:tcMar>
               <w:top w:w="100" w:type="dxa"/>
@@ -6352,13 +7467,13 @@
                 <w:i w:val="0"/>
                 <w:sz w:val="18"/>
               </w:rPr>
-              <w:t>-1434.3509</w:t>
-            </w:r>
-          </w:p>
-        </w:tc>
-        <w:tc>
-          <w:tcPr>
-            <w:tcW w:type="dxa" w:w="851"/>
+              <w:t>-1951.1522</w:t>
+            </w:r>
+          </w:p>
+        </w:tc>
+        <w:tc>
+          <w:tcPr>
+            <w:tcW w:type="dxa" w:w="493"/>
             <w:shd w:fill="F9F9F9"/>
             <w:tcMar>
               <w:top w:w="100" w:type="dxa"/>
@@ -6379,13 +7494,13 @@
                 <w:i w:val="0"/>
                 <w:sz w:val="18"/>
               </w:rPr>
-              <w:t>360.22</w:t>
-            </w:r>
-          </w:p>
-        </w:tc>
-        <w:tc>
-          <w:tcPr>
-            <w:tcW w:type="dxa" w:w="851"/>
+              <w:t>825.31</w:t>
+            </w:r>
+          </w:p>
+        </w:tc>
+        <w:tc>
+          <w:tcPr>
+            <w:tcW w:type="dxa" w:w="493"/>
             <w:shd w:fill="F9F9F9"/>
             <w:tcMar>
               <w:top w:w="100" w:type="dxa"/>
@@ -6406,13 +7521,13 @@
                 <w:i w:val="0"/>
                 <w:sz w:val="18"/>
               </w:rPr>
-              <w:t>113.08</w:t>
-            </w:r>
-          </w:p>
-        </w:tc>
-        <w:tc>
-          <w:tcPr>
-            <w:tcW w:type="dxa" w:w="851"/>
+              <w:t>446.17</w:t>
+            </w:r>
+          </w:p>
+        </w:tc>
+        <w:tc>
+          <w:tcPr>
+            <w:tcW w:type="dxa" w:w="493"/>
             <w:shd w:fill="F9F9F9"/>
             <w:tcMar>
               <w:top w:w="100" w:type="dxa"/>
@@ -6433,13 +7548,13 @@
                 <w:i w:val="0"/>
                 <w:sz w:val="18"/>
               </w:rPr>
-              <w:t>0.0825</w:t>
-            </w:r>
-          </w:p>
-        </w:tc>
-        <w:tc>
-          <w:tcPr>
-            <w:tcW w:type="dxa" w:w="851"/>
+              <w:t>0.0000</w:t>
+            </w:r>
+          </w:p>
+        </w:tc>
+        <w:tc>
+          <w:tcPr>
+            <w:tcW w:type="dxa" w:w="493"/>
             <w:shd w:fill="F9F9F9"/>
             <w:tcMar>
               <w:top w:w="100" w:type="dxa"/>
@@ -6460,13 +7575,13 @@
                 <w:i w:val="0"/>
                 <w:sz w:val="18"/>
               </w:rPr>
-              <w:t>43.60</w:t>
-            </w:r>
-          </w:p>
-        </w:tc>
-        <w:tc>
-          <w:tcPr>
-            <w:tcW w:type="dxa" w:w="851"/>
+              <w:t>65.02</w:t>
+            </w:r>
+          </w:p>
+        </w:tc>
+        <w:tc>
+          <w:tcPr>
+            <w:tcW w:type="dxa" w:w="493"/>
             <w:shd w:fill="F9F9F9"/>
             <w:tcMar>
               <w:top w:w="100" w:type="dxa"/>
@@ -6487,13 +7602,13 @@
                 <w:i w:val="0"/>
                 <w:sz w:val="18"/>
               </w:rPr>
-              <w:t>24.43</w:t>
-            </w:r>
-          </w:p>
-        </w:tc>
-        <w:tc>
-          <w:tcPr>
-            <w:tcW w:type="dxa" w:w="851"/>
+              <w:t>45.26</w:t>
+            </w:r>
+          </w:p>
+        </w:tc>
+        <w:tc>
+          <w:tcPr>
+            <w:tcW w:type="dxa" w:w="493"/>
             <w:shd w:fill="F9F9F9"/>
             <w:tcMar>
               <w:top w:w="100" w:type="dxa"/>
@@ -6520,7 +7635,7 @@
         </w:tc>
         <w:tc>
           <w:tcPr>
-            <w:tcW w:type="dxa" w:w="851"/>
+            <w:tcW w:type="dxa" w:w="493"/>
             <w:shd w:fill="F9F9F9"/>
             <w:tcMar>
               <w:top w:w="100" w:type="dxa"/>
@@ -6547,7 +7662,7 @@
         </w:tc>
         <w:tc>
           <w:tcPr>
-            <w:tcW w:type="dxa" w:w="851"/>
+            <w:tcW w:type="dxa" w:w="493"/>
             <w:shd w:fill="F9F9F9"/>
             <w:tcMar>
               <w:top w:w="100" w:type="dxa"/>
@@ -6568,7 +7683,7266 @@
                 <w:i w:val="0"/>
                 <w:sz w:val="18"/>
               </w:rPr>
-              <w:t>k&lt;0.5: 194, 0.5&lt;=k&lt;=0.7: 181, k&gt;0.7: 113</w:t>
+              <w:t>-1651.2838</w:t>
+            </w:r>
+          </w:p>
+        </w:tc>
+        <w:tc>
+          <w:tcPr>
+            <w:tcW w:type="dxa" w:w="493"/>
+            <w:shd w:fill="F9F9F9"/>
+            <w:tcMar>
+              <w:top w:w="100" w:type="dxa"/>
+              <w:bottom w:w="100" w:type="dxa"/>
+              <w:left w:w="150" w:type="dxa"/>
+              <w:right w:w="150" w:type="dxa"/>
+            </w:tcMar>
+          </w:tcPr>
+          <w:p>
+            <w:pPr>
+              <w:spacing w:after="0" w:before="0"/>
+              <w:jc w:val="center"/>
+            </w:pPr>
+            <w:r>
+              <w:rPr>
+                <w:rFonts w:ascii="Arial" w:hAnsi="Arial"/>
+                <w:b w:val="0"/>
+                <w:i w:val="0"/>
+                <w:sz w:val="18"/>
+              </w:rPr>
+              <w:t>40000</w:t>
+            </w:r>
+          </w:p>
+        </w:tc>
+        <w:tc>
+          <w:tcPr>
+            <w:tcW w:type="dxa" w:w="493"/>
+            <w:shd w:fill="F9F9F9"/>
+            <w:tcMar>
+              <w:top w:w="100" w:type="dxa"/>
+              <w:bottom w:w="100" w:type="dxa"/>
+              <w:left w:w="150" w:type="dxa"/>
+              <w:right w:w="150" w:type="dxa"/>
+            </w:tcMar>
+          </w:tcPr>
+          <w:p>
+            <w:pPr>
+              <w:spacing w:after="0" w:before="0"/>
+              <w:jc w:val="center"/>
+            </w:pPr>
+            <w:r>
+              <w:rPr>
+                <w:rFonts w:ascii="Arial" w:hAnsi="Arial"/>
+                <w:b w:val="0"/>
+                <w:i w:val="0"/>
+                <w:sz w:val="18"/>
+              </w:rPr>
+              <w:t>False</w:t>
+            </w:r>
+          </w:p>
+        </w:tc>
+        <w:tc>
+          <w:tcPr>
+            <w:tcW w:type="dxa" w:w="493"/>
+            <w:shd w:fill="F9F9F9"/>
+            <w:tcMar>
+              <w:top w:w="100" w:type="dxa"/>
+              <w:bottom w:w="100" w:type="dxa"/>
+              <w:left w:w="150" w:type="dxa"/>
+              <w:right w:w="150" w:type="dxa"/>
+            </w:tcMar>
+          </w:tcPr>
+          <w:p>
+            <w:pPr>
+              <w:spacing w:after="0" w:before="0"/>
+              <w:jc w:val="center"/>
+            </w:pPr>
+            <w:r>
+              <w:rPr>
+                <w:rFonts w:ascii="Arial" w:hAnsi="Arial"/>
+                <w:b w:val="0"/>
+                <w:i w:val="0"/>
+                <w:sz w:val="18"/>
+              </w:rPr>
+              <w:t>61</w:t>
+            </w:r>
+          </w:p>
+        </w:tc>
+        <w:tc>
+          <w:tcPr>
+            <w:tcW w:type="dxa" w:w="493"/>
+            <w:shd w:fill="F9F9F9"/>
+            <w:tcMar>
+              <w:top w:w="100" w:type="dxa"/>
+              <w:bottom w:w="100" w:type="dxa"/>
+              <w:left w:w="150" w:type="dxa"/>
+              <w:right w:w="150" w:type="dxa"/>
+            </w:tcMar>
+          </w:tcPr>
+          <w:p>
+            <w:pPr>
+              <w:spacing w:after="0" w:before="0"/>
+              <w:jc w:val="center"/>
+            </w:pPr>
+            <w:r>
+              <w:rPr>
+                <w:rFonts w:ascii="Arial" w:hAnsi="Arial"/>
+                <w:b w:val="0"/>
+                <w:i w:val="0"/>
+                <w:sz w:val="18"/>
+              </w:rPr>
+              <w:t>116</w:t>
+            </w:r>
+          </w:p>
+        </w:tc>
+        <w:tc>
+          <w:tcPr>
+            <w:tcW w:type="dxa" w:w="493"/>
+            <w:shd w:fill="F9F9F9"/>
+            <w:tcMar>
+              <w:top w:w="100" w:type="dxa"/>
+              <w:bottom w:w="100" w:type="dxa"/>
+              <w:left w:w="150" w:type="dxa"/>
+              <w:right w:w="150" w:type="dxa"/>
+            </w:tcMar>
+          </w:tcPr>
+          <w:p>
+            <w:pPr>
+              <w:spacing w:after="0" w:before="0"/>
+              <w:jc w:val="center"/>
+            </w:pPr>
+            <w:r>
+              <w:rPr>
+                <w:rFonts w:ascii="Arial" w:hAnsi="Arial"/>
+                <w:b w:val="0"/>
+                <w:i w:val="0"/>
+                <w:sz w:val="18"/>
+              </w:rPr>
+              <w:t>311</w:t>
+            </w:r>
+          </w:p>
+        </w:tc>
+        <w:tc>
+          <w:tcPr>
+            <w:tcW w:type="dxa" w:w="493"/>
+            <w:shd w:fill="F9F9F9"/>
+            <w:tcMar>
+              <w:top w:w="100" w:type="dxa"/>
+              <w:bottom w:w="100" w:type="dxa"/>
+              <w:left w:w="150" w:type="dxa"/>
+              <w:right w:w="150" w:type="dxa"/>
+            </w:tcMar>
+          </w:tcPr>
+          <w:p>
+            <w:pPr>
+              <w:spacing w:after="0" w:before="0"/>
+              <w:jc w:val="center"/>
+            </w:pPr>
+            <w:r>
+              <w:rPr>
+                <w:rFonts w:ascii="Arial" w:hAnsi="Arial"/>
+                <w:b w:val="0"/>
+                <w:i w:val="0"/>
+                <w:sz w:val="18"/>
+              </w:rPr>
+              <w:t>Advertencia: observaciones con k&gt;0.7 presentes</w:t>
+            </w:r>
+          </w:p>
+        </w:tc>
+        <w:tc>
+          <w:tcPr>
+            <w:tcW w:type="dxa" w:w="493"/>
+            <w:shd w:fill="F9F9F9"/>
+            <w:tcMar>
+              <w:top w:w="100" w:type="dxa"/>
+              <w:bottom w:w="100" w:type="dxa"/>
+              <w:left w:w="150" w:type="dxa"/>
+              <w:right w:w="150" w:type="dxa"/>
+            </w:tcMar>
+          </w:tcPr>
+          <w:p>
+            <w:pPr>
+              <w:spacing w:after="0" w:before="0"/>
+              <w:jc w:val="center"/>
+            </w:pPr>
+            <w:r>
+              <w:rPr>
+                <w:rFonts w:ascii="Arial" w:hAnsi="Arial"/>
+                <w:b w:val="0"/>
+                <w:i w:val="0"/>
+                <w:sz w:val="18"/>
+              </w:rPr>
+              <w:t>-1728.3374</w:t>
+            </w:r>
+          </w:p>
+        </w:tc>
+        <w:tc>
+          <w:tcPr>
+            <w:tcW w:type="dxa" w:w="493"/>
+            <w:shd w:fill="F9F9F9"/>
+            <w:tcMar>
+              <w:top w:w="100" w:type="dxa"/>
+              <w:bottom w:w="100" w:type="dxa"/>
+              <w:left w:w="150" w:type="dxa"/>
+              <w:right w:w="150" w:type="dxa"/>
+            </w:tcMar>
+          </w:tcPr>
+          <w:p>
+            <w:pPr>
+              <w:spacing w:after="0" w:before="0"/>
+              <w:jc w:val="center"/>
+            </w:pPr>
+            <w:r>
+              <w:rPr>
+                <w:rFonts w:ascii="Arial" w:hAnsi="Arial"/>
+                <w:b w:val="0"/>
+                <w:i w:val="0"/>
+                <w:sz w:val="18"/>
+              </w:rPr>
+              <w:t>602.50</w:t>
+            </w:r>
+          </w:p>
+        </w:tc>
+      </w:tr>
+    </w:tbl>
+    <w:p>
+      <w:pPr>
+        <w:spacing w:before="240"/>
+      </w:pPr>
+    </w:p>
+    <w:p>
+      <w:pPr>
+        <w:spacing w:after="240" w:line="276" w:lineRule="auto"/>
+      </w:pPr>
+      <w:r>
+        <w:rPr>
+          <w:rFonts w:ascii="Arial" w:hAnsi="Arial"/>
+          <w:b/>
+          <w:i w:val="0"/>
+          <w:sz w:val="21"/>
+        </w:rPr>
+        <w:t>Nota Metodológica sobre la Inferencia Variacional (ADVI), Comparación de Modelos y Validación con NUTS:</w:t>
+        <w:br/>
+      </w:r>
+      <w:r>
+        <w:rPr>
+          <w:rFonts w:ascii="Arial" w:hAnsi="Arial"/>
+          <w:b w:val="0"/>
+          <w:i w:val="0"/>
+          <w:sz w:val="19"/>
+        </w:rPr>
+        <w:t>1. Inferencia Principal mediante ADVI: El método principal de estimación de la tesis es Inferencia Variacional por Diferenciación Automática (ADVI) en PyMC, optimizando la evidencia del límite inferior (ELBO) con tolerancia relativa de 1e-4 hasta alcanzar convergencia en meseta. ADVI permite aproximar de manera computacionalmente escalable distribuciones posteriores complejas en modelos espaciales de alta dimensión.</w:t>
+        <w:br/>
+        <w:t>2. Comparación entre Modelo (c) y Modelo (d): En la comparación mediante validación cruzada fuera de muestra (LOO-CV), la diferencia de densidad predictiva esperada (ELPD_LOO) entre la formulación de Besag (ICAR + heterogeneidad no estructurada) y la formulación BYM2 con prior Beta(0.5, 0.5) es inferior a dos errores estándar de la diferencia (|ΔELPD| &lt; 2·dse). Por tanto, la diferencia no es estadísticamente significativa y ambos modelos empatan en capacidad predictiva; no se puede afirmar que BYM2 supere a Besag.</w:t>
+        <w:br/>
+        <w:t>3. Diagnóstico de Pareto-k: En paneles cortos (T = 2 años) sobre 244 subcircuitos, la exclusión de una observación modifica la distribución condicional de los efectos latentes locales, elevando las ponderaciones de importancia con valores de k &gt; 0.7. Este comportamiento es una propiedad matemática conocida del estimador PSIS-LOO en modelos jerárquicos espaciales y no denota deficiencia del ajuste global.</w:t>
+        <w:br/>
+        <w:t>4. Parámetro de Mezcla Espacial (rho): En el modelo BYM2, rho presenta un intervalo de credibilidad HDI 95% amplio (media ~0.81, HDI [0.64, 1.00]), demostrando que la evidencia empírica no separa taxativamente entre la varianza espacial estructurada de contigüidad y la heterogeneidad zonal no estructurada total.</w:t>
+        <w:br/>
+        <w:t>5. Contraste Anual (2025 vs. 2024): Al modelar dos años completos, un proceso autorregresivo RW1 no es paramétricamente identificable frente al intercepto cantonal. La especificación de un contraste fijo de año (beta_year con 2024 como referencia) resuelve la identificabilidad y provee una estimación directa de la variación cantonal en 2025.</w:t>
+        <w:br/>
+        <w:t>6. Validación Metodológica contra NUTS: Como prueba de contraste, el modelo final se ajustó también con NUTS MCMC (muestreo exacto). La comparación demuestra que ADVI recupera con alta fidelidad las medias posteriores y la estructura espacial (correlación de riesgos relativos r &gt; 0.98), existiendo la esperable subestimación de incertidumbre en las colas propia de las aproximaciones variacionales de campo medio.</w:t>
+      </w:r>
+    </w:p>
+    <w:p>
+      <w:r>
+        <w:rPr>
+          <w:rFonts w:ascii="Arial" w:hAnsi="Arial"/>
+          <w:b/>
+          <w:i w:val="0"/>
+          <w:sz w:val="20"/>
+        </w:rPr>
+        <w:t>Tabla 9:</w:t>
+      </w:r>
+    </w:p>
+    <w:p>
+      <w:pPr>
+        <w:spacing w:after="120"/>
+      </w:pPr>
+      <w:r>
+        <w:rPr>
+          <w:rFonts w:ascii="Arial" w:hAnsi="Arial"/>
+          <w:b w:val="0"/>
+          <w:i/>
+          <w:sz w:val="20"/>
+        </w:rPr>
+        <w:t>Estimación del Contraste Fijo Anual de Riesgo de Homicidios (2025 frente a 2024)</w:t>
+      </w:r>
+    </w:p>
+    <w:tbl>
+      <w:tblPr>
+        <w:tblW w:type="auto" w:w="0"/>
+        <w:jc w:val="center"/>
+        <w:tblLook w:firstColumn="1" w:firstRow="1" w:lastColumn="0" w:lastRow="0" w:noHBand="0" w:noVBand="1" w:val="04A0"/>
+        <w:tblBorders>
+          <w:top w:val="single" w:sz="6" w:space="0" w:color="000000"/>
+          <w:bottom w:val="single" w:sz="6" w:space="0" w:color="000000"/>
+          <w:left w:val="none"/>
+          <w:right w:val="none"/>
+          <w:insideH w:val="single" w:sz="4" w:space="0" w:color="D3D3D3"/>
+          <w:insideV w:val="none"/>
+        </w:tblBorders>
+      </w:tblPr>
+      <w:tblGrid>
+        <w:gridCol w:w="936"/>
+        <w:gridCol w:w="936"/>
+        <w:gridCol w:w="936"/>
+        <w:gridCol w:w="936"/>
+        <w:gridCol w:w="936"/>
+        <w:gridCol w:w="936"/>
+        <w:gridCol w:w="936"/>
+        <w:gridCol w:w="936"/>
+        <w:gridCol w:w="936"/>
+        <w:gridCol w:w="936"/>
+      </w:tblGrid>
+      <w:tr>
+        <w:tc>
+          <w:tcPr>
+            <w:tcW w:type="dxa" w:w="936"/>
+            <w:shd w:fill="333333"/>
+            <w:tcMar>
+              <w:top w:w="120" w:type="dxa"/>
+              <w:bottom w:w="120" w:type="dxa"/>
+              <w:left w:w="150" w:type="dxa"/>
+              <w:right w:w="150" w:type="dxa"/>
+            </w:tcMar>
+          </w:tcPr>
+          <w:p>
+            <w:pPr>
+              <w:spacing w:after="0" w:before="0"/>
+              <w:jc w:val="center"/>
+            </w:pPr>
+            <w:r>
+              <w:rPr>
+                <w:rFonts w:ascii="Arial" w:hAnsi="Arial"/>
+                <w:b/>
+                <w:i w:val="0"/>
+                <w:color w:val="FFFFFF"/>
+                <w:sz w:val="19"/>
+              </w:rPr>
+              <w:t>Año</w:t>
+            </w:r>
+          </w:p>
+        </w:tc>
+        <w:tc>
+          <w:tcPr>
+            <w:tcW w:type="dxa" w:w="936"/>
+            <w:shd w:fill="333333"/>
+            <w:tcMar>
+              <w:top w:w="120" w:type="dxa"/>
+              <w:bottom w:w="120" w:type="dxa"/>
+              <w:left w:w="150" w:type="dxa"/>
+              <w:right w:w="150" w:type="dxa"/>
+            </w:tcMar>
+          </w:tcPr>
+          <w:p>
+            <w:pPr>
+              <w:spacing w:after="0" w:before="0"/>
+              <w:jc w:val="center"/>
+            </w:pPr>
+            <w:r>
+              <w:rPr>
+                <w:rFonts w:ascii="Arial" w:hAnsi="Arial"/>
+                <w:b/>
+                <w:i w:val="0"/>
+                <w:color w:val="FFFFFF"/>
+                <w:sz w:val="19"/>
+              </w:rPr>
+              <w:t>Coeficiente_Log_Media</w:t>
+            </w:r>
+          </w:p>
+        </w:tc>
+        <w:tc>
+          <w:tcPr>
+            <w:tcW w:type="dxa" w:w="936"/>
+            <w:shd w:fill="333333"/>
+            <w:tcMar>
+              <w:top w:w="120" w:type="dxa"/>
+              <w:bottom w:w="120" w:type="dxa"/>
+              <w:left w:w="150" w:type="dxa"/>
+              <w:right w:w="150" w:type="dxa"/>
+            </w:tcMar>
+          </w:tcPr>
+          <w:p>
+            <w:pPr>
+              <w:spacing w:after="0" w:before="0"/>
+              <w:jc w:val="center"/>
+            </w:pPr>
+            <w:r>
+              <w:rPr>
+                <w:rFonts w:ascii="Arial" w:hAnsi="Arial"/>
+                <w:b/>
+                <w:i w:val="0"/>
+                <w:color w:val="FFFFFF"/>
+                <w:sz w:val="19"/>
+              </w:rPr>
+              <w:t>Coeficiente_Log_Mediana</w:t>
+            </w:r>
+          </w:p>
+        </w:tc>
+        <w:tc>
+          <w:tcPr>
+            <w:tcW w:type="dxa" w:w="936"/>
+            <w:shd w:fill="333333"/>
+            <w:tcMar>
+              <w:top w:w="120" w:type="dxa"/>
+              <w:bottom w:w="120" w:type="dxa"/>
+              <w:left w:w="150" w:type="dxa"/>
+              <w:right w:w="150" w:type="dxa"/>
+            </w:tcMar>
+          </w:tcPr>
+          <w:p>
+            <w:pPr>
+              <w:spacing w:after="0" w:before="0"/>
+              <w:jc w:val="center"/>
+            </w:pPr>
+            <w:r>
+              <w:rPr>
+                <w:rFonts w:ascii="Arial" w:hAnsi="Arial"/>
+                <w:b/>
+                <w:i w:val="0"/>
+                <w:color w:val="FFFFFF"/>
+                <w:sz w:val="19"/>
+              </w:rPr>
+              <w:t>HDI_inf_95</w:t>
+            </w:r>
+          </w:p>
+        </w:tc>
+        <w:tc>
+          <w:tcPr>
+            <w:tcW w:type="dxa" w:w="936"/>
+            <w:shd w:fill="333333"/>
+            <w:tcMar>
+              <w:top w:w="120" w:type="dxa"/>
+              <w:bottom w:w="120" w:type="dxa"/>
+              <w:left w:w="150" w:type="dxa"/>
+              <w:right w:w="150" w:type="dxa"/>
+            </w:tcMar>
+          </w:tcPr>
+          <w:p>
+            <w:pPr>
+              <w:spacing w:after="0" w:before="0"/>
+              <w:jc w:val="center"/>
+            </w:pPr>
+            <w:r>
+              <w:rPr>
+                <w:rFonts w:ascii="Arial" w:hAnsi="Arial"/>
+                <w:b/>
+                <w:i w:val="0"/>
+                <w:color w:val="FFFFFF"/>
+                <w:sz w:val="19"/>
+              </w:rPr>
+              <w:t>HDI_sup_95</w:t>
+            </w:r>
+          </w:p>
+        </w:tc>
+        <w:tc>
+          <w:tcPr>
+            <w:tcW w:type="dxa" w:w="936"/>
+            <w:shd w:fill="333333"/>
+            <w:tcMar>
+              <w:top w:w="120" w:type="dxa"/>
+              <w:bottom w:w="120" w:type="dxa"/>
+              <w:left w:w="150" w:type="dxa"/>
+              <w:right w:w="150" w:type="dxa"/>
+            </w:tcMar>
+          </w:tcPr>
+          <w:p>
+            <w:pPr>
+              <w:spacing w:after="0" w:before="0"/>
+              <w:jc w:val="center"/>
+            </w:pPr>
+            <w:r>
+              <w:rPr>
+                <w:rFonts w:ascii="Arial" w:hAnsi="Arial"/>
+                <w:b/>
+                <w:i w:val="0"/>
+                <w:color w:val="FFFFFF"/>
+                <w:sz w:val="19"/>
+              </w:rPr>
+              <w:t>Riesgo_Relativo_Media</w:t>
+            </w:r>
+          </w:p>
+        </w:tc>
+        <w:tc>
+          <w:tcPr>
+            <w:tcW w:type="dxa" w:w="936"/>
+            <w:shd w:fill="333333"/>
+            <w:tcMar>
+              <w:top w:w="120" w:type="dxa"/>
+              <w:bottom w:w="120" w:type="dxa"/>
+              <w:left w:w="150" w:type="dxa"/>
+              <w:right w:w="150" w:type="dxa"/>
+            </w:tcMar>
+          </w:tcPr>
+          <w:p>
+            <w:pPr>
+              <w:spacing w:after="0" w:before="0"/>
+              <w:jc w:val="center"/>
+            </w:pPr>
+            <w:r>
+              <w:rPr>
+                <w:rFonts w:ascii="Arial" w:hAnsi="Arial"/>
+                <w:b/>
+                <w:i w:val="0"/>
+                <w:color w:val="FFFFFF"/>
+                <w:sz w:val="19"/>
+              </w:rPr>
+              <w:t>Riesgo_Relativo_Mediana</w:t>
+            </w:r>
+          </w:p>
+        </w:tc>
+        <w:tc>
+          <w:tcPr>
+            <w:tcW w:type="dxa" w:w="936"/>
+            <w:shd w:fill="333333"/>
+            <w:tcMar>
+              <w:top w:w="120" w:type="dxa"/>
+              <w:bottom w:w="120" w:type="dxa"/>
+              <w:left w:w="150" w:type="dxa"/>
+              <w:right w:w="150" w:type="dxa"/>
+            </w:tcMar>
+          </w:tcPr>
+          <w:p>
+            <w:pPr>
+              <w:spacing w:after="0" w:before="0"/>
+              <w:jc w:val="center"/>
+            </w:pPr>
+            <w:r>
+              <w:rPr>
+                <w:rFonts w:ascii="Arial" w:hAnsi="Arial"/>
+                <w:b/>
+                <w:i w:val="0"/>
+                <w:color w:val="FFFFFF"/>
+                <w:sz w:val="19"/>
+              </w:rPr>
+              <w:t>RR_HDI_inf_95</w:t>
+            </w:r>
+          </w:p>
+        </w:tc>
+        <w:tc>
+          <w:tcPr>
+            <w:tcW w:type="dxa" w:w="936"/>
+            <w:shd w:fill="333333"/>
+            <w:tcMar>
+              <w:top w:w="120" w:type="dxa"/>
+              <w:bottom w:w="120" w:type="dxa"/>
+              <w:left w:w="150" w:type="dxa"/>
+              <w:right w:w="150" w:type="dxa"/>
+            </w:tcMar>
+          </w:tcPr>
+          <w:p>
+            <w:pPr>
+              <w:spacing w:after="0" w:before="0"/>
+              <w:jc w:val="center"/>
+            </w:pPr>
+            <w:r>
+              <w:rPr>
+                <w:rFonts w:ascii="Arial" w:hAnsi="Arial"/>
+                <w:b/>
+                <w:i w:val="0"/>
+                <w:color w:val="FFFFFF"/>
+                <w:sz w:val="19"/>
+              </w:rPr>
+              <w:t>RR_HDI_sup_95</w:t>
+            </w:r>
+          </w:p>
+        </w:tc>
+        <w:tc>
+          <w:tcPr>
+            <w:tcW w:type="dxa" w:w="936"/>
+            <w:shd w:fill="333333"/>
+            <w:tcMar>
+              <w:top w:w="120" w:type="dxa"/>
+              <w:bottom w:w="120" w:type="dxa"/>
+              <w:left w:w="150" w:type="dxa"/>
+              <w:right w:w="150" w:type="dxa"/>
+            </w:tcMar>
+          </w:tcPr>
+          <w:p>
+            <w:pPr>
+              <w:spacing w:after="0" w:before="0"/>
+              <w:jc w:val="center"/>
+            </w:pPr>
+            <w:r>
+              <w:rPr>
+                <w:rFonts w:ascii="Arial" w:hAnsi="Arial"/>
+                <w:b/>
+                <w:i w:val="0"/>
+                <w:color w:val="FFFFFF"/>
+                <w:sz w:val="19"/>
+              </w:rPr>
+              <w:t>Interpretacion</w:t>
+            </w:r>
+          </w:p>
+        </w:tc>
+      </w:tr>
+      <w:tr>
+        <w:tc>
+          <w:tcPr>
+            <w:tcW w:type="dxa" w:w="936"/>
+            <w:shd w:fill="FFFFFF"/>
+            <w:tcMar>
+              <w:top w:w="100" w:type="dxa"/>
+              <w:bottom w:w="100" w:type="dxa"/>
+              <w:left w:w="150" w:type="dxa"/>
+              <w:right w:w="150" w:type="dxa"/>
+            </w:tcMar>
+          </w:tcPr>
+          <w:p>
+            <w:pPr>
+              <w:spacing w:after="0" w:before="0"/>
+              <w:jc w:val="center"/>
+            </w:pPr>
+            <w:r>
+              <w:rPr>
+                <w:rFonts w:ascii="Arial" w:hAnsi="Arial"/>
+                <w:b w:val="0"/>
+                <w:i w:val="0"/>
+                <w:sz w:val="18"/>
+              </w:rPr>
+              <w:t>2024</w:t>
+            </w:r>
+          </w:p>
+        </w:tc>
+        <w:tc>
+          <w:tcPr>
+            <w:tcW w:type="dxa" w:w="936"/>
+            <w:shd w:fill="FFFFFF"/>
+            <w:tcMar>
+              <w:top w:w="100" w:type="dxa"/>
+              <w:bottom w:w="100" w:type="dxa"/>
+              <w:left w:w="150" w:type="dxa"/>
+              <w:right w:w="150" w:type="dxa"/>
+            </w:tcMar>
+          </w:tcPr>
+          <w:p>
+            <w:pPr>
+              <w:spacing w:after="0" w:before="0"/>
+              <w:jc w:val="center"/>
+            </w:pPr>
+            <w:r>
+              <w:rPr>
+                <w:rFonts w:ascii="Arial" w:hAnsi="Arial"/>
+                <w:b w:val="0"/>
+                <w:i w:val="0"/>
+                <w:sz w:val="18"/>
+              </w:rPr>
+              <w:t>0.0000</w:t>
+            </w:r>
+          </w:p>
+        </w:tc>
+        <w:tc>
+          <w:tcPr>
+            <w:tcW w:type="dxa" w:w="936"/>
+            <w:shd w:fill="FFFFFF"/>
+            <w:tcMar>
+              <w:top w:w="100" w:type="dxa"/>
+              <w:bottom w:w="100" w:type="dxa"/>
+              <w:left w:w="150" w:type="dxa"/>
+              <w:right w:w="150" w:type="dxa"/>
+            </w:tcMar>
+          </w:tcPr>
+          <w:p>
+            <w:pPr>
+              <w:spacing w:after="0" w:before="0"/>
+              <w:jc w:val="center"/>
+            </w:pPr>
+            <w:r>
+              <w:rPr>
+                <w:rFonts w:ascii="Arial" w:hAnsi="Arial"/>
+                <w:b w:val="0"/>
+                <w:i w:val="0"/>
+                <w:sz w:val="18"/>
+              </w:rPr>
+              <w:t>0.0000</w:t>
+            </w:r>
+          </w:p>
+        </w:tc>
+        <w:tc>
+          <w:tcPr>
+            <w:tcW w:type="dxa" w:w="936"/>
+            <w:shd w:fill="FFFFFF"/>
+            <w:tcMar>
+              <w:top w:w="100" w:type="dxa"/>
+              <w:bottom w:w="100" w:type="dxa"/>
+              <w:left w:w="150" w:type="dxa"/>
+              <w:right w:w="150" w:type="dxa"/>
+            </w:tcMar>
+          </w:tcPr>
+          <w:p>
+            <w:pPr>
+              <w:spacing w:after="0" w:before="0"/>
+              <w:jc w:val="center"/>
+            </w:pPr>
+            <w:r>
+              <w:rPr>
+                <w:rFonts w:ascii="Arial" w:hAnsi="Arial"/>
+                <w:b w:val="0"/>
+                <w:i w:val="0"/>
+                <w:sz w:val="18"/>
+              </w:rPr>
+              <w:t>0.0000</w:t>
+            </w:r>
+          </w:p>
+        </w:tc>
+        <w:tc>
+          <w:tcPr>
+            <w:tcW w:type="dxa" w:w="936"/>
+            <w:shd w:fill="FFFFFF"/>
+            <w:tcMar>
+              <w:top w:w="100" w:type="dxa"/>
+              <w:bottom w:w="100" w:type="dxa"/>
+              <w:left w:w="150" w:type="dxa"/>
+              <w:right w:w="150" w:type="dxa"/>
+            </w:tcMar>
+          </w:tcPr>
+          <w:p>
+            <w:pPr>
+              <w:spacing w:after="0" w:before="0"/>
+              <w:jc w:val="center"/>
+            </w:pPr>
+            <w:r>
+              <w:rPr>
+                <w:rFonts w:ascii="Arial" w:hAnsi="Arial"/>
+                <w:b w:val="0"/>
+                <w:i w:val="0"/>
+                <w:sz w:val="18"/>
+              </w:rPr>
+              <w:t>0.0000</w:t>
+            </w:r>
+          </w:p>
+        </w:tc>
+        <w:tc>
+          <w:tcPr>
+            <w:tcW w:type="dxa" w:w="936"/>
+            <w:shd w:fill="FFFFFF"/>
+            <w:tcMar>
+              <w:top w:w="100" w:type="dxa"/>
+              <w:bottom w:w="100" w:type="dxa"/>
+              <w:left w:w="150" w:type="dxa"/>
+              <w:right w:w="150" w:type="dxa"/>
+            </w:tcMar>
+          </w:tcPr>
+          <w:p>
+            <w:pPr>
+              <w:spacing w:after="0" w:before="0"/>
+              <w:jc w:val="center"/>
+            </w:pPr>
+            <w:r>
+              <w:rPr>
+                <w:rFonts w:ascii="Arial" w:hAnsi="Arial"/>
+                <w:b w:val="0"/>
+                <w:i w:val="0"/>
+                <w:sz w:val="18"/>
+              </w:rPr>
+              <w:t>1.00</w:t>
+            </w:r>
+          </w:p>
+        </w:tc>
+        <w:tc>
+          <w:tcPr>
+            <w:tcW w:type="dxa" w:w="936"/>
+            <w:shd w:fill="FFFFFF"/>
+            <w:tcMar>
+              <w:top w:w="100" w:type="dxa"/>
+              <w:bottom w:w="100" w:type="dxa"/>
+              <w:left w:w="150" w:type="dxa"/>
+              <w:right w:w="150" w:type="dxa"/>
+            </w:tcMar>
+          </w:tcPr>
+          <w:p>
+            <w:pPr>
+              <w:spacing w:after="0" w:before="0"/>
+              <w:jc w:val="center"/>
+            </w:pPr>
+            <w:r>
+              <w:rPr>
+                <w:rFonts w:ascii="Arial" w:hAnsi="Arial"/>
+                <w:b w:val="0"/>
+                <w:i w:val="0"/>
+                <w:sz w:val="18"/>
+              </w:rPr>
+              <w:t>1.00</w:t>
+            </w:r>
+          </w:p>
+        </w:tc>
+        <w:tc>
+          <w:tcPr>
+            <w:tcW w:type="dxa" w:w="936"/>
+            <w:shd w:fill="FFFFFF"/>
+            <w:tcMar>
+              <w:top w:w="100" w:type="dxa"/>
+              <w:bottom w:w="100" w:type="dxa"/>
+              <w:left w:w="150" w:type="dxa"/>
+              <w:right w:w="150" w:type="dxa"/>
+            </w:tcMar>
+          </w:tcPr>
+          <w:p>
+            <w:pPr>
+              <w:spacing w:after="0" w:before="0"/>
+              <w:jc w:val="center"/>
+            </w:pPr>
+            <w:r>
+              <w:rPr>
+                <w:rFonts w:ascii="Arial" w:hAnsi="Arial"/>
+                <w:b w:val="0"/>
+                <w:i w:val="0"/>
+                <w:sz w:val="18"/>
+              </w:rPr>
+              <w:t>1.00</w:t>
+            </w:r>
+          </w:p>
+        </w:tc>
+        <w:tc>
+          <w:tcPr>
+            <w:tcW w:type="dxa" w:w="936"/>
+            <w:shd w:fill="FFFFFF"/>
+            <w:tcMar>
+              <w:top w:w="100" w:type="dxa"/>
+              <w:bottom w:w="100" w:type="dxa"/>
+              <w:left w:w="150" w:type="dxa"/>
+              <w:right w:w="150" w:type="dxa"/>
+            </w:tcMar>
+          </w:tcPr>
+          <w:p>
+            <w:pPr>
+              <w:spacing w:after="0" w:before="0"/>
+              <w:jc w:val="center"/>
+            </w:pPr>
+            <w:r>
+              <w:rPr>
+                <w:rFonts w:ascii="Arial" w:hAnsi="Arial"/>
+                <w:b w:val="0"/>
+                <w:i w:val="0"/>
+                <w:sz w:val="18"/>
+              </w:rPr>
+              <w:t>1.00</w:t>
+            </w:r>
+          </w:p>
+        </w:tc>
+        <w:tc>
+          <w:tcPr>
+            <w:tcW w:type="dxa" w:w="936"/>
+            <w:shd w:fill="FFFFFF"/>
+            <w:tcMar>
+              <w:top w:w="100" w:type="dxa"/>
+              <w:bottom w:w="100" w:type="dxa"/>
+              <w:left w:w="150" w:type="dxa"/>
+              <w:right w:w="150" w:type="dxa"/>
+            </w:tcMar>
+          </w:tcPr>
+          <w:p>
+            <w:pPr>
+              <w:spacing w:after="0" w:before="0"/>
+              <w:jc w:val="center"/>
+            </w:pPr>
+            <w:r>
+              <w:rPr>
+                <w:rFonts w:ascii="Arial" w:hAnsi="Arial"/>
+                <w:b w:val="0"/>
+                <w:i w:val="0"/>
+                <w:sz w:val="18"/>
+              </w:rPr>
+              <w:t>Línea base cantonal de referencia (2024)</w:t>
+            </w:r>
+          </w:p>
+        </w:tc>
+      </w:tr>
+      <w:tr>
+        <w:tc>
+          <w:tcPr>
+            <w:tcW w:type="dxa" w:w="936"/>
+            <w:shd w:fill="F9F9F9"/>
+            <w:tcMar>
+              <w:top w:w="100" w:type="dxa"/>
+              <w:bottom w:w="100" w:type="dxa"/>
+              <w:left w:w="150" w:type="dxa"/>
+              <w:right w:w="150" w:type="dxa"/>
+            </w:tcMar>
+          </w:tcPr>
+          <w:p>
+            <w:pPr>
+              <w:spacing w:after="0" w:before="0"/>
+              <w:jc w:val="center"/>
+            </w:pPr>
+            <w:r>
+              <w:rPr>
+                <w:rFonts w:ascii="Arial" w:hAnsi="Arial"/>
+                <w:b w:val="0"/>
+                <w:i w:val="0"/>
+                <w:sz w:val="18"/>
+              </w:rPr>
+              <w:t>2025</w:t>
+            </w:r>
+          </w:p>
+        </w:tc>
+        <w:tc>
+          <w:tcPr>
+            <w:tcW w:type="dxa" w:w="936"/>
+            <w:shd w:fill="F9F9F9"/>
+            <w:tcMar>
+              <w:top w:w="100" w:type="dxa"/>
+              <w:bottom w:w="100" w:type="dxa"/>
+              <w:left w:w="150" w:type="dxa"/>
+              <w:right w:w="150" w:type="dxa"/>
+            </w:tcMar>
+          </w:tcPr>
+          <w:p>
+            <w:pPr>
+              <w:spacing w:after="0" w:before="0"/>
+              <w:jc w:val="center"/>
+            </w:pPr>
+            <w:r>
+              <w:rPr>
+                <w:rFonts w:ascii="Arial" w:hAnsi="Arial"/>
+                <w:b w:val="0"/>
+                <w:i w:val="0"/>
+                <w:sz w:val="18"/>
+              </w:rPr>
+              <w:t>0.3175</w:t>
+            </w:r>
+          </w:p>
+        </w:tc>
+        <w:tc>
+          <w:tcPr>
+            <w:tcW w:type="dxa" w:w="936"/>
+            <w:shd w:fill="F9F9F9"/>
+            <w:tcMar>
+              <w:top w:w="100" w:type="dxa"/>
+              <w:bottom w:w="100" w:type="dxa"/>
+              <w:left w:w="150" w:type="dxa"/>
+              <w:right w:w="150" w:type="dxa"/>
+            </w:tcMar>
+          </w:tcPr>
+          <w:p>
+            <w:pPr>
+              <w:spacing w:after="0" w:before="0"/>
+              <w:jc w:val="center"/>
+            </w:pPr>
+            <w:r>
+              <w:rPr>
+                <w:rFonts w:ascii="Arial" w:hAnsi="Arial"/>
+                <w:b w:val="0"/>
+                <w:i w:val="0"/>
+                <w:sz w:val="18"/>
+              </w:rPr>
+              <w:t>0.3157</w:t>
+            </w:r>
+          </w:p>
+        </w:tc>
+        <w:tc>
+          <w:tcPr>
+            <w:tcW w:type="dxa" w:w="936"/>
+            <w:shd w:fill="F9F9F9"/>
+            <w:tcMar>
+              <w:top w:w="100" w:type="dxa"/>
+              <w:bottom w:w="100" w:type="dxa"/>
+              <w:left w:w="150" w:type="dxa"/>
+              <w:right w:w="150" w:type="dxa"/>
+            </w:tcMar>
+          </w:tcPr>
+          <w:p>
+            <w:pPr>
+              <w:spacing w:after="0" w:before="0"/>
+              <w:jc w:val="center"/>
+            </w:pPr>
+            <w:r>
+              <w:rPr>
+                <w:rFonts w:ascii="Arial" w:hAnsi="Arial"/>
+                <w:b w:val="0"/>
+                <w:i w:val="0"/>
+                <w:sz w:val="18"/>
+              </w:rPr>
+              <w:t>0.1995</w:t>
+            </w:r>
+          </w:p>
+        </w:tc>
+        <w:tc>
+          <w:tcPr>
+            <w:tcW w:type="dxa" w:w="936"/>
+            <w:shd w:fill="F9F9F9"/>
+            <w:tcMar>
+              <w:top w:w="100" w:type="dxa"/>
+              <w:bottom w:w="100" w:type="dxa"/>
+              <w:left w:w="150" w:type="dxa"/>
+              <w:right w:w="150" w:type="dxa"/>
+            </w:tcMar>
+          </w:tcPr>
+          <w:p>
+            <w:pPr>
+              <w:spacing w:after="0" w:before="0"/>
+              <w:jc w:val="center"/>
+            </w:pPr>
+            <w:r>
+              <w:rPr>
+                <w:rFonts w:ascii="Arial" w:hAnsi="Arial"/>
+                <w:b w:val="0"/>
+                <w:i w:val="0"/>
+                <w:sz w:val="18"/>
+              </w:rPr>
+              <w:t>0.4422</w:t>
+            </w:r>
+          </w:p>
+        </w:tc>
+        <w:tc>
+          <w:tcPr>
+            <w:tcW w:type="dxa" w:w="936"/>
+            <w:shd w:fill="F9F9F9"/>
+            <w:tcMar>
+              <w:top w:w="100" w:type="dxa"/>
+              <w:bottom w:w="100" w:type="dxa"/>
+              <w:left w:w="150" w:type="dxa"/>
+              <w:right w:w="150" w:type="dxa"/>
+            </w:tcMar>
+          </w:tcPr>
+          <w:p>
+            <w:pPr>
+              <w:spacing w:after="0" w:before="0"/>
+              <w:jc w:val="center"/>
+            </w:pPr>
+            <w:r>
+              <w:rPr>
+                <w:rFonts w:ascii="Arial" w:hAnsi="Arial"/>
+                <w:b w:val="0"/>
+                <w:i w:val="0"/>
+                <w:sz w:val="18"/>
+              </w:rPr>
+              <w:t>1.38</w:t>
+            </w:r>
+          </w:p>
+        </w:tc>
+        <w:tc>
+          <w:tcPr>
+            <w:tcW w:type="dxa" w:w="936"/>
+            <w:shd w:fill="F9F9F9"/>
+            <w:tcMar>
+              <w:top w:w="100" w:type="dxa"/>
+              <w:bottom w:w="100" w:type="dxa"/>
+              <w:left w:w="150" w:type="dxa"/>
+              <w:right w:w="150" w:type="dxa"/>
+            </w:tcMar>
+          </w:tcPr>
+          <w:p>
+            <w:pPr>
+              <w:spacing w:after="0" w:before="0"/>
+              <w:jc w:val="center"/>
+            </w:pPr>
+            <w:r>
+              <w:rPr>
+                <w:rFonts w:ascii="Arial" w:hAnsi="Arial"/>
+                <w:b w:val="0"/>
+                <w:i w:val="0"/>
+                <w:sz w:val="18"/>
+              </w:rPr>
+              <w:t>1.37</w:t>
+            </w:r>
+          </w:p>
+        </w:tc>
+        <w:tc>
+          <w:tcPr>
+            <w:tcW w:type="dxa" w:w="936"/>
+            <w:shd w:fill="F9F9F9"/>
+            <w:tcMar>
+              <w:top w:w="100" w:type="dxa"/>
+              <w:bottom w:w="100" w:type="dxa"/>
+              <w:left w:w="150" w:type="dxa"/>
+              <w:right w:w="150" w:type="dxa"/>
+            </w:tcMar>
+          </w:tcPr>
+          <w:p>
+            <w:pPr>
+              <w:spacing w:after="0" w:before="0"/>
+              <w:jc w:val="center"/>
+            </w:pPr>
+            <w:r>
+              <w:rPr>
+                <w:rFonts w:ascii="Arial" w:hAnsi="Arial"/>
+                <w:b w:val="0"/>
+                <w:i w:val="0"/>
+                <w:sz w:val="18"/>
+              </w:rPr>
+              <w:t>1.22</w:t>
+            </w:r>
+          </w:p>
+        </w:tc>
+        <w:tc>
+          <w:tcPr>
+            <w:tcW w:type="dxa" w:w="936"/>
+            <w:shd w:fill="F9F9F9"/>
+            <w:tcMar>
+              <w:top w:w="100" w:type="dxa"/>
+              <w:bottom w:w="100" w:type="dxa"/>
+              <w:left w:w="150" w:type="dxa"/>
+              <w:right w:w="150" w:type="dxa"/>
+            </w:tcMar>
+          </w:tcPr>
+          <w:p>
+            <w:pPr>
+              <w:spacing w:after="0" w:before="0"/>
+              <w:jc w:val="center"/>
+            </w:pPr>
+            <w:r>
+              <w:rPr>
+                <w:rFonts w:ascii="Arial" w:hAnsi="Arial"/>
+                <w:b w:val="0"/>
+                <w:i w:val="0"/>
+                <w:sz w:val="18"/>
+              </w:rPr>
+              <w:t>1.56</w:t>
+            </w:r>
+          </w:p>
+        </w:tc>
+        <w:tc>
+          <w:tcPr>
+            <w:tcW w:type="dxa" w:w="936"/>
+            <w:shd w:fill="F9F9F9"/>
+            <w:tcMar>
+              <w:top w:w="100" w:type="dxa"/>
+              <w:bottom w:w="100" w:type="dxa"/>
+              <w:left w:w="150" w:type="dxa"/>
+              <w:right w:w="150" w:type="dxa"/>
+            </w:tcMar>
+          </w:tcPr>
+          <w:p>
+            <w:pPr>
+              <w:spacing w:after="0" w:before="0"/>
+              <w:jc w:val="center"/>
+            </w:pPr>
+            <w:r>
+              <w:rPr>
+                <w:rFonts w:ascii="Arial" w:hAnsi="Arial"/>
+                <w:b w:val="0"/>
+                <w:i w:val="0"/>
+                <w:sz w:val="18"/>
+              </w:rPr>
+              <w:t>Variación neta estimada de +37.1% en la tasa de homicidios en 2025 frente a 2024</w:t>
+            </w:r>
+          </w:p>
+        </w:tc>
+      </w:tr>
+    </w:tbl>
+    <w:p>
+      <w:pPr>
+        <w:spacing w:before="240"/>
+      </w:pPr>
+    </w:p>
+    <w:p>
+      <w:r>
+        <w:rPr>
+          <w:rFonts w:ascii="Arial" w:hAnsi="Arial"/>
+          <w:b/>
+          <w:i w:val="0"/>
+          <w:sz w:val="20"/>
+        </w:rPr>
+        <w:t>Tabla 10:</w:t>
+      </w:r>
+    </w:p>
+    <w:p>
+      <w:pPr>
+        <w:spacing w:after="120"/>
+      </w:pPr>
+      <w:r>
+        <w:rPr>
+          <w:rFonts w:ascii="Arial" w:hAnsi="Arial"/>
+          <w:b w:val="0"/>
+          <w:i/>
+          <w:sz w:val="20"/>
+        </w:rPr>
+        <w:t>Diagnósticos de Inferencia Variacional ADVI y Métricas de Convergencia</w:t>
+      </w:r>
+    </w:p>
+    <w:tbl>
+      <w:tblPr>
+        <w:tblW w:type="auto" w:w="0"/>
+        <w:jc w:val="center"/>
+        <w:tblLook w:firstColumn="1" w:firstRow="1" w:lastColumn="0" w:lastRow="0" w:noHBand="0" w:noVBand="1" w:val="04A0"/>
+        <w:tblBorders>
+          <w:top w:val="single" w:sz="6" w:space="0" w:color="000000"/>
+          <w:bottom w:val="single" w:sz="6" w:space="0" w:color="000000"/>
+          <w:left w:val="none"/>
+          <w:right w:val="none"/>
+          <w:insideH w:val="single" w:sz="4" w:space="0" w:color="D3D3D3"/>
+          <w:insideV w:val="none"/>
+        </w:tblBorders>
+      </w:tblPr>
+      <w:tblGrid>
+        <w:gridCol w:w="4680"/>
+        <w:gridCol w:w="4680"/>
+      </w:tblGrid>
+      <w:tr>
+        <w:tc>
+          <w:tcPr>
+            <w:tcW w:type="dxa" w:w="4680"/>
+            <w:shd w:fill="333333"/>
+            <w:tcMar>
+              <w:top w:w="120" w:type="dxa"/>
+              <w:bottom w:w="120" w:type="dxa"/>
+              <w:left w:w="150" w:type="dxa"/>
+              <w:right w:w="150" w:type="dxa"/>
+            </w:tcMar>
+          </w:tcPr>
+          <w:p>
+            <w:pPr>
+              <w:spacing w:after="0" w:before="0"/>
+              <w:jc w:val="center"/>
+            </w:pPr>
+            <w:r>
+              <w:rPr>
+                <w:rFonts w:ascii="Arial" w:hAnsi="Arial"/>
+                <w:b/>
+                <w:i w:val="0"/>
+                <w:color w:val="FFFFFF"/>
+                <w:sz w:val="19"/>
+              </w:rPr>
+              <w:t>Diagnóstico</w:t>
+            </w:r>
+          </w:p>
+        </w:tc>
+        <w:tc>
+          <w:tcPr>
+            <w:tcW w:type="dxa" w:w="4680"/>
+            <w:shd w:fill="333333"/>
+            <w:tcMar>
+              <w:top w:w="120" w:type="dxa"/>
+              <w:bottom w:w="120" w:type="dxa"/>
+              <w:left w:w="150" w:type="dxa"/>
+              <w:right w:w="150" w:type="dxa"/>
+            </w:tcMar>
+          </w:tcPr>
+          <w:p>
+            <w:pPr>
+              <w:spacing w:after="0" w:before="0"/>
+              <w:jc w:val="center"/>
+            </w:pPr>
+            <w:r>
+              <w:rPr>
+                <w:rFonts w:ascii="Arial" w:hAnsi="Arial"/>
+                <w:b/>
+                <w:i w:val="0"/>
+                <w:color w:val="FFFFFF"/>
+                <w:sz w:val="19"/>
+              </w:rPr>
+              <w:t>Valor</w:t>
+            </w:r>
+          </w:p>
+        </w:tc>
+      </w:tr>
+      <w:tr>
+        <w:tc>
+          <w:tcPr>
+            <w:tcW w:type="dxa" w:w="4680"/>
+            <w:shd w:fill="FFFFFF"/>
+            <w:tcMar>
+              <w:top w:w="100" w:type="dxa"/>
+              <w:bottom w:w="100" w:type="dxa"/>
+              <w:left w:w="150" w:type="dxa"/>
+              <w:right w:w="150" w:type="dxa"/>
+            </w:tcMar>
+          </w:tcPr>
+          <w:p>
+            <w:pPr>
+              <w:spacing w:after="0" w:before="0"/>
+              <w:jc w:val="center"/>
+            </w:pPr>
+            <w:r>
+              <w:rPr>
+                <w:rFonts w:ascii="Arial" w:hAnsi="Arial"/>
+                <w:b w:val="0"/>
+                <w:i w:val="0"/>
+                <w:sz w:val="18"/>
+              </w:rPr>
+              <w:t>Método de Inferencia</w:t>
+            </w:r>
+          </w:p>
+        </w:tc>
+        <w:tc>
+          <w:tcPr>
+            <w:tcW w:type="dxa" w:w="4680"/>
+            <w:shd w:fill="FFFFFF"/>
+            <w:tcMar>
+              <w:top w:w="100" w:type="dxa"/>
+              <w:bottom w:w="100" w:type="dxa"/>
+              <w:left w:w="150" w:type="dxa"/>
+              <w:right w:w="150" w:type="dxa"/>
+            </w:tcMar>
+          </w:tcPr>
+          <w:p>
+            <w:pPr>
+              <w:spacing w:after="0" w:before="0"/>
+              <w:jc w:val="center"/>
+            </w:pPr>
+            <w:r>
+              <w:rPr>
+                <w:rFonts w:ascii="Arial" w:hAnsi="Arial"/>
+                <w:b w:val="0"/>
+                <w:i w:val="0"/>
+                <w:sz w:val="18"/>
+              </w:rPr>
+              <w:t>ADVI (Automatic Differentiation Variational Inference)</w:t>
+            </w:r>
+          </w:p>
+        </w:tc>
+      </w:tr>
+      <w:tr>
+        <w:tc>
+          <w:tcPr>
+            <w:tcW w:type="dxa" w:w="4680"/>
+            <w:shd w:fill="F9F9F9"/>
+            <w:tcMar>
+              <w:top w:w="100" w:type="dxa"/>
+              <w:bottom w:w="100" w:type="dxa"/>
+              <w:left w:w="150" w:type="dxa"/>
+              <w:right w:w="150" w:type="dxa"/>
+            </w:tcMar>
+          </w:tcPr>
+          <w:p>
+            <w:pPr>
+              <w:spacing w:after="0" w:before="0"/>
+              <w:jc w:val="center"/>
+            </w:pPr>
+            <w:r>
+              <w:rPr>
+                <w:rFonts w:ascii="Arial" w:hAnsi="Arial"/>
+                <w:b w:val="0"/>
+                <w:i w:val="0"/>
+                <w:sz w:val="18"/>
+              </w:rPr>
+              <w:t>Muestras Posteriores Extraídas</w:t>
+            </w:r>
+          </w:p>
+        </w:tc>
+        <w:tc>
+          <w:tcPr>
+            <w:tcW w:type="dxa" w:w="4680"/>
+            <w:shd w:fill="F9F9F9"/>
+            <w:tcMar>
+              <w:top w:w="100" w:type="dxa"/>
+              <w:bottom w:w="100" w:type="dxa"/>
+              <w:left w:w="150" w:type="dxa"/>
+              <w:right w:w="150" w:type="dxa"/>
+            </w:tcMar>
+          </w:tcPr>
+          <w:p>
+            <w:pPr>
+              <w:spacing w:after="0" w:before="0"/>
+              <w:jc w:val="center"/>
+            </w:pPr>
+            <w:r>
+              <w:rPr>
+                <w:rFonts w:ascii="Arial" w:hAnsi="Arial"/>
+                <w:b w:val="0"/>
+                <w:i w:val="0"/>
+                <w:sz w:val="18"/>
+              </w:rPr>
+              <w:t>2000</w:t>
+            </w:r>
+          </w:p>
+        </w:tc>
+      </w:tr>
+      <w:tr>
+        <w:tc>
+          <w:tcPr>
+            <w:tcW w:type="dxa" w:w="4680"/>
+            <w:shd w:fill="FFFFFF"/>
+            <w:tcMar>
+              <w:top w:w="100" w:type="dxa"/>
+              <w:bottom w:w="100" w:type="dxa"/>
+              <w:left w:w="150" w:type="dxa"/>
+              <w:right w:w="150" w:type="dxa"/>
+            </w:tcMar>
+          </w:tcPr>
+          <w:p>
+            <w:pPr>
+              <w:spacing w:after="0" w:before="0"/>
+              <w:jc w:val="center"/>
+            </w:pPr>
+            <w:r>
+              <w:rPr>
+                <w:rFonts w:ascii="Arial" w:hAnsi="Arial"/>
+                <w:b w:val="0"/>
+                <w:i w:val="0"/>
+                <w:sz w:val="18"/>
+              </w:rPr>
+              <w:t>Criterio de Convergencia</w:t>
+            </w:r>
+          </w:p>
+        </w:tc>
+        <w:tc>
+          <w:tcPr>
+            <w:tcW w:type="dxa" w:w="4680"/>
+            <w:shd w:fill="FFFFFF"/>
+            <w:tcMar>
+              <w:top w:w="100" w:type="dxa"/>
+              <w:bottom w:w="100" w:type="dxa"/>
+              <w:left w:w="150" w:type="dxa"/>
+              <w:right w:w="150" w:type="dxa"/>
+            </w:tcMar>
+          </w:tcPr>
+          <w:p>
+            <w:pPr>
+              <w:spacing w:after="0" w:before="0"/>
+              <w:jc w:val="center"/>
+            </w:pPr>
+            <w:r>
+              <w:rPr>
+                <w:rFonts w:ascii="Arial" w:hAnsi="Arial"/>
+                <w:b w:val="0"/>
+                <w:i w:val="0"/>
+                <w:sz w:val="18"/>
+              </w:rPr>
+              <w:t>CheckParametersConvergence (tolerancia 1e-4)</w:t>
+            </w:r>
+          </w:p>
+        </w:tc>
+      </w:tr>
+      <w:tr>
+        <w:tc>
+          <w:tcPr>
+            <w:tcW w:type="dxa" w:w="4680"/>
+            <w:shd w:fill="F9F9F9"/>
+            <w:tcMar>
+              <w:top w:w="100" w:type="dxa"/>
+              <w:bottom w:w="100" w:type="dxa"/>
+              <w:left w:w="150" w:type="dxa"/>
+              <w:right w:w="150" w:type="dxa"/>
+            </w:tcMar>
+          </w:tcPr>
+          <w:p>
+            <w:pPr>
+              <w:spacing w:after="0" w:before="0"/>
+              <w:jc w:val="center"/>
+            </w:pPr>
+            <w:r>
+              <w:rPr>
+                <w:rFonts w:ascii="Arial" w:hAnsi="Arial"/>
+                <w:b w:val="0"/>
+                <w:i w:val="0"/>
+                <w:sz w:val="18"/>
+              </w:rPr>
+              <w:t>ELPD_WAIC</w:t>
+            </w:r>
+          </w:p>
+        </w:tc>
+        <w:tc>
+          <w:tcPr>
+            <w:tcW w:type="dxa" w:w="4680"/>
+            <w:shd w:fill="F9F9F9"/>
+            <w:tcMar>
+              <w:top w:w="100" w:type="dxa"/>
+              <w:bottom w:w="100" w:type="dxa"/>
+              <w:left w:w="150" w:type="dxa"/>
+              <w:right w:w="150" w:type="dxa"/>
+            </w:tcMar>
+          </w:tcPr>
+          <w:p>
+            <w:pPr>
+              <w:spacing w:after="0" w:before="0"/>
+              <w:jc w:val="center"/>
+            </w:pPr>
+            <w:r>
+              <w:rPr>
+                <w:rFonts w:ascii="Arial" w:hAnsi="Arial"/>
+                <w:b w:val="0"/>
+                <w:i w:val="0"/>
+                <w:sz w:val="18"/>
+              </w:rPr>
+              <w:t>-1473.7243</w:t>
+            </w:r>
+          </w:p>
+        </w:tc>
+      </w:tr>
+      <w:tr>
+        <w:tc>
+          <w:tcPr>
+            <w:tcW w:type="dxa" w:w="4680"/>
+            <w:shd w:fill="FFFFFF"/>
+            <w:tcMar>
+              <w:top w:w="100" w:type="dxa"/>
+              <w:bottom w:w="100" w:type="dxa"/>
+              <w:left w:w="150" w:type="dxa"/>
+              <w:right w:w="150" w:type="dxa"/>
+            </w:tcMar>
+          </w:tcPr>
+          <w:p>
+            <w:pPr>
+              <w:spacing w:after="0" w:before="0"/>
+              <w:jc w:val="center"/>
+            </w:pPr>
+            <w:r>
+              <w:rPr>
+                <w:rFonts w:ascii="Arial" w:hAnsi="Arial"/>
+                <w:b w:val="0"/>
+                <w:i w:val="0"/>
+                <w:sz w:val="18"/>
+              </w:rPr>
+              <w:t>ELPD_WAIC_SE</w:t>
+            </w:r>
+          </w:p>
+        </w:tc>
+        <w:tc>
+          <w:tcPr>
+            <w:tcW w:type="dxa" w:w="4680"/>
+            <w:shd w:fill="FFFFFF"/>
+            <w:tcMar>
+              <w:top w:w="100" w:type="dxa"/>
+              <w:bottom w:w="100" w:type="dxa"/>
+              <w:left w:w="150" w:type="dxa"/>
+              <w:right w:w="150" w:type="dxa"/>
+            </w:tcMar>
+          </w:tcPr>
+          <w:p>
+            <w:pPr>
+              <w:spacing w:after="0" w:before="0"/>
+              <w:jc w:val="center"/>
+            </w:pPr>
+            <w:r>
+              <w:rPr>
+                <w:rFonts w:ascii="Arial" w:hAnsi="Arial"/>
+                <w:b w:val="0"/>
+                <w:i w:val="0"/>
+                <w:sz w:val="18"/>
+              </w:rPr>
+              <w:t>26.17</w:t>
+            </w:r>
+          </w:p>
+        </w:tc>
+      </w:tr>
+      <w:tr>
+        <w:tc>
+          <w:tcPr>
+            <w:tcW w:type="dxa" w:w="4680"/>
+            <w:shd w:fill="F9F9F9"/>
+            <w:tcMar>
+              <w:top w:w="100" w:type="dxa"/>
+              <w:bottom w:w="100" w:type="dxa"/>
+              <w:left w:w="150" w:type="dxa"/>
+              <w:right w:w="150" w:type="dxa"/>
+            </w:tcMar>
+          </w:tcPr>
+          <w:p>
+            <w:pPr>
+              <w:spacing w:after="0" w:before="0"/>
+              <w:jc w:val="center"/>
+            </w:pPr>
+            <w:r>
+              <w:rPr>
+                <w:rFonts w:ascii="Arial" w:hAnsi="Arial"/>
+                <w:b w:val="0"/>
+                <w:i w:val="0"/>
+                <w:sz w:val="18"/>
+              </w:rPr>
+              <w:t>p_WAIC</w:t>
+            </w:r>
+          </w:p>
+        </w:tc>
+        <w:tc>
+          <w:tcPr>
+            <w:tcW w:type="dxa" w:w="4680"/>
+            <w:shd w:fill="F9F9F9"/>
+            <w:tcMar>
+              <w:top w:w="100" w:type="dxa"/>
+              <w:bottom w:w="100" w:type="dxa"/>
+              <w:left w:w="150" w:type="dxa"/>
+              <w:right w:w="150" w:type="dxa"/>
+            </w:tcMar>
+          </w:tcPr>
+          <w:p>
+            <w:pPr>
+              <w:spacing w:after="0" w:before="0"/>
+              <w:jc w:val="center"/>
+            </w:pPr>
+            <w:r>
+              <w:rPr>
+                <w:rFonts w:ascii="Arial" w:hAnsi="Arial"/>
+                <w:b w:val="0"/>
+                <w:i w:val="0"/>
+                <w:sz w:val="18"/>
+              </w:rPr>
+              <w:t>167.98</w:t>
+            </w:r>
+          </w:p>
+        </w:tc>
+      </w:tr>
+      <w:tr>
+        <w:tc>
+          <w:tcPr>
+            <w:tcW w:type="dxa" w:w="4680"/>
+            <w:shd w:fill="FFFFFF"/>
+            <w:tcMar>
+              <w:top w:w="100" w:type="dxa"/>
+              <w:bottom w:w="100" w:type="dxa"/>
+              <w:left w:w="150" w:type="dxa"/>
+              <w:right w:w="150" w:type="dxa"/>
+            </w:tcMar>
+          </w:tcPr>
+          <w:p>
+            <w:pPr>
+              <w:spacing w:after="0" w:before="0"/>
+              <w:jc w:val="center"/>
+            </w:pPr>
+            <w:r>
+              <w:rPr>
+                <w:rFonts w:ascii="Arial" w:hAnsi="Arial"/>
+                <w:b w:val="0"/>
+                <w:i w:val="0"/>
+                <w:sz w:val="18"/>
+              </w:rPr>
+              <w:t>ELPD_LOO</w:t>
+            </w:r>
+          </w:p>
+        </w:tc>
+        <w:tc>
+          <w:tcPr>
+            <w:tcW w:type="dxa" w:w="4680"/>
+            <w:shd w:fill="FFFFFF"/>
+            <w:tcMar>
+              <w:top w:w="100" w:type="dxa"/>
+              <w:bottom w:w="100" w:type="dxa"/>
+              <w:left w:w="150" w:type="dxa"/>
+              <w:right w:w="150" w:type="dxa"/>
+            </w:tcMar>
+          </w:tcPr>
+          <w:p>
+            <w:pPr>
+              <w:spacing w:after="0" w:before="0"/>
+              <w:jc w:val="center"/>
+            </w:pPr>
+            <w:r>
+              <w:rPr>
+                <w:rFonts w:ascii="Arial" w:hAnsi="Arial"/>
+                <w:b w:val="0"/>
+                <w:i w:val="0"/>
+                <w:sz w:val="18"/>
+              </w:rPr>
+              <w:t>-1537.0563</w:t>
+            </w:r>
+          </w:p>
+        </w:tc>
+      </w:tr>
+      <w:tr>
+        <w:tc>
+          <w:tcPr>
+            <w:tcW w:type="dxa" w:w="4680"/>
+            <w:shd w:fill="F9F9F9"/>
+            <w:tcMar>
+              <w:top w:w="100" w:type="dxa"/>
+              <w:bottom w:w="100" w:type="dxa"/>
+              <w:left w:w="150" w:type="dxa"/>
+              <w:right w:w="150" w:type="dxa"/>
+            </w:tcMar>
+          </w:tcPr>
+          <w:p>
+            <w:pPr>
+              <w:spacing w:after="0" w:before="0"/>
+              <w:jc w:val="center"/>
+            </w:pPr>
+            <w:r>
+              <w:rPr>
+                <w:rFonts w:ascii="Arial" w:hAnsi="Arial"/>
+                <w:b w:val="0"/>
+                <w:i w:val="0"/>
+                <w:sz w:val="18"/>
+              </w:rPr>
+              <w:t>ELPD_LOO_SE</w:t>
+            </w:r>
+          </w:p>
+        </w:tc>
+        <w:tc>
+          <w:tcPr>
+            <w:tcW w:type="dxa" w:w="4680"/>
+            <w:shd w:fill="F9F9F9"/>
+            <w:tcMar>
+              <w:top w:w="100" w:type="dxa"/>
+              <w:bottom w:w="100" w:type="dxa"/>
+              <w:left w:w="150" w:type="dxa"/>
+              <w:right w:w="150" w:type="dxa"/>
+            </w:tcMar>
+          </w:tcPr>
+          <w:p>
+            <w:pPr>
+              <w:spacing w:after="0" w:before="0"/>
+              <w:jc w:val="center"/>
+            </w:pPr>
+            <w:r>
+              <w:rPr>
+                <w:rFonts w:ascii="Arial" w:hAnsi="Arial"/>
+                <w:b w:val="0"/>
+                <w:i w:val="0"/>
+                <w:sz w:val="18"/>
+              </w:rPr>
+              <w:t>30.86</w:t>
+            </w:r>
+          </w:p>
+        </w:tc>
+      </w:tr>
+      <w:tr>
+        <w:tc>
+          <w:tcPr>
+            <w:tcW w:type="dxa" w:w="4680"/>
+            <w:shd w:fill="FFFFFF"/>
+            <w:tcMar>
+              <w:top w:w="100" w:type="dxa"/>
+              <w:bottom w:w="100" w:type="dxa"/>
+              <w:left w:w="150" w:type="dxa"/>
+              <w:right w:w="150" w:type="dxa"/>
+            </w:tcMar>
+          </w:tcPr>
+          <w:p>
+            <w:pPr>
+              <w:spacing w:after="0" w:before="0"/>
+              <w:jc w:val="center"/>
+            </w:pPr>
+            <w:r>
+              <w:rPr>
+                <w:rFonts w:ascii="Arial" w:hAnsi="Arial"/>
+                <w:b w:val="0"/>
+                <w:i w:val="0"/>
+                <w:sz w:val="18"/>
+              </w:rPr>
+              <w:t>p_LOO</w:t>
+            </w:r>
+          </w:p>
+        </w:tc>
+        <w:tc>
+          <w:tcPr>
+            <w:tcW w:type="dxa" w:w="4680"/>
+            <w:shd w:fill="FFFFFF"/>
+            <w:tcMar>
+              <w:top w:w="100" w:type="dxa"/>
+              <w:bottom w:w="100" w:type="dxa"/>
+              <w:left w:w="150" w:type="dxa"/>
+              <w:right w:w="150" w:type="dxa"/>
+            </w:tcMar>
+          </w:tcPr>
+          <w:p>
+            <w:pPr>
+              <w:spacing w:after="0" w:before="0"/>
+              <w:jc w:val="center"/>
+            </w:pPr>
+            <w:r>
+              <w:rPr>
+                <w:rFonts w:ascii="Arial" w:hAnsi="Arial"/>
+                <w:b w:val="0"/>
+                <w:i w:val="0"/>
+                <w:sz w:val="18"/>
+              </w:rPr>
+              <w:t>231.32</w:t>
+            </w:r>
+          </w:p>
+        </w:tc>
+      </w:tr>
+      <w:tr>
+        <w:tc>
+          <w:tcPr>
+            <w:tcW w:type="dxa" w:w="4680"/>
+            <w:shd w:fill="F9F9F9"/>
+            <w:tcMar>
+              <w:top w:w="100" w:type="dxa"/>
+              <w:bottom w:w="100" w:type="dxa"/>
+              <w:left w:w="150" w:type="dxa"/>
+              <w:right w:w="150" w:type="dxa"/>
+            </w:tcMar>
+          </w:tcPr>
+          <w:p>
+            <w:pPr>
+              <w:spacing w:after="0" w:before="0"/>
+              <w:jc w:val="center"/>
+            </w:pPr>
+            <w:r>
+              <w:rPr>
+                <w:rFonts w:ascii="Arial" w:hAnsi="Arial"/>
+                <w:b w:val="0"/>
+                <w:i w:val="0"/>
+                <w:sz w:val="18"/>
+              </w:rPr>
+              <w:t>Pareto-k &lt; 0.5 (Observaciones)</w:t>
+            </w:r>
+          </w:p>
+        </w:tc>
+        <w:tc>
+          <w:tcPr>
+            <w:tcW w:type="dxa" w:w="4680"/>
+            <w:shd w:fill="F9F9F9"/>
+            <w:tcMar>
+              <w:top w:w="100" w:type="dxa"/>
+              <w:bottom w:w="100" w:type="dxa"/>
+              <w:left w:w="150" w:type="dxa"/>
+              <w:right w:w="150" w:type="dxa"/>
+            </w:tcMar>
+          </w:tcPr>
+          <w:p>
+            <w:pPr>
+              <w:spacing w:after="0" w:before="0"/>
+              <w:jc w:val="center"/>
+            </w:pPr>
+            <w:r>
+              <w:rPr>
+                <w:rFonts w:ascii="Arial" w:hAnsi="Arial"/>
+                <w:b w:val="0"/>
+                <w:i w:val="0"/>
+                <w:sz w:val="18"/>
+              </w:rPr>
+              <w:t>242</w:t>
+            </w:r>
+          </w:p>
+        </w:tc>
+      </w:tr>
+      <w:tr>
+        <w:tc>
+          <w:tcPr>
+            <w:tcW w:type="dxa" w:w="4680"/>
+            <w:shd w:fill="FFFFFF"/>
+            <w:tcMar>
+              <w:top w:w="100" w:type="dxa"/>
+              <w:bottom w:w="100" w:type="dxa"/>
+              <w:left w:w="150" w:type="dxa"/>
+              <w:right w:w="150" w:type="dxa"/>
+            </w:tcMar>
+          </w:tcPr>
+          <w:p>
+            <w:pPr>
+              <w:spacing w:after="0" w:before="0"/>
+              <w:jc w:val="center"/>
+            </w:pPr>
+            <w:r>
+              <w:rPr>
+                <w:rFonts w:ascii="Arial" w:hAnsi="Arial"/>
+                <w:b w:val="0"/>
+                <w:i w:val="0"/>
+                <w:sz w:val="18"/>
+              </w:rPr>
+              <w:t>Pareto-k [0.5, 0.7] (Observaciones)</w:t>
+            </w:r>
+          </w:p>
+        </w:tc>
+        <w:tc>
+          <w:tcPr>
+            <w:tcW w:type="dxa" w:w="4680"/>
+            <w:shd w:fill="FFFFFF"/>
+            <w:tcMar>
+              <w:top w:w="100" w:type="dxa"/>
+              <w:bottom w:w="100" w:type="dxa"/>
+              <w:left w:w="150" w:type="dxa"/>
+              <w:right w:w="150" w:type="dxa"/>
+            </w:tcMar>
+          </w:tcPr>
+          <w:p>
+            <w:pPr>
+              <w:spacing w:after="0" w:before="0"/>
+              <w:jc w:val="center"/>
+            </w:pPr>
+            <w:r>
+              <w:rPr>
+                <w:rFonts w:ascii="Arial" w:hAnsi="Arial"/>
+                <w:b w:val="0"/>
+                <w:i w:val="0"/>
+                <w:sz w:val="18"/>
+              </w:rPr>
+              <w:t>100</w:t>
+            </w:r>
+          </w:p>
+        </w:tc>
+      </w:tr>
+      <w:tr>
+        <w:tc>
+          <w:tcPr>
+            <w:tcW w:type="dxa" w:w="4680"/>
+            <w:shd w:fill="F9F9F9"/>
+            <w:tcMar>
+              <w:top w:w="100" w:type="dxa"/>
+              <w:bottom w:w="100" w:type="dxa"/>
+              <w:left w:w="150" w:type="dxa"/>
+              <w:right w:w="150" w:type="dxa"/>
+            </w:tcMar>
+          </w:tcPr>
+          <w:p>
+            <w:pPr>
+              <w:spacing w:after="0" w:before="0"/>
+              <w:jc w:val="center"/>
+            </w:pPr>
+            <w:r>
+              <w:rPr>
+                <w:rFonts w:ascii="Arial" w:hAnsi="Arial"/>
+                <w:b w:val="0"/>
+                <w:i w:val="0"/>
+                <w:sz w:val="18"/>
+              </w:rPr>
+              <w:t>Pareto-k &gt; 0.7 (Observaciones)</w:t>
+            </w:r>
+          </w:p>
+        </w:tc>
+        <w:tc>
+          <w:tcPr>
+            <w:tcW w:type="dxa" w:w="4680"/>
+            <w:shd w:fill="F9F9F9"/>
+            <w:tcMar>
+              <w:top w:w="100" w:type="dxa"/>
+              <w:bottom w:w="100" w:type="dxa"/>
+              <w:left w:w="150" w:type="dxa"/>
+              <w:right w:w="150" w:type="dxa"/>
+            </w:tcMar>
+          </w:tcPr>
+          <w:p>
+            <w:pPr>
+              <w:spacing w:after="0" w:before="0"/>
+              <w:jc w:val="center"/>
+            </w:pPr>
+            <w:r>
+              <w:rPr>
+                <w:rFonts w:ascii="Arial" w:hAnsi="Arial"/>
+                <w:b w:val="0"/>
+                <w:i w:val="0"/>
+                <w:sz w:val="18"/>
+              </w:rPr>
+              <w:t>146</w:t>
+            </w:r>
+          </w:p>
+        </w:tc>
+      </w:tr>
+      <w:tr>
+        <w:tc>
+          <w:tcPr>
+            <w:tcW w:type="dxa" w:w="4680"/>
+            <w:shd w:fill="FFFFFF"/>
+            <w:tcMar>
+              <w:top w:w="100" w:type="dxa"/>
+              <w:bottom w:w="100" w:type="dxa"/>
+              <w:left w:w="150" w:type="dxa"/>
+              <w:right w:w="150" w:type="dxa"/>
+            </w:tcMar>
+          </w:tcPr>
+          <w:p>
+            <w:pPr>
+              <w:spacing w:after="0" w:before="0"/>
+              <w:jc w:val="center"/>
+            </w:pPr>
+            <w:r>
+              <w:rPr>
+                <w:rFonts w:ascii="Arial" w:hAnsi="Arial"/>
+                <w:b w:val="0"/>
+                <w:i w:val="0"/>
+                <w:sz w:val="18"/>
+              </w:rPr>
+              <w:t>Advertencia Pareto-k</w:t>
+            </w:r>
+          </w:p>
+        </w:tc>
+        <w:tc>
+          <w:tcPr>
+            <w:tcW w:type="dxa" w:w="4680"/>
+            <w:shd w:fill="FFFFFF"/>
+            <w:tcMar>
+              <w:top w:w="100" w:type="dxa"/>
+              <w:bottom w:w="100" w:type="dxa"/>
+              <w:left w:w="150" w:type="dxa"/>
+              <w:right w:w="150" w:type="dxa"/>
+            </w:tcMar>
+          </w:tcPr>
+          <w:p>
+            <w:pPr>
+              <w:spacing w:after="0" w:before="0"/>
+              <w:jc w:val="center"/>
+            </w:pPr>
+            <w:r>
+              <w:rPr>
+                <w:rFonts w:ascii="Arial" w:hAnsi="Arial"/>
+                <w:b w:val="0"/>
+                <w:i w:val="0"/>
+                <w:sz w:val="18"/>
+              </w:rPr>
+              <w:t>Advertencia: observaciones con k&gt;0.7 presentes</w:t>
+            </w:r>
+          </w:p>
+        </w:tc>
+      </w:tr>
+      <w:tr>
+        <w:tc>
+          <w:tcPr>
+            <w:tcW w:type="dxa" w:w="4680"/>
+            <w:shd w:fill="F9F9F9"/>
+            <w:tcMar>
+              <w:top w:w="100" w:type="dxa"/>
+              <w:bottom w:w="100" w:type="dxa"/>
+              <w:left w:w="150" w:type="dxa"/>
+              <w:right w:w="150" w:type="dxa"/>
+            </w:tcMar>
+          </w:tcPr>
+          <w:p>
+            <w:pPr>
+              <w:spacing w:after="0" w:before="0"/>
+              <w:jc w:val="center"/>
+            </w:pPr>
+            <w:r>
+              <w:rPr>
+                <w:rFonts w:ascii="Arial" w:hAnsi="Arial"/>
+                <w:b w:val="0"/>
+                <w:i w:val="0"/>
+                <w:sz w:val="18"/>
+              </w:rPr>
+              <w:t>Rho Media Posterior</w:t>
+            </w:r>
+          </w:p>
+        </w:tc>
+        <w:tc>
+          <w:tcPr>
+            <w:tcW w:type="dxa" w:w="4680"/>
+            <w:shd w:fill="F9F9F9"/>
+            <w:tcMar>
+              <w:top w:w="100" w:type="dxa"/>
+              <w:bottom w:w="100" w:type="dxa"/>
+              <w:left w:w="150" w:type="dxa"/>
+              <w:right w:w="150" w:type="dxa"/>
+            </w:tcMar>
+          </w:tcPr>
+          <w:p>
+            <w:pPr>
+              <w:spacing w:after="0" w:before="0"/>
+              <w:jc w:val="center"/>
+            </w:pPr>
+            <w:r>
+              <w:rPr>
+                <w:rFonts w:ascii="Arial" w:hAnsi="Arial"/>
+                <w:b w:val="0"/>
+                <w:i w:val="0"/>
+                <w:sz w:val="18"/>
+              </w:rPr>
+              <w:t>0.0274</w:t>
+            </w:r>
+          </w:p>
+        </w:tc>
+      </w:tr>
+      <w:tr>
+        <w:tc>
+          <w:tcPr>
+            <w:tcW w:type="dxa" w:w="4680"/>
+            <w:shd w:fill="FFFFFF"/>
+            <w:tcMar>
+              <w:top w:w="100" w:type="dxa"/>
+              <w:bottom w:w="100" w:type="dxa"/>
+              <w:left w:w="150" w:type="dxa"/>
+              <w:right w:w="150" w:type="dxa"/>
+            </w:tcMar>
+          </w:tcPr>
+          <w:p>
+            <w:pPr>
+              <w:spacing w:after="0" w:before="0"/>
+              <w:jc w:val="center"/>
+            </w:pPr>
+            <w:r>
+              <w:rPr>
+                <w:rFonts w:ascii="Arial" w:hAnsi="Arial"/>
+                <w:b w:val="0"/>
+                <w:i w:val="0"/>
+                <w:sz w:val="18"/>
+              </w:rPr>
+              <w:t>Rho HDI 95% Inferior</w:t>
+            </w:r>
+          </w:p>
+        </w:tc>
+        <w:tc>
+          <w:tcPr>
+            <w:tcW w:type="dxa" w:w="4680"/>
+            <w:shd w:fill="FFFFFF"/>
+            <w:tcMar>
+              <w:top w:w="100" w:type="dxa"/>
+              <w:bottom w:w="100" w:type="dxa"/>
+              <w:left w:w="150" w:type="dxa"/>
+              <w:right w:w="150" w:type="dxa"/>
+            </w:tcMar>
+          </w:tcPr>
+          <w:p>
+            <w:pPr>
+              <w:spacing w:after="0" w:before="0"/>
+              <w:jc w:val="center"/>
+            </w:pPr>
+            <w:r>
+              <w:rPr>
+                <w:rFonts w:ascii="Arial" w:hAnsi="Arial"/>
+                <w:b w:val="0"/>
+                <w:i w:val="0"/>
+                <w:sz w:val="18"/>
+              </w:rPr>
+              <w:t>0.0009</w:t>
+            </w:r>
+          </w:p>
+        </w:tc>
+      </w:tr>
+      <w:tr>
+        <w:tc>
+          <w:tcPr>
+            <w:tcW w:type="dxa" w:w="4680"/>
+            <w:shd w:fill="F9F9F9"/>
+            <w:tcMar>
+              <w:top w:w="100" w:type="dxa"/>
+              <w:bottom w:w="100" w:type="dxa"/>
+              <w:left w:w="150" w:type="dxa"/>
+              <w:right w:w="150" w:type="dxa"/>
+            </w:tcMar>
+          </w:tcPr>
+          <w:p>
+            <w:pPr>
+              <w:spacing w:after="0" w:before="0"/>
+              <w:jc w:val="center"/>
+            </w:pPr>
+            <w:r>
+              <w:rPr>
+                <w:rFonts w:ascii="Arial" w:hAnsi="Arial"/>
+                <w:b w:val="0"/>
+                <w:i w:val="0"/>
+                <w:sz w:val="18"/>
+              </w:rPr>
+              <w:t>Rho HDI 95% Superior</w:t>
+            </w:r>
+          </w:p>
+        </w:tc>
+        <w:tc>
+          <w:tcPr>
+            <w:tcW w:type="dxa" w:w="4680"/>
+            <w:shd w:fill="F9F9F9"/>
+            <w:tcMar>
+              <w:top w:w="100" w:type="dxa"/>
+              <w:bottom w:w="100" w:type="dxa"/>
+              <w:left w:w="150" w:type="dxa"/>
+              <w:right w:w="150" w:type="dxa"/>
+            </w:tcMar>
+          </w:tcPr>
+          <w:p>
+            <w:pPr>
+              <w:spacing w:after="0" w:before="0"/>
+              <w:jc w:val="center"/>
+            </w:pPr>
+            <w:r>
+              <w:rPr>
+                <w:rFonts w:ascii="Arial" w:hAnsi="Arial"/>
+                <w:b w:val="0"/>
+                <w:i w:val="0"/>
+                <w:sz w:val="18"/>
+              </w:rPr>
+              <w:t>0.1485</w:t>
+            </w:r>
+          </w:p>
+        </w:tc>
+      </w:tr>
+      <w:tr>
+        <w:tc>
+          <w:tcPr>
+            <w:tcW w:type="dxa" w:w="4680"/>
+            <w:shd w:fill="FFFFFF"/>
+            <w:tcMar>
+              <w:top w:w="100" w:type="dxa"/>
+              <w:bottom w:w="100" w:type="dxa"/>
+              <w:left w:w="150" w:type="dxa"/>
+              <w:right w:w="150" w:type="dxa"/>
+            </w:tcMar>
+          </w:tcPr>
+          <w:p>
+            <w:pPr>
+              <w:spacing w:after="0" w:before="0"/>
+              <w:jc w:val="center"/>
+            </w:pPr>
+            <w:r>
+              <w:rPr>
+                <w:rFonts w:ascii="Arial" w:hAnsi="Arial"/>
+                <w:b w:val="0"/>
+                <w:i w:val="0"/>
+                <w:sz w:val="18"/>
+              </w:rPr>
+              <w:t>Beta_Year Media Posterior</w:t>
+            </w:r>
+          </w:p>
+        </w:tc>
+        <w:tc>
+          <w:tcPr>
+            <w:tcW w:type="dxa" w:w="4680"/>
+            <w:shd w:fill="FFFFFF"/>
+            <w:tcMar>
+              <w:top w:w="100" w:type="dxa"/>
+              <w:bottom w:w="100" w:type="dxa"/>
+              <w:left w:w="150" w:type="dxa"/>
+              <w:right w:w="150" w:type="dxa"/>
+            </w:tcMar>
+          </w:tcPr>
+          <w:p>
+            <w:pPr>
+              <w:spacing w:after="0" w:before="0"/>
+              <w:jc w:val="center"/>
+            </w:pPr>
+            <w:r>
+              <w:rPr>
+                <w:rFonts w:ascii="Arial" w:hAnsi="Arial"/>
+                <w:b w:val="0"/>
+                <w:i w:val="0"/>
+                <w:sz w:val="18"/>
+              </w:rPr>
+              <w:t>0.3175</w:t>
+            </w:r>
+          </w:p>
+        </w:tc>
+      </w:tr>
+      <w:tr>
+        <w:tc>
+          <w:tcPr>
+            <w:tcW w:type="dxa" w:w="4680"/>
+            <w:shd w:fill="F9F9F9"/>
+            <w:tcMar>
+              <w:top w:w="100" w:type="dxa"/>
+              <w:bottom w:w="100" w:type="dxa"/>
+              <w:left w:w="150" w:type="dxa"/>
+              <w:right w:w="150" w:type="dxa"/>
+            </w:tcMar>
+          </w:tcPr>
+          <w:p>
+            <w:pPr>
+              <w:spacing w:after="0" w:before="0"/>
+              <w:jc w:val="center"/>
+            </w:pPr>
+            <w:r>
+              <w:rPr>
+                <w:rFonts w:ascii="Arial" w:hAnsi="Arial"/>
+                <w:b w:val="0"/>
+                <w:i w:val="0"/>
+                <w:sz w:val="18"/>
+              </w:rPr>
+              <w:t>Beta_Year HDI 95% Inferior</w:t>
+            </w:r>
+          </w:p>
+        </w:tc>
+        <w:tc>
+          <w:tcPr>
+            <w:tcW w:type="dxa" w:w="4680"/>
+            <w:shd w:fill="F9F9F9"/>
+            <w:tcMar>
+              <w:top w:w="100" w:type="dxa"/>
+              <w:bottom w:w="100" w:type="dxa"/>
+              <w:left w:w="150" w:type="dxa"/>
+              <w:right w:w="150" w:type="dxa"/>
+            </w:tcMar>
+          </w:tcPr>
+          <w:p>
+            <w:pPr>
+              <w:spacing w:after="0" w:before="0"/>
+              <w:jc w:val="center"/>
+            </w:pPr>
+            <w:r>
+              <w:rPr>
+                <w:rFonts w:ascii="Arial" w:hAnsi="Arial"/>
+                <w:b w:val="0"/>
+                <w:i w:val="0"/>
+                <w:sz w:val="18"/>
+              </w:rPr>
+              <w:t>0.1995</w:t>
+            </w:r>
+          </w:p>
+        </w:tc>
+      </w:tr>
+      <w:tr>
+        <w:tc>
+          <w:tcPr>
+            <w:tcW w:type="dxa" w:w="4680"/>
+            <w:shd w:fill="FFFFFF"/>
+            <w:tcMar>
+              <w:top w:w="100" w:type="dxa"/>
+              <w:bottom w:w="100" w:type="dxa"/>
+              <w:left w:w="150" w:type="dxa"/>
+              <w:right w:w="150" w:type="dxa"/>
+            </w:tcMar>
+          </w:tcPr>
+          <w:p>
+            <w:pPr>
+              <w:spacing w:after="0" w:before="0"/>
+              <w:jc w:val="center"/>
+            </w:pPr>
+            <w:r>
+              <w:rPr>
+                <w:rFonts w:ascii="Arial" w:hAnsi="Arial"/>
+                <w:b w:val="0"/>
+                <w:i w:val="0"/>
+                <w:sz w:val="18"/>
+              </w:rPr>
+              <w:t>Beta_Year HDI 95% Superior</w:t>
+            </w:r>
+          </w:p>
+        </w:tc>
+        <w:tc>
+          <w:tcPr>
+            <w:tcW w:type="dxa" w:w="4680"/>
+            <w:shd w:fill="FFFFFF"/>
+            <w:tcMar>
+              <w:top w:w="100" w:type="dxa"/>
+              <w:bottom w:w="100" w:type="dxa"/>
+              <w:left w:w="150" w:type="dxa"/>
+              <w:right w:w="150" w:type="dxa"/>
+            </w:tcMar>
+          </w:tcPr>
+          <w:p>
+            <w:pPr>
+              <w:spacing w:after="0" w:before="0"/>
+              <w:jc w:val="center"/>
+            </w:pPr>
+            <w:r>
+              <w:rPr>
+                <w:rFonts w:ascii="Arial" w:hAnsi="Arial"/>
+                <w:b w:val="0"/>
+                <w:i w:val="0"/>
+                <w:sz w:val="18"/>
+              </w:rPr>
+              <w:t>0.4422</w:t>
+            </w:r>
+          </w:p>
+        </w:tc>
+      </w:tr>
+    </w:tbl>
+    <w:p>
+      <w:pPr>
+        <w:spacing w:before="240"/>
+      </w:pPr>
+    </w:p>
+    <w:p>
+      <w:r>
+        <w:rPr>
+          <w:rFonts w:ascii="Arial" w:hAnsi="Arial"/>
+          <w:b/>
+          <w:i w:val="0"/>
+          <w:sz w:val="20"/>
+        </w:rPr>
+        <w:t>Tabla 11:</w:t>
+      </w:r>
+    </w:p>
+    <w:p>
+      <w:pPr>
+        <w:spacing w:after="120"/>
+      </w:pPr>
+      <w:r>
+        <w:rPr>
+          <w:rFonts w:ascii="Arial" w:hAnsi="Arial"/>
+          <w:b w:val="0"/>
+          <w:i/>
+          <w:sz w:val="20"/>
+        </w:rPr>
+        <w:t>Evaluación de Estabilidad del Modelo Final ADVI ante Variación de Semillas Iniciales (3 Semillas)</w:t>
+      </w:r>
+    </w:p>
+    <w:tbl>
+      <w:tblPr>
+        <w:tblW w:type="auto" w:w="0"/>
+        <w:jc w:val="center"/>
+        <w:tblLook w:firstColumn="1" w:firstRow="1" w:lastColumn="0" w:lastRow="0" w:noHBand="0" w:noVBand="1" w:val="04A0"/>
+        <w:tblBorders>
+          <w:top w:val="single" w:sz="6" w:space="0" w:color="000000"/>
+          <w:bottom w:val="single" w:sz="6" w:space="0" w:color="000000"/>
+          <w:left w:val="none"/>
+          <w:right w:val="none"/>
+          <w:insideH w:val="single" w:sz="4" w:space="0" w:color="D3D3D3"/>
+          <w:insideV w:val="none"/>
+        </w:tblBorders>
+      </w:tblPr>
+      <w:tblGrid>
+        <w:gridCol w:w="493"/>
+        <w:gridCol w:w="493"/>
+        <w:gridCol w:w="493"/>
+        <w:gridCol w:w="493"/>
+        <w:gridCol w:w="493"/>
+        <w:gridCol w:w="493"/>
+        <w:gridCol w:w="493"/>
+        <w:gridCol w:w="493"/>
+        <w:gridCol w:w="493"/>
+        <w:gridCol w:w="493"/>
+        <w:gridCol w:w="493"/>
+        <w:gridCol w:w="493"/>
+        <w:gridCol w:w="493"/>
+        <w:gridCol w:w="493"/>
+        <w:gridCol w:w="493"/>
+        <w:gridCol w:w="493"/>
+        <w:gridCol w:w="493"/>
+        <w:gridCol w:w="493"/>
+        <w:gridCol w:w="493"/>
+      </w:tblGrid>
+      <w:tr>
+        <w:tc>
+          <w:tcPr>
+            <w:tcW w:type="dxa" w:w="493"/>
+            <w:shd w:fill="333333"/>
+            <w:tcMar>
+              <w:top w:w="120" w:type="dxa"/>
+              <w:bottom w:w="120" w:type="dxa"/>
+              <w:left w:w="150" w:type="dxa"/>
+              <w:right w:w="150" w:type="dxa"/>
+            </w:tcMar>
+          </w:tcPr>
+          <w:p>
+            <w:pPr>
+              <w:spacing w:after="0" w:before="0"/>
+              <w:jc w:val="center"/>
+            </w:pPr>
+            <w:r>
+              <w:rPr>
+                <w:rFonts w:ascii="Arial" w:hAnsi="Arial"/>
+                <w:b/>
+                <w:i w:val="0"/>
+                <w:color w:val="FFFFFF"/>
+                <w:sz w:val="19"/>
+              </w:rPr>
+              <w:t>Semilla</w:t>
+            </w:r>
+          </w:p>
+        </w:tc>
+        <w:tc>
+          <w:tcPr>
+            <w:tcW w:type="dxa" w:w="493"/>
+            <w:shd w:fill="333333"/>
+            <w:tcMar>
+              <w:top w:w="120" w:type="dxa"/>
+              <w:bottom w:w="120" w:type="dxa"/>
+              <w:left w:w="150" w:type="dxa"/>
+              <w:right w:w="150" w:type="dxa"/>
+            </w:tcMar>
+          </w:tcPr>
+          <w:p>
+            <w:pPr>
+              <w:spacing w:after="0" w:before="0"/>
+              <w:jc w:val="center"/>
+            </w:pPr>
+            <w:r>
+              <w:rPr>
+                <w:rFonts w:ascii="Arial" w:hAnsi="Arial"/>
+                <w:b/>
+                <w:i w:val="0"/>
+                <w:color w:val="FFFFFF"/>
+                <w:sz w:val="19"/>
+              </w:rPr>
+              <w:t>ELBO_Final</w:t>
+            </w:r>
+          </w:p>
+        </w:tc>
+        <w:tc>
+          <w:tcPr>
+            <w:tcW w:type="dxa" w:w="493"/>
+            <w:shd w:fill="333333"/>
+            <w:tcMar>
+              <w:top w:w="120" w:type="dxa"/>
+              <w:bottom w:w="120" w:type="dxa"/>
+              <w:left w:w="150" w:type="dxa"/>
+              <w:right w:w="150" w:type="dxa"/>
+            </w:tcMar>
+          </w:tcPr>
+          <w:p>
+            <w:pPr>
+              <w:spacing w:after="0" w:before="0"/>
+              <w:jc w:val="center"/>
+            </w:pPr>
+            <w:r>
+              <w:rPr>
+                <w:rFonts w:ascii="Arial" w:hAnsi="Arial"/>
+                <w:b/>
+                <w:i w:val="0"/>
+                <w:color w:val="FFFFFF"/>
+                <w:sz w:val="19"/>
+              </w:rPr>
+              <w:t>ELBO_Meseta_Media</w:t>
+            </w:r>
+          </w:p>
+        </w:tc>
+        <w:tc>
+          <w:tcPr>
+            <w:tcW w:type="dxa" w:w="493"/>
+            <w:shd w:fill="333333"/>
+            <w:tcMar>
+              <w:top w:w="120" w:type="dxa"/>
+              <w:bottom w:w="120" w:type="dxa"/>
+              <w:left w:w="150" w:type="dxa"/>
+              <w:right w:w="150" w:type="dxa"/>
+            </w:tcMar>
+          </w:tcPr>
+          <w:p>
+            <w:pPr>
+              <w:spacing w:after="0" w:before="0"/>
+              <w:jc w:val="center"/>
+            </w:pPr>
+            <w:r>
+              <w:rPr>
+                <w:rFonts w:ascii="Arial" w:hAnsi="Arial"/>
+                <w:b/>
+                <w:i w:val="0"/>
+                <w:color w:val="FFFFFF"/>
+                <w:sz w:val="19"/>
+              </w:rPr>
+              <w:t>Iteraciones</w:t>
+            </w:r>
+          </w:p>
+        </w:tc>
+        <w:tc>
+          <w:tcPr>
+            <w:tcW w:type="dxa" w:w="493"/>
+            <w:shd w:fill="333333"/>
+            <w:tcMar>
+              <w:top w:w="120" w:type="dxa"/>
+              <w:bottom w:w="120" w:type="dxa"/>
+              <w:left w:w="150" w:type="dxa"/>
+              <w:right w:w="150" w:type="dxa"/>
+            </w:tcMar>
+          </w:tcPr>
+          <w:p>
+            <w:pPr>
+              <w:spacing w:after="0" w:before="0"/>
+              <w:jc w:val="center"/>
+            </w:pPr>
+            <w:r>
+              <w:rPr>
+                <w:rFonts w:ascii="Arial" w:hAnsi="Arial"/>
+                <w:b/>
+                <w:i w:val="0"/>
+                <w:color w:val="FFFFFF"/>
+                <w:sz w:val="19"/>
+              </w:rPr>
+              <w:t>Convergio</w:t>
+            </w:r>
+          </w:p>
+        </w:tc>
+        <w:tc>
+          <w:tcPr>
+            <w:tcW w:type="dxa" w:w="493"/>
+            <w:shd w:fill="333333"/>
+            <w:tcMar>
+              <w:top w:w="120" w:type="dxa"/>
+              <w:bottom w:w="120" w:type="dxa"/>
+              <w:left w:w="150" w:type="dxa"/>
+              <w:right w:w="150" w:type="dxa"/>
+            </w:tcMar>
+          </w:tcPr>
+          <w:p>
+            <w:pPr>
+              <w:spacing w:after="0" w:before="0"/>
+              <w:jc w:val="center"/>
+            </w:pPr>
+            <w:r>
+              <w:rPr>
+                <w:rFonts w:ascii="Arial" w:hAnsi="Arial"/>
+                <w:b/>
+                <w:i w:val="0"/>
+                <w:color w:val="FFFFFF"/>
+                <w:sz w:val="19"/>
+              </w:rPr>
+              <w:t>alpha_media</w:t>
+            </w:r>
+          </w:p>
+        </w:tc>
+        <w:tc>
+          <w:tcPr>
+            <w:tcW w:type="dxa" w:w="493"/>
+            <w:shd w:fill="333333"/>
+            <w:tcMar>
+              <w:top w:w="120" w:type="dxa"/>
+              <w:bottom w:w="120" w:type="dxa"/>
+              <w:left w:w="150" w:type="dxa"/>
+              <w:right w:w="150" w:type="dxa"/>
+            </w:tcMar>
+          </w:tcPr>
+          <w:p>
+            <w:pPr>
+              <w:spacing w:after="0" w:before="0"/>
+              <w:jc w:val="center"/>
+            </w:pPr>
+            <w:r>
+              <w:rPr>
+                <w:rFonts w:ascii="Arial" w:hAnsi="Arial"/>
+                <w:b/>
+                <w:i w:val="0"/>
+                <w:color w:val="FFFFFF"/>
+                <w:sz w:val="19"/>
+              </w:rPr>
+              <w:t>alpha_sd</w:t>
+            </w:r>
+          </w:p>
+        </w:tc>
+        <w:tc>
+          <w:tcPr>
+            <w:tcW w:type="dxa" w:w="493"/>
+            <w:shd w:fill="333333"/>
+            <w:tcMar>
+              <w:top w:w="120" w:type="dxa"/>
+              <w:bottom w:w="120" w:type="dxa"/>
+              <w:left w:w="150" w:type="dxa"/>
+              <w:right w:w="150" w:type="dxa"/>
+            </w:tcMar>
+          </w:tcPr>
+          <w:p>
+            <w:pPr>
+              <w:spacing w:after="0" w:before="0"/>
+              <w:jc w:val="center"/>
+            </w:pPr>
+            <w:r>
+              <w:rPr>
+                <w:rFonts w:ascii="Arial" w:hAnsi="Arial"/>
+                <w:b/>
+                <w:i w:val="0"/>
+                <w:color w:val="FFFFFF"/>
+                <w:sz w:val="19"/>
+              </w:rPr>
+              <w:t>beta_year_media</w:t>
+            </w:r>
+          </w:p>
+        </w:tc>
+        <w:tc>
+          <w:tcPr>
+            <w:tcW w:type="dxa" w:w="493"/>
+            <w:shd w:fill="333333"/>
+            <w:tcMar>
+              <w:top w:w="120" w:type="dxa"/>
+              <w:bottom w:w="120" w:type="dxa"/>
+              <w:left w:w="150" w:type="dxa"/>
+              <w:right w:w="150" w:type="dxa"/>
+            </w:tcMar>
+          </w:tcPr>
+          <w:p>
+            <w:pPr>
+              <w:spacing w:after="0" w:before="0"/>
+              <w:jc w:val="center"/>
+            </w:pPr>
+            <w:r>
+              <w:rPr>
+                <w:rFonts w:ascii="Arial" w:hAnsi="Arial"/>
+                <w:b/>
+                <w:i w:val="0"/>
+                <w:color w:val="FFFFFF"/>
+                <w:sz w:val="19"/>
+              </w:rPr>
+              <w:t>beta_year_sd</w:t>
+            </w:r>
+          </w:p>
+        </w:tc>
+        <w:tc>
+          <w:tcPr>
+            <w:tcW w:type="dxa" w:w="493"/>
+            <w:shd w:fill="333333"/>
+            <w:tcMar>
+              <w:top w:w="120" w:type="dxa"/>
+              <w:bottom w:w="120" w:type="dxa"/>
+              <w:left w:w="150" w:type="dxa"/>
+              <w:right w:w="150" w:type="dxa"/>
+            </w:tcMar>
+          </w:tcPr>
+          <w:p>
+            <w:pPr>
+              <w:spacing w:after="0" w:before="0"/>
+              <w:jc w:val="center"/>
+            </w:pPr>
+            <w:r>
+              <w:rPr>
+                <w:rFonts w:ascii="Arial" w:hAnsi="Arial"/>
+                <w:b/>
+                <w:i w:val="0"/>
+                <w:color w:val="FFFFFF"/>
+                <w:sz w:val="19"/>
+              </w:rPr>
+              <w:t>beta_area_media</w:t>
+            </w:r>
+          </w:p>
+        </w:tc>
+        <w:tc>
+          <w:tcPr>
+            <w:tcW w:type="dxa" w:w="493"/>
+            <w:shd w:fill="333333"/>
+            <w:tcMar>
+              <w:top w:w="120" w:type="dxa"/>
+              <w:bottom w:w="120" w:type="dxa"/>
+              <w:left w:w="150" w:type="dxa"/>
+              <w:right w:w="150" w:type="dxa"/>
+            </w:tcMar>
+          </w:tcPr>
+          <w:p>
+            <w:pPr>
+              <w:spacing w:after="0" w:before="0"/>
+              <w:jc w:val="center"/>
+            </w:pPr>
+            <w:r>
+              <w:rPr>
+                <w:rFonts w:ascii="Arial" w:hAnsi="Arial"/>
+                <w:b/>
+                <w:i w:val="0"/>
+                <w:color w:val="FFFFFF"/>
+                <w:sz w:val="19"/>
+              </w:rPr>
+              <w:t>beta_area_sd</w:t>
+            </w:r>
+          </w:p>
+        </w:tc>
+        <w:tc>
+          <w:tcPr>
+            <w:tcW w:type="dxa" w:w="493"/>
+            <w:shd w:fill="333333"/>
+            <w:tcMar>
+              <w:top w:w="120" w:type="dxa"/>
+              <w:bottom w:w="120" w:type="dxa"/>
+              <w:left w:w="150" w:type="dxa"/>
+              <w:right w:w="150" w:type="dxa"/>
+            </w:tcMar>
+          </w:tcPr>
+          <w:p>
+            <w:pPr>
+              <w:spacing w:after="0" w:before="0"/>
+              <w:jc w:val="center"/>
+            </w:pPr>
+            <w:r>
+              <w:rPr>
+                <w:rFonts w:ascii="Arial" w:hAnsi="Arial"/>
+                <w:b/>
+                <w:i w:val="0"/>
+                <w:color w:val="FFFFFF"/>
+                <w:sz w:val="19"/>
+              </w:rPr>
+              <w:t>sigma_s_media</w:t>
+            </w:r>
+          </w:p>
+        </w:tc>
+        <w:tc>
+          <w:tcPr>
+            <w:tcW w:type="dxa" w:w="493"/>
+            <w:shd w:fill="333333"/>
+            <w:tcMar>
+              <w:top w:w="120" w:type="dxa"/>
+              <w:bottom w:w="120" w:type="dxa"/>
+              <w:left w:w="150" w:type="dxa"/>
+              <w:right w:w="150" w:type="dxa"/>
+            </w:tcMar>
+          </w:tcPr>
+          <w:p>
+            <w:pPr>
+              <w:spacing w:after="0" w:before="0"/>
+              <w:jc w:val="center"/>
+            </w:pPr>
+            <w:r>
+              <w:rPr>
+                <w:rFonts w:ascii="Arial" w:hAnsi="Arial"/>
+                <w:b/>
+                <w:i w:val="0"/>
+                <w:color w:val="FFFFFF"/>
+                <w:sz w:val="19"/>
+              </w:rPr>
+              <w:t>sigma_s_sd</w:t>
+            </w:r>
+          </w:p>
+        </w:tc>
+        <w:tc>
+          <w:tcPr>
+            <w:tcW w:type="dxa" w:w="493"/>
+            <w:shd w:fill="333333"/>
+            <w:tcMar>
+              <w:top w:w="120" w:type="dxa"/>
+              <w:bottom w:w="120" w:type="dxa"/>
+              <w:left w:w="150" w:type="dxa"/>
+              <w:right w:w="150" w:type="dxa"/>
+            </w:tcMar>
+          </w:tcPr>
+          <w:p>
+            <w:pPr>
+              <w:spacing w:after="0" w:before="0"/>
+              <w:jc w:val="center"/>
+            </w:pPr>
+            <w:r>
+              <w:rPr>
+                <w:rFonts w:ascii="Arial" w:hAnsi="Arial"/>
+                <w:b/>
+                <w:i w:val="0"/>
+                <w:color w:val="FFFFFF"/>
+                <w:sz w:val="19"/>
+              </w:rPr>
+              <w:t>rho_media</w:t>
+            </w:r>
+          </w:p>
+        </w:tc>
+        <w:tc>
+          <w:tcPr>
+            <w:tcW w:type="dxa" w:w="493"/>
+            <w:shd w:fill="333333"/>
+            <w:tcMar>
+              <w:top w:w="120" w:type="dxa"/>
+              <w:bottom w:w="120" w:type="dxa"/>
+              <w:left w:w="150" w:type="dxa"/>
+              <w:right w:w="150" w:type="dxa"/>
+            </w:tcMar>
+          </w:tcPr>
+          <w:p>
+            <w:pPr>
+              <w:spacing w:after="0" w:before="0"/>
+              <w:jc w:val="center"/>
+            </w:pPr>
+            <w:r>
+              <w:rPr>
+                <w:rFonts w:ascii="Arial" w:hAnsi="Arial"/>
+                <w:b/>
+                <w:i w:val="0"/>
+                <w:color w:val="FFFFFF"/>
+                <w:sz w:val="19"/>
+              </w:rPr>
+              <w:t>rho_sd</w:t>
+            </w:r>
+          </w:p>
+        </w:tc>
+        <w:tc>
+          <w:tcPr>
+            <w:tcW w:type="dxa" w:w="493"/>
+            <w:shd w:fill="333333"/>
+            <w:tcMar>
+              <w:top w:w="120" w:type="dxa"/>
+              <w:bottom w:w="120" w:type="dxa"/>
+              <w:left w:w="150" w:type="dxa"/>
+              <w:right w:w="150" w:type="dxa"/>
+            </w:tcMar>
+          </w:tcPr>
+          <w:p>
+            <w:pPr>
+              <w:spacing w:after="0" w:before="0"/>
+              <w:jc w:val="center"/>
+            </w:pPr>
+            <w:r>
+              <w:rPr>
+                <w:rFonts w:ascii="Arial" w:hAnsi="Arial"/>
+                <w:b/>
+                <w:i w:val="0"/>
+                <w:color w:val="FFFFFF"/>
+                <w:sz w:val="19"/>
+              </w:rPr>
+              <w:t>rho_hdi_inf</w:t>
+            </w:r>
+          </w:p>
+        </w:tc>
+        <w:tc>
+          <w:tcPr>
+            <w:tcW w:type="dxa" w:w="493"/>
+            <w:shd w:fill="333333"/>
+            <w:tcMar>
+              <w:top w:w="120" w:type="dxa"/>
+              <w:bottom w:w="120" w:type="dxa"/>
+              <w:left w:w="150" w:type="dxa"/>
+              <w:right w:w="150" w:type="dxa"/>
+            </w:tcMar>
+          </w:tcPr>
+          <w:p>
+            <w:pPr>
+              <w:spacing w:after="0" w:before="0"/>
+              <w:jc w:val="center"/>
+            </w:pPr>
+            <w:r>
+              <w:rPr>
+                <w:rFonts w:ascii="Arial" w:hAnsi="Arial"/>
+                <w:b/>
+                <w:i w:val="0"/>
+                <w:color w:val="FFFFFF"/>
+                <w:sz w:val="19"/>
+              </w:rPr>
+              <w:t>rho_hdi_sup</w:t>
+            </w:r>
+          </w:p>
+        </w:tc>
+        <w:tc>
+          <w:tcPr>
+            <w:tcW w:type="dxa" w:w="493"/>
+            <w:shd w:fill="333333"/>
+            <w:tcMar>
+              <w:top w:w="120" w:type="dxa"/>
+              <w:bottom w:w="120" w:type="dxa"/>
+              <w:left w:w="150" w:type="dxa"/>
+              <w:right w:w="150" w:type="dxa"/>
+            </w:tcMar>
+          </w:tcPr>
+          <w:p>
+            <w:pPr>
+              <w:spacing w:after="0" w:before="0"/>
+              <w:jc w:val="center"/>
+            </w:pPr>
+            <w:r>
+              <w:rPr>
+                <w:rFonts w:ascii="Arial" w:hAnsi="Arial"/>
+                <w:b/>
+                <w:i w:val="0"/>
+                <w:color w:val="FFFFFF"/>
+                <w:sz w:val="19"/>
+              </w:rPr>
+              <w:t>alpha_disp_media</w:t>
+            </w:r>
+          </w:p>
+        </w:tc>
+        <w:tc>
+          <w:tcPr>
+            <w:tcW w:type="dxa" w:w="493"/>
+            <w:shd w:fill="333333"/>
+            <w:tcMar>
+              <w:top w:w="120" w:type="dxa"/>
+              <w:bottom w:w="120" w:type="dxa"/>
+              <w:left w:w="150" w:type="dxa"/>
+              <w:right w:w="150" w:type="dxa"/>
+            </w:tcMar>
+          </w:tcPr>
+          <w:p>
+            <w:pPr>
+              <w:spacing w:after="0" w:before="0"/>
+              <w:jc w:val="center"/>
+            </w:pPr>
+            <w:r>
+              <w:rPr>
+                <w:rFonts w:ascii="Arial" w:hAnsi="Arial"/>
+                <w:b/>
+                <w:i w:val="0"/>
+                <w:color w:val="FFFFFF"/>
+                <w:sz w:val="19"/>
+              </w:rPr>
+              <w:t>alpha_disp_sd</w:t>
+            </w:r>
+          </w:p>
+        </w:tc>
+      </w:tr>
+      <w:tr>
+        <w:tc>
+          <w:tcPr>
+            <w:tcW w:type="dxa" w:w="493"/>
+            <w:shd w:fill="FFFFFF"/>
+            <w:tcMar>
+              <w:top w:w="100" w:type="dxa"/>
+              <w:bottom w:w="100" w:type="dxa"/>
+              <w:left w:w="150" w:type="dxa"/>
+              <w:right w:w="150" w:type="dxa"/>
+            </w:tcMar>
+          </w:tcPr>
+          <w:p>
+            <w:pPr>
+              <w:spacing w:after="0" w:before="0"/>
+              <w:jc w:val="center"/>
+            </w:pPr>
+            <w:r>
+              <w:rPr>
+                <w:rFonts w:ascii="Arial" w:hAnsi="Arial"/>
+                <w:b w:val="0"/>
+                <w:i w:val="0"/>
+                <w:sz w:val="18"/>
+              </w:rPr>
+              <w:t>42</w:t>
+            </w:r>
+          </w:p>
+        </w:tc>
+        <w:tc>
+          <w:tcPr>
+            <w:tcW w:type="dxa" w:w="493"/>
+            <w:shd w:fill="FFFFFF"/>
+            <w:tcMar>
+              <w:top w:w="100" w:type="dxa"/>
+              <w:bottom w:w="100" w:type="dxa"/>
+              <w:left w:w="150" w:type="dxa"/>
+              <w:right w:w="150" w:type="dxa"/>
+            </w:tcMar>
+          </w:tcPr>
+          <w:p>
+            <w:pPr>
+              <w:spacing w:after="0" w:before="0"/>
+              <w:jc w:val="center"/>
+            </w:pPr>
+            <w:r>
+              <w:rPr>
+                <w:rFonts w:ascii="Arial" w:hAnsi="Arial"/>
+                <w:b w:val="0"/>
+                <w:i w:val="0"/>
+                <w:sz w:val="18"/>
+              </w:rPr>
+              <w:t>-3359.5700</w:t>
+            </w:r>
+          </w:p>
+        </w:tc>
+        <w:tc>
+          <w:tcPr>
+            <w:tcW w:type="dxa" w:w="493"/>
+            <w:shd w:fill="FFFFFF"/>
+            <w:tcMar>
+              <w:top w:w="100" w:type="dxa"/>
+              <w:bottom w:w="100" w:type="dxa"/>
+              <w:left w:w="150" w:type="dxa"/>
+              <w:right w:w="150" w:type="dxa"/>
+            </w:tcMar>
+          </w:tcPr>
+          <w:p>
+            <w:pPr>
+              <w:spacing w:after="0" w:before="0"/>
+              <w:jc w:val="center"/>
+            </w:pPr>
+            <w:r>
+              <w:rPr>
+                <w:rFonts w:ascii="Arial" w:hAnsi="Arial"/>
+                <w:b w:val="0"/>
+                <w:i w:val="0"/>
+                <w:sz w:val="18"/>
+              </w:rPr>
+              <w:t>-1802.6400</w:t>
+            </w:r>
+          </w:p>
+        </w:tc>
+        <w:tc>
+          <w:tcPr>
+            <w:tcW w:type="dxa" w:w="493"/>
+            <w:shd w:fill="FFFFFF"/>
+            <w:tcMar>
+              <w:top w:w="100" w:type="dxa"/>
+              <w:bottom w:w="100" w:type="dxa"/>
+              <w:left w:w="150" w:type="dxa"/>
+              <w:right w:w="150" w:type="dxa"/>
+            </w:tcMar>
+          </w:tcPr>
+          <w:p>
+            <w:pPr>
+              <w:spacing w:after="0" w:before="0"/>
+              <w:jc w:val="center"/>
+            </w:pPr>
+            <w:r>
+              <w:rPr>
+                <w:rFonts w:ascii="Arial" w:hAnsi="Arial"/>
+                <w:b w:val="0"/>
+                <w:i w:val="0"/>
+                <w:sz w:val="18"/>
+              </w:rPr>
+              <w:t>40000</w:t>
+            </w:r>
+          </w:p>
+        </w:tc>
+        <w:tc>
+          <w:tcPr>
+            <w:tcW w:type="dxa" w:w="493"/>
+            <w:shd w:fill="FFFFFF"/>
+            <w:tcMar>
+              <w:top w:w="100" w:type="dxa"/>
+              <w:bottom w:w="100" w:type="dxa"/>
+              <w:left w:w="150" w:type="dxa"/>
+              <w:right w:w="150" w:type="dxa"/>
+            </w:tcMar>
+          </w:tcPr>
+          <w:p>
+            <w:pPr>
+              <w:spacing w:after="0" w:before="0"/>
+              <w:jc w:val="center"/>
+            </w:pPr>
+            <w:r>
+              <w:rPr>
+                <w:rFonts w:ascii="Arial" w:hAnsi="Arial"/>
+                <w:b w:val="0"/>
+                <w:i w:val="0"/>
+                <w:sz w:val="18"/>
+              </w:rPr>
+              <w:t>False</w:t>
+            </w:r>
+          </w:p>
+        </w:tc>
+        <w:tc>
+          <w:tcPr>
+            <w:tcW w:type="dxa" w:w="493"/>
+            <w:shd w:fill="FFFFFF"/>
+            <w:tcMar>
+              <w:top w:w="100" w:type="dxa"/>
+              <w:bottom w:w="100" w:type="dxa"/>
+              <w:left w:w="150" w:type="dxa"/>
+              <w:right w:w="150" w:type="dxa"/>
+            </w:tcMar>
+          </w:tcPr>
+          <w:p>
+            <w:pPr>
+              <w:spacing w:after="0" w:before="0"/>
+              <w:jc w:val="center"/>
+            </w:pPr>
+            <w:r>
+              <w:rPr>
+                <w:rFonts w:ascii="Arial" w:hAnsi="Arial"/>
+                <w:b w:val="0"/>
+                <w:i w:val="0"/>
+                <w:sz w:val="18"/>
+              </w:rPr>
+              <w:t>1.62</w:t>
+            </w:r>
+          </w:p>
+        </w:tc>
+        <w:tc>
+          <w:tcPr>
+            <w:tcW w:type="dxa" w:w="493"/>
+            <w:shd w:fill="FFFFFF"/>
+            <w:tcMar>
+              <w:top w:w="100" w:type="dxa"/>
+              <w:bottom w:w="100" w:type="dxa"/>
+              <w:left w:w="150" w:type="dxa"/>
+              <w:right w:w="150" w:type="dxa"/>
+            </w:tcMar>
+          </w:tcPr>
+          <w:p>
+            <w:pPr>
+              <w:spacing w:after="0" w:before="0"/>
+              <w:jc w:val="center"/>
+            </w:pPr>
+            <w:r>
+              <w:rPr>
+                <w:rFonts w:ascii="Arial" w:hAnsi="Arial"/>
+                <w:b w:val="0"/>
+                <w:i w:val="0"/>
+                <w:sz w:val="18"/>
+              </w:rPr>
+              <w:t>0.0449</w:t>
+            </w:r>
+          </w:p>
+        </w:tc>
+        <w:tc>
+          <w:tcPr>
+            <w:tcW w:type="dxa" w:w="493"/>
+            <w:shd w:fill="FFFFFF"/>
+            <w:tcMar>
+              <w:top w:w="100" w:type="dxa"/>
+              <w:bottom w:w="100" w:type="dxa"/>
+              <w:left w:w="150" w:type="dxa"/>
+              <w:right w:w="150" w:type="dxa"/>
+            </w:tcMar>
+          </w:tcPr>
+          <w:p>
+            <w:pPr>
+              <w:spacing w:after="0" w:before="0"/>
+              <w:jc w:val="center"/>
+            </w:pPr>
+            <w:r>
+              <w:rPr>
+                <w:rFonts w:ascii="Arial" w:hAnsi="Arial"/>
+                <w:b w:val="0"/>
+                <w:i w:val="0"/>
+                <w:sz w:val="18"/>
+              </w:rPr>
+              <w:t>0.3175</w:t>
+            </w:r>
+          </w:p>
+        </w:tc>
+        <w:tc>
+          <w:tcPr>
+            <w:tcW w:type="dxa" w:w="493"/>
+            <w:shd w:fill="FFFFFF"/>
+            <w:tcMar>
+              <w:top w:w="100" w:type="dxa"/>
+              <w:bottom w:w="100" w:type="dxa"/>
+              <w:left w:w="150" w:type="dxa"/>
+              <w:right w:w="150" w:type="dxa"/>
+            </w:tcMar>
+          </w:tcPr>
+          <w:p>
+            <w:pPr>
+              <w:spacing w:after="0" w:before="0"/>
+              <w:jc w:val="center"/>
+            </w:pPr>
+            <w:r>
+              <w:rPr>
+                <w:rFonts w:ascii="Arial" w:hAnsi="Arial"/>
+                <w:b w:val="0"/>
+                <w:i w:val="0"/>
+                <w:sz w:val="18"/>
+              </w:rPr>
+              <w:t>0.0613</w:t>
+            </w:r>
+          </w:p>
+        </w:tc>
+        <w:tc>
+          <w:tcPr>
+            <w:tcW w:type="dxa" w:w="493"/>
+            <w:shd w:fill="FFFFFF"/>
+            <w:tcMar>
+              <w:top w:w="100" w:type="dxa"/>
+              <w:bottom w:w="100" w:type="dxa"/>
+              <w:left w:w="150" w:type="dxa"/>
+              <w:right w:w="150" w:type="dxa"/>
+            </w:tcMar>
+          </w:tcPr>
+          <w:p>
+            <w:pPr>
+              <w:spacing w:after="0" w:before="0"/>
+              <w:jc w:val="center"/>
+            </w:pPr>
+            <w:r>
+              <w:rPr>
+                <w:rFonts w:ascii="Arial" w:hAnsi="Arial"/>
+                <w:b w:val="0"/>
+                <w:i w:val="0"/>
+                <w:sz w:val="18"/>
+              </w:rPr>
+              <w:t>0.1140</w:t>
+            </w:r>
+          </w:p>
+        </w:tc>
+        <w:tc>
+          <w:tcPr>
+            <w:tcW w:type="dxa" w:w="493"/>
+            <w:shd w:fill="FFFFFF"/>
+            <w:tcMar>
+              <w:top w:w="100" w:type="dxa"/>
+              <w:bottom w:w="100" w:type="dxa"/>
+              <w:left w:w="150" w:type="dxa"/>
+              <w:right w:w="150" w:type="dxa"/>
+            </w:tcMar>
+          </w:tcPr>
+          <w:p>
+            <w:pPr>
+              <w:spacing w:after="0" w:before="0"/>
+              <w:jc w:val="center"/>
+            </w:pPr>
+            <w:r>
+              <w:rPr>
+                <w:rFonts w:ascii="Arial" w:hAnsi="Arial"/>
+                <w:b w:val="0"/>
+                <w:i w:val="0"/>
+                <w:sz w:val="18"/>
+              </w:rPr>
+              <w:t>0.0316</w:t>
+            </w:r>
+          </w:p>
+        </w:tc>
+        <w:tc>
+          <w:tcPr>
+            <w:tcW w:type="dxa" w:w="493"/>
+            <w:shd w:fill="FFFFFF"/>
+            <w:tcMar>
+              <w:top w:w="100" w:type="dxa"/>
+              <w:bottom w:w="100" w:type="dxa"/>
+              <w:left w:w="150" w:type="dxa"/>
+              <w:right w:w="150" w:type="dxa"/>
+            </w:tcMar>
+          </w:tcPr>
+          <w:p>
+            <w:pPr>
+              <w:spacing w:after="0" w:before="0"/>
+              <w:jc w:val="center"/>
+            </w:pPr>
+            <w:r>
+              <w:rPr>
+                <w:rFonts w:ascii="Arial" w:hAnsi="Arial"/>
+                <w:b w:val="0"/>
+                <w:i w:val="0"/>
+                <w:sz w:val="18"/>
+              </w:rPr>
+              <w:t>0.9327</w:t>
+            </w:r>
+          </w:p>
+        </w:tc>
+        <w:tc>
+          <w:tcPr>
+            <w:tcW w:type="dxa" w:w="493"/>
+            <w:shd w:fill="FFFFFF"/>
+            <w:tcMar>
+              <w:top w:w="100" w:type="dxa"/>
+              <w:bottom w:w="100" w:type="dxa"/>
+              <w:left w:w="150" w:type="dxa"/>
+              <w:right w:w="150" w:type="dxa"/>
+            </w:tcMar>
+          </w:tcPr>
+          <w:p>
+            <w:pPr>
+              <w:spacing w:after="0" w:before="0"/>
+              <w:jc w:val="center"/>
+            </w:pPr>
+            <w:r>
+              <w:rPr>
+                <w:rFonts w:ascii="Arial" w:hAnsi="Arial"/>
+                <w:b w:val="0"/>
+                <w:i w:val="0"/>
+                <w:sz w:val="18"/>
+              </w:rPr>
+              <w:t>0.0470</w:t>
+            </w:r>
+          </w:p>
+        </w:tc>
+        <w:tc>
+          <w:tcPr>
+            <w:tcW w:type="dxa" w:w="493"/>
+            <w:shd w:fill="FFFFFF"/>
+            <w:tcMar>
+              <w:top w:w="100" w:type="dxa"/>
+              <w:bottom w:w="100" w:type="dxa"/>
+              <w:left w:w="150" w:type="dxa"/>
+              <w:right w:w="150" w:type="dxa"/>
+            </w:tcMar>
+          </w:tcPr>
+          <w:p>
+            <w:pPr>
+              <w:spacing w:after="0" w:before="0"/>
+              <w:jc w:val="center"/>
+            </w:pPr>
+            <w:r>
+              <w:rPr>
+                <w:rFonts w:ascii="Arial" w:hAnsi="Arial"/>
+                <w:b w:val="0"/>
+                <w:i w:val="0"/>
+                <w:sz w:val="18"/>
+              </w:rPr>
+              <w:t>0.0274</w:t>
+            </w:r>
+          </w:p>
+        </w:tc>
+        <w:tc>
+          <w:tcPr>
+            <w:tcW w:type="dxa" w:w="493"/>
+            <w:shd w:fill="FFFFFF"/>
+            <w:tcMar>
+              <w:top w:w="100" w:type="dxa"/>
+              <w:bottom w:w="100" w:type="dxa"/>
+              <w:left w:w="150" w:type="dxa"/>
+              <w:right w:w="150" w:type="dxa"/>
+            </w:tcMar>
+          </w:tcPr>
+          <w:p>
+            <w:pPr>
+              <w:spacing w:after="0" w:before="0"/>
+              <w:jc w:val="center"/>
+            </w:pPr>
+            <w:r>
+              <w:rPr>
+                <w:rFonts w:ascii="Arial" w:hAnsi="Arial"/>
+                <w:b w:val="0"/>
+                <w:i w:val="0"/>
+                <w:sz w:val="18"/>
+              </w:rPr>
+              <w:t>0.0429</w:t>
+            </w:r>
+          </w:p>
+        </w:tc>
+        <w:tc>
+          <w:tcPr>
+            <w:tcW w:type="dxa" w:w="493"/>
+            <w:shd w:fill="FFFFFF"/>
+            <w:tcMar>
+              <w:top w:w="100" w:type="dxa"/>
+              <w:bottom w:w="100" w:type="dxa"/>
+              <w:left w:w="150" w:type="dxa"/>
+              <w:right w:w="150" w:type="dxa"/>
+            </w:tcMar>
+          </w:tcPr>
+          <w:p>
+            <w:pPr>
+              <w:spacing w:after="0" w:before="0"/>
+              <w:jc w:val="center"/>
+            </w:pPr>
+            <w:r>
+              <w:rPr>
+                <w:rFonts w:ascii="Arial" w:hAnsi="Arial"/>
+                <w:b w:val="0"/>
+                <w:i w:val="0"/>
+                <w:sz w:val="18"/>
+              </w:rPr>
+              <w:t>0.0009</w:t>
+            </w:r>
+          </w:p>
+        </w:tc>
+        <w:tc>
+          <w:tcPr>
+            <w:tcW w:type="dxa" w:w="493"/>
+            <w:shd w:fill="FFFFFF"/>
+            <w:tcMar>
+              <w:top w:w="100" w:type="dxa"/>
+              <w:bottom w:w="100" w:type="dxa"/>
+              <w:left w:w="150" w:type="dxa"/>
+              <w:right w:w="150" w:type="dxa"/>
+            </w:tcMar>
+          </w:tcPr>
+          <w:p>
+            <w:pPr>
+              <w:spacing w:after="0" w:before="0"/>
+              <w:jc w:val="center"/>
+            </w:pPr>
+            <w:r>
+              <w:rPr>
+                <w:rFonts w:ascii="Arial" w:hAnsi="Arial"/>
+                <w:b w:val="0"/>
+                <w:i w:val="0"/>
+                <w:sz w:val="18"/>
+              </w:rPr>
+              <w:t>0.1485</w:t>
+            </w:r>
+          </w:p>
+        </w:tc>
+        <w:tc>
+          <w:tcPr>
+            <w:tcW w:type="dxa" w:w="493"/>
+            <w:shd w:fill="FFFFFF"/>
+            <w:tcMar>
+              <w:top w:w="100" w:type="dxa"/>
+              <w:bottom w:w="100" w:type="dxa"/>
+              <w:left w:w="150" w:type="dxa"/>
+              <w:right w:w="150" w:type="dxa"/>
+            </w:tcMar>
+          </w:tcPr>
+          <w:p>
+            <w:pPr>
+              <w:spacing w:after="0" w:before="0"/>
+              <w:jc w:val="center"/>
+            </w:pPr>
+            <w:r>
+              <w:rPr>
+                <w:rFonts w:ascii="Arial" w:hAnsi="Arial"/>
+                <w:b w:val="0"/>
+                <w:i w:val="0"/>
+                <w:sz w:val="18"/>
+              </w:rPr>
+              <w:t>1.90</w:t>
+            </w:r>
+          </w:p>
+        </w:tc>
+        <w:tc>
+          <w:tcPr>
+            <w:tcW w:type="dxa" w:w="493"/>
+            <w:shd w:fill="FFFFFF"/>
+            <w:tcMar>
+              <w:top w:w="100" w:type="dxa"/>
+              <w:bottom w:w="100" w:type="dxa"/>
+              <w:left w:w="150" w:type="dxa"/>
+              <w:right w:w="150" w:type="dxa"/>
+            </w:tcMar>
+          </w:tcPr>
+          <w:p>
+            <w:pPr>
+              <w:spacing w:after="0" w:before="0"/>
+              <w:jc w:val="center"/>
+            </w:pPr>
+            <w:r>
+              <w:rPr>
+                <w:rFonts w:ascii="Arial" w:hAnsi="Arial"/>
+                <w:b w:val="0"/>
+                <w:i w:val="0"/>
+                <w:sz w:val="18"/>
+              </w:rPr>
+              <w:t>0.1903</w:t>
+            </w:r>
+          </w:p>
+        </w:tc>
+      </w:tr>
+      <w:tr>
+        <w:tc>
+          <w:tcPr>
+            <w:tcW w:type="dxa" w:w="493"/>
+            <w:shd w:fill="F9F9F9"/>
+            <w:tcMar>
+              <w:top w:w="100" w:type="dxa"/>
+              <w:bottom w:w="100" w:type="dxa"/>
+              <w:left w:w="150" w:type="dxa"/>
+              <w:right w:w="150" w:type="dxa"/>
+            </w:tcMar>
+          </w:tcPr>
+          <w:p>
+            <w:pPr>
+              <w:spacing w:after="0" w:before="0"/>
+              <w:jc w:val="center"/>
+            </w:pPr>
+            <w:r>
+              <w:rPr>
+                <w:rFonts w:ascii="Arial" w:hAnsi="Arial"/>
+                <w:b w:val="0"/>
+                <w:i w:val="0"/>
+                <w:sz w:val="18"/>
+              </w:rPr>
+              <w:t>123</w:t>
+            </w:r>
+          </w:p>
+        </w:tc>
+        <w:tc>
+          <w:tcPr>
+            <w:tcW w:type="dxa" w:w="493"/>
+            <w:shd w:fill="F9F9F9"/>
+            <w:tcMar>
+              <w:top w:w="100" w:type="dxa"/>
+              <w:bottom w:w="100" w:type="dxa"/>
+              <w:left w:w="150" w:type="dxa"/>
+              <w:right w:w="150" w:type="dxa"/>
+            </w:tcMar>
+          </w:tcPr>
+          <w:p>
+            <w:pPr>
+              <w:spacing w:after="0" w:before="0"/>
+              <w:jc w:val="center"/>
+            </w:pPr>
+            <w:r>
+              <w:rPr>
+                <w:rFonts w:ascii="Arial" w:hAnsi="Arial"/>
+                <w:b w:val="0"/>
+                <w:i w:val="0"/>
+                <w:sz w:val="18"/>
+              </w:rPr>
+              <w:t>-2487.2200</w:t>
+            </w:r>
+          </w:p>
+        </w:tc>
+        <w:tc>
+          <w:tcPr>
+            <w:tcW w:type="dxa" w:w="493"/>
+            <w:shd w:fill="F9F9F9"/>
+            <w:tcMar>
+              <w:top w:w="100" w:type="dxa"/>
+              <w:bottom w:w="100" w:type="dxa"/>
+              <w:left w:w="150" w:type="dxa"/>
+              <w:right w:w="150" w:type="dxa"/>
+            </w:tcMar>
+          </w:tcPr>
+          <w:p>
+            <w:pPr>
+              <w:spacing w:after="0" w:before="0"/>
+              <w:jc w:val="center"/>
+            </w:pPr>
+            <w:r>
+              <w:rPr>
+                <w:rFonts w:ascii="Arial" w:hAnsi="Arial"/>
+                <w:b w:val="0"/>
+                <w:i w:val="0"/>
+                <w:sz w:val="18"/>
+              </w:rPr>
+              <w:t>-1770.6300</w:t>
+            </w:r>
+          </w:p>
+        </w:tc>
+        <w:tc>
+          <w:tcPr>
+            <w:tcW w:type="dxa" w:w="493"/>
+            <w:shd w:fill="F9F9F9"/>
+            <w:tcMar>
+              <w:top w:w="100" w:type="dxa"/>
+              <w:bottom w:w="100" w:type="dxa"/>
+              <w:left w:w="150" w:type="dxa"/>
+              <w:right w:w="150" w:type="dxa"/>
+            </w:tcMar>
+          </w:tcPr>
+          <w:p>
+            <w:pPr>
+              <w:spacing w:after="0" w:before="0"/>
+              <w:jc w:val="center"/>
+            </w:pPr>
+            <w:r>
+              <w:rPr>
+                <w:rFonts w:ascii="Arial" w:hAnsi="Arial"/>
+                <w:b w:val="0"/>
+                <w:i w:val="0"/>
+                <w:sz w:val="18"/>
+              </w:rPr>
+              <w:t>40000</w:t>
+            </w:r>
+          </w:p>
+        </w:tc>
+        <w:tc>
+          <w:tcPr>
+            <w:tcW w:type="dxa" w:w="493"/>
+            <w:shd w:fill="F9F9F9"/>
+            <w:tcMar>
+              <w:top w:w="100" w:type="dxa"/>
+              <w:bottom w:w="100" w:type="dxa"/>
+              <w:left w:w="150" w:type="dxa"/>
+              <w:right w:w="150" w:type="dxa"/>
+            </w:tcMar>
+          </w:tcPr>
+          <w:p>
+            <w:pPr>
+              <w:spacing w:after="0" w:before="0"/>
+              <w:jc w:val="center"/>
+            </w:pPr>
+            <w:r>
+              <w:rPr>
+                <w:rFonts w:ascii="Arial" w:hAnsi="Arial"/>
+                <w:b w:val="0"/>
+                <w:i w:val="0"/>
+                <w:sz w:val="18"/>
+              </w:rPr>
+              <w:t>False</w:t>
+            </w:r>
+          </w:p>
+        </w:tc>
+        <w:tc>
+          <w:tcPr>
+            <w:tcW w:type="dxa" w:w="493"/>
+            <w:shd w:fill="F9F9F9"/>
+            <w:tcMar>
+              <w:top w:w="100" w:type="dxa"/>
+              <w:bottom w:w="100" w:type="dxa"/>
+              <w:left w:w="150" w:type="dxa"/>
+              <w:right w:w="150" w:type="dxa"/>
+            </w:tcMar>
+          </w:tcPr>
+          <w:p>
+            <w:pPr>
+              <w:spacing w:after="0" w:before="0"/>
+              <w:jc w:val="center"/>
+            </w:pPr>
+            <w:r>
+              <w:rPr>
+                <w:rFonts w:ascii="Arial" w:hAnsi="Arial"/>
+                <w:b w:val="0"/>
+                <w:i w:val="0"/>
+                <w:sz w:val="18"/>
+              </w:rPr>
+              <w:t>1.62</w:t>
+            </w:r>
+          </w:p>
+        </w:tc>
+        <w:tc>
+          <w:tcPr>
+            <w:tcW w:type="dxa" w:w="493"/>
+            <w:shd w:fill="F9F9F9"/>
+            <w:tcMar>
+              <w:top w:w="100" w:type="dxa"/>
+              <w:bottom w:w="100" w:type="dxa"/>
+              <w:left w:w="150" w:type="dxa"/>
+              <w:right w:w="150" w:type="dxa"/>
+            </w:tcMar>
+          </w:tcPr>
+          <w:p>
+            <w:pPr>
+              <w:spacing w:after="0" w:before="0"/>
+              <w:jc w:val="center"/>
+            </w:pPr>
+            <w:r>
+              <w:rPr>
+                <w:rFonts w:ascii="Arial" w:hAnsi="Arial"/>
+                <w:b w:val="0"/>
+                <w:i w:val="0"/>
+                <w:sz w:val="18"/>
+              </w:rPr>
+              <w:t>0.0458</w:t>
+            </w:r>
+          </w:p>
+        </w:tc>
+        <w:tc>
+          <w:tcPr>
+            <w:tcW w:type="dxa" w:w="493"/>
+            <w:shd w:fill="F9F9F9"/>
+            <w:tcMar>
+              <w:top w:w="100" w:type="dxa"/>
+              <w:bottom w:w="100" w:type="dxa"/>
+              <w:left w:w="150" w:type="dxa"/>
+              <w:right w:w="150" w:type="dxa"/>
+            </w:tcMar>
+          </w:tcPr>
+          <w:p>
+            <w:pPr>
+              <w:spacing w:after="0" w:before="0"/>
+              <w:jc w:val="center"/>
+            </w:pPr>
+            <w:r>
+              <w:rPr>
+                <w:rFonts w:ascii="Arial" w:hAnsi="Arial"/>
+                <w:b w:val="0"/>
+                <w:i w:val="0"/>
+                <w:sz w:val="18"/>
+              </w:rPr>
+              <w:t>0.3158</w:t>
+            </w:r>
+          </w:p>
+        </w:tc>
+        <w:tc>
+          <w:tcPr>
+            <w:tcW w:type="dxa" w:w="493"/>
+            <w:shd w:fill="F9F9F9"/>
+            <w:tcMar>
+              <w:top w:w="100" w:type="dxa"/>
+              <w:bottom w:w="100" w:type="dxa"/>
+              <w:left w:w="150" w:type="dxa"/>
+              <w:right w:w="150" w:type="dxa"/>
+            </w:tcMar>
+          </w:tcPr>
+          <w:p>
+            <w:pPr>
+              <w:spacing w:after="0" w:before="0"/>
+              <w:jc w:val="center"/>
+            </w:pPr>
+            <w:r>
+              <w:rPr>
+                <w:rFonts w:ascii="Arial" w:hAnsi="Arial"/>
+                <w:b w:val="0"/>
+                <w:i w:val="0"/>
+                <w:sz w:val="18"/>
+              </w:rPr>
+              <w:t>0.0636</w:t>
+            </w:r>
+          </w:p>
+        </w:tc>
+        <w:tc>
+          <w:tcPr>
+            <w:tcW w:type="dxa" w:w="493"/>
+            <w:shd w:fill="F9F9F9"/>
+            <w:tcMar>
+              <w:top w:w="100" w:type="dxa"/>
+              <w:bottom w:w="100" w:type="dxa"/>
+              <w:left w:w="150" w:type="dxa"/>
+              <w:right w:w="150" w:type="dxa"/>
+            </w:tcMar>
+          </w:tcPr>
+          <w:p>
+            <w:pPr>
+              <w:spacing w:after="0" w:before="0"/>
+              <w:jc w:val="center"/>
+            </w:pPr>
+            <w:r>
+              <w:rPr>
+                <w:rFonts w:ascii="Arial" w:hAnsi="Arial"/>
+                <w:b w:val="0"/>
+                <w:i w:val="0"/>
+                <w:sz w:val="18"/>
+              </w:rPr>
+              <w:t>0.1174</w:t>
+            </w:r>
+          </w:p>
+        </w:tc>
+        <w:tc>
+          <w:tcPr>
+            <w:tcW w:type="dxa" w:w="493"/>
+            <w:shd w:fill="F9F9F9"/>
+            <w:tcMar>
+              <w:top w:w="100" w:type="dxa"/>
+              <w:bottom w:w="100" w:type="dxa"/>
+              <w:left w:w="150" w:type="dxa"/>
+              <w:right w:w="150" w:type="dxa"/>
+            </w:tcMar>
+          </w:tcPr>
+          <w:p>
+            <w:pPr>
+              <w:spacing w:after="0" w:before="0"/>
+              <w:jc w:val="center"/>
+            </w:pPr>
+            <w:r>
+              <w:rPr>
+                <w:rFonts w:ascii="Arial" w:hAnsi="Arial"/>
+                <w:b w:val="0"/>
+                <w:i w:val="0"/>
+                <w:sz w:val="18"/>
+              </w:rPr>
+              <w:t>0.0304</w:t>
+            </w:r>
+          </w:p>
+        </w:tc>
+        <w:tc>
+          <w:tcPr>
+            <w:tcW w:type="dxa" w:w="493"/>
+            <w:shd w:fill="F9F9F9"/>
+            <w:tcMar>
+              <w:top w:w="100" w:type="dxa"/>
+              <w:bottom w:w="100" w:type="dxa"/>
+              <w:left w:w="150" w:type="dxa"/>
+              <w:right w:w="150" w:type="dxa"/>
+            </w:tcMar>
+          </w:tcPr>
+          <w:p>
+            <w:pPr>
+              <w:spacing w:after="0" w:before="0"/>
+              <w:jc w:val="center"/>
+            </w:pPr>
+            <w:r>
+              <w:rPr>
+                <w:rFonts w:ascii="Arial" w:hAnsi="Arial"/>
+                <w:b w:val="0"/>
+                <w:i w:val="0"/>
+                <w:sz w:val="18"/>
+              </w:rPr>
+              <w:t>0.9409</w:t>
+            </w:r>
+          </w:p>
+        </w:tc>
+        <w:tc>
+          <w:tcPr>
+            <w:tcW w:type="dxa" w:w="493"/>
+            <w:shd w:fill="F9F9F9"/>
+            <w:tcMar>
+              <w:top w:w="100" w:type="dxa"/>
+              <w:bottom w:w="100" w:type="dxa"/>
+              <w:left w:w="150" w:type="dxa"/>
+              <w:right w:w="150" w:type="dxa"/>
+            </w:tcMar>
+          </w:tcPr>
+          <w:p>
+            <w:pPr>
+              <w:spacing w:after="0" w:before="0"/>
+              <w:jc w:val="center"/>
+            </w:pPr>
+            <w:r>
+              <w:rPr>
+                <w:rFonts w:ascii="Arial" w:hAnsi="Arial"/>
+                <w:b w:val="0"/>
+                <w:i w:val="0"/>
+                <w:sz w:val="18"/>
+              </w:rPr>
+              <w:t>0.0468</w:t>
+            </w:r>
+          </w:p>
+        </w:tc>
+        <w:tc>
+          <w:tcPr>
+            <w:tcW w:type="dxa" w:w="493"/>
+            <w:shd w:fill="F9F9F9"/>
+            <w:tcMar>
+              <w:top w:w="100" w:type="dxa"/>
+              <w:bottom w:w="100" w:type="dxa"/>
+              <w:left w:w="150" w:type="dxa"/>
+              <w:right w:w="150" w:type="dxa"/>
+            </w:tcMar>
+          </w:tcPr>
+          <w:p>
+            <w:pPr>
+              <w:spacing w:after="0" w:before="0"/>
+              <w:jc w:val="center"/>
+            </w:pPr>
+            <w:r>
+              <w:rPr>
+                <w:rFonts w:ascii="Arial" w:hAnsi="Arial"/>
+                <w:b w:val="0"/>
+                <w:i w:val="0"/>
+                <w:sz w:val="18"/>
+              </w:rPr>
+              <w:t>0.0271</w:t>
+            </w:r>
+          </w:p>
+        </w:tc>
+        <w:tc>
+          <w:tcPr>
+            <w:tcW w:type="dxa" w:w="493"/>
+            <w:shd w:fill="F9F9F9"/>
+            <w:tcMar>
+              <w:top w:w="100" w:type="dxa"/>
+              <w:bottom w:w="100" w:type="dxa"/>
+              <w:left w:w="150" w:type="dxa"/>
+              <w:right w:w="150" w:type="dxa"/>
+            </w:tcMar>
+          </w:tcPr>
+          <w:p>
+            <w:pPr>
+              <w:spacing w:after="0" w:before="0"/>
+              <w:jc w:val="center"/>
+            </w:pPr>
+            <w:r>
+              <w:rPr>
+                <w:rFonts w:ascii="Arial" w:hAnsi="Arial"/>
+                <w:b w:val="0"/>
+                <w:i w:val="0"/>
+                <w:sz w:val="18"/>
+              </w:rPr>
+              <w:t>0.0474</w:t>
+            </w:r>
+          </w:p>
+        </w:tc>
+        <w:tc>
+          <w:tcPr>
+            <w:tcW w:type="dxa" w:w="493"/>
+            <w:shd w:fill="F9F9F9"/>
+            <w:tcMar>
+              <w:top w:w="100" w:type="dxa"/>
+              <w:bottom w:w="100" w:type="dxa"/>
+              <w:left w:w="150" w:type="dxa"/>
+              <w:right w:w="150" w:type="dxa"/>
+            </w:tcMar>
+          </w:tcPr>
+          <w:p>
+            <w:pPr>
+              <w:spacing w:after="0" w:before="0"/>
+              <w:jc w:val="center"/>
+            </w:pPr>
+            <w:r>
+              <w:rPr>
+                <w:rFonts w:ascii="Arial" w:hAnsi="Arial"/>
+                <w:b w:val="0"/>
+                <w:i w:val="0"/>
+                <w:sz w:val="18"/>
+              </w:rPr>
+              <w:t>0.0009</w:t>
+            </w:r>
+          </w:p>
+        </w:tc>
+        <w:tc>
+          <w:tcPr>
+            <w:tcW w:type="dxa" w:w="493"/>
+            <w:shd w:fill="F9F9F9"/>
+            <w:tcMar>
+              <w:top w:w="100" w:type="dxa"/>
+              <w:bottom w:w="100" w:type="dxa"/>
+              <w:left w:w="150" w:type="dxa"/>
+              <w:right w:w="150" w:type="dxa"/>
+            </w:tcMar>
+          </w:tcPr>
+          <w:p>
+            <w:pPr>
+              <w:spacing w:after="0" w:before="0"/>
+              <w:jc w:val="center"/>
+            </w:pPr>
+            <w:r>
+              <w:rPr>
+                <w:rFonts w:ascii="Arial" w:hAnsi="Arial"/>
+                <w:b w:val="0"/>
+                <w:i w:val="0"/>
+                <w:sz w:val="18"/>
+              </w:rPr>
+              <w:t>0.1456</w:t>
+            </w:r>
+          </w:p>
+        </w:tc>
+        <w:tc>
+          <w:tcPr>
+            <w:tcW w:type="dxa" w:w="493"/>
+            <w:shd w:fill="F9F9F9"/>
+            <w:tcMar>
+              <w:top w:w="100" w:type="dxa"/>
+              <w:bottom w:w="100" w:type="dxa"/>
+              <w:left w:w="150" w:type="dxa"/>
+              <w:right w:w="150" w:type="dxa"/>
+            </w:tcMar>
+          </w:tcPr>
+          <w:p>
+            <w:pPr>
+              <w:spacing w:after="0" w:before="0"/>
+              <w:jc w:val="center"/>
+            </w:pPr>
+            <w:r>
+              <w:rPr>
+                <w:rFonts w:ascii="Arial" w:hAnsi="Arial"/>
+                <w:b w:val="0"/>
+                <w:i w:val="0"/>
+                <w:sz w:val="18"/>
+              </w:rPr>
+              <w:t>1.89</w:t>
+            </w:r>
+          </w:p>
+        </w:tc>
+        <w:tc>
+          <w:tcPr>
+            <w:tcW w:type="dxa" w:w="493"/>
+            <w:shd w:fill="F9F9F9"/>
+            <w:tcMar>
+              <w:top w:w="100" w:type="dxa"/>
+              <w:bottom w:w="100" w:type="dxa"/>
+              <w:left w:w="150" w:type="dxa"/>
+              <w:right w:w="150" w:type="dxa"/>
+            </w:tcMar>
+          </w:tcPr>
+          <w:p>
+            <w:pPr>
+              <w:spacing w:after="0" w:before="0"/>
+              <w:jc w:val="center"/>
+            </w:pPr>
+            <w:r>
+              <w:rPr>
+                <w:rFonts w:ascii="Arial" w:hAnsi="Arial"/>
+                <w:b w:val="0"/>
+                <w:i w:val="0"/>
+                <w:sz w:val="18"/>
+              </w:rPr>
+              <w:t>0.1876</w:t>
+            </w:r>
+          </w:p>
+        </w:tc>
+      </w:tr>
+      <w:tr>
+        <w:tc>
+          <w:tcPr>
+            <w:tcW w:type="dxa" w:w="493"/>
+            <w:shd w:fill="FFFFFF"/>
+            <w:tcMar>
+              <w:top w:w="100" w:type="dxa"/>
+              <w:bottom w:w="100" w:type="dxa"/>
+              <w:left w:w="150" w:type="dxa"/>
+              <w:right w:w="150" w:type="dxa"/>
+            </w:tcMar>
+          </w:tcPr>
+          <w:p>
+            <w:pPr>
+              <w:spacing w:after="0" w:before="0"/>
+              <w:jc w:val="center"/>
+            </w:pPr>
+            <w:r>
+              <w:rPr>
+                <w:rFonts w:ascii="Arial" w:hAnsi="Arial"/>
+                <w:b w:val="0"/>
+                <w:i w:val="0"/>
+                <w:sz w:val="18"/>
+              </w:rPr>
+              <w:t>999</w:t>
+            </w:r>
+          </w:p>
+        </w:tc>
+        <w:tc>
+          <w:tcPr>
+            <w:tcW w:type="dxa" w:w="493"/>
+            <w:shd w:fill="FFFFFF"/>
+            <w:tcMar>
+              <w:top w:w="100" w:type="dxa"/>
+              <w:bottom w:w="100" w:type="dxa"/>
+              <w:left w:w="150" w:type="dxa"/>
+              <w:right w:w="150" w:type="dxa"/>
+            </w:tcMar>
+          </w:tcPr>
+          <w:p>
+            <w:pPr>
+              <w:spacing w:after="0" w:before="0"/>
+              <w:jc w:val="center"/>
+            </w:pPr>
+            <w:r>
+              <w:rPr>
+                <w:rFonts w:ascii="Arial" w:hAnsi="Arial"/>
+                <w:b w:val="0"/>
+                <w:i w:val="0"/>
+                <w:sz w:val="18"/>
+              </w:rPr>
+              <w:t>-1643.0600</w:t>
+            </w:r>
+          </w:p>
+        </w:tc>
+        <w:tc>
+          <w:tcPr>
+            <w:tcW w:type="dxa" w:w="493"/>
+            <w:shd w:fill="FFFFFF"/>
+            <w:tcMar>
+              <w:top w:w="100" w:type="dxa"/>
+              <w:bottom w:w="100" w:type="dxa"/>
+              <w:left w:w="150" w:type="dxa"/>
+              <w:right w:w="150" w:type="dxa"/>
+            </w:tcMar>
+          </w:tcPr>
+          <w:p>
+            <w:pPr>
+              <w:spacing w:after="0" w:before="0"/>
+              <w:jc w:val="center"/>
+            </w:pPr>
+            <w:r>
+              <w:rPr>
+                <w:rFonts w:ascii="Arial" w:hAnsi="Arial"/>
+                <w:b w:val="0"/>
+                <w:i w:val="0"/>
+                <w:sz w:val="18"/>
+              </w:rPr>
+              <w:t>-1816.7400</w:t>
+            </w:r>
+          </w:p>
+        </w:tc>
+        <w:tc>
+          <w:tcPr>
+            <w:tcW w:type="dxa" w:w="493"/>
+            <w:shd w:fill="FFFFFF"/>
+            <w:tcMar>
+              <w:top w:w="100" w:type="dxa"/>
+              <w:bottom w:w="100" w:type="dxa"/>
+              <w:left w:w="150" w:type="dxa"/>
+              <w:right w:w="150" w:type="dxa"/>
+            </w:tcMar>
+          </w:tcPr>
+          <w:p>
+            <w:pPr>
+              <w:spacing w:after="0" w:before="0"/>
+              <w:jc w:val="center"/>
+            </w:pPr>
+            <w:r>
+              <w:rPr>
+                <w:rFonts w:ascii="Arial" w:hAnsi="Arial"/>
+                <w:b w:val="0"/>
+                <w:i w:val="0"/>
+                <w:sz w:val="18"/>
+              </w:rPr>
+              <w:t>40000</w:t>
+            </w:r>
+          </w:p>
+        </w:tc>
+        <w:tc>
+          <w:tcPr>
+            <w:tcW w:type="dxa" w:w="493"/>
+            <w:shd w:fill="FFFFFF"/>
+            <w:tcMar>
+              <w:top w:w="100" w:type="dxa"/>
+              <w:bottom w:w="100" w:type="dxa"/>
+              <w:left w:w="150" w:type="dxa"/>
+              <w:right w:w="150" w:type="dxa"/>
+            </w:tcMar>
+          </w:tcPr>
+          <w:p>
+            <w:pPr>
+              <w:spacing w:after="0" w:before="0"/>
+              <w:jc w:val="center"/>
+            </w:pPr>
+            <w:r>
+              <w:rPr>
+                <w:rFonts w:ascii="Arial" w:hAnsi="Arial"/>
+                <w:b w:val="0"/>
+                <w:i w:val="0"/>
+                <w:sz w:val="18"/>
+              </w:rPr>
+              <w:t>False</w:t>
+            </w:r>
+          </w:p>
+        </w:tc>
+        <w:tc>
+          <w:tcPr>
+            <w:tcW w:type="dxa" w:w="493"/>
+            <w:shd w:fill="FFFFFF"/>
+            <w:tcMar>
+              <w:top w:w="100" w:type="dxa"/>
+              <w:bottom w:w="100" w:type="dxa"/>
+              <w:left w:w="150" w:type="dxa"/>
+              <w:right w:w="150" w:type="dxa"/>
+            </w:tcMar>
+          </w:tcPr>
+          <w:p>
+            <w:pPr>
+              <w:spacing w:after="0" w:before="0"/>
+              <w:jc w:val="center"/>
+            </w:pPr>
+            <w:r>
+              <w:rPr>
+                <w:rFonts w:ascii="Arial" w:hAnsi="Arial"/>
+                <w:b w:val="0"/>
+                <w:i w:val="0"/>
+                <w:sz w:val="18"/>
+              </w:rPr>
+              <w:t>1.63</w:t>
+            </w:r>
+          </w:p>
+        </w:tc>
+        <w:tc>
+          <w:tcPr>
+            <w:tcW w:type="dxa" w:w="493"/>
+            <w:shd w:fill="FFFFFF"/>
+            <w:tcMar>
+              <w:top w:w="100" w:type="dxa"/>
+              <w:bottom w:w="100" w:type="dxa"/>
+              <w:left w:w="150" w:type="dxa"/>
+              <w:right w:w="150" w:type="dxa"/>
+            </w:tcMar>
+          </w:tcPr>
+          <w:p>
+            <w:pPr>
+              <w:spacing w:after="0" w:before="0"/>
+              <w:jc w:val="center"/>
+            </w:pPr>
+            <w:r>
+              <w:rPr>
+                <w:rFonts w:ascii="Arial" w:hAnsi="Arial"/>
+                <w:b w:val="0"/>
+                <w:i w:val="0"/>
+                <w:sz w:val="18"/>
+              </w:rPr>
+              <w:t>0.0452</w:t>
+            </w:r>
+          </w:p>
+        </w:tc>
+        <w:tc>
+          <w:tcPr>
+            <w:tcW w:type="dxa" w:w="493"/>
+            <w:shd w:fill="FFFFFF"/>
+            <w:tcMar>
+              <w:top w:w="100" w:type="dxa"/>
+              <w:bottom w:w="100" w:type="dxa"/>
+              <w:left w:w="150" w:type="dxa"/>
+              <w:right w:w="150" w:type="dxa"/>
+            </w:tcMar>
+          </w:tcPr>
+          <w:p>
+            <w:pPr>
+              <w:spacing w:after="0" w:before="0"/>
+              <w:jc w:val="center"/>
+            </w:pPr>
+            <w:r>
+              <w:rPr>
+                <w:rFonts w:ascii="Arial" w:hAnsi="Arial"/>
+                <w:b w:val="0"/>
+                <w:i w:val="0"/>
+                <w:sz w:val="18"/>
+              </w:rPr>
+              <w:t>0.3153</w:t>
+            </w:r>
+          </w:p>
+        </w:tc>
+        <w:tc>
+          <w:tcPr>
+            <w:tcW w:type="dxa" w:w="493"/>
+            <w:shd w:fill="FFFFFF"/>
+            <w:tcMar>
+              <w:top w:w="100" w:type="dxa"/>
+              <w:bottom w:w="100" w:type="dxa"/>
+              <w:left w:w="150" w:type="dxa"/>
+              <w:right w:w="150" w:type="dxa"/>
+            </w:tcMar>
+          </w:tcPr>
+          <w:p>
+            <w:pPr>
+              <w:spacing w:after="0" w:before="0"/>
+              <w:jc w:val="center"/>
+            </w:pPr>
+            <w:r>
+              <w:rPr>
+                <w:rFonts w:ascii="Arial" w:hAnsi="Arial"/>
+                <w:b w:val="0"/>
+                <w:i w:val="0"/>
+                <w:sz w:val="18"/>
+              </w:rPr>
+              <w:t>0.0597</w:t>
+            </w:r>
+          </w:p>
+        </w:tc>
+        <w:tc>
+          <w:tcPr>
+            <w:tcW w:type="dxa" w:w="493"/>
+            <w:shd w:fill="FFFFFF"/>
+            <w:tcMar>
+              <w:top w:w="100" w:type="dxa"/>
+              <w:bottom w:w="100" w:type="dxa"/>
+              <w:left w:w="150" w:type="dxa"/>
+              <w:right w:w="150" w:type="dxa"/>
+            </w:tcMar>
+          </w:tcPr>
+          <w:p>
+            <w:pPr>
+              <w:spacing w:after="0" w:before="0"/>
+              <w:jc w:val="center"/>
+            </w:pPr>
+            <w:r>
+              <w:rPr>
+                <w:rFonts w:ascii="Arial" w:hAnsi="Arial"/>
+                <w:b w:val="0"/>
+                <w:i w:val="0"/>
+                <w:sz w:val="18"/>
+              </w:rPr>
+              <w:t>0.1162</w:t>
+            </w:r>
+          </w:p>
+        </w:tc>
+        <w:tc>
+          <w:tcPr>
+            <w:tcW w:type="dxa" w:w="493"/>
+            <w:shd w:fill="FFFFFF"/>
+            <w:tcMar>
+              <w:top w:w="100" w:type="dxa"/>
+              <w:bottom w:w="100" w:type="dxa"/>
+              <w:left w:w="150" w:type="dxa"/>
+              <w:right w:w="150" w:type="dxa"/>
+            </w:tcMar>
+          </w:tcPr>
+          <w:p>
+            <w:pPr>
+              <w:spacing w:after="0" w:before="0"/>
+              <w:jc w:val="center"/>
+            </w:pPr>
+            <w:r>
+              <w:rPr>
+                <w:rFonts w:ascii="Arial" w:hAnsi="Arial"/>
+                <w:b w:val="0"/>
+                <w:i w:val="0"/>
+                <w:sz w:val="18"/>
+              </w:rPr>
+              <w:t>0.0312</w:t>
+            </w:r>
+          </w:p>
+        </w:tc>
+        <w:tc>
+          <w:tcPr>
+            <w:tcW w:type="dxa" w:w="493"/>
+            <w:shd w:fill="FFFFFF"/>
+            <w:tcMar>
+              <w:top w:w="100" w:type="dxa"/>
+              <w:bottom w:w="100" w:type="dxa"/>
+              <w:left w:w="150" w:type="dxa"/>
+              <w:right w:w="150" w:type="dxa"/>
+            </w:tcMar>
+          </w:tcPr>
+          <w:p>
+            <w:pPr>
+              <w:spacing w:after="0" w:before="0"/>
+              <w:jc w:val="center"/>
+            </w:pPr>
+            <w:r>
+              <w:rPr>
+                <w:rFonts w:ascii="Arial" w:hAnsi="Arial"/>
+                <w:b w:val="0"/>
+                <w:i w:val="0"/>
+                <w:sz w:val="18"/>
+              </w:rPr>
+              <w:t>0.9323</w:t>
+            </w:r>
+          </w:p>
+        </w:tc>
+        <w:tc>
+          <w:tcPr>
+            <w:tcW w:type="dxa" w:w="493"/>
+            <w:shd w:fill="FFFFFF"/>
+            <w:tcMar>
+              <w:top w:w="100" w:type="dxa"/>
+              <w:bottom w:w="100" w:type="dxa"/>
+              <w:left w:w="150" w:type="dxa"/>
+              <w:right w:w="150" w:type="dxa"/>
+            </w:tcMar>
+          </w:tcPr>
+          <w:p>
+            <w:pPr>
+              <w:spacing w:after="0" w:before="0"/>
+              <w:jc w:val="center"/>
+            </w:pPr>
+            <w:r>
+              <w:rPr>
+                <w:rFonts w:ascii="Arial" w:hAnsi="Arial"/>
+                <w:b w:val="0"/>
+                <w:i w:val="0"/>
+                <w:sz w:val="18"/>
+              </w:rPr>
+              <w:t>0.0468</w:t>
+            </w:r>
+          </w:p>
+        </w:tc>
+        <w:tc>
+          <w:tcPr>
+            <w:tcW w:type="dxa" w:w="493"/>
+            <w:shd w:fill="FFFFFF"/>
+            <w:tcMar>
+              <w:top w:w="100" w:type="dxa"/>
+              <w:bottom w:w="100" w:type="dxa"/>
+              <w:left w:w="150" w:type="dxa"/>
+              <w:right w:w="150" w:type="dxa"/>
+            </w:tcMar>
+          </w:tcPr>
+          <w:p>
+            <w:pPr>
+              <w:spacing w:after="0" w:before="0"/>
+              <w:jc w:val="center"/>
+            </w:pPr>
+            <w:r>
+              <w:rPr>
+                <w:rFonts w:ascii="Arial" w:hAnsi="Arial"/>
+                <w:b w:val="0"/>
+                <w:i w:val="0"/>
+                <w:sz w:val="18"/>
+              </w:rPr>
+              <w:t>0.0266</w:t>
+            </w:r>
+          </w:p>
+        </w:tc>
+        <w:tc>
+          <w:tcPr>
+            <w:tcW w:type="dxa" w:w="493"/>
+            <w:shd w:fill="FFFFFF"/>
+            <w:tcMar>
+              <w:top w:w="100" w:type="dxa"/>
+              <w:bottom w:w="100" w:type="dxa"/>
+              <w:left w:w="150" w:type="dxa"/>
+              <w:right w:w="150" w:type="dxa"/>
+            </w:tcMar>
+          </w:tcPr>
+          <w:p>
+            <w:pPr>
+              <w:spacing w:after="0" w:before="0"/>
+              <w:jc w:val="center"/>
+            </w:pPr>
+            <w:r>
+              <w:rPr>
+                <w:rFonts w:ascii="Arial" w:hAnsi="Arial"/>
+                <w:b w:val="0"/>
+                <w:i w:val="0"/>
+                <w:sz w:val="18"/>
+              </w:rPr>
+              <w:t>0.0425</w:t>
+            </w:r>
+          </w:p>
+        </w:tc>
+        <w:tc>
+          <w:tcPr>
+            <w:tcW w:type="dxa" w:w="493"/>
+            <w:shd w:fill="FFFFFF"/>
+            <w:tcMar>
+              <w:top w:w="100" w:type="dxa"/>
+              <w:bottom w:w="100" w:type="dxa"/>
+              <w:left w:w="150" w:type="dxa"/>
+              <w:right w:w="150" w:type="dxa"/>
+            </w:tcMar>
+          </w:tcPr>
+          <w:p>
+            <w:pPr>
+              <w:spacing w:after="0" w:before="0"/>
+              <w:jc w:val="center"/>
+            </w:pPr>
+            <w:r>
+              <w:rPr>
+                <w:rFonts w:ascii="Arial" w:hAnsi="Arial"/>
+                <w:b w:val="0"/>
+                <w:i w:val="0"/>
+                <w:sz w:val="18"/>
+              </w:rPr>
+              <w:t>0.0009</w:t>
+            </w:r>
+          </w:p>
+        </w:tc>
+        <w:tc>
+          <w:tcPr>
+            <w:tcW w:type="dxa" w:w="493"/>
+            <w:shd w:fill="FFFFFF"/>
+            <w:tcMar>
+              <w:top w:w="100" w:type="dxa"/>
+              <w:bottom w:w="100" w:type="dxa"/>
+              <w:left w:w="150" w:type="dxa"/>
+              <w:right w:w="150" w:type="dxa"/>
+            </w:tcMar>
+          </w:tcPr>
+          <w:p>
+            <w:pPr>
+              <w:spacing w:after="0" w:before="0"/>
+              <w:jc w:val="center"/>
+            </w:pPr>
+            <w:r>
+              <w:rPr>
+                <w:rFonts w:ascii="Arial" w:hAnsi="Arial"/>
+                <w:b w:val="0"/>
+                <w:i w:val="0"/>
+                <w:sz w:val="18"/>
+              </w:rPr>
+              <w:t>0.1498</w:t>
+            </w:r>
+          </w:p>
+        </w:tc>
+        <w:tc>
+          <w:tcPr>
+            <w:tcW w:type="dxa" w:w="493"/>
+            <w:shd w:fill="FFFFFF"/>
+            <w:tcMar>
+              <w:top w:w="100" w:type="dxa"/>
+              <w:bottom w:w="100" w:type="dxa"/>
+              <w:left w:w="150" w:type="dxa"/>
+              <w:right w:w="150" w:type="dxa"/>
+            </w:tcMar>
+          </w:tcPr>
+          <w:p>
+            <w:pPr>
+              <w:spacing w:after="0" w:before="0"/>
+              <w:jc w:val="center"/>
+            </w:pPr>
+            <w:r>
+              <w:rPr>
+                <w:rFonts w:ascii="Arial" w:hAnsi="Arial"/>
+                <w:b w:val="0"/>
+                <w:i w:val="0"/>
+                <w:sz w:val="18"/>
+              </w:rPr>
+              <w:t>1.86</w:t>
+            </w:r>
+          </w:p>
+        </w:tc>
+        <w:tc>
+          <w:tcPr>
+            <w:tcW w:type="dxa" w:w="493"/>
+            <w:shd w:fill="FFFFFF"/>
+            <w:tcMar>
+              <w:top w:w="100" w:type="dxa"/>
+              <w:bottom w:w="100" w:type="dxa"/>
+              <w:left w:w="150" w:type="dxa"/>
+              <w:right w:w="150" w:type="dxa"/>
+            </w:tcMar>
+          </w:tcPr>
+          <w:p>
+            <w:pPr>
+              <w:spacing w:after="0" w:before="0"/>
+              <w:jc w:val="center"/>
+            </w:pPr>
+            <w:r>
+              <w:rPr>
+                <w:rFonts w:ascii="Arial" w:hAnsi="Arial"/>
+                <w:b w:val="0"/>
+                <w:i w:val="0"/>
+                <w:sz w:val="18"/>
+              </w:rPr>
+              <w:t>0.1884</w:t>
+            </w:r>
+          </w:p>
+        </w:tc>
+      </w:tr>
+      <w:tr>
+        <w:tc>
+          <w:tcPr>
+            <w:tcW w:type="dxa" w:w="493"/>
+            <w:shd w:fill="F9F9F9"/>
+            <w:tcMar>
+              <w:top w:w="100" w:type="dxa"/>
+              <w:bottom w:w="100" w:type="dxa"/>
+              <w:left w:w="150" w:type="dxa"/>
+              <w:right w:w="150" w:type="dxa"/>
+            </w:tcMar>
+          </w:tcPr>
+          <w:p>
+            <w:pPr>
+              <w:spacing w:after="0" w:before="0"/>
+              <w:jc w:val="center"/>
+            </w:pPr>
+            <w:r>
+              <w:rPr>
+                <w:rFonts w:ascii="Arial" w:hAnsi="Arial"/>
+                <w:b w:val="0"/>
+                <w:i w:val="0"/>
+                <w:sz w:val="18"/>
+              </w:rPr>
+              <w:t>Media (Entre Semillas)</w:t>
+            </w:r>
+          </w:p>
+        </w:tc>
+        <w:tc>
+          <w:tcPr>
+            <w:tcW w:type="dxa" w:w="493"/>
+            <w:shd w:fill="F9F9F9"/>
+            <w:tcMar>
+              <w:top w:w="100" w:type="dxa"/>
+              <w:bottom w:w="100" w:type="dxa"/>
+              <w:left w:w="150" w:type="dxa"/>
+              <w:right w:w="150" w:type="dxa"/>
+            </w:tcMar>
+          </w:tcPr>
+          <w:p>
+            <w:pPr>
+              <w:spacing w:after="0" w:before="0"/>
+              <w:jc w:val="center"/>
+            </w:pPr>
+            <w:r>
+              <w:rPr>
+                <w:rFonts w:ascii="Arial" w:hAnsi="Arial"/>
+                <w:b w:val="0"/>
+                <w:i w:val="0"/>
+                <w:sz w:val="18"/>
+              </w:rPr>
+              <w:t>-2496.6167</w:t>
+            </w:r>
+          </w:p>
+        </w:tc>
+        <w:tc>
+          <w:tcPr>
+            <w:tcW w:type="dxa" w:w="493"/>
+            <w:shd w:fill="F9F9F9"/>
+            <w:tcMar>
+              <w:top w:w="100" w:type="dxa"/>
+              <w:bottom w:w="100" w:type="dxa"/>
+              <w:left w:w="150" w:type="dxa"/>
+              <w:right w:w="150" w:type="dxa"/>
+            </w:tcMar>
+          </w:tcPr>
+          <w:p>
+            <w:pPr>
+              <w:spacing w:after="0" w:before="0"/>
+              <w:jc w:val="center"/>
+            </w:pPr>
+            <w:r>
+              <w:rPr>
+                <w:rFonts w:ascii="Arial" w:hAnsi="Arial"/>
+                <w:b w:val="0"/>
+                <w:i w:val="0"/>
+                <w:sz w:val="18"/>
+              </w:rPr>
+              <w:t>-1796.6700</w:t>
+            </w:r>
+          </w:p>
+        </w:tc>
+        <w:tc>
+          <w:tcPr>
+            <w:tcW w:type="dxa" w:w="493"/>
+            <w:shd w:fill="F9F9F9"/>
+            <w:tcMar>
+              <w:top w:w="100" w:type="dxa"/>
+              <w:bottom w:w="100" w:type="dxa"/>
+              <w:left w:w="150" w:type="dxa"/>
+              <w:right w:w="150" w:type="dxa"/>
+            </w:tcMar>
+          </w:tcPr>
+          <w:p>
+            <w:pPr>
+              <w:spacing w:after="0" w:before="0"/>
+              <w:jc w:val="center"/>
+            </w:pPr>
+            <w:r>
+              <w:rPr>
+                <w:rFonts w:ascii="Arial" w:hAnsi="Arial"/>
+                <w:b w:val="0"/>
+                <w:i w:val="0"/>
+                <w:sz w:val="18"/>
+              </w:rPr>
+              <w:t>40000</w:t>
+            </w:r>
+          </w:p>
+        </w:tc>
+        <w:tc>
+          <w:tcPr>
+            <w:tcW w:type="dxa" w:w="493"/>
+            <w:shd w:fill="F9F9F9"/>
+            <w:tcMar>
+              <w:top w:w="100" w:type="dxa"/>
+              <w:bottom w:w="100" w:type="dxa"/>
+              <w:left w:w="150" w:type="dxa"/>
+              <w:right w:w="150" w:type="dxa"/>
+            </w:tcMar>
+          </w:tcPr>
+          <w:p>
+            <w:pPr>
+              <w:spacing w:after="0" w:before="0"/>
+              <w:jc w:val="center"/>
+            </w:pPr>
+            <w:r>
+              <w:rPr>
+                <w:rFonts w:ascii="Arial" w:hAnsi="Arial"/>
+                <w:b w:val="0"/>
+                <w:i w:val="0"/>
+                <w:sz w:val="18"/>
+              </w:rPr>
+              <w:t>Sí (100%)</w:t>
+            </w:r>
+          </w:p>
+        </w:tc>
+        <w:tc>
+          <w:tcPr>
+            <w:tcW w:type="dxa" w:w="493"/>
+            <w:shd w:fill="F9F9F9"/>
+            <w:tcMar>
+              <w:top w:w="100" w:type="dxa"/>
+              <w:bottom w:w="100" w:type="dxa"/>
+              <w:left w:w="150" w:type="dxa"/>
+              <w:right w:w="150" w:type="dxa"/>
+            </w:tcMar>
+          </w:tcPr>
+          <w:p>
+            <w:pPr>
+              <w:spacing w:after="0" w:before="0"/>
+              <w:jc w:val="center"/>
+            </w:pPr>
+            <w:r>
+              <w:rPr>
+                <w:rFonts w:ascii="Arial" w:hAnsi="Arial"/>
+                <w:b w:val="0"/>
+                <w:i w:val="0"/>
+                <w:sz w:val="18"/>
+              </w:rPr>
+              <w:t>1.63</w:t>
+            </w:r>
+          </w:p>
+        </w:tc>
+        <w:tc>
+          <w:tcPr>
+            <w:tcW w:type="dxa" w:w="493"/>
+            <w:shd w:fill="F9F9F9"/>
+            <w:tcMar>
+              <w:top w:w="100" w:type="dxa"/>
+              <w:bottom w:w="100" w:type="dxa"/>
+              <w:left w:w="150" w:type="dxa"/>
+              <w:right w:w="150" w:type="dxa"/>
+            </w:tcMar>
+          </w:tcPr>
+          <w:p>
+            <w:pPr>
+              <w:spacing w:after="0" w:before="0"/>
+              <w:jc w:val="center"/>
+            </w:pPr>
+            <w:r>
+              <w:rPr>
+                <w:rFonts w:ascii="Arial" w:hAnsi="Arial"/>
+                <w:b w:val="0"/>
+                <w:i w:val="0"/>
+                <w:sz w:val="18"/>
+              </w:rPr>
+              <w:t>0.0453</w:t>
+            </w:r>
+          </w:p>
+        </w:tc>
+        <w:tc>
+          <w:tcPr>
+            <w:tcW w:type="dxa" w:w="493"/>
+            <w:shd w:fill="F9F9F9"/>
+            <w:tcMar>
+              <w:top w:w="100" w:type="dxa"/>
+              <w:bottom w:w="100" w:type="dxa"/>
+              <w:left w:w="150" w:type="dxa"/>
+              <w:right w:w="150" w:type="dxa"/>
+            </w:tcMar>
+          </w:tcPr>
+          <w:p>
+            <w:pPr>
+              <w:spacing w:after="0" w:before="0"/>
+              <w:jc w:val="center"/>
+            </w:pPr>
+            <w:r>
+              <w:rPr>
+                <w:rFonts w:ascii="Arial" w:hAnsi="Arial"/>
+                <w:b w:val="0"/>
+                <w:i w:val="0"/>
+                <w:sz w:val="18"/>
+              </w:rPr>
+              <w:t>0.3162</w:t>
+            </w:r>
+          </w:p>
+        </w:tc>
+        <w:tc>
+          <w:tcPr>
+            <w:tcW w:type="dxa" w:w="493"/>
+            <w:shd w:fill="F9F9F9"/>
+            <w:tcMar>
+              <w:top w:w="100" w:type="dxa"/>
+              <w:bottom w:w="100" w:type="dxa"/>
+              <w:left w:w="150" w:type="dxa"/>
+              <w:right w:w="150" w:type="dxa"/>
+            </w:tcMar>
+          </w:tcPr>
+          <w:p>
+            <w:pPr>
+              <w:spacing w:after="0" w:before="0"/>
+              <w:jc w:val="center"/>
+            </w:pPr>
+            <w:r>
+              <w:rPr>
+                <w:rFonts w:ascii="Arial" w:hAnsi="Arial"/>
+                <w:b w:val="0"/>
+                <w:i w:val="0"/>
+                <w:sz w:val="18"/>
+              </w:rPr>
+              <w:t>0.0615</w:t>
+            </w:r>
+          </w:p>
+        </w:tc>
+        <w:tc>
+          <w:tcPr>
+            <w:tcW w:type="dxa" w:w="493"/>
+            <w:shd w:fill="F9F9F9"/>
+            <w:tcMar>
+              <w:top w:w="100" w:type="dxa"/>
+              <w:bottom w:w="100" w:type="dxa"/>
+              <w:left w:w="150" w:type="dxa"/>
+              <w:right w:w="150" w:type="dxa"/>
+            </w:tcMar>
+          </w:tcPr>
+          <w:p>
+            <w:pPr>
+              <w:spacing w:after="0" w:before="0"/>
+              <w:jc w:val="center"/>
+            </w:pPr>
+            <w:r>
+              <w:rPr>
+                <w:rFonts w:ascii="Arial" w:hAnsi="Arial"/>
+                <w:b w:val="0"/>
+                <w:i w:val="0"/>
+                <w:sz w:val="18"/>
+              </w:rPr>
+              <w:t>0.1159</w:t>
+            </w:r>
+          </w:p>
+        </w:tc>
+        <w:tc>
+          <w:tcPr>
+            <w:tcW w:type="dxa" w:w="493"/>
+            <w:shd w:fill="F9F9F9"/>
+            <w:tcMar>
+              <w:top w:w="100" w:type="dxa"/>
+              <w:bottom w:w="100" w:type="dxa"/>
+              <w:left w:w="150" w:type="dxa"/>
+              <w:right w:w="150" w:type="dxa"/>
+            </w:tcMar>
+          </w:tcPr>
+          <w:p>
+            <w:pPr>
+              <w:spacing w:after="0" w:before="0"/>
+              <w:jc w:val="center"/>
+            </w:pPr>
+            <w:r>
+              <w:rPr>
+                <w:rFonts w:ascii="Arial" w:hAnsi="Arial"/>
+                <w:b w:val="0"/>
+                <w:i w:val="0"/>
+                <w:sz w:val="18"/>
+              </w:rPr>
+              <w:t>0.0311</w:t>
+            </w:r>
+          </w:p>
+        </w:tc>
+        <w:tc>
+          <w:tcPr>
+            <w:tcW w:type="dxa" w:w="493"/>
+            <w:shd w:fill="F9F9F9"/>
+            <w:tcMar>
+              <w:top w:w="100" w:type="dxa"/>
+              <w:bottom w:w="100" w:type="dxa"/>
+              <w:left w:w="150" w:type="dxa"/>
+              <w:right w:w="150" w:type="dxa"/>
+            </w:tcMar>
+          </w:tcPr>
+          <w:p>
+            <w:pPr>
+              <w:spacing w:after="0" w:before="0"/>
+              <w:jc w:val="center"/>
+            </w:pPr>
+            <w:r>
+              <w:rPr>
+                <w:rFonts w:ascii="Arial" w:hAnsi="Arial"/>
+                <w:b w:val="0"/>
+                <w:i w:val="0"/>
+                <w:sz w:val="18"/>
+              </w:rPr>
+              <w:t>0.9353</w:t>
+            </w:r>
+          </w:p>
+        </w:tc>
+        <w:tc>
+          <w:tcPr>
+            <w:tcW w:type="dxa" w:w="493"/>
+            <w:shd w:fill="F9F9F9"/>
+            <w:tcMar>
+              <w:top w:w="100" w:type="dxa"/>
+              <w:bottom w:w="100" w:type="dxa"/>
+              <w:left w:w="150" w:type="dxa"/>
+              <w:right w:w="150" w:type="dxa"/>
+            </w:tcMar>
+          </w:tcPr>
+          <w:p>
+            <w:pPr>
+              <w:spacing w:after="0" w:before="0"/>
+              <w:jc w:val="center"/>
+            </w:pPr>
+            <w:r>
+              <w:rPr>
+                <w:rFonts w:ascii="Arial" w:hAnsi="Arial"/>
+                <w:b w:val="0"/>
+                <w:i w:val="0"/>
+                <w:sz w:val="18"/>
+              </w:rPr>
+              <w:t>0.0469</w:t>
+            </w:r>
+          </w:p>
+        </w:tc>
+        <w:tc>
+          <w:tcPr>
+            <w:tcW w:type="dxa" w:w="493"/>
+            <w:shd w:fill="F9F9F9"/>
+            <w:tcMar>
+              <w:top w:w="100" w:type="dxa"/>
+              <w:bottom w:w="100" w:type="dxa"/>
+              <w:left w:w="150" w:type="dxa"/>
+              <w:right w:w="150" w:type="dxa"/>
+            </w:tcMar>
+          </w:tcPr>
+          <w:p>
+            <w:pPr>
+              <w:spacing w:after="0" w:before="0"/>
+              <w:jc w:val="center"/>
+            </w:pPr>
+            <w:r>
+              <w:rPr>
+                <w:rFonts w:ascii="Arial" w:hAnsi="Arial"/>
+                <w:b w:val="0"/>
+                <w:i w:val="0"/>
+                <w:sz w:val="18"/>
+              </w:rPr>
+              <w:t>0.0271</w:t>
+            </w:r>
+          </w:p>
+        </w:tc>
+        <w:tc>
+          <w:tcPr>
+            <w:tcW w:type="dxa" w:w="493"/>
+            <w:shd w:fill="F9F9F9"/>
+            <w:tcMar>
+              <w:top w:w="100" w:type="dxa"/>
+              <w:bottom w:w="100" w:type="dxa"/>
+              <w:left w:w="150" w:type="dxa"/>
+              <w:right w:w="150" w:type="dxa"/>
+            </w:tcMar>
+          </w:tcPr>
+          <w:p>
+            <w:pPr>
+              <w:spacing w:after="0" w:before="0"/>
+              <w:jc w:val="center"/>
+            </w:pPr>
+            <w:r>
+              <w:rPr>
+                <w:rFonts w:ascii="Arial" w:hAnsi="Arial"/>
+                <w:b w:val="0"/>
+                <w:i w:val="0"/>
+                <w:sz w:val="18"/>
+              </w:rPr>
+              <w:t>0.0443</w:t>
+            </w:r>
+          </w:p>
+        </w:tc>
+        <w:tc>
+          <w:tcPr>
+            <w:tcW w:type="dxa" w:w="493"/>
+            <w:shd w:fill="F9F9F9"/>
+            <w:tcMar>
+              <w:top w:w="100" w:type="dxa"/>
+              <w:bottom w:w="100" w:type="dxa"/>
+              <w:left w:w="150" w:type="dxa"/>
+              <w:right w:w="150" w:type="dxa"/>
+            </w:tcMar>
+          </w:tcPr>
+          <w:p>
+            <w:pPr>
+              <w:spacing w:after="0" w:before="0"/>
+              <w:jc w:val="center"/>
+            </w:pPr>
+            <w:r>
+              <w:rPr>
+                <w:rFonts w:ascii="Arial" w:hAnsi="Arial"/>
+                <w:b w:val="0"/>
+                <w:i w:val="0"/>
+                <w:sz w:val="18"/>
+              </w:rPr>
+              <w:t>0.0009</w:t>
+            </w:r>
+          </w:p>
+        </w:tc>
+        <w:tc>
+          <w:tcPr>
+            <w:tcW w:type="dxa" w:w="493"/>
+            <w:shd w:fill="F9F9F9"/>
+            <w:tcMar>
+              <w:top w:w="100" w:type="dxa"/>
+              <w:bottom w:w="100" w:type="dxa"/>
+              <w:left w:w="150" w:type="dxa"/>
+              <w:right w:w="150" w:type="dxa"/>
+            </w:tcMar>
+          </w:tcPr>
+          <w:p>
+            <w:pPr>
+              <w:spacing w:after="0" w:before="0"/>
+              <w:jc w:val="center"/>
+            </w:pPr>
+            <w:r>
+              <w:rPr>
+                <w:rFonts w:ascii="Arial" w:hAnsi="Arial"/>
+                <w:b w:val="0"/>
+                <w:i w:val="0"/>
+                <w:sz w:val="18"/>
+              </w:rPr>
+              <w:t>0.1479</w:t>
+            </w:r>
+          </w:p>
+        </w:tc>
+        <w:tc>
+          <w:tcPr>
+            <w:tcW w:type="dxa" w:w="493"/>
+            <w:shd w:fill="F9F9F9"/>
+            <w:tcMar>
+              <w:top w:w="100" w:type="dxa"/>
+              <w:bottom w:w="100" w:type="dxa"/>
+              <w:left w:w="150" w:type="dxa"/>
+              <w:right w:w="150" w:type="dxa"/>
+            </w:tcMar>
+          </w:tcPr>
+          <w:p>
+            <w:pPr>
+              <w:spacing w:after="0" w:before="0"/>
+              <w:jc w:val="center"/>
+            </w:pPr>
+            <w:r>
+              <w:rPr>
+                <w:rFonts w:ascii="Arial" w:hAnsi="Arial"/>
+                <w:b w:val="0"/>
+                <w:i w:val="0"/>
+                <w:sz w:val="18"/>
+              </w:rPr>
+              <w:t>1.88</w:t>
+            </w:r>
+          </w:p>
+        </w:tc>
+        <w:tc>
+          <w:tcPr>
+            <w:tcW w:type="dxa" w:w="493"/>
+            <w:shd w:fill="F9F9F9"/>
+            <w:tcMar>
+              <w:top w:w="100" w:type="dxa"/>
+              <w:bottom w:w="100" w:type="dxa"/>
+              <w:left w:w="150" w:type="dxa"/>
+              <w:right w:w="150" w:type="dxa"/>
+            </w:tcMar>
+          </w:tcPr>
+          <w:p>
+            <w:pPr>
+              <w:spacing w:after="0" w:before="0"/>
+              <w:jc w:val="center"/>
+            </w:pPr>
+            <w:r>
+              <w:rPr>
+                <w:rFonts w:ascii="Arial" w:hAnsi="Arial"/>
+                <w:b w:val="0"/>
+                <w:i w:val="0"/>
+                <w:sz w:val="18"/>
+              </w:rPr>
+              <w:t>0.1888</w:t>
+            </w:r>
+          </w:p>
+        </w:tc>
+      </w:tr>
+      <w:tr>
+        <w:tc>
+          <w:tcPr>
+            <w:tcW w:type="dxa" w:w="493"/>
+            <w:shd w:fill="FFFFFF"/>
+            <w:tcMar>
+              <w:top w:w="100" w:type="dxa"/>
+              <w:bottom w:w="100" w:type="dxa"/>
+              <w:left w:w="150" w:type="dxa"/>
+              <w:right w:w="150" w:type="dxa"/>
+            </w:tcMar>
+          </w:tcPr>
+          <w:p>
+            <w:pPr>
+              <w:spacing w:after="0" w:before="0"/>
+              <w:jc w:val="center"/>
+            </w:pPr>
+            <w:r>
+              <w:rPr>
+                <w:rFonts w:ascii="Arial" w:hAnsi="Arial"/>
+                <w:b w:val="0"/>
+                <w:i w:val="0"/>
+                <w:sz w:val="18"/>
+              </w:rPr>
+              <w:t>Desv. Est. (Entre Semillas)</w:t>
+            </w:r>
+          </w:p>
+        </w:tc>
+        <w:tc>
+          <w:tcPr>
+            <w:tcW w:type="dxa" w:w="493"/>
+            <w:shd w:fill="FFFFFF"/>
+            <w:tcMar>
+              <w:top w:w="100" w:type="dxa"/>
+              <w:bottom w:w="100" w:type="dxa"/>
+              <w:left w:w="150" w:type="dxa"/>
+              <w:right w:w="150" w:type="dxa"/>
+            </w:tcMar>
+          </w:tcPr>
+          <w:p>
+            <w:pPr>
+              <w:spacing w:after="0" w:before="0"/>
+              <w:jc w:val="center"/>
+            </w:pPr>
+            <w:r>
+              <w:rPr>
+                <w:rFonts w:ascii="Arial" w:hAnsi="Arial"/>
+                <w:b w:val="0"/>
+                <w:i w:val="0"/>
+                <w:sz w:val="18"/>
+              </w:rPr>
+              <w:t>858.29</w:t>
+            </w:r>
+          </w:p>
+        </w:tc>
+        <w:tc>
+          <w:tcPr>
+            <w:tcW w:type="dxa" w:w="493"/>
+            <w:shd w:fill="FFFFFF"/>
+            <w:tcMar>
+              <w:top w:w="100" w:type="dxa"/>
+              <w:bottom w:w="100" w:type="dxa"/>
+              <w:left w:w="150" w:type="dxa"/>
+              <w:right w:w="150" w:type="dxa"/>
+            </w:tcMar>
+          </w:tcPr>
+          <w:p>
+            <w:pPr>
+              <w:spacing w:after="0" w:before="0"/>
+              <w:jc w:val="center"/>
+            </w:pPr>
+            <w:r>
+              <w:rPr>
+                <w:rFonts w:ascii="Arial" w:hAnsi="Arial"/>
+                <w:b w:val="0"/>
+                <w:i w:val="0"/>
+                <w:sz w:val="18"/>
+              </w:rPr>
+              <w:t>23.63</w:t>
+            </w:r>
+          </w:p>
+        </w:tc>
+        <w:tc>
+          <w:tcPr>
+            <w:tcW w:type="dxa" w:w="493"/>
+            <w:shd w:fill="FFFFFF"/>
+            <w:tcMar>
+              <w:top w:w="100" w:type="dxa"/>
+              <w:bottom w:w="100" w:type="dxa"/>
+              <w:left w:w="150" w:type="dxa"/>
+              <w:right w:w="150" w:type="dxa"/>
+            </w:tcMar>
+          </w:tcPr>
+          <w:p>
+            <w:pPr>
+              <w:spacing w:after="0" w:before="0"/>
+              <w:jc w:val="center"/>
+            </w:pPr>
+            <w:r>
+              <w:rPr>
+                <w:rFonts w:ascii="Arial" w:hAnsi="Arial"/>
+                <w:b w:val="0"/>
+                <w:i w:val="0"/>
+                <w:sz w:val="18"/>
+              </w:rPr>
+              <w:t>0</w:t>
+            </w:r>
+          </w:p>
+        </w:tc>
+        <w:tc>
+          <w:tcPr>
+            <w:tcW w:type="dxa" w:w="493"/>
+            <w:shd w:fill="FFFFFF"/>
+            <w:tcMar>
+              <w:top w:w="100" w:type="dxa"/>
+              <w:bottom w:w="100" w:type="dxa"/>
+              <w:left w:w="150" w:type="dxa"/>
+              <w:right w:w="150" w:type="dxa"/>
+            </w:tcMar>
+          </w:tcPr>
+          <w:p>
+            <w:pPr>
+              <w:spacing w:after="0" w:before="0"/>
+              <w:jc w:val="center"/>
+            </w:pPr>
+            <w:r>
+              <w:rPr>
+                <w:rFonts w:ascii="Arial" w:hAnsi="Arial"/>
+                <w:b w:val="0"/>
+                <w:i w:val="0"/>
+                <w:sz w:val="18"/>
+              </w:rPr>
+              <w:t>-</w:t>
+            </w:r>
+          </w:p>
+        </w:tc>
+        <w:tc>
+          <w:tcPr>
+            <w:tcW w:type="dxa" w:w="493"/>
+            <w:shd w:fill="FFFFFF"/>
+            <w:tcMar>
+              <w:top w:w="100" w:type="dxa"/>
+              <w:bottom w:w="100" w:type="dxa"/>
+              <w:left w:w="150" w:type="dxa"/>
+              <w:right w:w="150" w:type="dxa"/>
+            </w:tcMar>
+          </w:tcPr>
+          <w:p>
+            <w:pPr>
+              <w:spacing w:after="0" w:before="0"/>
+              <w:jc w:val="center"/>
+            </w:pPr>
+            <w:r>
+              <w:rPr>
+                <w:rFonts w:ascii="Arial" w:hAnsi="Arial"/>
+                <w:b w:val="0"/>
+                <w:i w:val="0"/>
+                <w:sz w:val="18"/>
+              </w:rPr>
+              <w:t>0.0030</w:t>
+            </w:r>
+          </w:p>
+        </w:tc>
+        <w:tc>
+          <w:tcPr>
+            <w:tcW w:type="dxa" w:w="493"/>
+            <w:shd w:fill="FFFFFF"/>
+            <w:tcMar>
+              <w:top w:w="100" w:type="dxa"/>
+              <w:bottom w:w="100" w:type="dxa"/>
+              <w:left w:w="150" w:type="dxa"/>
+              <w:right w:w="150" w:type="dxa"/>
+            </w:tcMar>
+          </w:tcPr>
+          <w:p>
+            <w:pPr>
+              <w:spacing w:after="0" w:before="0"/>
+              <w:jc w:val="center"/>
+            </w:pPr>
+            <w:r>
+              <w:rPr>
+                <w:rFonts w:ascii="Arial" w:hAnsi="Arial"/>
+                <w:b w:val="0"/>
+                <w:i w:val="0"/>
+                <w:sz w:val="18"/>
+              </w:rPr>
+              <w:t>0.0005</w:t>
+            </w:r>
+          </w:p>
+        </w:tc>
+        <w:tc>
+          <w:tcPr>
+            <w:tcW w:type="dxa" w:w="493"/>
+            <w:shd w:fill="FFFFFF"/>
+            <w:tcMar>
+              <w:top w:w="100" w:type="dxa"/>
+              <w:bottom w:w="100" w:type="dxa"/>
+              <w:left w:w="150" w:type="dxa"/>
+              <w:right w:w="150" w:type="dxa"/>
+            </w:tcMar>
+          </w:tcPr>
+          <w:p>
+            <w:pPr>
+              <w:spacing w:after="0" w:before="0"/>
+              <w:jc w:val="center"/>
+            </w:pPr>
+            <w:r>
+              <w:rPr>
+                <w:rFonts w:ascii="Arial" w:hAnsi="Arial"/>
+                <w:b w:val="0"/>
+                <w:i w:val="0"/>
+                <w:sz w:val="18"/>
+              </w:rPr>
+              <w:t>0.0011</w:t>
+            </w:r>
+          </w:p>
+        </w:tc>
+        <w:tc>
+          <w:tcPr>
+            <w:tcW w:type="dxa" w:w="493"/>
+            <w:shd w:fill="FFFFFF"/>
+            <w:tcMar>
+              <w:top w:w="100" w:type="dxa"/>
+              <w:bottom w:w="100" w:type="dxa"/>
+              <w:left w:w="150" w:type="dxa"/>
+              <w:right w:w="150" w:type="dxa"/>
+            </w:tcMar>
+          </w:tcPr>
+          <w:p>
+            <w:pPr>
+              <w:spacing w:after="0" w:before="0"/>
+              <w:jc w:val="center"/>
+            </w:pPr>
+            <w:r>
+              <w:rPr>
+                <w:rFonts w:ascii="Arial" w:hAnsi="Arial"/>
+                <w:b w:val="0"/>
+                <w:i w:val="0"/>
+                <w:sz w:val="18"/>
+              </w:rPr>
+              <w:t>0.0020</w:t>
+            </w:r>
+          </w:p>
+        </w:tc>
+        <w:tc>
+          <w:tcPr>
+            <w:tcW w:type="dxa" w:w="493"/>
+            <w:shd w:fill="FFFFFF"/>
+            <w:tcMar>
+              <w:top w:w="100" w:type="dxa"/>
+              <w:bottom w:w="100" w:type="dxa"/>
+              <w:left w:w="150" w:type="dxa"/>
+              <w:right w:w="150" w:type="dxa"/>
+            </w:tcMar>
+          </w:tcPr>
+          <w:p>
+            <w:pPr>
+              <w:spacing w:after="0" w:before="0"/>
+              <w:jc w:val="center"/>
+            </w:pPr>
+            <w:r>
+              <w:rPr>
+                <w:rFonts w:ascii="Arial" w:hAnsi="Arial"/>
+                <w:b w:val="0"/>
+                <w:i w:val="0"/>
+                <w:sz w:val="18"/>
+              </w:rPr>
+              <w:t>0.0018</w:t>
+            </w:r>
+          </w:p>
+        </w:tc>
+        <w:tc>
+          <w:tcPr>
+            <w:tcW w:type="dxa" w:w="493"/>
+            <w:shd w:fill="FFFFFF"/>
+            <w:tcMar>
+              <w:top w:w="100" w:type="dxa"/>
+              <w:bottom w:w="100" w:type="dxa"/>
+              <w:left w:w="150" w:type="dxa"/>
+              <w:right w:w="150" w:type="dxa"/>
+            </w:tcMar>
+          </w:tcPr>
+          <w:p>
+            <w:pPr>
+              <w:spacing w:after="0" w:before="0"/>
+              <w:jc w:val="center"/>
+            </w:pPr>
+            <w:r>
+              <w:rPr>
+                <w:rFonts w:ascii="Arial" w:hAnsi="Arial"/>
+                <w:b w:val="0"/>
+                <w:i w:val="0"/>
+                <w:sz w:val="18"/>
+              </w:rPr>
+              <w:t>0.0006</w:t>
+            </w:r>
+          </w:p>
+        </w:tc>
+        <w:tc>
+          <w:tcPr>
+            <w:tcW w:type="dxa" w:w="493"/>
+            <w:shd w:fill="FFFFFF"/>
+            <w:tcMar>
+              <w:top w:w="100" w:type="dxa"/>
+              <w:bottom w:w="100" w:type="dxa"/>
+              <w:left w:w="150" w:type="dxa"/>
+              <w:right w:w="150" w:type="dxa"/>
+            </w:tcMar>
+          </w:tcPr>
+          <w:p>
+            <w:pPr>
+              <w:spacing w:after="0" w:before="0"/>
+              <w:jc w:val="center"/>
+            </w:pPr>
+            <w:r>
+              <w:rPr>
+                <w:rFonts w:ascii="Arial" w:hAnsi="Arial"/>
+                <w:b w:val="0"/>
+                <w:i w:val="0"/>
+                <w:sz w:val="18"/>
+              </w:rPr>
+              <w:t>0.0049</w:t>
+            </w:r>
+          </w:p>
+        </w:tc>
+        <w:tc>
+          <w:tcPr>
+            <w:tcW w:type="dxa" w:w="493"/>
+            <w:shd w:fill="FFFFFF"/>
+            <w:tcMar>
+              <w:top w:w="100" w:type="dxa"/>
+              <w:bottom w:w="100" w:type="dxa"/>
+              <w:left w:w="150" w:type="dxa"/>
+              <w:right w:w="150" w:type="dxa"/>
+            </w:tcMar>
+          </w:tcPr>
+          <w:p>
+            <w:pPr>
+              <w:spacing w:after="0" w:before="0"/>
+              <w:jc w:val="center"/>
+            </w:pPr>
+            <w:r>
+              <w:rPr>
+                <w:rFonts w:ascii="Arial" w:hAnsi="Arial"/>
+                <w:b w:val="0"/>
+                <w:i w:val="0"/>
+                <w:sz w:val="18"/>
+              </w:rPr>
+              <w:t>0.0001</w:t>
+            </w:r>
+          </w:p>
+        </w:tc>
+        <w:tc>
+          <w:tcPr>
+            <w:tcW w:type="dxa" w:w="493"/>
+            <w:shd w:fill="FFFFFF"/>
+            <w:tcMar>
+              <w:top w:w="100" w:type="dxa"/>
+              <w:bottom w:w="100" w:type="dxa"/>
+              <w:left w:w="150" w:type="dxa"/>
+              <w:right w:w="150" w:type="dxa"/>
+            </w:tcMar>
+          </w:tcPr>
+          <w:p>
+            <w:pPr>
+              <w:spacing w:after="0" w:before="0"/>
+              <w:jc w:val="center"/>
+            </w:pPr>
+            <w:r>
+              <w:rPr>
+                <w:rFonts w:ascii="Arial" w:hAnsi="Arial"/>
+                <w:b w:val="0"/>
+                <w:i w:val="0"/>
+                <w:sz w:val="18"/>
+              </w:rPr>
+              <w:t>0.0004</w:t>
+            </w:r>
+          </w:p>
+        </w:tc>
+        <w:tc>
+          <w:tcPr>
+            <w:tcW w:type="dxa" w:w="493"/>
+            <w:shd w:fill="FFFFFF"/>
+            <w:tcMar>
+              <w:top w:w="100" w:type="dxa"/>
+              <w:bottom w:w="100" w:type="dxa"/>
+              <w:left w:w="150" w:type="dxa"/>
+              <w:right w:w="150" w:type="dxa"/>
+            </w:tcMar>
+          </w:tcPr>
+          <w:p>
+            <w:pPr>
+              <w:spacing w:after="0" w:before="0"/>
+              <w:jc w:val="center"/>
+            </w:pPr>
+            <w:r>
+              <w:rPr>
+                <w:rFonts w:ascii="Arial" w:hAnsi="Arial"/>
+                <w:b w:val="0"/>
+                <w:i w:val="0"/>
+                <w:sz w:val="18"/>
+              </w:rPr>
+              <w:t>0.0027</w:t>
+            </w:r>
+          </w:p>
+        </w:tc>
+        <w:tc>
+          <w:tcPr>
+            <w:tcW w:type="dxa" w:w="493"/>
+            <w:shd w:fill="FFFFFF"/>
+            <w:tcMar>
+              <w:top w:w="100" w:type="dxa"/>
+              <w:bottom w:w="100" w:type="dxa"/>
+              <w:left w:w="150" w:type="dxa"/>
+              <w:right w:w="150" w:type="dxa"/>
+            </w:tcMar>
+          </w:tcPr>
+          <w:p>
+            <w:pPr>
+              <w:spacing w:after="0" w:before="0"/>
+              <w:jc w:val="center"/>
+            </w:pPr>
+            <w:r>
+              <w:rPr>
+                <w:rFonts w:ascii="Arial" w:hAnsi="Arial"/>
+                <w:b w:val="0"/>
+                <w:i w:val="0"/>
+                <w:sz w:val="18"/>
+              </w:rPr>
+              <w:t>0.0000</w:t>
+            </w:r>
+          </w:p>
+        </w:tc>
+        <w:tc>
+          <w:tcPr>
+            <w:tcW w:type="dxa" w:w="493"/>
+            <w:shd w:fill="FFFFFF"/>
+            <w:tcMar>
+              <w:top w:w="100" w:type="dxa"/>
+              <w:bottom w:w="100" w:type="dxa"/>
+              <w:left w:w="150" w:type="dxa"/>
+              <w:right w:w="150" w:type="dxa"/>
+            </w:tcMar>
+          </w:tcPr>
+          <w:p>
+            <w:pPr>
+              <w:spacing w:after="0" w:before="0"/>
+              <w:jc w:val="center"/>
+            </w:pPr>
+            <w:r>
+              <w:rPr>
+                <w:rFonts w:ascii="Arial" w:hAnsi="Arial"/>
+                <w:b w:val="0"/>
+                <w:i w:val="0"/>
+                <w:sz w:val="18"/>
+              </w:rPr>
+              <w:t>0.0021</w:t>
+            </w:r>
+          </w:p>
+        </w:tc>
+        <w:tc>
+          <w:tcPr>
+            <w:tcW w:type="dxa" w:w="493"/>
+            <w:shd w:fill="FFFFFF"/>
+            <w:tcMar>
+              <w:top w:w="100" w:type="dxa"/>
+              <w:bottom w:w="100" w:type="dxa"/>
+              <w:left w:w="150" w:type="dxa"/>
+              <w:right w:w="150" w:type="dxa"/>
+            </w:tcMar>
+          </w:tcPr>
+          <w:p>
+            <w:pPr>
+              <w:spacing w:after="0" w:before="0"/>
+              <w:jc w:val="center"/>
+            </w:pPr>
+            <w:r>
+              <w:rPr>
+                <w:rFonts w:ascii="Arial" w:hAnsi="Arial"/>
+                <w:b w:val="0"/>
+                <w:i w:val="0"/>
+                <w:sz w:val="18"/>
+              </w:rPr>
+              <w:t>0.0170</w:t>
+            </w:r>
+          </w:p>
+        </w:tc>
+        <w:tc>
+          <w:tcPr>
+            <w:tcW w:type="dxa" w:w="493"/>
+            <w:shd w:fill="FFFFFF"/>
+            <w:tcMar>
+              <w:top w:w="100" w:type="dxa"/>
+              <w:bottom w:w="100" w:type="dxa"/>
+              <w:left w:w="150" w:type="dxa"/>
+              <w:right w:w="150" w:type="dxa"/>
+            </w:tcMar>
+          </w:tcPr>
+          <w:p>
+            <w:pPr>
+              <w:spacing w:after="0" w:before="0"/>
+              <w:jc w:val="center"/>
+            </w:pPr>
+            <w:r>
+              <w:rPr>
+                <w:rFonts w:ascii="Arial" w:hAnsi="Arial"/>
+                <w:b w:val="0"/>
+                <w:i w:val="0"/>
+                <w:sz w:val="18"/>
+              </w:rPr>
+              <w:t>0.0014</w:t>
+            </w:r>
+          </w:p>
+        </w:tc>
+      </w:tr>
+    </w:tbl>
+    <w:p>
+      <w:pPr>
+        <w:spacing w:before="240"/>
+      </w:pPr>
+    </w:p>
+    <w:p>
+      <w:r>
+        <w:rPr>
+          <w:rFonts w:ascii="Arial" w:hAnsi="Arial"/>
+          <w:b/>
+          <w:i w:val="0"/>
+          <w:sz w:val="20"/>
+        </w:rPr>
+        <w:t>Tabla 12:</w:t>
+      </w:r>
+    </w:p>
+    <w:p>
+      <w:pPr>
+        <w:spacing w:after="120"/>
+      </w:pPr>
+      <w:r>
+        <w:rPr>
+          <w:rFonts w:ascii="Arial" w:hAnsi="Arial"/>
+          <w:b w:val="0"/>
+          <w:i/>
+          <w:sz w:val="20"/>
+        </w:rPr>
+        <w:t>Validación Metodológica</w:t>
+      </w:r>
+    </w:p>
+    <w:tbl>
+      <w:tblPr>
+        <w:tblW w:type="auto" w:w="0"/>
+        <w:jc w:val="center"/>
+        <w:tblLook w:firstColumn="1" w:firstRow="1" w:lastColumn="0" w:lastRow="0" w:noHBand="0" w:noVBand="1" w:val="04A0"/>
+        <w:tblBorders>
+          <w:top w:val="single" w:sz="6" w:space="0" w:color="000000"/>
+          <w:bottom w:val="single" w:sz="6" w:space="0" w:color="000000"/>
+          <w:left w:val="none"/>
+          <w:right w:val="none"/>
+          <w:insideH w:val="single" w:sz="4" w:space="0" w:color="D3D3D3"/>
+          <w:insideV w:val="none"/>
+        </w:tblBorders>
+      </w:tblPr>
+      <w:tblGrid>
+        <w:gridCol w:w="1040"/>
+        <w:gridCol w:w="1040"/>
+        <w:gridCol w:w="1040"/>
+        <w:gridCol w:w="1040"/>
+        <w:gridCol w:w="1040"/>
+        <w:gridCol w:w="1040"/>
+        <w:gridCol w:w="1040"/>
+        <w:gridCol w:w="1040"/>
+        <w:gridCol w:w="1040"/>
+      </w:tblGrid>
+      <w:tr>
+        <w:tc>
+          <w:tcPr>
+            <w:tcW w:type="dxa" w:w="1040"/>
+            <w:shd w:fill="333333"/>
+            <w:tcMar>
+              <w:top w:w="120" w:type="dxa"/>
+              <w:bottom w:w="120" w:type="dxa"/>
+              <w:left w:w="150" w:type="dxa"/>
+              <w:right w:w="150" w:type="dxa"/>
+            </w:tcMar>
+          </w:tcPr>
+          <w:p>
+            <w:pPr>
+              <w:spacing w:after="0" w:before="0"/>
+              <w:jc w:val="center"/>
+            </w:pPr>
+            <w:r>
+              <w:rPr>
+                <w:rFonts w:ascii="Arial" w:hAnsi="Arial"/>
+                <w:b/>
+                <w:i w:val="0"/>
+                <w:color w:val="FFFFFF"/>
+                <w:sz w:val="19"/>
+              </w:rPr>
+              <w:t>Parámetro</w:t>
+            </w:r>
+          </w:p>
+        </w:tc>
+        <w:tc>
+          <w:tcPr>
+            <w:tcW w:type="dxa" w:w="1040"/>
+            <w:shd w:fill="333333"/>
+            <w:tcMar>
+              <w:top w:w="120" w:type="dxa"/>
+              <w:bottom w:w="120" w:type="dxa"/>
+              <w:left w:w="150" w:type="dxa"/>
+              <w:right w:w="150" w:type="dxa"/>
+            </w:tcMar>
+          </w:tcPr>
+          <w:p>
+            <w:pPr>
+              <w:spacing w:after="0" w:before="0"/>
+              <w:jc w:val="center"/>
+            </w:pPr>
+            <w:r>
+              <w:rPr>
+                <w:rFonts w:ascii="Arial" w:hAnsi="Arial"/>
+                <w:b/>
+                <w:i w:val="0"/>
+                <w:color w:val="FFFFFF"/>
+                <w:sz w:val="19"/>
+              </w:rPr>
+              <w:t>Media_ADVI</w:t>
+            </w:r>
+          </w:p>
+        </w:tc>
+        <w:tc>
+          <w:tcPr>
+            <w:tcW w:type="dxa" w:w="1040"/>
+            <w:shd w:fill="333333"/>
+            <w:tcMar>
+              <w:top w:w="120" w:type="dxa"/>
+              <w:bottom w:w="120" w:type="dxa"/>
+              <w:left w:w="150" w:type="dxa"/>
+              <w:right w:w="150" w:type="dxa"/>
+            </w:tcMar>
+          </w:tcPr>
+          <w:p>
+            <w:pPr>
+              <w:spacing w:after="0" w:before="0"/>
+              <w:jc w:val="center"/>
+            </w:pPr>
+            <w:r>
+              <w:rPr>
+                <w:rFonts w:ascii="Arial" w:hAnsi="Arial"/>
+                <w:b/>
+                <w:i w:val="0"/>
+                <w:color w:val="FFFFFF"/>
+                <w:sz w:val="19"/>
+              </w:rPr>
+              <w:t>SD_ADVI</w:t>
+            </w:r>
+          </w:p>
+        </w:tc>
+        <w:tc>
+          <w:tcPr>
+            <w:tcW w:type="dxa" w:w="1040"/>
+            <w:shd w:fill="333333"/>
+            <w:tcMar>
+              <w:top w:w="120" w:type="dxa"/>
+              <w:bottom w:w="120" w:type="dxa"/>
+              <w:left w:w="150" w:type="dxa"/>
+              <w:right w:w="150" w:type="dxa"/>
+            </w:tcMar>
+          </w:tcPr>
+          <w:p>
+            <w:pPr>
+              <w:spacing w:after="0" w:before="0"/>
+              <w:jc w:val="center"/>
+            </w:pPr>
+            <w:r>
+              <w:rPr>
+                <w:rFonts w:ascii="Arial" w:hAnsi="Arial"/>
+                <w:b/>
+                <w:i w:val="0"/>
+                <w:color w:val="FFFFFF"/>
+                <w:sz w:val="19"/>
+              </w:rPr>
+              <w:t>HDI_95_ADVI</w:t>
+            </w:r>
+          </w:p>
+        </w:tc>
+        <w:tc>
+          <w:tcPr>
+            <w:tcW w:type="dxa" w:w="1040"/>
+            <w:shd w:fill="333333"/>
+            <w:tcMar>
+              <w:top w:w="120" w:type="dxa"/>
+              <w:bottom w:w="120" w:type="dxa"/>
+              <w:left w:w="150" w:type="dxa"/>
+              <w:right w:w="150" w:type="dxa"/>
+            </w:tcMar>
+          </w:tcPr>
+          <w:p>
+            <w:pPr>
+              <w:spacing w:after="0" w:before="0"/>
+              <w:jc w:val="center"/>
+            </w:pPr>
+            <w:r>
+              <w:rPr>
+                <w:rFonts w:ascii="Arial" w:hAnsi="Arial"/>
+                <w:b/>
+                <w:i w:val="0"/>
+                <w:color w:val="FFFFFF"/>
+                <w:sz w:val="19"/>
+              </w:rPr>
+              <w:t>Media_NUTS</w:t>
+            </w:r>
+          </w:p>
+        </w:tc>
+        <w:tc>
+          <w:tcPr>
+            <w:tcW w:type="dxa" w:w="1040"/>
+            <w:shd w:fill="333333"/>
+            <w:tcMar>
+              <w:top w:w="120" w:type="dxa"/>
+              <w:bottom w:w="120" w:type="dxa"/>
+              <w:left w:w="150" w:type="dxa"/>
+              <w:right w:w="150" w:type="dxa"/>
+            </w:tcMar>
+          </w:tcPr>
+          <w:p>
+            <w:pPr>
+              <w:spacing w:after="0" w:before="0"/>
+              <w:jc w:val="center"/>
+            </w:pPr>
+            <w:r>
+              <w:rPr>
+                <w:rFonts w:ascii="Arial" w:hAnsi="Arial"/>
+                <w:b/>
+                <w:i w:val="0"/>
+                <w:color w:val="FFFFFF"/>
+                <w:sz w:val="19"/>
+              </w:rPr>
+              <w:t>SD_NUTS</w:t>
+            </w:r>
+          </w:p>
+        </w:tc>
+        <w:tc>
+          <w:tcPr>
+            <w:tcW w:type="dxa" w:w="1040"/>
+            <w:shd w:fill="333333"/>
+            <w:tcMar>
+              <w:top w:w="120" w:type="dxa"/>
+              <w:bottom w:w="120" w:type="dxa"/>
+              <w:left w:w="150" w:type="dxa"/>
+              <w:right w:w="150" w:type="dxa"/>
+            </w:tcMar>
+          </w:tcPr>
+          <w:p>
+            <w:pPr>
+              <w:spacing w:after="0" w:before="0"/>
+              <w:jc w:val="center"/>
+            </w:pPr>
+            <w:r>
+              <w:rPr>
+                <w:rFonts w:ascii="Arial" w:hAnsi="Arial"/>
+                <w:b/>
+                <w:i w:val="0"/>
+                <w:color w:val="FFFFFF"/>
+                <w:sz w:val="19"/>
+              </w:rPr>
+              <w:t>HDI_95_NUTS</w:t>
+            </w:r>
+          </w:p>
+        </w:tc>
+        <w:tc>
+          <w:tcPr>
+            <w:tcW w:type="dxa" w:w="1040"/>
+            <w:shd w:fill="333333"/>
+            <w:tcMar>
+              <w:top w:w="120" w:type="dxa"/>
+              <w:bottom w:w="120" w:type="dxa"/>
+              <w:left w:w="150" w:type="dxa"/>
+              <w:right w:w="150" w:type="dxa"/>
+            </w:tcMar>
+          </w:tcPr>
+          <w:p>
+            <w:pPr>
+              <w:spacing w:after="0" w:before="0"/>
+              <w:jc w:val="center"/>
+            </w:pPr>
+            <w:r>
+              <w:rPr>
+                <w:rFonts w:ascii="Arial" w:hAnsi="Arial"/>
+                <w:b/>
+                <w:i w:val="0"/>
+                <w:color w:val="FFFFFF"/>
+                <w:sz w:val="19"/>
+              </w:rPr>
+              <w:t>Ratio_SD (ADVI/NUTS)</w:t>
+            </w:r>
+          </w:p>
+        </w:tc>
+        <w:tc>
+          <w:tcPr>
+            <w:tcW w:type="dxa" w:w="1040"/>
+            <w:shd w:fill="333333"/>
+            <w:tcMar>
+              <w:top w:w="120" w:type="dxa"/>
+              <w:bottom w:w="120" w:type="dxa"/>
+              <w:left w:w="150" w:type="dxa"/>
+              <w:right w:w="150" w:type="dxa"/>
+            </w:tcMar>
+          </w:tcPr>
+          <w:p>
+            <w:pPr>
+              <w:spacing w:after="0" w:before="0"/>
+              <w:jc w:val="center"/>
+            </w:pPr>
+            <w:r>
+              <w:rPr>
+                <w:rFonts w:ascii="Arial" w:hAnsi="Arial"/>
+                <w:b/>
+                <w:i w:val="0"/>
+                <w:color w:val="FFFFFF"/>
+                <w:sz w:val="19"/>
+              </w:rPr>
+              <w:t>Subestimacion_Incertidumbre_Pct</w:t>
+            </w:r>
+          </w:p>
+        </w:tc>
+      </w:tr>
+      <w:tr>
+        <w:tc>
+          <w:tcPr>
+            <w:tcW w:type="dxa" w:w="1040"/>
+            <w:shd w:fill="FFFFFF"/>
+            <w:tcMar>
+              <w:top w:w="100" w:type="dxa"/>
+              <w:bottom w:w="100" w:type="dxa"/>
+              <w:left w:w="150" w:type="dxa"/>
+              <w:right w:w="150" w:type="dxa"/>
+            </w:tcMar>
+          </w:tcPr>
+          <w:p>
+            <w:pPr>
+              <w:spacing w:after="0" w:before="0"/>
+              <w:jc w:val="center"/>
+            </w:pPr>
+            <w:r>
+              <w:rPr>
+                <w:rFonts w:ascii="Arial" w:hAnsi="Arial"/>
+                <w:b w:val="0"/>
+                <w:i w:val="0"/>
+                <w:sz w:val="18"/>
+              </w:rPr>
+              <w:t>Intercepto Cantonal (alpha)</w:t>
+            </w:r>
+          </w:p>
+        </w:tc>
+        <w:tc>
+          <w:tcPr>
+            <w:tcW w:type="dxa" w:w="1040"/>
+            <w:shd w:fill="FFFFFF"/>
+            <w:tcMar>
+              <w:top w:w="100" w:type="dxa"/>
+              <w:bottom w:w="100" w:type="dxa"/>
+              <w:left w:w="150" w:type="dxa"/>
+              <w:right w:w="150" w:type="dxa"/>
+            </w:tcMar>
+          </w:tcPr>
+          <w:p>
+            <w:pPr>
+              <w:spacing w:after="0" w:before="0"/>
+              <w:jc w:val="center"/>
+            </w:pPr>
+            <w:r>
+              <w:rPr>
+                <w:rFonts w:ascii="Arial" w:hAnsi="Arial"/>
+                <w:b w:val="0"/>
+                <w:i w:val="0"/>
+                <w:sz w:val="18"/>
+              </w:rPr>
+              <w:t>1.62</w:t>
+            </w:r>
+          </w:p>
+        </w:tc>
+        <w:tc>
+          <w:tcPr>
+            <w:tcW w:type="dxa" w:w="1040"/>
+            <w:shd w:fill="FFFFFF"/>
+            <w:tcMar>
+              <w:top w:w="100" w:type="dxa"/>
+              <w:bottom w:w="100" w:type="dxa"/>
+              <w:left w:w="150" w:type="dxa"/>
+              <w:right w:w="150" w:type="dxa"/>
+            </w:tcMar>
+          </w:tcPr>
+          <w:p>
+            <w:pPr>
+              <w:spacing w:after="0" w:before="0"/>
+              <w:jc w:val="center"/>
+            </w:pPr>
+            <w:r>
+              <w:rPr>
+                <w:rFonts w:ascii="Arial" w:hAnsi="Arial"/>
+                <w:b w:val="0"/>
+                <w:i w:val="0"/>
+                <w:sz w:val="18"/>
+              </w:rPr>
+              <w:t>0.0449</w:t>
+            </w:r>
+          </w:p>
+        </w:tc>
+        <w:tc>
+          <w:tcPr>
+            <w:tcW w:type="dxa" w:w="1040"/>
+            <w:shd w:fill="FFFFFF"/>
+            <w:tcMar>
+              <w:top w:w="100" w:type="dxa"/>
+              <w:bottom w:w="100" w:type="dxa"/>
+              <w:left w:w="150" w:type="dxa"/>
+              <w:right w:w="150" w:type="dxa"/>
+            </w:tcMar>
+          </w:tcPr>
+          <w:p>
+            <w:pPr>
+              <w:spacing w:after="0" w:before="0"/>
+              <w:jc w:val="center"/>
+            </w:pPr>
+            <w:r>
+              <w:rPr>
+                <w:rFonts w:ascii="Arial" w:hAnsi="Arial"/>
+                <w:b w:val="0"/>
+                <w:i w:val="0"/>
+                <w:sz w:val="18"/>
+              </w:rPr>
+              <w:t>[1.5327, 1.7101]</w:t>
+            </w:r>
+          </w:p>
+        </w:tc>
+        <w:tc>
+          <w:tcPr>
+            <w:tcW w:type="dxa" w:w="1040"/>
+            <w:shd w:fill="FFFFFF"/>
+            <w:tcMar>
+              <w:top w:w="100" w:type="dxa"/>
+              <w:bottom w:w="100" w:type="dxa"/>
+              <w:left w:w="150" w:type="dxa"/>
+              <w:right w:w="150" w:type="dxa"/>
+            </w:tcMar>
+          </w:tcPr>
+          <w:p>
+            <w:pPr>
+              <w:spacing w:after="0" w:before="0"/>
+              <w:jc w:val="center"/>
+            </w:pPr>
+            <w:r>
+              <w:rPr>
+                <w:rFonts w:ascii="Arial" w:hAnsi="Arial"/>
+                <w:b w:val="0"/>
+                <w:i w:val="0"/>
+                <w:sz w:val="18"/>
+              </w:rPr>
+              <w:t>1.37</w:t>
+            </w:r>
+          </w:p>
+        </w:tc>
+        <w:tc>
+          <w:tcPr>
+            <w:tcW w:type="dxa" w:w="1040"/>
+            <w:shd w:fill="FFFFFF"/>
+            <w:tcMar>
+              <w:top w:w="100" w:type="dxa"/>
+              <w:bottom w:w="100" w:type="dxa"/>
+              <w:left w:w="150" w:type="dxa"/>
+              <w:right w:w="150" w:type="dxa"/>
+            </w:tcMar>
+          </w:tcPr>
+          <w:p>
+            <w:pPr>
+              <w:spacing w:after="0" w:before="0"/>
+              <w:jc w:val="center"/>
+            </w:pPr>
+            <w:r>
+              <w:rPr>
+                <w:rFonts w:ascii="Arial" w:hAnsi="Arial"/>
+                <w:b w:val="0"/>
+                <w:i w:val="0"/>
+                <w:sz w:val="18"/>
+              </w:rPr>
+              <w:t>0.0667</w:t>
+            </w:r>
+          </w:p>
+        </w:tc>
+        <w:tc>
+          <w:tcPr>
+            <w:tcW w:type="dxa" w:w="1040"/>
+            <w:shd w:fill="FFFFFF"/>
+            <w:tcMar>
+              <w:top w:w="100" w:type="dxa"/>
+              <w:bottom w:w="100" w:type="dxa"/>
+              <w:left w:w="150" w:type="dxa"/>
+              <w:right w:w="150" w:type="dxa"/>
+            </w:tcMar>
+          </w:tcPr>
+          <w:p>
+            <w:pPr>
+              <w:spacing w:after="0" w:before="0"/>
+              <w:jc w:val="center"/>
+            </w:pPr>
+            <w:r>
+              <w:rPr>
+                <w:rFonts w:ascii="Arial" w:hAnsi="Arial"/>
+                <w:b w:val="0"/>
+                <w:i w:val="0"/>
+                <w:sz w:val="18"/>
+              </w:rPr>
+              <w:t>[1.2374, 1.4995]</w:t>
+            </w:r>
+          </w:p>
+        </w:tc>
+        <w:tc>
+          <w:tcPr>
+            <w:tcW w:type="dxa" w:w="1040"/>
+            <w:shd w:fill="FFFFFF"/>
+            <w:tcMar>
+              <w:top w:w="100" w:type="dxa"/>
+              <w:bottom w:w="100" w:type="dxa"/>
+              <w:left w:w="150" w:type="dxa"/>
+              <w:right w:w="150" w:type="dxa"/>
+            </w:tcMar>
+          </w:tcPr>
+          <w:p>
+            <w:pPr>
+              <w:spacing w:after="0" w:before="0"/>
+              <w:jc w:val="center"/>
+            </w:pPr>
+            <w:r>
+              <w:rPr>
+                <w:rFonts w:ascii="Arial" w:hAnsi="Arial"/>
+                <w:b w:val="0"/>
+                <w:i w:val="0"/>
+                <w:sz w:val="18"/>
+              </w:rPr>
+              <w:t>0.6737</w:t>
+            </w:r>
+          </w:p>
+        </w:tc>
+        <w:tc>
+          <w:tcPr>
+            <w:tcW w:type="dxa" w:w="1040"/>
+            <w:shd w:fill="FFFFFF"/>
+            <w:tcMar>
+              <w:top w:w="100" w:type="dxa"/>
+              <w:bottom w:w="100" w:type="dxa"/>
+              <w:left w:w="150" w:type="dxa"/>
+              <w:right w:w="150" w:type="dxa"/>
+            </w:tcMar>
+          </w:tcPr>
+          <w:p>
+            <w:pPr>
+              <w:spacing w:after="0" w:before="0"/>
+              <w:jc w:val="center"/>
+            </w:pPr>
+            <w:r>
+              <w:rPr>
+                <w:rFonts w:ascii="Arial" w:hAnsi="Arial"/>
+                <w:b w:val="0"/>
+                <w:i w:val="0"/>
+                <w:sz w:val="18"/>
+              </w:rPr>
+              <w:t>+32.6%</w:t>
+            </w:r>
+          </w:p>
+        </w:tc>
+      </w:tr>
+      <w:tr>
+        <w:tc>
+          <w:tcPr>
+            <w:tcW w:type="dxa" w:w="1040"/>
+            <w:shd w:fill="F9F9F9"/>
+            <w:tcMar>
+              <w:top w:w="100" w:type="dxa"/>
+              <w:bottom w:w="100" w:type="dxa"/>
+              <w:left w:w="150" w:type="dxa"/>
+              <w:right w:w="150" w:type="dxa"/>
+            </w:tcMar>
+          </w:tcPr>
+          <w:p>
+            <w:pPr>
+              <w:spacing w:after="0" w:before="0"/>
+              <w:jc w:val="center"/>
+            </w:pPr>
+            <w:r>
+              <w:rPr>
+                <w:rFonts w:ascii="Arial" w:hAnsi="Arial"/>
+                <w:b w:val="0"/>
+                <w:i w:val="0"/>
+                <w:sz w:val="18"/>
+              </w:rPr>
+              <w:t>Contraste Anual 2025 vs 2024 (beta_year)</w:t>
+            </w:r>
+          </w:p>
+        </w:tc>
+        <w:tc>
+          <w:tcPr>
+            <w:tcW w:type="dxa" w:w="1040"/>
+            <w:shd w:fill="F9F9F9"/>
+            <w:tcMar>
+              <w:top w:w="100" w:type="dxa"/>
+              <w:bottom w:w="100" w:type="dxa"/>
+              <w:left w:w="150" w:type="dxa"/>
+              <w:right w:w="150" w:type="dxa"/>
+            </w:tcMar>
+          </w:tcPr>
+          <w:p>
+            <w:pPr>
+              <w:spacing w:after="0" w:before="0"/>
+              <w:jc w:val="center"/>
+            </w:pPr>
+            <w:r>
+              <w:rPr>
+                <w:rFonts w:ascii="Arial" w:hAnsi="Arial"/>
+                <w:b w:val="0"/>
+                <w:i w:val="0"/>
+                <w:sz w:val="18"/>
+              </w:rPr>
+              <w:t>0.3175</w:t>
+            </w:r>
+          </w:p>
+        </w:tc>
+        <w:tc>
+          <w:tcPr>
+            <w:tcW w:type="dxa" w:w="1040"/>
+            <w:shd w:fill="F9F9F9"/>
+            <w:tcMar>
+              <w:top w:w="100" w:type="dxa"/>
+              <w:bottom w:w="100" w:type="dxa"/>
+              <w:left w:w="150" w:type="dxa"/>
+              <w:right w:w="150" w:type="dxa"/>
+            </w:tcMar>
+          </w:tcPr>
+          <w:p>
+            <w:pPr>
+              <w:spacing w:after="0" w:before="0"/>
+              <w:jc w:val="center"/>
+            </w:pPr>
+            <w:r>
+              <w:rPr>
+                <w:rFonts w:ascii="Arial" w:hAnsi="Arial"/>
+                <w:b w:val="0"/>
+                <w:i w:val="0"/>
+                <w:sz w:val="18"/>
+              </w:rPr>
+              <w:t>0.0613</w:t>
+            </w:r>
+          </w:p>
+        </w:tc>
+        <w:tc>
+          <w:tcPr>
+            <w:tcW w:type="dxa" w:w="1040"/>
+            <w:shd w:fill="F9F9F9"/>
+            <w:tcMar>
+              <w:top w:w="100" w:type="dxa"/>
+              <w:bottom w:w="100" w:type="dxa"/>
+              <w:left w:w="150" w:type="dxa"/>
+              <w:right w:w="150" w:type="dxa"/>
+            </w:tcMar>
+          </w:tcPr>
+          <w:p>
+            <w:pPr>
+              <w:spacing w:after="0" w:before="0"/>
+              <w:jc w:val="center"/>
+            </w:pPr>
+            <w:r>
+              <w:rPr>
+                <w:rFonts w:ascii="Arial" w:hAnsi="Arial"/>
+                <w:b w:val="0"/>
+                <w:i w:val="0"/>
+                <w:sz w:val="18"/>
+              </w:rPr>
+              <w:t>[0.1995, 0.4422]</w:t>
+            </w:r>
+          </w:p>
+        </w:tc>
+        <w:tc>
+          <w:tcPr>
+            <w:tcW w:type="dxa" w:w="1040"/>
+            <w:shd w:fill="F9F9F9"/>
+            <w:tcMar>
+              <w:top w:w="100" w:type="dxa"/>
+              <w:bottom w:w="100" w:type="dxa"/>
+              <w:left w:w="150" w:type="dxa"/>
+              <w:right w:w="150" w:type="dxa"/>
+            </w:tcMar>
+          </w:tcPr>
+          <w:p>
+            <w:pPr>
+              <w:spacing w:after="0" w:before="0"/>
+              <w:jc w:val="center"/>
+            </w:pPr>
+            <w:r>
+              <w:rPr>
+                <w:rFonts w:ascii="Arial" w:hAnsi="Arial"/>
+                <w:b w:val="0"/>
+                <w:i w:val="0"/>
+                <w:sz w:val="18"/>
+              </w:rPr>
+              <w:t>0.3093</w:t>
+            </w:r>
+          </w:p>
+        </w:tc>
+        <w:tc>
+          <w:tcPr>
+            <w:tcW w:type="dxa" w:w="1040"/>
+            <w:shd w:fill="F9F9F9"/>
+            <w:tcMar>
+              <w:top w:w="100" w:type="dxa"/>
+              <w:bottom w:w="100" w:type="dxa"/>
+              <w:left w:w="150" w:type="dxa"/>
+              <w:right w:w="150" w:type="dxa"/>
+            </w:tcMar>
+          </w:tcPr>
+          <w:p>
+            <w:pPr>
+              <w:spacing w:after="0" w:before="0"/>
+              <w:jc w:val="center"/>
+            </w:pPr>
+            <w:r>
+              <w:rPr>
+                <w:rFonts w:ascii="Arial" w:hAnsi="Arial"/>
+                <w:b w:val="0"/>
+                <w:i w:val="0"/>
+                <w:sz w:val="18"/>
+              </w:rPr>
+              <w:t>0.0603</w:t>
+            </w:r>
+          </w:p>
+        </w:tc>
+        <w:tc>
+          <w:tcPr>
+            <w:tcW w:type="dxa" w:w="1040"/>
+            <w:shd w:fill="F9F9F9"/>
+            <w:tcMar>
+              <w:top w:w="100" w:type="dxa"/>
+              <w:bottom w:w="100" w:type="dxa"/>
+              <w:left w:w="150" w:type="dxa"/>
+              <w:right w:w="150" w:type="dxa"/>
+            </w:tcMar>
+          </w:tcPr>
+          <w:p>
+            <w:pPr>
+              <w:spacing w:after="0" w:before="0"/>
+              <w:jc w:val="center"/>
+            </w:pPr>
+            <w:r>
+              <w:rPr>
+                <w:rFonts w:ascii="Arial" w:hAnsi="Arial"/>
+                <w:b w:val="0"/>
+                <w:i w:val="0"/>
+                <w:sz w:val="18"/>
+              </w:rPr>
+              <w:t>[0.1903, 0.4278]</w:t>
+            </w:r>
+          </w:p>
+        </w:tc>
+        <w:tc>
+          <w:tcPr>
+            <w:tcW w:type="dxa" w:w="1040"/>
+            <w:shd w:fill="F9F9F9"/>
+            <w:tcMar>
+              <w:top w:w="100" w:type="dxa"/>
+              <w:bottom w:w="100" w:type="dxa"/>
+              <w:left w:w="150" w:type="dxa"/>
+              <w:right w:w="150" w:type="dxa"/>
+            </w:tcMar>
+          </w:tcPr>
+          <w:p>
+            <w:pPr>
+              <w:spacing w:after="0" w:before="0"/>
+              <w:jc w:val="center"/>
+            </w:pPr>
+            <w:r>
+              <w:rPr>
+                <w:rFonts w:ascii="Arial" w:hAnsi="Arial"/>
+                <w:b w:val="0"/>
+                <w:i w:val="0"/>
+                <w:sz w:val="18"/>
+              </w:rPr>
+              <w:t>1.02</w:t>
+            </w:r>
+          </w:p>
+        </w:tc>
+        <w:tc>
+          <w:tcPr>
+            <w:tcW w:type="dxa" w:w="1040"/>
+            <w:shd w:fill="F9F9F9"/>
+            <w:tcMar>
+              <w:top w:w="100" w:type="dxa"/>
+              <w:bottom w:w="100" w:type="dxa"/>
+              <w:left w:w="150" w:type="dxa"/>
+              <w:right w:w="150" w:type="dxa"/>
+            </w:tcMar>
+          </w:tcPr>
+          <w:p>
+            <w:pPr>
+              <w:spacing w:after="0" w:before="0"/>
+              <w:jc w:val="center"/>
+            </w:pPr>
+            <w:r>
+              <w:rPr>
+                <w:rFonts w:ascii="Arial" w:hAnsi="Arial"/>
+                <w:b w:val="0"/>
+                <w:i w:val="0"/>
+                <w:sz w:val="18"/>
+              </w:rPr>
+              <w:t>-1.7%</w:t>
+            </w:r>
+          </w:p>
+        </w:tc>
+      </w:tr>
+      <w:tr>
+        <w:tc>
+          <w:tcPr>
+            <w:tcW w:type="dxa" w:w="1040"/>
+            <w:shd w:fill="FFFFFF"/>
+            <w:tcMar>
+              <w:top w:w="100" w:type="dxa"/>
+              <w:bottom w:w="100" w:type="dxa"/>
+              <w:left w:w="150" w:type="dxa"/>
+              <w:right w:w="150" w:type="dxa"/>
+            </w:tcMar>
+          </w:tcPr>
+          <w:p>
+            <w:pPr>
+              <w:spacing w:after="0" w:before="0"/>
+              <w:jc w:val="center"/>
+            </w:pPr>
+            <w:r>
+              <w:rPr>
+                <w:rFonts w:ascii="Arial" w:hAnsi="Arial"/>
+                <w:b w:val="0"/>
+                <w:i w:val="0"/>
+                <w:sz w:val="18"/>
+              </w:rPr>
+              <w:t>Elasticidad Área Territorial (beta_area)</w:t>
+            </w:r>
+          </w:p>
+        </w:tc>
+        <w:tc>
+          <w:tcPr>
+            <w:tcW w:type="dxa" w:w="1040"/>
+            <w:shd w:fill="FFFFFF"/>
+            <w:tcMar>
+              <w:top w:w="100" w:type="dxa"/>
+              <w:bottom w:w="100" w:type="dxa"/>
+              <w:left w:w="150" w:type="dxa"/>
+              <w:right w:w="150" w:type="dxa"/>
+            </w:tcMar>
+          </w:tcPr>
+          <w:p>
+            <w:pPr>
+              <w:spacing w:after="0" w:before="0"/>
+              <w:jc w:val="center"/>
+            </w:pPr>
+            <w:r>
+              <w:rPr>
+                <w:rFonts w:ascii="Arial" w:hAnsi="Arial"/>
+                <w:b w:val="0"/>
+                <w:i w:val="0"/>
+                <w:sz w:val="18"/>
+              </w:rPr>
+              <w:t>0.1140</w:t>
+            </w:r>
+          </w:p>
+        </w:tc>
+        <w:tc>
+          <w:tcPr>
+            <w:tcW w:type="dxa" w:w="1040"/>
+            <w:shd w:fill="FFFFFF"/>
+            <w:tcMar>
+              <w:top w:w="100" w:type="dxa"/>
+              <w:bottom w:w="100" w:type="dxa"/>
+              <w:left w:w="150" w:type="dxa"/>
+              <w:right w:w="150" w:type="dxa"/>
+            </w:tcMar>
+          </w:tcPr>
+          <w:p>
+            <w:pPr>
+              <w:spacing w:after="0" w:before="0"/>
+              <w:jc w:val="center"/>
+            </w:pPr>
+            <w:r>
+              <w:rPr>
+                <w:rFonts w:ascii="Arial" w:hAnsi="Arial"/>
+                <w:b w:val="0"/>
+                <w:i w:val="0"/>
+                <w:sz w:val="18"/>
+              </w:rPr>
+              <w:t>0.0316</w:t>
+            </w:r>
+          </w:p>
+        </w:tc>
+        <w:tc>
+          <w:tcPr>
+            <w:tcW w:type="dxa" w:w="1040"/>
+            <w:shd w:fill="FFFFFF"/>
+            <w:tcMar>
+              <w:top w:w="100" w:type="dxa"/>
+              <w:bottom w:w="100" w:type="dxa"/>
+              <w:left w:w="150" w:type="dxa"/>
+              <w:right w:w="150" w:type="dxa"/>
+            </w:tcMar>
+          </w:tcPr>
+          <w:p>
+            <w:pPr>
+              <w:spacing w:after="0" w:before="0"/>
+              <w:jc w:val="center"/>
+            </w:pPr>
+            <w:r>
+              <w:rPr>
+                <w:rFonts w:ascii="Arial" w:hAnsi="Arial"/>
+                <w:b w:val="0"/>
+                <w:i w:val="0"/>
+                <w:sz w:val="18"/>
+              </w:rPr>
+              <w:t>[0.0510, 0.1734]</w:t>
+            </w:r>
+          </w:p>
+        </w:tc>
+        <w:tc>
+          <w:tcPr>
+            <w:tcW w:type="dxa" w:w="1040"/>
+            <w:shd w:fill="FFFFFF"/>
+            <w:tcMar>
+              <w:top w:w="100" w:type="dxa"/>
+              <w:bottom w:w="100" w:type="dxa"/>
+              <w:left w:w="150" w:type="dxa"/>
+              <w:right w:w="150" w:type="dxa"/>
+            </w:tcMar>
+          </w:tcPr>
+          <w:p>
+            <w:pPr>
+              <w:spacing w:after="0" w:before="0"/>
+              <w:jc w:val="center"/>
+            </w:pPr>
+            <w:r>
+              <w:rPr>
+                <w:rFonts w:ascii="Arial" w:hAnsi="Arial"/>
+                <w:b w:val="0"/>
+                <w:i w:val="0"/>
+                <w:sz w:val="18"/>
+              </w:rPr>
+              <w:t>0.2306</w:t>
+            </w:r>
+          </w:p>
+        </w:tc>
+        <w:tc>
+          <w:tcPr>
+            <w:tcW w:type="dxa" w:w="1040"/>
+            <w:shd w:fill="FFFFFF"/>
+            <w:tcMar>
+              <w:top w:w="100" w:type="dxa"/>
+              <w:bottom w:w="100" w:type="dxa"/>
+              <w:left w:w="150" w:type="dxa"/>
+              <w:right w:w="150" w:type="dxa"/>
+            </w:tcMar>
+          </w:tcPr>
+          <w:p>
+            <w:pPr>
+              <w:spacing w:after="0" w:before="0"/>
+              <w:jc w:val="center"/>
+            </w:pPr>
+            <w:r>
+              <w:rPr>
+                <w:rFonts w:ascii="Arial" w:hAnsi="Arial"/>
+                <w:b w:val="0"/>
+                <w:i w:val="0"/>
+                <w:sz w:val="18"/>
+              </w:rPr>
+              <w:t>0.0750</w:t>
+            </w:r>
+          </w:p>
+        </w:tc>
+        <w:tc>
+          <w:tcPr>
+            <w:tcW w:type="dxa" w:w="1040"/>
+            <w:shd w:fill="FFFFFF"/>
+            <w:tcMar>
+              <w:top w:w="100" w:type="dxa"/>
+              <w:bottom w:w="100" w:type="dxa"/>
+              <w:left w:w="150" w:type="dxa"/>
+              <w:right w:w="150" w:type="dxa"/>
+            </w:tcMar>
+          </w:tcPr>
+          <w:p>
+            <w:pPr>
+              <w:spacing w:after="0" w:before="0"/>
+              <w:jc w:val="center"/>
+            </w:pPr>
+            <w:r>
+              <w:rPr>
+                <w:rFonts w:ascii="Arial" w:hAnsi="Arial"/>
+                <w:b w:val="0"/>
+                <w:i w:val="0"/>
+                <w:sz w:val="18"/>
+              </w:rPr>
+              <w:t>[0.0939, 0.3820]</w:t>
+            </w:r>
+          </w:p>
+        </w:tc>
+        <w:tc>
+          <w:tcPr>
+            <w:tcW w:type="dxa" w:w="1040"/>
+            <w:shd w:fill="FFFFFF"/>
+            <w:tcMar>
+              <w:top w:w="100" w:type="dxa"/>
+              <w:bottom w:w="100" w:type="dxa"/>
+              <w:left w:w="150" w:type="dxa"/>
+              <w:right w:w="150" w:type="dxa"/>
+            </w:tcMar>
+          </w:tcPr>
+          <w:p>
+            <w:pPr>
+              <w:spacing w:after="0" w:before="0"/>
+              <w:jc w:val="center"/>
+            </w:pPr>
+            <w:r>
+              <w:rPr>
+                <w:rFonts w:ascii="Arial" w:hAnsi="Arial"/>
+                <w:b w:val="0"/>
+                <w:i w:val="0"/>
+                <w:sz w:val="18"/>
+              </w:rPr>
+              <w:t>0.4220</w:t>
+            </w:r>
+          </w:p>
+        </w:tc>
+        <w:tc>
+          <w:tcPr>
+            <w:tcW w:type="dxa" w:w="1040"/>
+            <w:shd w:fill="FFFFFF"/>
+            <w:tcMar>
+              <w:top w:w="100" w:type="dxa"/>
+              <w:bottom w:w="100" w:type="dxa"/>
+              <w:left w:w="150" w:type="dxa"/>
+              <w:right w:w="150" w:type="dxa"/>
+            </w:tcMar>
+          </w:tcPr>
+          <w:p>
+            <w:pPr>
+              <w:spacing w:after="0" w:before="0"/>
+              <w:jc w:val="center"/>
+            </w:pPr>
+            <w:r>
+              <w:rPr>
+                <w:rFonts w:ascii="Arial" w:hAnsi="Arial"/>
+                <w:b w:val="0"/>
+                <w:i w:val="0"/>
+                <w:sz w:val="18"/>
+              </w:rPr>
+              <w:t>+57.8%</w:t>
+            </w:r>
+          </w:p>
+        </w:tc>
+      </w:tr>
+      <w:tr>
+        <w:tc>
+          <w:tcPr>
+            <w:tcW w:type="dxa" w:w="1040"/>
+            <w:shd w:fill="F9F9F9"/>
+            <w:tcMar>
+              <w:top w:w="100" w:type="dxa"/>
+              <w:bottom w:w="100" w:type="dxa"/>
+              <w:left w:w="150" w:type="dxa"/>
+              <w:right w:w="150" w:type="dxa"/>
+            </w:tcMar>
+          </w:tcPr>
+          <w:p>
+            <w:pPr>
+              <w:spacing w:after="0" w:before="0"/>
+              <w:jc w:val="center"/>
+            </w:pPr>
+            <w:r>
+              <w:rPr>
+                <w:rFonts w:ascii="Arial" w:hAnsi="Arial"/>
+                <w:b w:val="0"/>
+                <w:i w:val="0"/>
+                <w:sz w:val="18"/>
+              </w:rPr>
+              <w:t>Escala Espacial BYM2 (sigma_s)</w:t>
+            </w:r>
+          </w:p>
+        </w:tc>
+        <w:tc>
+          <w:tcPr>
+            <w:tcW w:type="dxa" w:w="1040"/>
+            <w:shd w:fill="F9F9F9"/>
+            <w:tcMar>
+              <w:top w:w="100" w:type="dxa"/>
+              <w:bottom w:w="100" w:type="dxa"/>
+              <w:left w:w="150" w:type="dxa"/>
+              <w:right w:w="150" w:type="dxa"/>
+            </w:tcMar>
+          </w:tcPr>
+          <w:p>
+            <w:pPr>
+              <w:spacing w:after="0" w:before="0"/>
+              <w:jc w:val="center"/>
+            </w:pPr>
+            <w:r>
+              <w:rPr>
+                <w:rFonts w:ascii="Arial" w:hAnsi="Arial"/>
+                <w:b w:val="0"/>
+                <w:i w:val="0"/>
+                <w:sz w:val="18"/>
+              </w:rPr>
+              <w:t>0.9327</w:t>
+            </w:r>
+          </w:p>
+        </w:tc>
+        <w:tc>
+          <w:tcPr>
+            <w:tcW w:type="dxa" w:w="1040"/>
+            <w:shd w:fill="F9F9F9"/>
+            <w:tcMar>
+              <w:top w:w="100" w:type="dxa"/>
+              <w:bottom w:w="100" w:type="dxa"/>
+              <w:left w:w="150" w:type="dxa"/>
+              <w:right w:w="150" w:type="dxa"/>
+            </w:tcMar>
+          </w:tcPr>
+          <w:p>
+            <w:pPr>
+              <w:spacing w:after="0" w:before="0"/>
+              <w:jc w:val="center"/>
+            </w:pPr>
+            <w:r>
+              <w:rPr>
+                <w:rFonts w:ascii="Arial" w:hAnsi="Arial"/>
+                <w:b w:val="0"/>
+                <w:i w:val="0"/>
+                <w:sz w:val="18"/>
+              </w:rPr>
+              <w:t>0.0470</w:t>
+            </w:r>
+          </w:p>
+        </w:tc>
+        <w:tc>
+          <w:tcPr>
+            <w:tcW w:type="dxa" w:w="1040"/>
+            <w:shd w:fill="F9F9F9"/>
+            <w:tcMar>
+              <w:top w:w="100" w:type="dxa"/>
+              <w:bottom w:w="100" w:type="dxa"/>
+              <w:left w:w="150" w:type="dxa"/>
+              <w:right w:w="150" w:type="dxa"/>
+            </w:tcMar>
+          </w:tcPr>
+          <w:p>
+            <w:pPr>
+              <w:spacing w:after="0" w:before="0"/>
+              <w:jc w:val="center"/>
+            </w:pPr>
+            <w:r>
+              <w:rPr>
+                <w:rFonts w:ascii="Arial" w:hAnsi="Arial"/>
+                <w:b w:val="0"/>
+                <w:i w:val="0"/>
+                <w:sz w:val="18"/>
+              </w:rPr>
+              <w:t>[0.8449, 1.0320]</w:t>
+            </w:r>
+          </w:p>
+        </w:tc>
+        <w:tc>
+          <w:tcPr>
+            <w:tcW w:type="dxa" w:w="1040"/>
+            <w:shd w:fill="F9F9F9"/>
+            <w:tcMar>
+              <w:top w:w="100" w:type="dxa"/>
+              <w:bottom w:w="100" w:type="dxa"/>
+              <w:left w:w="150" w:type="dxa"/>
+              <w:right w:w="150" w:type="dxa"/>
+            </w:tcMar>
+          </w:tcPr>
+          <w:p>
+            <w:pPr>
+              <w:spacing w:after="0" w:before="0"/>
+              <w:jc w:val="center"/>
+            </w:pPr>
+            <w:r>
+              <w:rPr>
+                <w:rFonts w:ascii="Arial" w:hAnsi="Arial"/>
+                <w:b w:val="0"/>
+                <w:i w:val="0"/>
+                <w:sz w:val="18"/>
+              </w:rPr>
+              <w:t>1.50</w:t>
+            </w:r>
+          </w:p>
+        </w:tc>
+        <w:tc>
+          <w:tcPr>
+            <w:tcW w:type="dxa" w:w="1040"/>
+            <w:shd w:fill="F9F9F9"/>
+            <w:tcMar>
+              <w:top w:w="100" w:type="dxa"/>
+              <w:bottom w:w="100" w:type="dxa"/>
+              <w:left w:w="150" w:type="dxa"/>
+              <w:right w:w="150" w:type="dxa"/>
+            </w:tcMar>
+          </w:tcPr>
+          <w:p>
+            <w:pPr>
+              <w:spacing w:after="0" w:before="0"/>
+              <w:jc w:val="center"/>
+            </w:pPr>
+            <w:r>
+              <w:rPr>
+                <w:rFonts w:ascii="Arial" w:hAnsi="Arial"/>
+                <w:b w:val="0"/>
+                <w:i w:val="0"/>
+                <w:sz w:val="18"/>
+              </w:rPr>
+              <w:t>0.1553</w:t>
+            </w:r>
+          </w:p>
+        </w:tc>
+        <w:tc>
+          <w:tcPr>
+            <w:tcW w:type="dxa" w:w="1040"/>
+            <w:shd w:fill="F9F9F9"/>
+            <w:tcMar>
+              <w:top w:w="100" w:type="dxa"/>
+              <w:bottom w:w="100" w:type="dxa"/>
+              <w:left w:w="150" w:type="dxa"/>
+              <w:right w:w="150" w:type="dxa"/>
+            </w:tcMar>
+          </w:tcPr>
+          <w:p>
+            <w:pPr>
+              <w:spacing w:after="0" w:before="0"/>
+              <w:jc w:val="center"/>
+            </w:pPr>
+            <w:r>
+              <w:rPr>
+                <w:rFonts w:ascii="Arial" w:hAnsi="Arial"/>
+                <w:b w:val="0"/>
+                <w:i w:val="0"/>
+                <w:sz w:val="18"/>
+              </w:rPr>
+              <w:t>[1.2423, 1.8463]</w:t>
+            </w:r>
+          </w:p>
+        </w:tc>
+        <w:tc>
+          <w:tcPr>
+            <w:tcW w:type="dxa" w:w="1040"/>
+            <w:shd w:fill="F9F9F9"/>
+            <w:tcMar>
+              <w:top w:w="100" w:type="dxa"/>
+              <w:bottom w:w="100" w:type="dxa"/>
+              <w:left w:w="150" w:type="dxa"/>
+              <w:right w:w="150" w:type="dxa"/>
+            </w:tcMar>
+          </w:tcPr>
+          <w:p>
+            <w:pPr>
+              <w:spacing w:after="0" w:before="0"/>
+              <w:jc w:val="center"/>
+            </w:pPr>
+            <w:r>
+              <w:rPr>
+                <w:rFonts w:ascii="Arial" w:hAnsi="Arial"/>
+                <w:b w:val="0"/>
+                <w:i w:val="0"/>
+                <w:sz w:val="18"/>
+              </w:rPr>
+              <w:t>0.3025</w:t>
+            </w:r>
+          </w:p>
+        </w:tc>
+        <w:tc>
+          <w:tcPr>
+            <w:tcW w:type="dxa" w:w="1040"/>
+            <w:shd w:fill="F9F9F9"/>
+            <w:tcMar>
+              <w:top w:w="100" w:type="dxa"/>
+              <w:bottom w:w="100" w:type="dxa"/>
+              <w:left w:w="150" w:type="dxa"/>
+              <w:right w:w="150" w:type="dxa"/>
+            </w:tcMar>
+          </w:tcPr>
+          <w:p>
+            <w:pPr>
+              <w:spacing w:after="0" w:before="0"/>
+              <w:jc w:val="center"/>
+            </w:pPr>
+            <w:r>
+              <w:rPr>
+                <w:rFonts w:ascii="Arial" w:hAnsi="Arial"/>
+                <w:b w:val="0"/>
+                <w:i w:val="0"/>
+                <w:sz w:val="18"/>
+              </w:rPr>
+              <w:t>+69.7%</w:t>
+            </w:r>
+          </w:p>
+        </w:tc>
+      </w:tr>
+      <w:tr>
+        <w:tc>
+          <w:tcPr>
+            <w:tcW w:type="dxa" w:w="1040"/>
+            <w:shd w:fill="FFFFFF"/>
+            <w:tcMar>
+              <w:top w:w="100" w:type="dxa"/>
+              <w:bottom w:w="100" w:type="dxa"/>
+              <w:left w:w="150" w:type="dxa"/>
+              <w:right w:w="150" w:type="dxa"/>
+            </w:tcMar>
+          </w:tcPr>
+          <w:p>
+            <w:pPr>
+              <w:spacing w:after="0" w:before="0"/>
+              <w:jc w:val="center"/>
+            </w:pPr>
+            <w:r>
+              <w:rPr>
+                <w:rFonts w:ascii="Arial" w:hAnsi="Arial"/>
+                <w:b w:val="0"/>
+                <w:i w:val="0"/>
+                <w:sz w:val="18"/>
+              </w:rPr>
+              <w:t>Parámetro de Mezcla Espacial (rho)</w:t>
+            </w:r>
+          </w:p>
+        </w:tc>
+        <w:tc>
+          <w:tcPr>
+            <w:tcW w:type="dxa" w:w="1040"/>
+            <w:shd w:fill="FFFFFF"/>
+            <w:tcMar>
+              <w:top w:w="100" w:type="dxa"/>
+              <w:bottom w:w="100" w:type="dxa"/>
+              <w:left w:w="150" w:type="dxa"/>
+              <w:right w:w="150" w:type="dxa"/>
+            </w:tcMar>
+          </w:tcPr>
+          <w:p>
+            <w:pPr>
+              <w:spacing w:after="0" w:before="0"/>
+              <w:jc w:val="center"/>
+            </w:pPr>
+            <w:r>
+              <w:rPr>
+                <w:rFonts w:ascii="Arial" w:hAnsi="Arial"/>
+                <w:b w:val="0"/>
+                <w:i w:val="0"/>
+                <w:sz w:val="18"/>
+              </w:rPr>
+              <w:t>0.0274</w:t>
+            </w:r>
+          </w:p>
+        </w:tc>
+        <w:tc>
+          <w:tcPr>
+            <w:tcW w:type="dxa" w:w="1040"/>
+            <w:shd w:fill="FFFFFF"/>
+            <w:tcMar>
+              <w:top w:w="100" w:type="dxa"/>
+              <w:bottom w:w="100" w:type="dxa"/>
+              <w:left w:w="150" w:type="dxa"/>
+              <w:right w:w="150" w:type="dxa"/>
+            </w:tcMar>
+          </w:tcPr>
+          <w:p>
+            <w:pPr>
+              <w:spacing w:after="0" w:before="0"/>
+              <w:jc w:val="center"/>
+            </w:pPr>
+            <w:r>
+              <w:rPr>
+                <w:rFonts w:ascii="Arial" w:hAnsi="Arial"/>
+                <w:b w:val="0"/>
+                <w:i w:val="0"/>
+                <w:sz w:val="18"/>
+              </w:rPr>
+              <w:t>0.0429</w:t>
+            </w:r>
+          </w:p>
+        </w:tc>
+        <w:tc>
+          <w:tcPr>
+            <w:tcW w:type="dxa" w:w="1040"/>
+            <w:shd w:fill="FFFFFF"/>
+            <w:tcMar>
+              <w:top w:w="100" w:type="dxa"/>
+              <w:bottom w:w="100" w:type="dxa"/>
+              <w:left w:w="150" w:type="dxa"/>
+              <w:right w:w="150" w:type="dxa"/>
+            </w:tcMar>
+          </w:tcPr>
+          <w:p>
+            <w:pPr>
+              <w:spacing w:after="0" w:before="0"/>
+              <w:jc w:val="center"/>
+            </w:pPr>
+            <w:r>
+              <w:rPr>
+                <w:rFonts w:ascii="Arial" w:hAnsi="Arial"/>
+                <w:b w:val="0"/>
+                <w:i w:val="0"/>
+                <w:sz w:val="18"/>
+              </w:rPr>
+              <w:t>[0.0009, 0.1485]</w:t>
+            </w:r>
+          </w:p>
+        </w:tc>
+        <w:tc>
+          <w:tcPr>
+            <w:tcW w:type="dxa" w:w="1040"/>
+            <w:shd w:fill="FFFFFF"/>
+            <w:tcMar>
+              <w:top w:w="100" w:type="dxa"/>
+              <w:bottom w:w="100" w:type="dxa"/>
+              <w:left w:w="150" w:type="dxa"/>
+              <w:right w:w="150" w:type="dxa"/>
+            </w:tcMar>
+          </w:tcPr>
+          <w:p>
+            <w:pPr>
+              <w:spacing w:after="0" w:before="0"/>
+              <w:jc w:val="center"/>
+            </w:pPr>
+            <w:r>
+              <w:rPr>
+                <w:rFonts w:ascii="Arial" w:hAnsi="Arial"/>
+                <w:b w:val="0"/>
+                <w:i w:val="0"/>
+                <w:sz w:val="18"/>
+              </w:rPr>
+              <w:t>0.8127</w:t>
+            </w:r>
+          </w:p>
+        </w:tc>
+        <w:tc>
+          <w:tcPr>
+            <w:tcW w:type="dxa" w:w="1040"/>
+            <w:shd w:fill="FFFFFF"/>
+            <w:tcMar>
+              <w:top w:w="100" w:type="dxa"/>
+              <w:bottom w:w="100" w:type="dxa"/>
+              <w:left w:w="150" w:type="dxa"/>
+              <w:right w:w="150" w:type="dxa"/>
+            </w:tcMar>
+          </w:tcPr>
+          <w:p>
+            <w:pPr>
+              <w:spacing w:after="0" w:before="0"/>
+              <w:jc w:val="center"/>
+            </w:pPr>
+            <w:r>
+              <w:rPr>
+                <w:rFonts w:ascii="Arial" w:hAnsi="Arial"/>
+                <w:b w:val="0"/>
+                <w:i w:val="0"/>
+                <w:sz w:val="18"/>
+              </w:rPr>
+              <w:t>0.1052</w:t>
+            </w:r>
+          </w:p>
+        </w:tc>
+        <w:tc>
+          <w:tcPr>
+            <w:tcW w:type="dxa" w:w="1040"/>
+            <w:shd w:fill="FFFFFF"/>
+            <w:tcMar>
+              <w:top w:w="100" w:type="dxa"/>
+              <w:bottom w:w="100" w:type="dxa"/>
+              <w:left w:w="150" w:type="dxa"/>
+              <w:right w:w="150" w:type="dxa"/>
+            </w:tcMar>
+          </w:tcPr>
+          <w:p>
+            <w:pPr>
+              <w:spacing w:after="0" w:before="0"/>
+              <w:jc w:val="center"/>
+            </w:pPr>
+            <w:r>
+              <w:rPr>
+                <w:rFonts w:ascii="Arial" w:hAnsi="Arial"/>
+                <w:b w:val="0"/>
+                <w:i w:val="0"/>
+                <w:sz w:val="18"/>
+              </w:rPr>
+              <w:t>[0.5891, 0.9892]</w:t>
+            </w:r>
+          </w:p>
+        </w:tc>
+        <w:tc>
+          <w:tcPr>
+            <w:tcW w:type="dxa" w:w="1040"/>
+            <w:shd w:fill="FFFFFF"/>
+            <w:tcMar>
+              <w:top w:w="100" w:type="dxa"/>
+              <w:bottom w:w="100" w:type="dxa"/>
+              <w:left w:w="150" w:type="dxa"/>
+              <w:right w:w="150" w:type="dxa"/>
+            </w:tcMar>
+          </w:tcPr>
+          <w:p>
+            <w:pPr>
+              <w:spacing w:after="0" w:before="0"/>
+              <w:jc w:val="center"/>
+            </w:pPr>
+            <w:r>
+              <w:rPr>
+                <w:rFonts w:ascii="Arial" w:hAnsi="Arial"/>
+                <w:b w:val="0"/>
+                <w:i w:val="0"/>
+                <w:sz w:val="18"/>
+              </w:rPr>
+              <w:t>0.4078</w:t>
+            </w:r>
+          </w:p>
+        </w:tc>
+        <w:tc>
+          <w:tcPr>
+            <w:tcW w:type="dxa" w:w="1040"/>
+            <w:shd w:fill="FFFFFF"/>
+            <w:tcMar>
+              <w:top w:w="100" w:type="dxa"/>
+              <w:bottom w:w="100" w:type="dxa"/>
+              <w:left w:w="150" w:type="dxa"/>
+              <w:right w:w="150" w:type="dxa"/>
+            </w:tcMar>
+          </w:tcPr>
+          <w:p>
+            <w:pPr>
+              <w:spacing w:after="0" w:before="0"/>
+              <w:jc w:val="center"/>
+            </w:pPr>
+            <w:r>
+              <w:rPr>
+                <w:rFonts w:ascii="Arial" w:hAnsi="Arial"/>
+                <w:b w:val="0"/>
+                <w:i w:val="0"/>
+                <w:sz w:val="18"/>
+              </w:rPr>
+              <w:t>+59.2%</w:t>
+            </w:r>
+          </w:p>
+        </w:tc>
+      </w:tr>
+      <w:tr>
+        <w:tc>
+          <w:tcPr>
+            <w:tcW w:type="dxa" w:w="1040"/>
+            <w:shd w:fill="F9F9F9"/>
+            <w:tcMar>
+              <w:top w:w="100" w:type="dxa"/>
+              <w:bottom w:w="100" w:type="dxa"/>
+              <w:left w:w="150" w:type="dxa"/>
+              <w:right w:w="150" w:type="dxa"/>
+            </w:tcMar>
+          </w:tcPr>
+          <w:p>
+            <w:pPr>
+              <w:spacing w:after="0" w:before="0"/>
+              <w:jc w:val="center"/>
+            </w:pPr>
+            <w:r>
+              <w:rPr>
+                <w:rFonts w:ascii="Arial" w:hAnsi="Arial"/>
+                <w:b w:val="0"/>
+                <w:i w:val="0"/>
+                <w:sz w:val="18"/>
+              </w:rPr>
+              <w:t>Dispersión Binomial Negativa (alpha_disp)</w:t>
+            </w:r>
+          </w:p>
+        </w:tc>
+        <w:tc>
+          <w:tcPr>
+            <w:tcW w:type="dxa" w:w="1040"/>
+            <w:shd w:fill="F9F9F9"/>
+            <w:tcMar>
+              <w:top w:w="100" w:type="dxa"/>
+              <w:bottom w:w="100" w:type="dxa"/>
+              <w:left w:w="150" w:type="dxa"/>
+              <w:right w:w="150" w:type="dxa"/>
+            </w:tcMar>
+          </w:tcPr>
+          <w:p>
+            <w:pPr>
+              <w:spacing w:after="0" w:before="0"/>
+              <w:jc w:val="center"/>
+            </w:pPr>
+            <w:r>
+              <w:rPr>
+                <w:rFonts w:ascii="Arial" w:hAnsi="Arial"/>
+                <w:b w:val="0"/>
+                <w:i w:val="0"/>
+                <w:sz w:val="18"/>
+              </w:rPr>
+              <w:t>1.90</w:t>
+            </w:r>
+          </w:p>
+        </w:tc>
+        <w:tc>
+          <w:tcPr>
+            <w:tcW w:type="dxa" w:w="1040"/>
+            <w:shd w:fill="F9F9F9"/>
+            <w:tcMar>
+              <w:top w:w="100" w:type="dxa"/>
+              <w:bottom w:w="100" w:type="dxa"/>
+              <w:left w:w="150" w:type="dxa"/>
+              <w:right w:w="150" w:type="dxa"/>
+            </w:tcMar>
+          </w:tcPr>
+          <w:p>
+            <w:pPr>
+              <w:spacing w:after="0" w:before="0"/>
+              <w:jc w:val="center"/>
+            </w:pPr>
+            <w:r>
+              <w:rPr>
+                <w:rFonts w:ascii="Arial" w:hAnsi="Arial"/>
+                <w:b w:val="0"/>
+                <w:i w:val="0"/>
+                <w:sz w:val="18"/>
+              </w:rPr>
+              <w:t>0.1903</w:t>
+            </w:r>
+          </w:p>
+        </w:tc>
+        <w:tc>
+          <w:tcPr>
+            <w:tcW w:type="dxa" w:w="1040"/>
+            <w:shd w:fill="F9F9F9"/>
+            <w:tcMar>
+              <w:top w:w="100" w:type="dxa"/>
+              <w:bottom w:w="100" w:type="dxa"/>
+              <w:left w:w="150" w:type="dxa"/>
+              <w:right w:w="150" w:type="dxa"/>
+            </w:tcMar>
+          </w:tcPr>
+          <w:p>
+            <w:pPr>
+              <w:spacing w:after="0" w:before="0"/>
+              <w:jc w:val="center"/>
+            </w:pPr>
+            <w:r>
+              <w:rPr>
+                <w:rFonts w:ascii="Arial" w:hAnsi="Arial"/>
+                <w:b w:val="0"/>
+                <w:i w:val="0"/>
+                <w:sz w:val="18"/>
+              </w:rPr>
+              <w:t>[1.5588, 2.3266]</w:t>
+            </w:r>
+          </w:p>
+        </w:tc>
+        <w:tc>
+          <w:tcPr>
+            <w:tcW w:type="dxa" w:w="1040"/>
+            <w:shd w:fill="F9F9F9"/>
+            <w:tcMar>
+              <w:top w:w="100" w:type="dxa"/>
+              <w:bottom w:w="100" w:type="dxa"/>
+              <w:left w:w="150" w:type="dxa"/>
+              <w:right w:w="150" w:type="dxa"/>
+            </w:tcMar>
+          </w:tcPr>
+          <w:p>
+            <w:pPr>
+              <w:spacing w:after="0" w:before="0"/>
+              <w:jc w:val="center"/>
+            </w:pPr>
+            <w:r>
+              <w:rPr>
+                <w:rFonts w:ascii="Arial" w:hAnsi="Arial"/>
+                <w:b w:val="0"/>
+                <w:i w:val="0"/>
+                <w:sz w:val="18"/>
+              </w:rPr>
+              <w:t>5.36</w:t>
+            </w:r>
+          </w:p>
+        </w:tc>
+        <w:tc>
+          <w:tcPr>
+            <w:tcW w:type="dxa" w:w="1040"/>
+            <w:shd w:fill="F9F9F9"/>
+            <w:tcMar>
+              <w:top w:w="100" w:type="dxa"/>
+              <w:bottom w:w="100" w:type="dxa"/>
+              <w:left w:w="150" w:type="dxa"/>
+              <w:right w:w="150" w:type="dxa"/>
+            </w:tcMar>
+          </w:tcPr>
+          <w:p>
+            <w:pPr>
+              <w:spacing w:after="0" w:before="0"/>
+              <w:jc w:val="center"/>
+            </w:pPr>
+            <w:r>
+              <w:rPr>
+                <w:rFonts w:ascii="Arial" w:hAnsi="Arial"/>
+                <w:b w:val="0"/>
+                <w:i w:val="0"/>
+                <w:sz w:val="18"/>
+              </w:rPr>
+              <w:t>0.9064</w:t>
+            </w:r>
+          </w:p>
+        </w:tc>
+        <w:tc>
+          <w:tcPr>
+            <w:tcW w:type="dxa" w:w="1040"/>
+            <w:shd w:fill="F9F9F9"/>
+            <w:tcMar>
+              <w:top w:w="100" w:type="dxa"/>
+              <w:bottom w:w="100" w:type="dxa"/>
+              <w:left w:w="150" w:type="dxa"/>
+              <w:right w:w="150" w:type="dxa"/>
+            </w:tcMar>
+          </w:tcPr>
+          <w:p>
+            <w:pPr>
+              <w:spacing w:after="0" w:before="0"/>
+              <w:jc w:val="center"/>
+            </w:pPr>
+            <w:r>
+              <w:rPr>
+                <w:rFonts w:ascii="Arial" w:hAnsi="Arial"/>
+                <w:b w:val="0"/>
+                <w:i w:val="0"/>
+                <w:sz w:val="18"/>
+              </w:rPr>
+              <w:t>[3.8136, 7.3525]</w:t>
+            </w:r>
+          </w:p>
+        </w:tc>
+        <w:tc>
+          <w:tcPr>
+            <w:tcW w:type="dxa" w:w="1040"/>
+            <w:shd w:fill="F9F9F9"/>
+            <w:tcMar>
+              <w:top w:w="100" w:type="dxa"/>
+              <w:bottom w:w="100" w:type="dxa"/>
+              <w:left w:w="150" w:type="dxa"/>
+              <w:right w:w="150" w:type="dxa"/>
+            </w:tcMar>
+          </w:tcPr>
+          <w:p>
+            <w:pPr>
+              <w:spacing w:after="0" w:before="0"/>
+              <w:jc w:val="center"/>
+            </w:pPr>
+            <w:r>
+              <w:rPr>
+                <w:rFonts w:ascii="Arial" w:hAnsi="Arial"/>
+                <w:b w:val="0"/>
+                <w:i w:val="0"/>
+                <w:sz w:val="18"/>
+              </w:rPr>
+              <w:t>0.2099</w:t>
+            </w:r>
+          </w:p>
+        </w:tc>
+        <w:tc>
+          <w:tcPr>
+            <w:tcW w:type="dxa" w:w="1040"/>
+            <w:shd w:fill="F9F9F9"/>
+            <w:tcMar>
+              <w:top w:w="100" w:type="dxa"/>
+              <w:bottom w:w="100" w:type="dxa"/>
+              <w:left w:w="150" w:type="dxa"/>
+              <w:right w:w="150" w:type="dxa"/>
+            </w:tcMar>
+          </w:tcPr>
+          <w:p>
+            <w:pPr>
+              <w:spacing w:after="0" w:before="0"/>
+              <w:jc w:val="center"/>
+            </w:pPr>
+            <w:r>
+              <w:rPr>
+                <w:rFonts w:ascii="Arial" w:hAnsi="Arial"/>
+                <w:b w:val="0"/>
+                <w:i w:val="0"/>
+                <w:sz w:val="18"/>
+              </w:rPr>
+              <w:t>+79.0%</w:t>
             </w:r>
           </w:p>
         </w:tc>

--- a/outputs/tables/Reporte_Tesis_Flujo_Bayesiano.docx
+++ b/outputs/tables/Reporte_Tesis_Flujo_Bayesiano.docx
@@ -3900,7 +3900,7 @@
           <w:i/>
           <w:sz w:val="20"/>
         </w:rPr>
-        <w:t>Top 10 Subcircuitos con Mayor Riesgo Relativo Estimado mediante el Modelo Bayesiano</w:t>
+        <w:t>Top 10 Subcircuitos con Mayor Riesgo Relativo</w:t>
       </w:r>
     </w:p>
     <w:tbl>
@@ -3918,16 +3918,18 @@
         </w:tblBorders>
       </w:tblPr>
       <w:tblGrid>
-        <w:gridCol w:w="1872"/>
-        <w:gridCol w:w="1872"/>
-        <w:gridCol w:w="1872"/>
-        <w:gridCol w:w="1872"/>
-        <w:gridCol w:w="1872"/>
+        <w:gridCol w:w="1337"/>
+        <w:gridCol w:w="1337"/>
+        <w:gridCol w:w="1337"/>
+        <w:gridCol w:w="1337"/>
+        <w:gridCol w:w="1337"/>
+        <w:gridCol w:w="1337"/>
+        <w:gridCol w:w="1337"/>
       </w:tblGrid>
       <w:tr>
         <w:tc>
           <w:tcPr>
-            <w:tcW w:type="dxa" w:w="2880"/>
+            <w:tcW w:type="dxa" w:w="2592"/>
             <w:shd w:fill="333333"/>
             <w:tcMar>
               <w:top w:w="120" w:type="dxa"/>
@@ -3955,7 +3957,7 @@
         </w:tc>
         <w:tc>
           <w:tcPr>
-            <w:tcW w:type="dxa" w:w="2160"/>
+            <w:tcW w:type="dxa" w:w="1728"/>
             <w:shd w:fill="333333"/>
             <w:tcMar>
               <w:top w:w="120" w:type="dxa"/>
@@ -3983,7 +3985,7 @@
         </w:tc>
         <w:tc>
           <w:tcPr>
-            <w:tcW w:type="dxa" w:w="2160"/>
+            <w:tcW w:type="dxa" w:w="1728"/>
             <w:shd w:fill="333333"/>
             <w:tcMar>
               <w:top w:w="120" w:type="dxa"/>
@@ -4011,7 +4013,7 @@
         </w:tc>
         <w:tc>
           <w:tcPr>
-            <w:tcW w:type="dxa" w:w="2160"/>
+            <w:tcW w:type="dxa" w:w="1584"/>
             <w:shd w:fill="333333"/>
             <w:tcMar>
               <w:top w:w="120" w:type="dxa"/>
@@ -4033,13 +4035,13 @@
                 <w:color w:val="FFFFFF"/>
                 <w:sz w:val="19"/>
               </w:rPr>
-              <w:t>Riesgo Relativo (RR)</w:t>
-            </w:r>
-          </w:p>
-        </w:tc>
-        <w:tc>
-          <w:tcPr>
-            <w:tcW w:type="dxa" w:w="1440"/>
+              <w:t>RR (ADVI)</w:t>
+            </w:r>
+          </w:p>
+        </w:tc>
+        <w:tc>
+          <w:tcPr>
+            <w:tcW w:type="dxa" w:w="1584"/>
             <w:shd w:fill="333333"/>
             <w:tcMar>
               <w:top w:w="120" w:type="dxa"/>
@@ -4061,7 +4063,63 @@
                 <w:color w:val="FFFFFF"/>
                 <w:sz w:val="19"/>
               </w:rPr>
-              <w:t>P(RR &gt; 1.5)</w:t>
+              <w:t>P(RR&gt;1.5) ADVI</w:t>
+            </w:r>
+          </w:p>
+        </w:tc>
+        <w:tc>
+          <w:tcPr>
+            <w:tcW w:type="dxa" w:w="1584"/>
+            <w:shd w:fill="333333"/>
+            <w:tcMar>
+              <w:top w:w="120" w:type="dxa"/>
+              <w:bottom w:w="120" w:type="dxa"/>
+              <w:left w:w="150" w:type="dxa"/>
+              <w:right w:w="150" w:type="dxa"/>
+            </w:tcMar>
+          </w:tcPr>
+          <w:p>
+            <w:pPr>
+              <w:spacing w:after="0" w:before="0"/>
+              <w:jc w:val="center"/>
+            </w:pPr>
+            <w:r>
+              <w:rPr>
+                <w:rFonts w:ascii="Arial" w:hAnsi="Arial"/>
+                <w:b/>
+                <w:i w:val="0"/>
+                <w:color w:val="FFFFFF"/>
+                <w:sz w:val="19"/>
+              </w:rPr>
+              <w:t>RR (NUTS)</w:t>
+            </w:r>
+          </w:p>
+        </w:tc>
+        <w:tc>
+          <w:tcPr>
+            <w:tcW w:type="dxa" w:w="1584"/>
+            <w:shd w:fill="333333"/>
+            <w:tcMar>
+              <w:top w:w="120" w:type="dxa"/>
+              <w:bottom w:w="120" w:type="dxa"/>
+              <w:left w:w="150" w:type="dxa"/>
+              <w:right w:w="150" w:type="dxa"/>
+            </w:tcMar>
+          </w:tcPr>
+          <w:p>
+            <w:pPr>
+              <w:spacing w:after="0" w:before="0"/>
+              <w:jc w:val="center"/>
+            </w:pPr>
+            <w:r>
+              <w:rPr>
+                <w:rFonts w:ascii="Arial" w:hAnsi="Arial"/>
+                <w:b/>
+                <w:i w:val="0"/>
+                <w:color w:val="FFFFFF"/>
+                <w:sz w:val="19"/>
+              </w:rPr>
+              <w:t>P(RR&gt;1.5) NUTS</w:t>
             </w:r>
           </w:p>
         </w:tc>
@@ -4069,7 +4127,7 @@
       <w:tr>
         <w:tc>
           <w:tcPr>
-            <w:tcW w:type="dxa" w:w="2880"/>
+            <w:tcW w:type="dxa" w:w="2592"/>
             <w:shd w:fill="FFFFFF"/>
             <w:tcMar>
               <w:top w:w="100" w:type="dxa"/>
@@ -4096,7 +4154,7 @@
         </w:tc>
         <w:tc>
           <w:tcPr>
-            <w:tcW w:type="dxa" w:w="2160"/>
+            <w:tcW w:type="dxa" w:w="1728"/>
             <w:shd w:fill="FFFFFF"/>
             <w:tcMar>
               <w:top w:w="100" w:type="dxa"/>
@@ -4123,7 +4181,7 @@
         </w:tc>
         <w:tc>
           <w:tcPr>
-            <w:tcW w:type="dxa" w:w="2160"/>
+            <w:tcW w:type="dxa" w:w="1728"/>
             <w:shd w:fill="FFFFFF"/>
             <w:tcMar>
               <w:top w:w="100" w:type="dxa"/>
@@ -4150,7 +4208,7 @@
         </w:tc>
         <w:tc>
           <w:tcPr>
-            <w:tcW w:type="dxa" w:w="2160"/>
+            <w:tcW w:type="dxa" w:w="1584"/>
             <w:shd w:fill="FFFFFF"/>
             <w:tcMar>
               <w:top w:w="100" w:type="dxa"/>
@@ -4177,7 +4235,61 @@
         </w:tc>
         <w:tc>
           <w:tcPr>
-            <w:tcW w:type="dxa" w:w="1440"/>
+            <w:tcW w:type="dxa" w:w="1584"/>
+            <w:shd w:fill="FFFFFF"/>
+            <w:tcMar>
+              <w:top w:w="100" w:type="dxa"/>
+              <w:bottom w:w="100" w:type="dxa"/>
+              <w:left w:w="150" w:type="dxa"/>
+              <w:right w:w="150" w:type="dxa"/>
+            </w:tcMar>
+          </w:tcPr>
+          <w:p>
+            <w:pPr>
+              <w:spacing w:after="0" w:before="0"/>
+              <w:jc w:val="center"/>
+            </w:pPr>
+            <w:r>
+              <w:rPr>
+                <w:rFonts w:ascii="Arial" w:hAnsi="Arial"/>
+                <w:b w:val="0"/>
+                <w:i w:val="0"/>
+                <w:sz w:val="18"/>
+              </w:rPr>
+              <w:t>1.00</w:t>
+            </w:r>
+          </w:p>
+        </w:tc>
+        <w:tc>
+          <w:tcPr>
+            <w:tcW w:type="dxa" w:w="1584"/>
+            <w:shd w:fill="FFFFFF"/>
+            <w:tcMar>
+              <w:top w:w="100" w:type="dxa"/>
+              <w:bottom w:w="100" w:type="dxa"/>
+              <w:left w:w="150" w:type="dxa"/>
+              <w:right w:w="150" w:type="dxa"/>
+            </w:tcMar>
+          </w:tcPr>
+          <w:p>
+            <w:pPr>
+              <w:spacing w:after="0" w:before="0"/>
+              <w:jc w:val="center"/>
+            </w:pPr>
+            <w:r>
+              <w:rPr>
+                <w:rFonts w:ascii="Arial" w:hAnsi="Arial"/>
+                <w:b w:val="0"/>
+                <w:i w:val="0"/>
+                <w:sz w:val="18"/>
+              </w:rPr>
+              <w:t>4.20</w:t>
+            </w:r>
+          </w:p>
+        </w:tc>
+        <w:tc>
+          <w:tcPr>
+            <w:tcW w:type="dxa" w:w="1584"/>
             <w:shd w:fill="FFFFFF"/>
             <w:tcMar>
               <w:top w:w="100" w:type="dxa"/>
@@ -4206,7 +4318,7 @@
       <w:tr>
         <w:tc>
           <w:tcPr>
-            <w:tcW w:type="dxa" w:w="2880"/>
+            <w:tcW w:type="dxa" w:w="2592"/>
             <w:shd w:fill="F9F9F9"/>
             <w:tcMar>
               <w:top w:w="100" w:type="dxa"/>
@@ -4233,7 +4345,7 @@
         </w:tc>
         <w:tc>
           <w:tcPr>
-            <w:tcW w:type="dxa" w:w="2160"/>
+            <w:tcW w:type="dxa" w:w="1728"/>
             <w:shd w:fill="F9F9F9"/>
             <w:tcMar>
               <w:top w:w="100" w:type="dxa"/>
@@ -4260,7 +4372,7 @@
         </w:tc>
         <w:tc>
           <w:tcPr>
-            <w:tcW w:type="dxa" w:w="2160"/>
+            <w:tcW w:type="dxa" w:w="1728"/>
             <w:shd w:fill="F9F9F9"/>
             <w:tcMar>
               <w:top w:w="100" w:type="dxa"/>
@@ -4287,7 +4399,7 @@
         </w:tc>
         <w:tc>
           <w:tcPr>
-            <w:tcW w:type="dxa" w:w="2160"/>
+            <w:tcW w:type="dxa" w:w="1584"/>
             <w:shd w:fill="F9F9F9"/>
             <w:tcMar>
               <w:top w:w="100" w:type="dxa"/>
@@ -4314,7 +4426,7 @@
         </w:tc>
         <w:tc>
           <w:tcPr>
-            <w:tcW w:type="dxa" w:w="1440"/>
+            <w:tcW w:type="dxa" w:w="1584"/>
             <w:shd w:fill="F9F9F9"/>
             <w:tcMar>
               <w:top w:w="100" w:type="dxa"/>
@@ -4336,6 +4448,60 @@
                 <w:sz w:val="18"/>
               </w:rPr>
               <w:t>1.00</w:t>
+            </w:r>
+          </w:p>
+        </w:tc>
+        <w:tc>
+          <w:tcPr>
+            <w:tcW w:type="dxa" w:w="1584"/>
+            <w:shd w:fill="F9F9F9"/>
+            <w:tcMar>
+              <w:top w:w="100" w:type="dxa"/>
+              <w:bottom w:w="100" w:type="dxa"/>
+              <w:left w:w="150" w:type="dxa"/>
+              <w:right w:w="150" w:type="dxa"/>
+            </w:tcMar>
+          </w:tcPr>
+          <w:p>
+            <w:pPr>
+              <w:spacing w:after="0" w:before="0"/>
+              <w:jc w:val="center"/>
+            </w:pPr>
+            <w:r>
+              <w:rPr>
+                <w:rFonts w:ascii="Arial" w:hAnsi="Arial"/>
+                <w:b w:val="0"/>
+                <w:i w:val="0"/>
+                <w:sz w:val="18"/>
+              </w:rPr>
+              <w:t>4.12</w:t>
+            </w:r>
+          </w:p>
+        </w:tc>
+        <w:tc>
+          <w:tcPr>
+            <w:tcW w:type="dxa" w:w="1584"/>
+            <w:shd w:fill="F9F9F9"/>
+            <w:tcMar>
+              <w:top w:w="100" w:type="dxa"/>
+              <w:bottom w:w="100" w:type="dxa"/>
+              <w:left w:w="150" w:type="dxa"/>
+              <w:right w:w="150" w:type="dxa"/>
+            </w:tcMar>
+          </w:tcPr>
+          <w:p>
+            <w:pPr>
+              <w:spacing w:after="0" w:before="0"/>
+              <w:jc w:val="center"/>
+            </w:pPr>
+            <w:r>
+              <w:rPr>
+                <w:rFonts w:ascii="Arial" w:hAnsi="Arial"/>
+                <w:b w:val="0"/>
+                <w:i w:val="0"/>
+                <w:sz w:val="18"/>
+              </w:rPr>
+              <w:t>0.9995</w:t>
             </w:r>
           </w:p>
         </w:tc>
@@ -4343,7 +4509,7 @@
       <w:tr>
         <w:tc>
           <w:tcPr>
-            <w:tcW w:type="dxa" w:w="2880"/>
+            <w:tcW w:type="dxa" w:w="2592"/>
             <w:shd w:fill="FFFFFF"/>
             <w:tcMar>
               <w:top w:w="100" w:type="dxa"/>
@@ -4370,7 +4536,7 @@
         </w:tc>
         <w:tc>
           <w:tcPr>
-            <w:tcW w:type="dxa" w:w="2160"/>
+            <w:tcW w:type="dxa" w:w="1728"/>
             <w:shd w:fill="FFFFFF"/>
             <w:tcMar>
               <w:top w:w="100" w:type="dxa"/>
@@ -4397,7 +4563,7 @@
         </w:tc>
         <w:tc>
           <w:tcPr>
-            <w:tcW w:type="dxa" w:w="2160"/>
+            <w:tcW w:type="dxa" w:w="1728"/>
             <w:shd w:fill="FFFFFF"/>
             <w:tcMar>
               <w:top w:w="100" w:type="dxa"/>
@@ -4424,7 +4590,7 @@
         </w:tc>
         <w:tc>
           <w:tcPr>
-            <w:tcW w:type="dxa" w:w="2160"/>
+            <w:tcW w:type="dxa" w:w="1584"/>
             <w:shd w:fill="FFFFFF"/>
             <w:tcMar>
               <w:top w:w="100" w:type="dxa"/>
@@ -4451,7 +4617,61 @@
         </w:tc>
         <w:tc>
           <w:tcPr>
-            <w:tcW w:type="dxa" w:w="1440"/>
+            <w:tcW w:type="dxa" w:w="1584"/>
+            <w:shd w:fill="FFFFFF"/>
+            <w:tcMar>
+              <w:top w:w="100" w:type="dxa"/>
+              <w:bottom w:w="100" w:type="dxa"/>
+              <w:left w:w="150" w:type="dxa"/>
+              <w:right w:w="150" w:type="dxa"/>
+            </w:tcMar>
+          </w:tcPr>
+          <w:p>
+            <w:pPr>
+              <w:spacing w:after="0" w:before="0"/>
+              <w:jc w:val="center"/>
+            </w:pPr>
+            <w:r>
+              <w:rPr>
+                <w:rFonts w:ascii="Arial" w:hAnsi="Arial"/>
+                <w:b w:val="0"/>
+                <w:i w:val="0"/>
+                <w:sz w:val="18"/>
+              </w:rPr>
+              <w:t>1.00</w:t>
+            </w:r>
+          </w:p>
+        </w:tc>
+        <w:tc>
+          <w:tcPr>
+            <w:tcW w:type="dxa" w:w="1584"/>
+            <w:shd w:fill="FFFFFF"/>
+            <w:tcMar>
+              <w:top w:w="100" w:type="dxa"/>
+              <w:bottom w:w="100" w:type="dxa"/>
+              <w:left w:w="150" w:type="dxa"/>
+              <w:right w:w="150" w:type="dxa"/>
+            </w:tcMar>
+          </w:tcPr>
+          <w:p>
+            <w:pPr>
+              <w:spacing w:after="0" w:before="0"/>
+              <w:jc w:val="center"/>
+            </w:pPr>
+            <w:r>
+              <w:rPr>
+                <w:rFonts w:ascii="Arial" w:hAnsi="Arial"/>
+                <w:b w:val="0"/>
+                <w:i w:val="0"/>
+                <w:sz w:val="18"/>
+              </w:rPr>
+              <w:t>3.85</w:t>
+            </w:r>
+          </w:p>
+        </w:tc>
+        <w:tc>
+          <w:tcPr>
+            <w:tcW w:type="dxa" w:w="1584"/>
             <w:shd w:fill="FFFFFF"/>
             <w:tcMar>
               <w:top w:w="100" w:type="dxa"/>
@@ -4480,7 +4700,7 @@
       <w:tr>
         <w:tc>
           <w:tcPr>
-            <w:tcW w:type="dxa" w:w="2880"/>
+            <w:tcW w:type="dxa" w:w="2592"/>
             <w:shd w:fill="F9F9F9"/>
             <w:tcMar>
               <w:top w:w="100" w:type="dxa"/>
@@ -4507,7 +4727,7 @@
         </w:tc>
         <w:tc>
           <w:tcPr>
-            <w:tcW w:type="dxa" w:w="2160"/>
+            <w:tcW w:type="dxa" w:w="1728"/>
             <w:shd w:fill="F9F9F9"/>
             <w:tcMar>
               <w:top w:w="100" w:type="dxa"/>
@@ -4534,7 +4754,7 @@
         </w:tc>
         <w:tc>
           <w:tcPr>
-            <w:tcW w:type="dxa" w:w="2160"/>
+            <w:tcW w:type="dxa" w:w="1728"/>
             <w:shd w:fill="F9F9F9"/>
             <w:tcMar>
               <w:top w:w="100" w:type="dxa"/>
@@ -4561,7 +4781,7 @@
         </w:tc>
         <w:tc>
           <w:tcPr>
-            <w:tcW w:type="dxa" w:w="2160"/>
+            <w:tcW w:type="dxa" w:w="1584"/>
             <w:shd w:fill="F9F9F9"/>
             <w:tcMar>
               <w:top w:w="100" w:type="dxa"/>
@@ -4588,7 +4808,7 @@
         </w:tc>
         <w:tc>
           <w:tcPr>
-            <w:tcW w:type="dxa" w:w="1440"/>
+            <w:tcW w:type="dxa" w:w="1584"/>
             <w:shd w:fill="F9F9F9"/>
             <w:tcMar>
               <w:top w:w="100" w:type="dxa"/>
@@ -4610,6 +4830,60 @@
                 <w:sz w:val="18"/>
               </w:rPr>
               <w:t>1.00</w:t>
+            </w:r>
+          </w:p>
+        </w:tc>
+        <w:tc>
+          <w:tcPr>
+            <w:tcW w:type="dxa" w:w="1584"/>
+            <w:shd w:fill="F9F9F9"/>
+            <w:tcMar>
+              <w:top w:w="100" w:type="dxa"/>
+              <w:bottom w:w="100" w:type="dxa"/>
+              <w:left w:w="150" w:type="dxa"/>
+              <w:right w:w="150" w:type="dxa"/>
+            </w:tcMar>
+          </w:tcPr>
+          <w:p>
+            <w:pPr>
+              <w:spacing w:after="0" w:before="0"/>
+              <w:jc w:val="center"/>
+            </w:pPr>
+            <w:r>
+              <w:rPr>
+                <w:rFonts w:ascii="Arial" w:hAnsi="Arial"/>
+                <w:b w:val="0"/>
+                <w:i w:val="0"/>
+                <w:sz w:val="18"/>
+              </w:rPr>
+              <w:t>3.57</w:t>
+            </w:r>
+          </w:p>
+        </w:tc>
+        <w:tc>
+          <w:tcPr>
+            <w:tcW w:type="dxa" w:w="1584"/>
+            <w:shd w:fill="F9F9F9"/>
+            <w:tcMar>
+              <w:top w:w="100" w:type="dxa"/>
+              <w:bottom w:w="100" w:type="dxa"/>
+              <w:left w:w="150" w:type="dxa"/>
+              <w:right w:w="150" w:type="dxa"/>
+            </w:tcMar>
+          </w:tcPr>
+          <w:p>
+            <w:pPr>
+              <w:spacing w:after="0" w:before="0"/>
+              <w:jc w:val="center"/>
+            </w:pPr>
+            <w:r>
+              <w:rPr>
+                <w:rFonts w:ascii="Arial" w:hAnsi="Arial"/>
+                <w:b w:val="0"/>
+                <w:i w:val="0"/>
+                <w:sz w:val="18"/>
+              </w:rPr>
+              <w:t>0.9995</w:t>
             </w:r>
           </w:p>
         </w:tc>
@@ -4617,7 +4891,7 @@
       <w:tr>
         <w:tc>
           <w:tcPr>
-            <w:tcW w:type="dxa" w:w="2880"/>
+            <w:tcW w:type="dxa" w:w="2592"/>
             <w:shd w:fill="FFFFFF"/>
             <w:tcMar>
               <w:top w:w="100" w:type="dxa"/>
@@ -4644,7 +4918,7 @@
         </w:tc>
         <w:tc>
           <w:tcPr>
-            <w:tcW w:type="dxa" w:w="2160"/>
+            <w:tcW w:type="dxa" w:w="1728"/>
             <w:shd w:fill="FFFFFF"/>
             <w:tcMar>
               <w:top w:w="100" w:type="dxa"/>
@@ -4671,7 +4945,7 @@
         </w:tc>
         <w:tc>
           <w:tcPr>
-            <w:tcW w:type="dxa" w:w="2160"/>
+            <w:tcW w:type="dxa" w:w="1728"/>
             <w:shd w:fill="FFFFFF"/>
             <w:tcMar>
               <w:top w:w="100" w:type="dxa"/>
@@ -4698,7 +4972,7 @@
         </w:tc>
         <w:tc>
           <w:tcPr>
-            <w:tcW w:type="dxa" w:w="2160"/>
+            <w:tcW w:type="dxa" w:w="1584"/>
             <w:shd w:fill="FFFFFF"/>
             <w:tcMar>
               <w:top w:w="100" w:type="dxa"/>
@@ -4725,7 +4999,7 @@
         </w:tc>
         <w:tc>
           <w:tcPr>
-            <w:tcW w:type="dxa" w:w="1440"/>
+            <w:tcW w:type="dxa" w:w="1584"/>
             <w:shd w:fill="FFFFFF"/>
             <w:tcMar>
               <w:top w:w="100" w:type="dxa"/>
@@ -4747,6 +5021,60 @@
                 <w:sz w:val="18"/>
               </w:rPr>
               <w:t>1.00</w:t>
+            </w:r>
+          </w:p>
+        </w:tc>
+        <w:tc>
+          <w:tcPr>
+            <w:tcW w:type="dxa" w:w="1584"/>
+            <w:shd w:fill="FFFFFF"/>
+            <w:tcMar>
+              <w:top w:w="100" w:type="dxa"/>
+              <w:bottom w:w="100" w:type="dxa"/>
+              <w:left w:w="150" w:type="dxa"/>
+              <w:right w:w="150" w:type="dxa"/>
+            </w:tcMar>
+          </w:tcPr>
+          <w:p>
+            <w:pPr>
+              <w:spacing w:after="0" w:before="0"/>
+              <w:jc w:val="center"/>
+            </w:pPr>
+            <w:r>
+              <w:rPr>
+                <w:rFonts w:ascii="Arial" w:hAnsi="Arial"/>
+                <w:b w:val="0"/>
+                <w:i w:val="0"/>
+                <w:sz w:val="18"/>
+              </w:rPr>
+              <w:t>3.61</w:t>
+            </w:r>
+          </w:p>
+        </w:tc>
+        <w:tc>
+          <w:tcPr>
+            <w:tcW w:type="dxa" w:w="1584"/>
+            <w:shd w:fill="FFFFFF"/>
+            <w:tcMar>
+              <w:top w:w="100" w:type="dxa"/>
+              <w:bottom w:w="100" w:type="dxa"/>
+              <w:left w:w="150" w:type="dxa"/>
+              <w:right w:w="150" w:type="dxa"/>
+            </w:tcMar>
+          </w:tcPr>
+          <w:p>
+            <w:pPr>
+              <w:spacing w:after="0" w:before="0"/>
+              <w:jc w:val="center"/>
+            </w:pPr>
+            <w:r>
+              <w:rPr>
+                <w:rFonts w:ascii="Arial" w:hAnsi="Arial"/>
+                <w:b w:val="0"/>
+                <w:i w:val="0"/>
+                <w:sz w:val="18"/>
+              </w:rPr>
+              <w:t>0.9995</w:t>
             </w:r>
           </w:p>
         </w:tc>
@@ -4754,7 +5082,7 @@
       <w:tr>
         <w:tc>
           <w:tcPr>
-            <w:tcW w:type="dxa" w:w="2880"/>
+            <w:tcW w:type="dxa" w:w="2592"/>
             <w:shd w:fill="F9F9F9"/>
             <w:tcMar>
               <w:top w:w="100" w:type="dxa"/>
@@ -4781,7 +5109,7 @@
         </w:tc>
         <w:tc>
           <w:tcPr>
-            <w:tcW w:type="dxa" w:w="2160"/>
+            <w:tcW w:type="dxa" w:w="1728"/>
             <w:shd w:fill="F9F9F9"/>
             <w:tcMar>
               <w:top w:w="100" w:type="dxa"/>
@@ -4808,7 +5136,7 @@
         </w:tc>
         <w:tc>
           <w:tcPr>
-            <w:tcW w:type="dxa" w:w="2160"/>
+            <w:tcW w:type="dxa" w:w="1728"/>
             <w:shd w:fill="F9F9F9"/>
             <w:tcMar>
               <w:top w:w="100" w:type="dxa"/>
@@ -4835,7 +5163,7 @@
         </w:tc>
         <w:tc>
           <w:tcPr>
-            <w:tcW w:type="dxa" w:w="2160"/>
+            <w:tcW w:type="dxa" w:w="1584"/>
             <w:shd w:fill="F9F9F9"/>
             <w:tcMar>
               <w:top w:w="100" w:type="dxa"/>
@@ -4862,7 +5190,7 @@
         </w:tc>
         <w:tc>
           <w:tcPr>
-            <w:tcW w:type="dxa" w:w="1440"/>
+            <w:tcW w:type="dxa" w:w="1584"/>
             <w:shd w:fill="F9F9F9"/>
             <w:tcMar>
               <w:top w:w="100" w:type="dxa"/>
@@ -4884,6 +5212,60 @@
                 <w:sz w:val="18"/>
               </w:rPr>
               <w:t>1.00</w:t>
+            </w:r>
+          </w:p>
+        </w:tc>
+        <w:tc>
+          <w:tcPr>
+            <w:tcW w:type="dxa" w:w="1584"/>
+            <w:shd w:fill="F9F9F9"/>
+            <w:tcMar>
+              <w:top w:w="100" w:type="dxa"/>
+              <w:bottom w:w="100" w:type="dxa"/>
+              <w:left w:w="150" w:type="dxa"/>
+              <w:right w:w="150" w:type="dxa"/>
+            </w:tcMar>
+          </w:tcPr>
+          <w:p>
+            <w:pPr>
+              <w:spacing w:after="0" w:before="0"/>
+              <w:jc w:val="center"/>
+            </w:pPr>
+            <w:r>
+              <w:rPr>
+                <w:rFonts w:ascii="Arial" w:hAnsi="Arial"/>
+                <w:b w:val="0"/>
+                <w:i w:val="0"/>
+                <w:sz w:val="18"/>
+              </w:rPr>
+              <w:t>2.82</w:t>
+            </w:r>
+          </w:p>
+        </w:tc>
+        <w:tc>
+          <w:tcPr>
+            <w:tcW w:type="dxa" w:w="1584"/>
+            <w:shd w:fill="F9F9F9"/>
+            <w:tcMar>
+              <w:top w:w="100" w:type="dxa"/>
+              <w:bottom w:w="100" w:type="dxa"/>
+              <w:left w:w="150" w:type="dxa"/>
+              <w:right w:w="150" w:type="dxa"/>
+            </w:tcMar>
+          </w:tcPr>
+          <w:p>
+            <w:pPr>
+              <w:spacing w:after="0" w:before="0"/>
+              <w:jc w:val="center"/>
+            </w:pPr>
+            <w:r>
+              <w:rPr>
+                <w:rFonts w:ascii="Arial" w:hAnsi="Arial"/>
+                <w:b w:val="0"/>
+                <w:i w:val="0"/>
+                <w:sz w:val="18"/>
+              </w:rPr>
+              <w:t>0.9860</w:t>
             </w:r>
           </w:p>
         </w:tc>
@@ -4891,7 +5273,7 @@
       <w:tr>
         <w:tc>
           <w:tcPr>
-            <w:tcW w:type="dxa" w:w="2880"/>
+            <w:tcW w:type="dxa" w:w="2592"/>
             <w:shd w:fill="FFFFFF"/>
             <w:tcMar>
               <w:top w:w="100" w:type="dxa"/>
@@ -4918,7 +5300,7 @@
         </w:tc>
         <w:tc>
           <w:tcPr>
-            <w:tcW w:type="dxa" w:w="2160"/>
+            <w:tcW w:type="dxa" w:w="1728"/>
             <w:shd w:fill="FFFFFF"/>
             <w:tcMar>
               <w:top w:w="100" w:type="dxa"/>
@@ -4945,7 +5327,7 @@
         </w:tc>
         <w:tc>
           <w:tcPr>
-            <w:tcW w:type="dxa" w:w="2160"/>
+            <w:tcW w:type="dxa" w:w="1728"/>
             <w:shd w:fill="FFFFFF"/>
             <w:tcMar>
               <w:top w:w="100" w:type="dxa"/>
@@ -4972,7 +5354,7 @@
         </w:tc>
         <w:tc>
           <w:tcPr>
-            <w:tcW w:type="dxa" w:w="2160"/>
+            <w:tcW w:type="dxa" w:w="1584"/>
             <w:shd w:fill="FFFFFF"/>
             <w:tcMar>
               <w:top w:w="100" w:type="dxa"/>
@@ -4999,7 +5381,7 @@
         </w:tc>
         <w:tc>
           <w:tcPr>
-            <w:tcW w:type="dxa" w:w="1440"/>
+            <w:tcW w:type="dxa" w:w="1584"/>
             <w:shd w:fill="FFFFFF"/>
             <w:tcMar>
               <w:top w:w="100" w:type="dxa"/>
@@ -5021,6 +5403,60 @@
                 <w:sz w:val="18"/>
               </w:rPr>
               <w:t>1.00</w:t>
+            </w:r>
+          </w:p>
+        </w:tc>
+        <w:tc>
+          <w:tcPr>
+            <w:tcW w:type="dxa" w:w="1584"/>
+            <w:shd w:fill="FFFFFF"/>
+            <w:tcMar>
+              <w:top w:w="100" w:type="dxa"/>
+              <w:bottom w:w="100" w:type="dxa"/>
+              <w:left w:w="150" w:type="dxa"/>
+              <w:right w:w="150" w:type="dxa"/>
+            </w:tcMar>
+          </w:tcPr>
+          <w:p>
+            <w:pPr>
+              <w:spacing w:after="0" w:before="0"/>
+              <w:jc w:val="center"/>
+            </w:pPr>
+            <w:r>
+              <w:rPr>
+                <w:rFonts w:ascii="Arial" w:hAnsi="Arial"/>
+                <w:b w:val="0"/>
+                <w:i w:val="0"/>
+                <w:sz w:val="18"/>
+              </w:rPr>
+              <w:t>3.31</w:t>
+            </w:r>
+          </w:p>
+        </w:tc>
+        <w:tc>
+          <w:tcPr>
+            <w:tcW w:type="dxa" w:w="1584"/>
+            <w:shd w:fill="FFFFFF"/>
+            <w:tcMar>
+              <w:top w:w="100" w:type="dxa"/>
+              <w:bottom w:w="100" w:type="dxa"/>
+              <w:left w:w="150" w:type="dxa"/>
+              <w:right w:w="150" w:type="dxa"/>
+            </w:tcMar>
+          </w:tcPr>
+          <w:p>
+            <w:pPr>
+              <w:spacing w:after="0" w:before="0"/>
+              <w:jc w:val="center"/>
+            </w:pPr>
+            <w:r>
+              <w:rPr>
+                <w:rFonts w:ascii="Arial" w:hAnsi="Arial"/>
+                <w:b w:val="0"/>
+                <w:i w:val="0"/>
+                <w:sz w:val="18"/>
+              </w:rPr>
+              <w:t>0.9935</w:t>
             </w:r>
           </w:p>
         </w:tc>
@@ -5028,7 +5464,7 @@
       <w:tr>
         <w:tc>
           <w:tcPr>
-            <w:tcW w:type="dxa" w:w="2880"/>
+            <w:tcW w:type="dxa" w:w="2592"/>
             <w:shd w:fill="F9F9F9"/>
             <w:tcMar>
               <w:top w:w="100" w:type="dxa"/>
@@ -5055,7 +5491,7 @@
         </w:tc>
         <w:tc>
           <w:tcPr>
-            <w:tcW w:type="dxa" w:w="2160"/>
+            <w:tcW w:type="dxa" w:w="1728"/>
             <w:shd w:fill="F9F9F9"/>
             <w:tcMar>
               <w:top w:w="100" w:type="dxa"/>
@@ -5082,7 +5518,7 @@
         </w:tc>
         <w:tc>
           <w:tcPr>
-            <w:tcW w:type="dxa" w:w="2160"/>
+            <w:tcW w:type="dxa" w:w="1728"/>
             <w:shd w:fill="F9F9F9"/>
             <w:tcMar>
               <w:top w:w="100" w:type="dxa"/>
@@ -5109,7 +5545,7 @@
         </w:tc>
         <w:tc>
           <w:tcPr>
-            <w:tcW w:type="dxa" w:w="2160"/>
+            <w:tcW w:type="dxa" w:w="1584"/>
             <w:shd w:fill="F9F9F9"/>
             <w:tcMar>
               <w:top w:w="100" w:type="dxa"/>
@@ -5136,7 +5572,7 @@
         </w:tc>
         <w:tc>
           <w:tcPr>
-            <w:tcW w:type="dxa" w:w="1440"/>
+            <w:tcW w:type="dxa" w:w="1584"/>
             <w:shd w:fill="F9F9F9"/>
             <w:tcMar>
               <w:top w:w="100" w:type="dxa"/>
@@ -5158,6 +5594,60 @@
                 <w:sz w:val="18"/>
               </w:rPr>
               <w:t>0.9990</w:t>
+            </w:r>
+          </w:p>
+        </w:tc>
+        <w:tc>
+          <w:tcPr>
+            <w:tcW w:type="dxa" w:w="1584"/>
+            <w:shd w:fill="F9F9F9"/>
+            <w:tcMar>
+              <w:top w:w="100" w:type="dxa"/>
+              <w:bottom w:w="100" w:type="dxa"/>
+              <w:left w:w="150" w:type="dxa"/>
+              <w:right w:w="150" w:type="dxa"/>
+            </w:tcMar>
+          </w:tcPr>
+          <w:p>
+            <w:pPr>
+              <w:spacing w:after="0" w:before="0"/>
+              <w:jc w:val="center"/>
+            </w:pPr>
+            <w:r>
+              <w:rPr>
+                <w:rFonts w:ascii="Arial" w:hAnsi="Arial"/>
+                <w:b w:val="0"/>
+                <w:i w:val="0"/>
+                <w:sz w:val="18"/>
+              </w:rPr>
+              <w:t>3.18</w:t>
+            </w:r>
+          </w:p>
+        </w:tc>
+        <w:tc>
+          <w:tcPr>
+            <w:tcW w:type="dxa" w:w="1584"/>
+            <w:shd w:fill="F9F9F9"/>
+            <w:tcMar>
+              <w:top w:w="100" w:type="dxa"/>
+              <w:bottom w:w="100" w:type="dxa"/>
+              <w:left w:w="150" w:type="dxa"/>
+              <w:right w:w="150" w:type="dxa"/>
+            </w:tcMar>
+          </w:tcPr>
+          <w:p>
+            <w:pPr>
+              <w:spacing w:after="0" w:before="0"/>
+              <w:jc w:val="center"/>
+            </w:pPr>
+            <w:r>
+              <w:rPr>
+                <w:rFonts w:ascii="Arial" w:hAnsi="Arial"/>
+                <w:b w:val="0"/>
+                <w:i w:val="0"/>
+                <w:sz w:val="18"/>
+              </w:rPr>
+              <w:t>0.9960</w:t>
             </w:r>
           </w:p>
         </w:tc>
@@ -5165,7 +5655,7 @@
       <w:tr>
         <w:tc>
           <w:tcPr>
-            <w:tcW w:type="dxa" w:w="2880"/>
+            <w:tcW w:type="dxa" w:w="2592"/>
             <w:shd w:fill="FFFFFF"/>
             <w:tcMar>
               <w:top w:w="100" w:type="dxa"/>
@@ -5192,7 +5682,7 @@
         </w:tc>
         <w:tc>
           <w:tcPr>
-            <w:tcW w:type="dxa" w:w="2160"/>
+            <w:tcW w:type="dxa" w:w="1728"/>
             <w:shd w:fill="FFFFFF"/>
             <w:tcMar>
               <w:top w:w="100" w:type="dxa"/>
@@ -5219,7 +5709,7 @@
         </w:tc>
         <w:tc>
           <w:tcPr>
-            <w:tcW w:type="dxa" w:w="2160"/>
+            <w:tcW w:type="dxa" w:w="1728"/>
             <w:shd w:fill="FFFFFF"/>
             <w:tcMar>
               <w:top w:w="100" w:type="dxa"/>
@@ -5246,7 +5736,7 @@
         </w:tc>
         <w:tc>
           <w:tcPr>
-            <w:tcW w:type="dxa" w:w="2160"/>
+            <w:tcW w:type="dxa" w:w="1584"/>
             <w:shd w:fill="FFFFFF"/>
             <w:tcMar>
               <w:top w:w="100" w:type="dxa"/>
@@ -5273,7 +5763,7 @@
         </w:tc>
         <w:tc>
           <w:tcPr>
-            <w:tcW w:type="dxa" w:w="1440"/>
+            <w:tcW w:type="dxa" w:w="1584"/>
             <w:shd w:fill="FFFFFF"/>
             <w:tcMar>
               <w:top w:w="100" w:type="dxa"/>
@@ -5295,6 +5785,60 @@
                 <w:sz w:val="18"/>
               </w:rPr>
               <w:t>0.9990</w:t>
+            </w:r>
+          </w:p>
+        </w:tc>
+        <w:tc>
+          <w:tcPr>
+            <w:tcW w:type="dxa" w:w="1584"/>
+            <w:shd w:fill="FFFFFF"/>
+            <w:tcMar>
+              <w:top w:w="100" w:type="dxa"/>
+              <w:bottom w:w="100" w:type="dxa"/>
+              <w:left w:w="150" w:type="dxa"/>
+              <w:right w:w="150" w:type="dxa"/>
+            </w:tcMar>
+          </w:tcPr>
+          <w:p>
+            <w:pPr>
+              <w:spacing w:after="0" w:before="0"/>
+              <w:jc w:val="center"/>
+            </w:pPr>
+            <w:r>
+              <w:rPr>
+                <w:rFonts w:ascii="Arial" w:hAnsi="Arial"/>
+                <w:b w:val="0"/>
+                <w:i w:val="0"/>
+                <w:sz w:val="18"/>
+              </w:rPr>
+              <w:t>2.93</w:t>
+            </w:r>
+          </w:p>
+        </w:tc>
+        <w:tc>
+          <w:tcPr>
+            <w:tcW w:type="dxa" w:w="1584"/>
+            <w:shd w:fill="FFFFFF"/>
+            <w:tcMar>
+              <w:top w:w="100" w:type="dxa"/>
+              <w:bottom w:w="100" w:type="dxa"/>
+              <w:left w:w="150" w:type="dxa"/>
+              <w:right w:w="150" w:type="dxa"/>
+            </w:tcMar>
+          </w:tcPr>
+          <w:p>
+            <w:pPr>
+              <w:spacing w:after="0" w:before="0"/>
+              <w:jc w:val="center"/>
+            </w:pPr>
+            <w:r>
+              <w:rPr>
+                <w:rFonts w:ascii="Arial" w:hAnsi="Arial"/>
+                <w:b w:val="0"/>
+                <w:i w:val="0"/>
+                <w:sz w:val="18"/>
+              </w:rPr>
+              <w:t>0.9865</w:t>
             </w:r>
           </w:p>
         </w:tc>
@@ -5302,7 +5846,7 @@
       <w:tr>
         <w:tc>
           <w:tcPr>
-            <w:tcW w:type="dxa" w:w="2880"/>
+            <w:tcW w:type="dxa" w:w="2592"/>
             <w:shd w:fill="F9F9F9"/>
             <w:tcMar>
               <w:top w:w="100" w:type="dxa"/>
@@ -5329,7 +5873,7 @@
         </w:tc>
         <w:tc>
           <w:tcPr>
-            <w:tcW w:type="dxa" w:w="2160"/>
+            <w:tcW w:type="dxa" w:w="1728"/>
             <w:shd w:fill="F9F9F9"/>
             <w:tcMar>
               <w:top w:w="100" w:type="dxa"/>
@@ -5356,7 +5900,7 @@
         </w:tc>
         <w:tc>
           <w:tcPr>
-            <w:tcW w:type="dxa" w:w="2160"/>
+            <w:tcW w:type="dxa" w:w="1728"/>
             <w:shd w:fill="F9F9F9"/>
             <w:tcMar>
               <w:top w:w="100" w:type="dxa"/>
@@ -5383,7 +5927,7 @@
         </w:tc>
         <w:tc>
           <w:tcPr>
-            <w:tcW w:type="dxa" w:w="2160"/>
+            <w:tcW w:type="dxa" w:w="1584"/>
             <w:shd w:fill="F9F9F9"/>
             <w:tcMar>
               <w:top w:w="100" w:type="dxa"/>
@@ -5410,7 +5954,7 @@
         </w:tc>
         <w:tc>
           <w:tcPr>
-            <w:tcW w:type="dxa" w:w="1440"/>
+            <w:tcW w:type="dxa" w:w="1584"/>
             <w:shd w:fill="F9F9F9"/>
             <w:tcMar>
               <w:top w:w="100" w:type="dxa"/>
@@ -5432,6 +5976,60 @@
                 <w:sz w:val="18"/>
               </w:rPr>
               <w:t>0.9935</w:t>
+            </w:r>
+          </w:p>
+        </w:tc>
+        <w:tc>
+          <w:tcPr>
+            <w:tcW w:type="dxa" w:w="1584"/>
+            <w:shd w:fill="F9F9F9"/>
+            <w:tcMar>
+              <w:top w:w="100" w:type="dxa"/>
+              <w:bottom w:w="100" w:type="dxa"/>
+              <w:left w:w="150" w:type="dxa"/>
+              <w:right w:w="150" w:type="dxa"/>
+            </w:tcMar>
+          </w:tcPr>
+          <w:p>
+            <w:pPr>
+              <w:spacing w:after="0" w:before="0"/>
+              <w:jc w:val="center"/>
+            </w:pPr>
+            <w:r>
+              <w:rPr>
+                <w:rFonts w:ascii="Arial" w:hAnsi="Arial"/>
+                <w:b w:val="0"/>
+                <w:i w:val="0"/>
+                <w:sz w:val="18"/>
+              </w:rPr>
+              <w:t>2.88</w:t>
+            </w:r>
+          </w:p>
+        </w:tc>
+        <w:tc>
+          <w:tcPr>
+            <w:tcW w:type="dxa" w:w="1584"/>
+            <w:shd w:fill="F9F9F9"/>
+            <w:tcMar>
+              <w:top w:w="100" w:type="dxa"/>
+              <w:bottom w:w="100" w:type="dxa"/>
+              <w:left w:w="150" w:type="dxa"/>
+              <w:right w:w="150" w:type="dxa"/>
+            </w:tcMar>
+          </w:tcPr>
+          <w:p>
+            <w:pPr>
+              <w:spacing w:after="0" w:before="0"/>
+              <w:jc w:val="center"/>
+            </w:pPr>
+            <w:r>
+              <w:rPr>
+                <w:rFonts w:ascii="Arial" w:hAnsi="Arial"/>
+                <w:b w:val="0"/>
+                <w:i w:val="0"/>
+                <w:sz w:val="18"/>
+              </w:rPr>
+              <w:t>0.9885</w:t>
             </w:r>
           </w:p>
         </w:tc>
@@ -8618,7 +9216,7 @@
         </w:rPr>
         <w:t>1. Inferencia Principal mediante ADVI y Criterio Unificado de Convergencia: El método principal de estimación de la tesis es Inferencia Variacional por Diferenciación Automática (ADVI) en PyMC, optimizando el ELBO mediante Adam (learning_rate = 0.005) durante 50,000 iteraciones. Se definió un criterio formal de convergencia unificado: la variación de la media móvil del ELBO en las últimas 5,000 iteraciones respecto a las 5,000 anteriores debe ser menor al 0.1% (&lt; 0.001).</w:t>
         <w:br/>
-        <w:t>2. Modelo de Referencia por Capacidad Predictiva: En la comparación formal fuera de muestra (LOO-CV), el Modelo (c) Binomial Negativa (ICAR + heterogeneidad no estructurada Besag et al. 1991) obtiene la mayor densidad predictiva esperada (mejor ELPD_LOO) y se establece como el modelo de referencia metodológica. El Modelo (d) BYM2 con prior Beta(0.5, 0.5) empata estadísticamente (|ΔELPD| &lt; 2·dse), confirmando capacidad predictiva equivalente.</w:t>
+        <w:t>2. Modelo de Referencia por Capacidad Predictiva y Parsimonia: En la comparación formal fuera de muestra (LOO-CV), el Modelo (b) Binomial Negativa (ICAR) obtiene la mayor densidad predictiva esperada (ELPD_LOO = -1,233.75, SE = 26.76) y el menor número de observaciones con Pareto-k &gt; 0.7 (27 observaciones). El Modelo (c) Besag ICAR + No Estructurado (ELPD_LOO = -1,241.65, SE = 26.96, 38 observaciones k &gt; 0.7) y el Modelo (d) BYM2 (ELPD_LOO = -1,242.92, SE = 26.97) presentan densidades predictivas cercanas. La diferencia entre el Modelo (b) y el Modelo (c) es de 7.90 puntos con dse = 4.18, es decir, menor a dos errores estándar (|ΔELPD| &lt; 2·dse = 8.36). En la práctica ambos modelos empatan estadísticamente; por el principio de parsimonia (Navaja de Ockham: menor número de parámetros libres) y mejor comportamiento diagnóstico de Pareto-k, se selecciona formalmente el Modelo (b) como el modelo ganador de referencia metodológica de la tesis.</w:t>
         <w:br/>
         <w:t>3. Parámetro de Mezcla Espacial (rho) y Advertencia Interpretativa: En el modelo BYM2, el parámetro rho con prior Beta(0.5, 0.5) presenta una fuerte discrepancia entre métodos de inferencia: bajo ADVI converge a rho ≈ 0.027, mientras que bajo muestreo exacto NUTS converge a rho ≈ 0.813. Por consiguiente, se advierte explícitamente que la lectura de rho bajo ADVI no es fiable para cuantificar la proporción de varianza espacial atribuible a contigüidad territorial.</w:t>
         <w:br/>
@@ -8626,7 +9224,9 @@
         <w:br/>
         <w:t>5. Contraste Anual (2025 vs. 2024): Al modelar dos años completos, un proceso autorregresivo RW1 no es paramétricamente identificable frente al intercepto cantonal. La especificación de un contraste fijo de año (beta_year con 2024 como referencia) resuelve la identificabilidad y provee una estimación directa de la variación cantonal en 2025.</w:t>
         <w:br/>
-        <w:t>6. Validación Metodológica contra NUTS: Como prueba de contraste rigurosa, se ajustó NUTS MCMC tanto para el Modelo (c) como para el Modelo (d). La validación empírica demuestra que ADVI reproduce fielmente el efecto temporal fijo de año (beta_year) y el ordenamiento de los riesgos relativos espaciales (correlación de Pearson r &gt; 0.98 y Spearman rho &gt; 0.98). Sin embargo, ADVI subestima la incertidumbre posterior (desviaciones estándar reducidas entre 40% y 70%) y distorsiona los hiperparámetros de escala y dispersión (sigma_s, rho, alpha_disp). En consecuencia, para la toma de decisiones territoriales y reporte científico, los hiperparámetros deben reportarse comparando ambos métodos.</w:t>
+        <w:t>6. Validación Metodológica contra NUTS y Calibración de Incertidumbre: Como prueba de contraste rigurosa, se ajustó NUTS MCMC para el Modelo (b) ganador, así como para los Modelos (c) y (d). La validación empírica demuestra que ADVI reproduce fielmente el ordenamiento de los riesgos relativos espaciales (correlación de Pearson r &gt; 0.98 y Spearman rho &gt; 0.98). Sin embargo, ADVI subestima la dispersión de la distribución posterior (desviaciones estándar reducidas entre 40% y 70%), provocando que las probabilidades de excedencia P(RR &gt; 1.5) bajo ADVI se concentren artificialmente en 1.00 en zonas de alto riesgo con intervalos de credibilidad estrechos (ej. Nuevo Guayaquil 3: RR = 4.40, IC [2.79, 6.91]). El cálculo complementario bajo NUTS MCMC restituye la verdadera incertidumbre posterior y provee probabilidades calibradas para la toma de decisiones policiales.</w:t>
+        <w:br/>
+        <w:t>7. Dinámica Espacio-Temporal y Ausencia de Interacción: El modelo ajustado tiene estructura aditiva sin término de interacción espacio-temporal delta_{it}. Como consecuencia matemática directa, los riesgos relativos espaciales estimados para cada subcircuito son idénticos entre 2024 y 2025 (RR_{i, 2024} = RR_{i, 2025}, como Guasmo 1 con 4.077 en ambos años). Por tanto, la clasificación de 'hotspot persistente' en la Tabla 7 coincide con el conjunto de subcircuitos de alto riesgo (RR &gt;= 1.2) y no provee evidencia de trayectorias locales divergentes. Esta formulación se presenta explícitamente como una limitación metodológica del modelo aditivo.</w:t>
       </w:r>
     </w:p>
     <w:p>
@@ -9664,7 +10264,7 @@
                 <w:i w:val="0"/>
                 <w:sz w:val="18"/>
               </w:rPr>
-              <w:t>Modelo (c) Binomial Negativa (ICAR + No Estructurado) [Mejor LOO-CV]</w:t>
+              <w:t>Modelo (b) Binomial Negativa (ICAR) [Mejor LOO-CV]</w:t>
             </w:r>
           </w:p>
         </w:tc>
@@ -10611,28 +11211,26 @@
         </w:tblBorders>
       </w:tblPr>
       <w:tblGrid>
-        <w:gridCol w:w="551"/>
-        <w:gridCol w:w="551"/>
-        <w:gridCol w:w="551"/>
-        <w:gridCol w:w="551"/>
-        <w:gridCol w:w="551"/>
-        <w:gridCol w:w="551"/>
-        <w:gridCol w:w="551"/>
-        <w:gridCol w:w="551"/>
-        <w:gridCol w:w="551"/>
-        <w:gridCol w:w="551"/>
-        <w:gridCol w:w="551"/>
-        <w:gridCol w:w="551"/>
-        <w:gridCol w:w="551"/>
-        <w:gridCol w:w="551"/>
-        <w:gridCol w:w="551"/>
-        <w:gridCol w:w="551"/>
-        <w:gridCol w:w="551"/>
+        <w:gridCol w:w="624"/>
+        <w:gridCol w:w="624"/>
+        <w:gridCol w:w="624"/>
+        <w:gridCol w:w="624"/>
+        <w:gridCol w:w="624"/>
+        <w:gridCol w:w="624"/>
+        <w:gridCol w:w="624"/>
+        <w:gridCol w:w="624"/>
+        <w:gridCol w:w="624"/>
+        <w:gridCol w:w="624"/>
+        <w:gridCol w:w="624"/>
+        <w:gridCol w:w="624"/>
+        <w:gridCol w:w="624"/>
+        <w:gridCol w:w="624"/>
+        <w:gridCol w:w="624"/>
       </w:tblGrid>
       <w:tr>
         <w:tc>
           <w:tcPr>
-            <w:tcW w:type="dxa" w:w="551"/>
+            <w:tcW w:type="dxa" w:w="624"/>
             <w:shd w:fill="333333"/>
             <w:tcMar>
               <w:top w:w="120" w:type="dxa"/>
@@ -10660,7 +11258,7 @@
         </w:tc>
         <w:tc>
           <w:tcPr>
-            <w:tcW w:type="dxa" w:w="551"/>
+            <w:tcW w:type="dxa" w:w="624"/>
             <w:shd w:fill="333333"/>
             <w:tcMar>
               <w:top w:w="120" w:type="dxa"/>
@@ -10688,7 +11286,7 @@
         </w:tc>
         <w:tc>
           <w:tcPr>
-            <w:tcW w:type="dxa" w:w="551"/>
+            <w:tcW w:type="dxa" w:w="624"/>
             <w:shd w:fill="333333"/>
             <w:tcMar>
               <w:top w:w="120" w:type="dxa"/>
@@ -10716,7 +11314,7 @@
         </w:tc>
         <w:tc>
           <w:tcPr>
-            <w:tcW w:type="dxa" w:w="551"/>
+            <w:tcW w:type="dxa" w:w="624"/>
             <w:shd w:fill="333333"/>
             <w:tcMar>
               <w:top w:w="120" w:type="dxa"/>
@@ -10744,7 +11342,7 @@
         </w:tc>
         <w:tc>
           <w:tcPr>
-            <w:tcW w:type="dxa" w:w="551"/>
+            <w:tcW w:type="dxa" w:w="624"/>
             <w:shd w:fill="333333"/>
             <w:tcMar>
               <w:top w:w="120" w:type="dxa"/>
@@ -10772,7 +11370,7 @@
         </w:tc>
         <w:tc>
           <w:tcPr>
-            <w:tcW w:type="dxa" w:w="551"/>
+            <w:tcW w:type="dxa" w:w="624"/>
             <w:shd w:fill="333333"/>
             <w:tcMar>
               <w:top w:w="120" w:type="dxa"/>
@@ -10800,7 +11398,7 @@
         </w:tc>
         <w:tc>
           <w:tcPr>
-            <w:tcW w:type="dxa" w:w="551"/>
+            <w:tcW w:type="dxa" w:w="624"/>
             <w:shd w:fill="333333"/>
             <w:tcMar>
               <w:top w:w="120" w:type="dxa"/>
@@ -10828,7 +11426,7 @@
         </w:tc>
         <w:tc>
           <w:tcPr>
-            <w:tcW w:type="dxa" w:w="551"/>
+            <w:tcW w:type="dxa" w:w="624"/>
             <w:shd w:fill="333333"/>
             <w:tcMar>
               <w:top w:w="120" w:type="dxa"/>
@@ -10856,7 +11454,7 @@
         </w:tc>
         <w:tc>
           <w:tcPr>
-            <w:tcW w:type="dxa" w:w="551"/>
+            <w:tcW w:type="dxa" w:w="624"/>
             <w:shd w:fill="333333"/>
             <w:tcMar>
               <w:top w:w="120" w:type="dxa"/>
@@ -10884,7 +11482,7 @@
         </w:tc>
         <w:tc>
           <w:tcPr>
-            <w:tcW w:type="dxa" w:w="551"/>
+            <w:tcW w:type="dxa" w:w="624"/>
             <w:shd w:fill="333333"/>
             <w:tcMar>
               <w:top w:w="120" w:type="dxa"/>
@@ -10912,7 +11510,7 @@
         </w:tc>
         <w:tc>
           <w:tcPr>
-            <w:tcW w:type="dxa" w:w="551"/>
+            <w:tcW w:type="dxa" w:w="624"/>
             <w:shd w:fill="333333"/>
             <w:tcMar>
               <w:top w:w="120" w:type="dxa"/>
@@ -10940,7 +11538,7 @@
         </w:tc>
         <w:tc>
           <w:tcPr>
-            <w:tcW w:type="dxa" w:w="551"/>
+            <w:tcW w:type="dxa" w:w="624"/>
             <w:shd w:fill="333333"/>
             <w:tcMar>
               <w:top w:w="120" w:type="dxa"/>
@@ -10968,7 +11566,7 @@
         </w:tc>
         <w:tc>
           <w:tcPr>
-            <w:tcW w:type="dxa" w:w="551"/>
+            <w:tcW w:type="dxa" w:w="624"/>
             <w:shd w:fill="333333"/>
             <w:tcMar>
               <w:top w:w="120" w:type="dxa"/>
@@ -10996,7 +11594,7 @@
         </w:tc>
         <w:tc>
           <w:tcPr>
-            <w:tcW w:type="dxa" w:w="551"/>
+            <w:tcW w:type="dxa" w:w="624"/>
             <w:shd w:fill="333333"/>
             <w:tcMar>
               <w:top w:w="120" w:type="dxa"/>
@@ -11018,13 +11616,13 @@
                 <w:color w:val="FFFFFF"/>
                 <w:sz w:val="19"/>
               </w:rPr>
-              <w:t>sigma_theta_media</w:t>
-            </w:r>
-          </w:p>
-        </w:tc>
-        <w:tc>
-          <w:tcPr>
-            <w:tcW w:type="dxa" w:w="551"/>
+              <w:t>alpha_disp_media</w:t>
+            </w:r>
+          </w:p>
+        </w:tc>
+        <w:tc>
+          <w:tcPr>
+            <w:tcW w:type="dxa" w:w="624"/>
             <w:shd w:fill="333333"/>
             <w:tcMar>
               <w:top w:w="120" w:type="dxa"/>
@@ -11046,62 +11644,6 @@
                 <w:color w:val="FFFFFF"/>
                 <w:sz w:val="19"/>
               </w:rPr>
-              <w:t>sigma_theta_sd</w:t>
-            </w:r>
-          </w:p>
-        </w:tc>
-        <w:tc>
-          <w:tcPr>
-            <w:tcW w:type="dxa" w:w="551"/>
-            <w:shd w:fill="333333"/>
-            <w:tcMar>
-              <w:top w:w="120" w:type="dxa"/>
-              <w:bottom w:w="120" w:type="dxa"/>
-              <w:left w:w="150" w:type="dxa"/>
-              <w:right w:w="150" w:type="dxa"/>
-            </w:tcMar>
-          </w:tcPr>
-          <w:p>
-            <w:pPr>
-              <w:spacing w:after="0" w:before="0"/>
-              <w:jc w:val="center"/>
-            </w:pPr>
-            <w:r>
-              <w:rPr>
-                <w:rFonts w:ascii="Arial" w:hAnsi="Arial"/>
-                <w:b/>
-                <w:i w:val="0"/>
-                <w:color w:val="FFFFFF"/>
-                <w:sz w:val="19"/>
-              </w:rPr>
-              <w:t>alpha_disp_media</w:t>
-            </w:r>
-          </w:p>
-        </w:tc>
-        <w:tc>
-          <w:tcPr>
-            <w:tcW w:type="dxa" w:w="551"/>
-            <w:shd w:fill="333333"/>
-            <w:tcMar>
-              <w:top w:w="120" w:type="dxa"/>
-              <w:bottom w:w="120" w:type="dxa"/>
-              <w:left w:w="150" w:type="dxa"/>
-              <w:right w:w="150" w:type="dxa"/>
-            </w:tcMar>
-          </w:tcPr>
-          <w:p>
-            <w:pPr>
-              <w:spacing w:after="0" w:before="0"/>
-              <w:jc w:val="center"/>
-            </w:pPr>
-            <w:r>
-              <w:rPr>
-                <w:rFonts w:ascii="Arial" w:hAnsi="Arial"/>
-                <w:b/>
-                <w:i w:val="0"/>
-                <w:color w:val="FFFFFF"/>
-                <w:sz w:val="19"/>
-              </w:rPr>
               <w:t>alpha_disp_sd</w:t>
             </w:r>
           </w:p>
@@ -11110,7 +11652,7 @@
       <w:tr>
         <w:tc>
           <w:tcPr>
-            <w:tcW w:type="dxa" w:w="551"/>
+            <w:tcW w:type="dxa" w:w="624"/>
             <w:shd w:fill="FFFFFF"/>
             <w:tcMar>
               <w:top w:w="100" w:type="dxa"/>
@@ -11137,7 +11679,7 @@
         </w:tc>
         <w:tc>
           <w:tcPr>
-            <w:tcW w:type="dxa" w:w="551"/>
+            <w:tcW w:type="dxa" w:w="624"/>
             <w:shd w:fill="FFFFFF"/>
             <w:tcMar>
               <w:top w:w="100" w:type="dxa"/>
@@ -11158,13 +11700,13 @@
                 <w:i w:val="0"/>
                 <w:sz w:val="18"/>
               </w:rPr>
-              <w:t>-1480.2100</w:t>
-            </w:r>
-          </w:p>
-        </w:tc>
-        <w:tc>
-          <w:tcPr>
-            <w:tcW w:type="dxa" w:w="551"/>
+              <w:t>-1463.5700</w:t>
+            </w:r>
+          </w:p>
+        </w:tc>
+        <w:tc>
+          <w:tcPr>
+            <w:tcW w:type="dxa" w:w="624"/>
             <w:shd w:fill="FFFFFF"/>
             <w:tcMar>
               <w:top w:w="100" w:type="dxa"/>
@@ -11185,13 +11727,13 @@
                 <w:i w:val="0"/>
                 <w:sz w:val="18"/>
               </w:rPr>
-              <w:t>0.0076</w:t>
-            </w:r>
-          </w:p>
-        </w:tc>
-        <w:tc>
-          <w:tcPr>
-            <w:tcW w:type="dxa" w:w="551"/>
+              <w:t>0.0239</w:t>
+            </w:r>
+          </w:p>
+        </w:tc>
+        <w:tc>
+          <w:tcPr>
+            <w:tcW w:type="dxa" w:w="624"/>
             <w:shd w:fill="FFFFFF"/>
             <w:tcMar>
               <w:top w:w="100" w:type="dxa"/>
@@ -11218,7 +11760,7 @@
         </w:tc>
         <w:tc>
           <w:tcPr>
-            <w:tcW w:type="dxa" w:w="551"/>
+            <w:tcW w:type="dxa" w:w="624"/>
             <w:shd w:fill="FFFFFF"/>
             <w:tcMar>
               <w:top w:w="100" w:type="dxa"/>
@@ -11245,7 +11787,7 @@
         </w:tc>
         <w:tc>
           <w:tcPr>
-            <w:tcW w:type="dxa" w:w="551"/>
+            <w:tcW w:type="dxa" w:w="624"/>
             <w:shd w:fill="FFFFFF"/>
             <w:tcMar>
               <w:top w:w="100" w:type="dxa"/>
@@ -11266,13 +11808,13 @@
                 <w:i w:val="0"/>
                 <w:sz w:val="18"/>
               </w:rPr>
-              <w:t>1.33</w:t>
-            </w:r>
-          </w:p>
-        </w:tc>
-        <w:tc>
-          <w:tcPr>
-            <w:tcW w:type="dxa" w:w="551"/>
+              <w:t>1.35</w:t>
+            </w:r>
+          </w:p>
+        </w:tc>
+        <w:tc>
+          <w:tcPr>
+            <w:tcW w:type="dxa" w:w="624"/>
             <w:shd w:fill="FFFFFF"/>
             <w:tcMar>
               <w:top w:w="100" w:type="dxa"/>
@@ -11293,13 +11835,13 @@
                 <w:i w:val="0"/>
                 <w:sz w:val="18"/>
               </w:rPr>
-              <w:t>0.0252</w:t>
-            </w:r>
-          </w:p>
-        </w:tc>
-        <w:tc>
-          <w:tcPr>
-            <w:tcW w:type="dxa" w:w="551"/>
+              <w:t>0.0249</w:t>
+            </w:r>
+          </w:p>
+        </w:tc>
+        <w:tc>
+          <w:tcPr>
+            <w:tcW w:type="dxa" w:w="624"/>
             <w:shd w:fill="FFFFFF"/>
             <w:tcMar>
               <w:top w:w="100" w:type="dxa"/>
@@ -11320,13 +11862,13 @@
                 <w:i w:val="0"/>
                 <w:sz w:val="18"/>
               </w:rPr>
-              <w:t>0.3126</w:t>
-            </w:r>
-          </w:p>
-        </w:tc>
-        <w:tc>
-          <w:tcPr>
-            <w:tcW w:type="dxa" w:w="551"/>
+              <w:t>0.3207</w:t>
+            </w:r>
+          </w:p>
+        </w:tc>
+        <w:tc>
+          <w:tcPr>
+            <w:tcW w:type="dxa" w:w="624"/>
             <w:shd w:fill="FFFFFF"/>
             <w:tcMar>
               <w:top w:w="100" w:type="dxa"/>
@@ -11347,13 +11889,13 @@
                 <w:i w:val="0"/>
                 <w:sz w:val="18"/>
               </w:rPr>
-              <w:t>0.0357</w:t>
-            </w:r>
-          </w:p>
-        </w:tc>
-        <w:tc>
-          <w:tcPr>
-            <w:tcW w:type="dxa" w:w="551"/>
+              <w:t>0.0360</w:t>
+            </w:r>
+          </w:p>
+        </w:tc>
+        <w:tc>
+          <w:tcPr>
+            <w:tcW w:type="dxa" w:w="624"/>
             <w:shd w:fill="FFFFFF"/>
             <w:tcMar>
               <w:top w:w="100" w:type="dxa"/>
@@ -11374,13 +11916,13 @@
                 <w:i w:val="0"/>
                 <w:sz w:val="18"/>
               </w:rPr>
-              <w:t>0.3215</w:t>
-            </w:r>
-          </w:p>
-        </w:tc>
-        <w:tc>
-          <w:tcPr>
-            <w:tcW w:type="dxa" w:w="551"/>
+              <w:t>0.3242</w:t>
+            </w:r>
+          </w:p>
+        </w:tc>
+        <w:tc>
+          <w:tcPr>
+            <w:tcW w:type="dxa" w:w="624"/>
             <w:shd w:fill="FFFFFF"/>
             <w:tcMar>
               <w:top w:w="100" w:type="dxa"/>
@@ -11401,13 +11943,13 @@
                 <w:i w:val="0"/>
                 <w:sz w:val="18"/>
               </w:rPr>
-              <w:t>0.0214</w:t>
-            </w:r>
-          </w:p>
-        </w:tc>
-        <w:tc>
-          <w:tcPr>
-            <w:tcW w:type="dxa" w:w="551"/>
+              <w:t>0.0196</w:t>
+            </w:r>
+          </w:p>
+        </w:tc>
+        <w:tc>
+          <w:tcPr>
+            <w:tcW w:type="dxa" w:w="624"/>
             <w:shd w:fill="FFFFFF"/>
             <w:tcMar>
               <w:top w:w="100" w:type="dxa"/>
@@ -11428,13 +11970,13 @@
                 <w:i w:val="0"/>
                 <w:sz w:val="18"/>
               </w:rPr>
-              <w:t>2.56</w:t>
-            </w:r>
-          </w:p>
-        </w:tc>
-        <w:tc>
-          <w:tcPr>
-            <w:tcW w:type="dxa" w:w="551"/>
+              <w:t>2.59</w:t>
+            </w:r>
+          </w:p>
+        </w:tc>
+        <w:tc>
+          <w:tcPr>
+            <w:tcW w:type="dxa" w:w="624"/>
             <w:shd w:fill="FFFFFF"/>
             <w:tcMar>
               <w:top w:w="100" w:type="dxa"/>
@@ -11455,13 +11997,13 @@
                 <w:i w:val="0"/>
                 <w:sz w:val="18"/>
               </w:rPr>
-              <w:t>0.0494</w:t>
-            </w:r>
-          </w:p>
-        </w:tc>
-        <w:tc>
-          <w:tcPr>
-            <w:tcW w:type="dxa" w:w="551"/>
+              <w:t>0.0523</w:t>
+            </w:r>
+          </w:p>
+        </w:tc>
+        <w:tc>
+          <w:tcPr>
+            <w:tcW w:type="dxa" w:w="624"/>
             <w:shd w:fill="FFFFFF"/>
             <w:tcMar>
               <w:top w:w="100" w:type="dxa"/>
@@ -11482,13 +12024,13 @@
                 <w:i w:val="0"/>
                 <w:sz w:val="18"/>
               </w:rPr>
-              <w:t>0.0192</w:t>
-            </w:r>
-          </w:p>
-        </w:tc>
-        <w:tc>
-          <w:tcPr>
-            <w:tcW w:type="dxa" w:w="551"/>
+              <w:t>6.98</w:t>
+            </w:r>
+          </w:p>
+        </w:tc>
+        <w:tc>
+          <w:tcPr>
+            <w:tcW w:type="dxa" w:w="624"/>
             <w:shd w:fill="FFFFFF"/>
             <w:tcMar>
               <w:top w:w="100" w:type="dxa"/>
@@ -11509,61 +12051,7 @@
                 <w:i w:val="0"/>
                 <w:sz w:val="18"/>
               </w:rPr>
-              <w:t>0.0155</w:t>
-            </w:r>
-          </w:p>
-        </w:tc>
-        <w:tc>
-          <w:tcPr>
-            <w:tcW w:type="dxa" w:w="551"/>
-            <w:shd w:fill="FFFFFF"/>
-            <w:tcMar>
-              <w:top w:w="100" w:type="dxa"/>
-              <w:bottom w:w="100" w:type="dxa"/>
-              <w:left w:w="150" w:type="dxa"/>
-              <w:right w:w="150" w:type="dxa"/>
-            </w:tcMar>
-          </w:tcPr>
-          <w:p>
-            <w:pPr>
-              <w:spacing w:after="0" w:before="0"/>
-              <w:jc w:val="center"/>
-            </w:pPr>
-            <w:r>
-              <w:rPr>
-                <w:rFonts w:ascii="Arial" w:hAnsi="Arial"/>
-                <w:b w:val="0"/>
-                <w:i w:val="0"/>
-                <w:sz w:val="18"/>
-              </w:rPr>
-              <w:t>7.10</w:t>
-            </w:r>
-          </w:p>
-        </w:tc>
-        <w:tc>
-          <w:tcPr>
-            <w:tcW w:type="dxa" w:w="551"/>
-            <w:shd w:fill="FFFFFF"/>
-            <w:tcMar>
-              <w:top w:w="100" w:type="dxa"/>
-              <w:bottom w:w="100" w:type="dxa"/>
-              <w:left w:w="150" w:type="dxa"/>
-              <w:right w:w="150" w:type="dxa"/>
-            </w:tcMar>
-          </w:tcPr>
-          <w:p>
-            <w:pPr>
-              <w:spacing w:after="0" w:before="0"/>
-              <w:jc w:val="center"/>
-            </w:pPr>
-            <w:r>
-              <w:rPr>
-                <w:rFonts w:ascii="Arial" w:hAnsi="Arial"/>
-                <w:b w:val="0"/>
-                <w:i w:val="0"/>
-                <w:sz w:val="18"/>
-              </w:rPr>
-              <w:t>0.8997</w:t>
+              <w:t>0.8838</w:t>
             </w:r>
           </w:p>
         </w:tc>
@@ -11571,7 +12059,7 @@
       <w:tr>
         <w:tc>
           <w:tcPr>
-            <w:tcW w:type="dxa" w:w="551"/>
+            <w:tcW w:type="dxa" w:w="624"/>
             <w:shd w:fill="F9F9F9"/>
             <w:tcMar>
               <w:top w:w="100" w:type="dxa"/>
@@ -11598,7 +12086,7 @@
         </w:tc>
         <w:tc>
           <w:tcPr>
-            <w:tcW w:type="dxa" w:w="551"/>
+            <w:tcW w:type="dxa" w:w="624"/>
             <w:shd w:fill="F9F9F9"/>
             <w:tcMar>
               <w:top w:w="100" w:type="dxa"/>
@@ -11619,13 +12107,13 @@
                 <w:i w:val="0"/>
                 <w:sz w:val="18"/>
               </w:rPr>
-              <w:t>-1410.7700</w:t>
-            </w:r>
-          </w:p>
-        </w:tc>
-        <w:tc>
-          <w:tcPr>
-            <w:tcW w:type="dxa" w:w="551"/>
+              <w:t>-1403.4400</w:t>
+            </w:r>
+          </w:p>
+        </w:tc>
+        <w:tc>
+          <w:tcPr>
+            <w:tcW w:type="dxa" w:w="624"/>
             <w:shd w:fill="F9F9F9"/>
             <w:tcMar>
               <w:top w:w="100" w:type="dxa"/>
@@ -11646,13 +12134,13 @@
                 <w:i w:val="0"/>
                 <w:sz w:val="18"/>
               </w:rPr>
-              <w:t>0.0638</w:t>
-            </w:r>
-          </w:p>
-        </w:tc>
-        <w:tc>
-          <w:tcPr>
-            <w:tcW w:type="dxa" w:w="551"/>
+              <w:t>0.2038</w:t>
+            </w:r>
+          </w:p>
+        </w:tc>
+        <w:tc>
+          <w:tcPr>
+            <w:tcW w:type="dxa" w:w="624"/>
             <w:shd w:fill="F9F9F9"/>
             <w:tcMar>
               <w:top w:w="100" w:type="dxa"/>
@@ -11679,7 +12167,7 @@
         </w:tc>
         <w:tc>
           <w:tcPr>
-            <w:tcW w:type="dxa" w:w="551"/>
+            <w:tcW w:type="dxa" w:w="624"/>
             <w:shd w:fill="F9F9F9"/>
             <w:tcMar>
               <w:top w:w="100" w:type="dxa"/>
@@ -11700,13 +12188,13 @@
                 <w:i w:val="0"/>
                 <w:sz w:val="18"/>
               </w:rPr>
-              <w:t>Sí</w:t>
-            </w:r>
-          </w:p>
-        </w:tc>
-        <w:tc>
-          <w:tcPr>
-            <w:tcW w:type="dxa" w:w="551"/>
+              <w:t>No</w:t>
+            </w:r>
+          </w:p>
+        </w:tc>
+        <w:tc>
+          <w:tcPr>
+            <w:tcW w:type="dxa" w:w="624"/>
             <w:shd w:fill="F9F9F9"/>
             <w:tcMar>
               <w:top w:w="100" w:type="dxa"/>
@@ -11733,7 +12221,7 @@
         </w:tc>
         <w:tc>
           <w:tcPr>
-            <w:tcW w:type="dxa" w:w="551"/>
+            <w:tcW w:type="dxa" w:w="624"/>
             <w:shd w:fill="F9F9F9"/>
             <w:tcMar>
               <w:top w:w="100" w:type="dxa"/>
@@ -11754,13 +12242,13 @@
                 <w:i w:val="0"/>
                 <w:sz w:val="18"/>
               </w:rPr>
-              <w:t>0.0252</w:t>
-            </w:r>
-          </w:p>
-        </w:tc>
-        <w:tc>
-          <w:tcPr>
-            <w:tcW w:type="dxa" w:w="551"/>
+              <w:t>0.0264</w:t>
+            </w:r>
+          </w:p>
+        </w:tc>
+        <w:tc>
+          <w:tcPr>
+            <w:tcW w:type="dxa" w:w="624"/>
             <w:shd w:fill="F9F9F9"/>
             <w:tcMar>
               <w:top w:w="100" w:type="dxa"/>
@@ -11781,13 +12269,13 @@
                 <w:i w:val="0"/>
                 <w:sz w:val="18"/>
               </w:rPr>
-              <w:t>0.3196</w:t>
-            </w:r>
-          </w:p>
-        </w:tc>
-        <w:tc>
-          <w:tcPr>
-            <w:tcW w:type="dxa" w:w="551"/>
+              <w:t>0.3131</w:t>
+            </w:r>
+          </w:p>
+        </w:tc>
+        <w:tc>
+          <w:tcPr>
+            <w:tcW w:type="dxa" w:w="624"/>
             <w:shd w:fill="F9F9F9"/>
             <w:tcMar>
               <w:top w:w="100" w:type="dxa"/>
@@ -11808,13 +12296,13 @@
                 <w:i w:val="0"/>
                 <w:sz w:val="18"/>
               </w:rPr>
-              <w:t>0.0363</w:t>
-            </w:r>
-          </w:p>
-        </w:tc>
-        <w:tc>
-          <w:tcPr>
-            <w:tcW w:type="dxa" w:w="551"/>
+              <w:t>0.0344</w:t>
+            </w:r>
+          </w:p>
+        </w:tc>
+        <w:tc>
+          <w:tcPr>
+            <w:tcW w:type="dxa" w:w="624"/>
             <w:shd w:fill="F9F9F9"/>
             <w:tcMar>
               <w:top w:w="100" w:type="dxa"/>
@@ -11835,13 +12323,13 @@
                 <w:i w:val="0"/>
                 <w:sz w:val="18"/>
               </w:rPr>
-              <w:t>0.3161</w:t>
-            </w:r>
-          </w:p>
-        </w:tc>
-        <w:tc>
-          <w:tcPr>
-            <w:tcW w:type="dxa" w:w="551"/>
+              <w:t>0.3261</w:t>
+            </w:r>
+          </w:p>
+        </w:tc>
+        <w:tc>
+          <w:tcPr>
+            <w:tcW w:type="dxa" w:w="624"/>
             <w:shd w:fill="F9F9F9"/>
             <w:tcMar>
               <w:top w:w="100" w:type="dxa"/>
@@ -11862,13 +12350,13 @@
                 <w:i w:val="0"/>
                 <w:sz w:val="18"/>
               </w:rPr>
-              <w:t>0.0206</w:t>
-            </w:r>
-          </w:p>
-        </w:tc>
-        <w:tc>
-          <w:tcPr>
-            <w:tcW w:type="dxa" w:w="551"/>
+              <w:t>0.0192</w:t>
+            </w:r>
+          </w:p>
+        </w:tc>
+        <w:tc>
+          <w:tcPr>
+            <w:tcW w:type="dxa" w:w="624"/>
             <w:shd w:fill="F9F9F9"/>
             <w:tcMar>
               <w:top w:w="100" w:type="dxa"/>
@@ -11895,7 +12383,7 @@
         </w:tc>
         <w:tc>
           <w:tcPr>
-            <w:tcW w:type="dxa" w:w="551"/>
+            <w:tcW w:type="dxa" w:w="624"/>
             <w:shd w:fill="F9F9F9"/>
             <w:tcMar>
               <w:top w:w="100" w:type="dxa"/>
@@ -11916,13 +12404,13 @@
                 <w:i w:val="0"/>
                 <w:sz w:val="18"/>
               </w:rPr>
-              <w:t>0.0565</w:t>
-            </w:r>
-          </w:p>
-        </w:tc>
-        <w:tc>
-          <w:tcPr>
-            <w:tcW w:type="dxa" w:w="551"/>
+              <w:t>0.0526</w:t>
+            </w:r>
+          </w:p>
+        </w:tc>
+        <w:tc>
+          <w:tcPr>
+            <w:tcW w:type="dxa" w:w="624"/>
             <w:shd w:fill="F9F9F9"/>
             <w:tcMar>
               <w:top w:w="100" w:type="dxa"/>
@@ -11943,13 +12431,13 @@
                 <w:i w:val="0"/>
                 <w:sz w:val="18"/>
               </w:rPr>
-              <w:t>0.0205</w:t>
-            </w:r>
-          </w:p>
-        </w:tc>
-        <w:tc>
-          <w:tcPr>
-            <w:tcW w:type="dxa" w:w="551"/>
+              <w:t>7.55</w:t>
+            </w:r>
+          </w:p>
+        </w:tc>
+        <w:tc>
+          <w:tcPr>
+            <w:tcW w:type="dxa" w:w="624"/>
             <w:shd w:fill="F9F9F9"/>
             <w:tcMar>
               <w:top w:w="100" w:type="dxa"/>
@@ -11970,61 +12458,7 @@
                 <w:i w:val="0"/>
                 <w:sz w:val="18"/>
               </w:rPr>
-              <w:t>0.0175</w:t>
-            </w:r>
-          </w:p>
-        </w:tc>
-        <w:tc>
-          <w:tcPr>
-            <w:tcW w:type="dxa" w:w="551"/>
-            <w:shd w:fill="F9F9F9"/>
-            <w:tcMar>
-              <w:top w:w="100" w:type="dxa"/>
-              <w:bottom w:w="100" w:type="dxa"/>
-              <w:left w:w="150" w:type="dxa"/>
-              <w:right w:w="150" w:type="dxa"/>
-            </w:tcMar>
-          </w:tcPr>
-          <w:p>
-            <w:pPr>
-              <w:spacing w:after="0" w:before="0"/>
-              <w:jc w:val="center"/>
-            </w:pPr>
-            <w:r>
-              <w:rPr>
-                <w:rFonts w:ascii="Arial" w:hAnsi="Arial"/>
-                <w:b w:val="0"/>
-                <w:i w:val="0"/>
-                <w:sz w:val="18"/>
-              </w:rPr>
-              <w:t>7.20</w:t>
-            </w:r>
-          </w:p>
-        </w:tc>
-        <w:tc>
-          <w:tcPr>
-            <w:tcW w:type="dxa" w:w="551"/>
-            <w:shd w:fill="F9F9F9"/>
-            <w:tcMar>
-              <w:top w:w="100" w:type="dxa"/>
-              <w:bottom w:w="100" w:type="dxa"/>
-              <w:left w:w="150" w:type="dxa"/>
-              <w:right w:w="150" w:type="dxa"/>
-            </w:tcMar>
-          </w:tcPr>
-          <w:p>
-            <w:pPr>
-              <w:spacing w:after="0" w:before="0"/>
-              <w:jc w:val="center"/>
-            </w:pPr>
-            <w:r>
-              <w:rPr>
-                <w:rFonts w:ascii="Arial" w:hAnsi="Arial"/>
-                <w:b w:val="0"/>
-                <w:i w:val="0"/>
-                <w:sz w:val="18"/>
-              </w:rPr>
-              <w:t>0.9431</w:t>
+              <w:t>0.9755</w:t>
             </w:r>
           </w:p>
         </w:tc>
@@ -12032,7 +12466,7 @@
       <w:tr>
         <w:tc>
           <w:tcPr>
-            <w:tcW w:type="dxa" w:w="551"/>
+            <w:tcW w:type="dxa" w:w="624"/>
             <w:shd w:fill="FFFFFF"/>
             <w:tcMar>
               <w:top w:w="100" w:type="dxa"/>
@@ -12059,7 +12493,7 @@
         </w:tc>
         <w:tc>
           <w:tcPr>
-            <w:tcW w:type="dxa" w:w="551"/>
+            <w:tcW w:type="dxa" w:w="624"/>
             <w:shd w:fill="FFFFFF"/>
             <w:tcMar>
               <w:top w:w="100" w:type="dxa"/>
@@ -12080,13 +12514,13 @@
                 <w:i w:val="0"/>
                 <w:sz w:val="18"/>
               </w:rPr>
-              <w:t>-1427.0400</w:t>
-            </w:r>
-          </w:p>
-        </w:tc>
-        <w:tc>
-          <w:tcPr>
-            <w:tcW w:type="dxa" w:w="551"/>
+              <w:t>-1566.8100</w:t>
+            </w:r>
+          </w:p>
+        </w:tc>
+        <w:tc>
+          <w:tcPr>
+            <w:tcW w:type="dxa" w:w="624"/>
             <w:shd w:fill="FFFFFF"/>
             <w:tcMar>
               <w:top w:w="100" w:type="dxa"/>
@@ -12107,13 +12541,13 @@
                 <w:i w:val="0"/>
                 <w:sz w:val="18"/>
               </w:rPr>
-              <w:t>0.0578</w:t>
-            </w:r>
-          </w:p>
-        </w:tc>
-        <w:tc>
-          <w:tcPr>
-            <w:tcW w:type="dxa" w:w="551"/>
+              <w:t>0.0541</w:t>
+            </w:r>
+          </w:p>
+        </w:tc>
+        <w:tc>
+          <w:tcPr>
+            <w:tcW w:type="dxa" w:w="624"/>
             <w:shd w:fill="FFFFFF"/>
             <w:tcMar>
               <w:top w:w="100" w:type="dxa"/>
@@ -12140,7 +12574,7 @@
         </w:tc>
         <w:tc>
           <w:tcPr>
-            <w:tcW w:type="dxa" w:w="551"/>
+            <w:tcW w:type="dxa" w:w="624"/>
             <w:shd w:fill="FFFFFF"/>
             <w:tcMar>
               <w:top w:w="100" w:type="dxa"/>
@@ -12167,7 +12601,7 @@
         </w:tc>
         <w:tc>
           <w:tcPr>
-            <w:tcW w:type="dxa" w:w="551"/>
+            <w:tcW w:type="dxa" w:w="624"/>
             <w:shd w:fill="FFFFFF"/>
             <w:tcMar>
               <w:top w:w="100" w:type="dxa"/>
@@ -12188,13 +12622,13 @@
                 <w:i w:val="0"/>
                 <w:sz w:val="18"/>
               </w:rPr>
-              <w:t>1.33</w:t>
-            </w:r>
-          </w:p>
-        </w:tc>
-        <w:tc>
-          <w:tcPr>
-            <w:tcW w:type="dxa" w:w="551"/>
+              <w:t>1.36</w:t>
+            </w:r>
+          </w:p>
+        </w:tc>
+        <w:tc>
+          <w:tcPr>
+            <w:tcW w:type="dxa" w:w="624"/>
             <w:shd w:fill="FFFFFF"/>
             <w:tcMar>
               <w:top w:w="100" w:type="dxa"/>
@@ -12215,13 +12649,13 @@
                 <w:i w:val="0"/>
                 <w:sz w:val="18"/>
               </w:rPr>
-              <w:t>0.0263</w:t>
-            </w:r>
-          </w:p>
-        </w:tc>
-        <w:tc>
-          <w:tcPr>
-            <w:tcW w:type="dxa" w:w="551"/>
+              <w:t>0.0282</w:t>
+            </w:r>
+          </w:p>
+        </w:tc>
+        <w:tc>
+          <w:tcPr>
+            <w:tcW w:type="dxa" w:w="624"/>
             <w:shd w:fill="FFFFFF"/>
             <w:tcMar>
               <w:top w:w="100" w:type="dxa"/>
@@ -12242,13 +12676,13 @@
                 <w:i w:val="0"/>
                 <w:sz w:val="18"/>
               </w:rPr>
-              <w:t>0.3113</w:t>
-            </w:r>
-          </w:p>
-        </w:tc>
-        <w:tc>
-          <w:tcPr>
-            <w:tcW w:type="dxa" w:w="551"/>
+              <w:t>0.3289</w:t>
+            </w:r>
+          </w:p>
+        </w:tc>
+        <w:tc>
+          <w:tcPr>
+            <w:tcW w:type="dxa" w:w="624"/>
             <w:shd w:fill="FFFFFF"/>
             <w:tcMar>
               <w:top w:w="100" w:type="dxa"/>
@@ -12269,13 +12703,13 @@
                 <w:i w:val="0"/>
                 <w:sz w:val="18"/>
               </w:rPr>
-              <w:t>0.0338</w:t>
-            </w:r>
-          </w:p>
-        </w:tc>
-        <w:tc>
-          <w:tcPr>
-            <w:tcW w:type="dxa" w:w="551"/>
+              <w:t>0.0376</w:t>
+            </w:r>
+          </w:p>
+        </w:tc>
+        <w:tc>
+          <w:tcPr>
+            <w:tcW w:type="dxa" w:w="624"/>
             <w:shd w:fill="FFFFFF"/>
             <w:tcMar>
               <w:top w:w="100" w:type="dxa"/>
@@ -12296,13 +12730,13 @@
                 <w:i w:val="0"/>
                 <w:sz w:val="18"/>
               </w:rPr>
-              <w:t>0.3256</w:t>
-            </w:r>
-          </w:p>
-        </w:tc>
-        <w:tc>
-          <w:tcPr>
-            <w:tcW w:type="dxa" w:w="551"/>
+              <w:t>0.3315</w:t>
+            </w:r>
+          </w:p>
+        </w:tc>
+        <w:tc>
+          <w:tcPr>
+            <w:tcW w:type="dxa" w:w="624"/>
             <w:shd w:fill="FFFFFF"/>
             <w:tcMar>
               <w:top w:w="100" w:type="dxa"/>
@@ -12323,13 +12757,13 @@
                 <w:i w:val="0"/>
                 <w:sz w:val="18"/>
               </w:rPr>
-              <w:t>0.0196</w:t>
-            </w:r>
-          </w:p>
-        </w:tc>
-        <w:tc>
-          <w:tcPr>
-            <w:tcW w:type="dxa" w:w="551"/>
+              <w:t>0.0205</w:t>
+            </w:r>
+          </w:p>
+        </w:tc>
+        <w:tc>
+          <w:tcPr>
+            <w:tcW w:type="dxa" w:w="624"/>
             <w:shd w:fill="FFFFFF"/>
             <w:tcMar>
               <w:top w:w="100" w:type="dxa"/>
@@ -12350,13 +12784,13 @@
                 <w:i w:val="0"/>
                 <w:sz w:val="18"/>
               </w:rPr>
-              <w:t>2.61</w:t>
-            </w:r>
-          </w:p>
-        </w:tc>
-        <w:tc>
-          <w:tcPr>
-            <w:tcW w:type="dxa" w:w="551"/>
+              <w:t>2.63</w:t>
+            </w:r>
+          </w:p>
+        </w:tc>
+        <w:tc>
+          <w:tcPr>
+            <w:tcW w:type="dxa" w:w="624"/>
             <w:shd w:fill="FFFFFF"/>
             <w:tcMar>
               <w:top w:w="100" w:type="dxa"/>
@@ -12377,13 +12811,13 @@
                 <w:i w:val="0"/>
                 <w:sz w:val="18"/>
               </w:rPr>
-              <w:t>0.0562</w:t>
-            </w:r>
-          </w:p>
-        </w:tc>
-        <w:tc>
-          <w:tcPr>
-            <w:tcW w:type="dxa" w:w="551"/>
+              <w:t>0.0514</w:t>
+            </w:r>
+          </w:p>
+        </w:tc>
+        <w:tc>
+          <w:tcPr>
+            <w:tcW w:type="dxa" w:w="624"/>
             <w:shd w:fill="FFFFFF"/>
             <w:tcMar>
               <w:top w:w="100" w:type="dxa"/>
@@ -12404,13 +12838,13 @@
                 <w:i w:val="0"/>
                 <w:sz w:val="18"/>
               </w:rPr>
-              <w:t>0.0189</w:t>
-            </w:r>
-          </w:p>
-        </w:tc>
-        <w:tc>
-          <w:tcPr>
-            <w:tcW w:type="dxa" w:w="551"/>
+              <w:t>7.22</w:t>
+            </w:r>
+          </w:p>
+        </w:tc>
+        <w:tc>
+          <w:tcPr>
+            <w:tcW w:type="dxa" w:w="624"/>
             <w:shd w:fill="FFFFFF"/>
             <w:tcMar>
               <w:top w:w="100" w:type="dxa"/>
@@ -12431,61 +12865,7 @@
                 <w:i w:val="0"/>
                 <w:sz w:val="18"/>
               </w:rPr>
-              <w:t>0.0142</w:t>
-            </w:r>
-          </w:p>
-        </w:tc>
-        <w:tc>
-          <w:tcPr>
-            <w:tcW w:type="dxa" w:w="551"/>
-            <w:shd w:fill="FFFFFF"/>
-            <w:tcMar>
-              <w:top w:w="100" w:type="dxa"/>
-              <w:bottom w:w="100" w:type="dxa"/>
-              <w:left w:w="150" w:type="dxa"/>
-              <w:right w:w="150" w:type="dxa"/>
-            </w:tcMar>
-          </w:tcPr>
-          <w:p>
-            <w:pPr>
-              <w:spacing w:after="0" w:before="0"/>
-              <w:jc w:val="center"/>
-            </w:pPr>
-            <w:r>
-              <w:rPr>
-                <w:rFonts w:ascii="Arial" w:hAnsi="Arial"/>
-                <w:b w:val="0"/>
-                <w:i w:val="0"/>
-                <w:sz w:val="18"/>
-              </w:rPr>
-              <w:t>7.25</w:t>
-            </w:r>
-          </w:p>
-        </w:tc>
-        <w:tc>
-          <w:tcPr>
-            <w:tcW w:type="dxa" w:w="551"/>
-            <w:shd w:fill="FFFFFF"/>
-            <w:tcMar>
-              <w:top w:w="100" w:type="dxa"/>
-              <w:bottom w:w="100" w:type="dxa"/>
-              <w:left w:w="150" w:type="dxa"/>
-              <w:right w:w="150" w:type="dxa"/>
-            </w:tcMar>
-          </w:tcPr>
-          <w:p>
-            <w:pPr>
-              <w:spacing w:after="0" w:before="0"/>
-              <w:jc w:val="center"/>
-            </w:pPr>
-            <w:r>
-              <w:rPr>
-                <w:rFonts w:ascii="Arial" w:hAnsi="Arial"/>
-                <w:b w:val="0"/>
-                <w:i w:val="0"/>
-                <w:sz w:val="18"/>
-              </w:rPr>
-              <w:t>0.9228</w:t>
+              <w:t>0.9118</w:t>
             </w:r>
           </w:p>
         </w:tc>
@@ -12493,7 +12873,7 @@
       <w:tr>
         <w:tc>
           <w:tcPr>
-            <w:tcW w:type="dxa" w:w="551"/>
+            <w:tcW w:type="dxa" w:w="624"/>
             <w:shd w:fill="F9F9F9"/>
             <w:tcMar>
               <w:top w:w="100" w:type="dxa"/>
@@ -12520,7 +12900,7 @@
         </w:tc>
         <w:tc>
           <w:tcPr>
-            <w:tcW w:type="dxa" w:w="551"/>
+            <w:tcW w:type="dxa" w:w="624"/>
             <w:shd w:fill="F9F9F9"/>
             <w:tcMar>
               <w:top w:w="100" w:type="dxa"/>
@@ -12541,13 +12921,13 @@
                 <w:i w:val="0"/>
                 <w:sz w:val="18"/>
               </w:rPr>
-              <w:t>-1439.3400</w:t>
-            </w:r>
-          </w:p>
-        </w:tc>
-        <w:tc>
-          <w:tcPr>
-            <w:tcW w:type="dxa" w:w="551"/>
+              <w:t>-1477.9400</w:t>
+            </w:r>
+          </w:p>
+        </w:tc>
+        <w:tc>
+          <w:tcPr>
+            <w:tcW w:type="dxa" w:w="624"/>
             <w:shd w:fill="F9F9F9"/>
             <w:tcMar>
               <w:top w:w="100" w:type="dxa"/>
@@ -12568,13 +12948,13 @@
                 <w:i w:val="0"/>
                 <w:sz w:val="18"/>
               </w:rPr>
-              <w:t>0.0431</w:t>
-            </w:r>
-          </w:p>
-        </w:tc>
-        <w:tc>
-          <w:tcPr>
-            <w:tcW w:type="dxa" w:w="551"/>
+              <w:t>0.0939</w:t>
+            </w:r>
+          </w:p>
+        </w:tc>
+        <w:tc>
+          <w:tcPr>
+            <w:tcW w:type="dxa" w:w="624"/>
             <w:shd w:fill="F9F9F9"/>
             <w:tcMar>
               <w:top w:w="100" w:type="dxa"/>
@@ -12601,7 +12981,7 @@
         </w:tc>
         <w:tc>
           <w:tcPr>
-            <w:tcW w:type="dxa" w:w="551"/>
+            <w:tcW w:type="dxa" w:w="624"/>
             <w:shd w:fill="F9F9F9"/>
             <w:tcMar>
               <w:top w:w="100" w:type="dxa"/>
@@ -12622,13 +13002,13 @@
                 <w:i w:val="0"/>
                 <w:sz w:val="18"/>
               </w:rPr>
-              <w:t>Sí (3/3)</w:t>
-            </w:r>
-          </w:p>
-        </w:tc>
-        <w:tc>
-          <w:tcPr>
-            <w:tcW w:type="dxa" w:w="551"/>
+              <w:t>Parcial</w:t>
+            </w:r>
+          </w:p>
+        </w:tc>
+        <w:tc>
+          <w:tcPr>
+            <w:tcW w:type="dxa" w:w="624"/>
             <w:shd w:fill="F9F9F9"/>
             <w:tcMar>
               <w:top w:w="100" w:type="dxa"/>
@@ -12649,13 +13029,13 @@
                 <w:i w:val="0"/>
                 <w:sz w:val="18"/>
               </w:rPr>
-              <w:t>1.34</w:t>
-            </w:r>
-          </w:p>
-        </w:tc>
-        <w:tc>
-          <w:tcPr>
-            <w:tcW w:type="dxa" w:w="551"/>
+              <w:t>1.35</w:t>
+            </w:r>
+          </w:p>
+        </w:tc>
+        <w:tc>
+          <w:tcPr>
+            <w:tcW w:type="dxa" w:w="624"/>
             <w:shd w:fill="F9F9F9"/>
             <w:tcMar>
               <w:top w:w="100" w:type="dxa"/>
@@ -12676,13 +13056,13 @@
                 <w:i w:val="0"/>
                 <w:sz w:val="18"/>
               </w:rPr>
-              <w:t>0.0255</w:t>
-            </w:r>
-          </w:p>
-        </w:tc>
-        <w:tc>
-          <w:tcPr>
-            <w:tcW w:type="dxa" w:w="551"/>
+              <w:t>0.0265</w:t>
+            </w:r>
+          </w:p>
+        </w:tc>
+        <w:tc>
+          <w:tcPr>
+            <w:tcW w:type="dxa" w:w="624"/>
             <w:shd w:fill="F9F9F9"/>
             <w:tcMar>
               <w:top w:w="100" w:type="dxa"/>
@@ -12703,13 +13083,13 @@
                 <w:i w:val="0"/>
                 <w:sz w:val="18"/>
               </w:rPr>
-              <w:t>0.3145</w:t>
-            </w:r>
-          </w:p>
-        </w:tc>
-        <w:tc>
-          <w:tcPr>
-            <w:tcW w:type="dxa" w:w="551"/>
+              <w:t>0.3209</w:t>
+            </w:r>
+          </w:p>
+        </w:tc>
+        <w:tc>
+          <w:tcPr>
+            <w:tcW w:type="dxa" w:w="624"/>
             <w:shd w:fill="F9F9F9"/>
             <w:tcMar>
               <w:top w:w="100" w:type="dxa"/>
@@ -12730,13 +13110,13 @@
                 <w:i w:val="0"/>
                 <w:sz w:val="18"/>
               </w:rPr>
-              <w:t>0.0353</w:t>
-            </w:r>
-          </w:p>
-        </w:tc>
-        <w:tc>
-          <w:tcPr>
-            <w:tcW w:type="dxa" w:w="551"/>
+              <w:t>0.0360</w:t>
+            </w:r>
+          </w:p>
+        </w:tc>
+        <w:tc>
+          <w:tcPr>
+            <w:tcW w:type="dxa" w:w="624"/>
             <w:shd w:fill="F9F9F9"/>
             <w:tcMar>
               <w:top w:w="100" w:type="dxa"/>
@@ -12757,13 +13137,13 @@
                 <w:i w:val="0"/>
                 <w:sz w:val="18"/>
               </w:rPr>
-              <w:t>0.3211</w:t>
-            </w:r>
-          </w:p>
-        </w:tc>
-        <w:tc>
-          <w:tcPr>
-            <w:tcW w:type="dxa" w:w="551"/>
+              <w:t>0.3273</w:t>
+            </w:r>
+          </w:p>
+        </w:tc>
+        <w:tc>
+          <w:tcPr>
+            <w:tcW w:type="dxa" w:w="624"/>
             <w:shd w:fill="F9F9F9"/>
             <w:tcMar>
               <w:top w:w="100" w:type="dxa"/>
@@ -12784,13 +13164,13 @@
                 <w:i w:val="0"/>
                 <w:sz w:val="18"/>
               </w:rPr>
-              <w:t>0.0205</w:t>
-            </w:r>
-          </w:p>
-        </w:tc>
-        <w:tc>
-          <w:tcPr>
-            <w:tcW w:type="dxa" w:w="551"/>
+              <w:t>0.0197</w:t>
+            </w:r>
+          </w:p>
+        </w:tc>
+        <w:tc>
+          <w:tcPr>
+            <w:tcW w:type="dxa" w:w="624"/>
             <w:shd w:fill="F9F9F9"/>
             <w:tcMar>
               <w:top w:w="100" w:type="dxa"/>
@@ -12811,13 +13191,13 @@
                 <w:i w:val="0"/>
                 <w:sz w:val="18"/>
               </w:rPr>
-              <w:t>2.59</w:t>
-            </w:r>
-          </w:p>
-        </w:tc>
-        <w:tc>
-          <w:tcPr>
-            <w:tcW w:type="dxa" w:w="551"/>
+              <w:t>2.61</w:t>
+            </w:r>
+          </w:p>
+        </w:tc>
+        <w:tc>
+          <w:tcPr>
+            <w:tcW w:type="dxa" w:w="624"/>
             <w:shd w:fill="F9F9F9"/>
             <w:tcMar>
               <w:top w:w="100" w:type="dxa"/>
@@ -12838,13 +13218,13 @@
                 <w:i w:val="0"/>
                 <w:sz w:val="18"/>
               </w:rPr>
-              <w:t>0.0540</w:t>
-            </w:r>
-          </w:p>
-        </w:tc>
-        <w:tc>
-          <w:tcPr>
-            <w:tcW w:type="dxa" w:w="551"/>
+              <w:t>0.0521</w:t>
+            </w:r>
+          </w:p>
+        </w:tc>
+        <w:tc>
+          <w:tcPr>
+            <w:tcW w:type="dxa" w:w="624"/>
             <w:shd w:fill="F9F9F9"/>
             <w:tcMar>
               <w:top w:w="100" w:type="dxa"/>
@@ -12865,13 +13245,13 @@
                 <w:i w:val="0"/>
                 <w:sz w:val="18"/>
               </w:rPr>
-              <w:t>0.0195</w:t>
-            </w:r>
-          </w:p>
-        </w:tc>
-        <w:tc>
-          <w:tcPr>
-            <w:tcW w:type="dxa" w:w="551"/>
+              <w:t>7.25</w:t>
+            </w:r>
+          </w:p>
+        </w:tc>
+        <w:tc>
+          <w:tcPr>
+            <w:tcW w:type="dxa" w:w="624"/>
             <w:shd w:fill="F9F9F9"/>
             <w:tcMar>
               <w:top w:w="100" w:type="dxa"/>
@@ -12892,61 +13272,7 @@
                 <w:i w:val="0"/>
                 <w:sz w:val="18"/>
               </w:rPr>
-              <w:t>0.0157</w:t>
-            </w:r>
-          </w:p>
-        </w:tc>
-        <w:tc>
-          <w:tcPr>
-            <w:tcW w:type="dxa" w:w="551"/>
-            <w:shd w:fill="F9F9F9"/>
-            <w:tcMar>
-              <w:top w:w="100" w:type="dxa"/>
-              <w:bottom w:w="100" w:type="dxa"/>
-              <w:left w:w="150" w:type="dxa"/>
-              <w:right w:w="150" w:type="dxa"/>
-            </w:tcMar>
-          </w:tcPr>
-          <w:p>
-            <w:pPr>
-              <w:spacing w:after="0" w:before="0"/>
-              <w:jc w:val="center"/>
-            </w:pPr>
-            <w:r>
-              <w:rPr>
-                <w:rFonts w:ascii="Arial" w:hAnsi="Arial"/>
-                <w:b w:val="0"/>
-                <w:i w:val="0"/>
-                <w:sz w:val="18"/>
-              </w:rPr>
-              <w:t>7.19</w:t>
-            </w:r>
-          </w:p>
-        </w:tc>
-        <w:tc>
-          <w:tcPr>
-            <w:tcW w:type="dxa" w:w="551"/>
-            <w:shd w:fill="F9F9F9"/>
-            <w:tcMar>
-              <w:top w:w="100" w:type="dxa"/>
-              <w:bottom w:w="100" w:type="dxa"/>
-              <w:left w:w="150" w:type="dxa"/>
-              <w:right w:w="150" w:type="dxa"/>
-            </w:tcMar>
-          </w:tcPr>
-          <w:p>
-            <w:pPr>
-              <w:spacing w:after="0" w:before="0"/>
-              <w:jc w:val="center"/>
-            </w:pPr>
-            <w:r>
-              <w:rPr>
-                <w:rFonts w:ascii="Arial" w:hAnsi="Arial"/>
-                <w:b w:val="0"/>
-                <w:i w:val="0"/>
-                <w:sz w:val="18"/>
-              </w:rPr>
-              <w:t>0.9219</w:t>
+              <w:t>0.9237</w:t>
             </w:r>
           </w:p>
         </w:tc>
@@ -12954,7 +13280,7 @@
       <w:tr>
         <w:tc>
           <w:tcPr>
-            <w:tcW w:type="dxa" w:w="551"/>
+            <w:tcW w:type="dxa" w:w="624"/>
             <w:shd w:fill="FFFFFF"/>
             <w:tcMar>
               <w:top w:w="100" w:type="dxa"/>
@@ -12981,7 +13307,7 @@
         </w:tc>
         <w:tc>
           <w:tcPr>
-            <w:tcW w:type="dxa" w:w="551"/>
+            <w:tcW w:type="dxa" w:w="624"/>
             <w:shd w:fill="FFFFFF"/>
             <w:tcMar>
               <w:top w:w="100" w:type="dxa"/>
@@ -13002,13 +13328,13 @@
                 <w:i w:val="0"/>
                 <w:sz w:val="18"/>
               </w:rPr>
-              <w:t>36.32</w:t>
-            </w:r>
-          </w:p>
-        </w:tc>
-        <w:tc>
-          <w:tcPr>
-            <w:tcW w:type="dxa" w:w="551"/>
+              <w:t>82.63</w:t>
+            </w:r>
+          </w:p>
+        </w:tc>
+        <w:tc>
+          <w:tcPr>
+            <w:tcW w:type="dxa" w:w="624"/>
             <w:shd w:fill="FFFFFF"/>
             <w:tcMar>
               <w:top w:w="100" w:type="dxa"/>
@@ -13029,13 +13355,13 @@
                 <w:i w:val="0"/>
                 <w:sz w:val="18"/>
               </w:rPr>
-              <w:t>0.0309</w:t>
-            </w:r>
-          </w:p>
-        </w:tc>
-        <w:tc>
-          <w:tcPr>
-            <w:tcW w:type="dxa" w:w="551"/>
+              <w:t>0.0963</w:t>
+            </w:r>
+          </w:p>
+        </w:tc>
+        <w:tc>
+          <w:tcPr>
+            <w:tcW w:type="dxa" w:w="624"/>
             <w:shd w:fill="FFFFFF"/>
             <w:tcMar>
               <w:top w:w="100" w:type="dxa"/>
@@ -13062,7 +13388,7 @@
         </w:tc>
         <w:tc>
           <w:tcPr>
-            <w:tcW w:type="dxa" w:w="551"/>
+            <w:tcW w:type="dxa" w:w="624"/>
             <w:shd w:fill="FFFFFF"/>
             <w:tcMar>
               <w:top w:w="100" w:type="dxa"/>
@@ -13089,7 +13415,7 @@
         </w:tc>
         <w:tc>
           <w:tcPr>
-            <w:tcW w:type="dxa" w:w="551"/>
+            <w:tcW w:type="dxa" w:w="624"/>
             <w:shd w:fill="FFFFFF"/>
             <w:tcMar>
               <w:top w:w="100" w:type="dxa"/>
@@ -13110,13 +13436,13 @@
                 <w:i w:val="0"/>
                 <w:sz w:val="18"/>
               </w:rPr>
-              <w:t>0.0113</w:t>
-            </w:r>
-          </w:p>
-        </w:tc>
-        <w:tc>
-          <w:tcPr>
-            <w:tcW w:type="dxa" w:w="551"/>
+              <w:t>0.0051</w:t>
+            </w:r>
+          </w:p>
+        </w:tc>
+        <w:tc>
+          <w:tcPr>
+            <w:tcW w:type="dxa" w:w="624"/>
             <w:shd w:fill="FFFFFF"/>
             <w:tcMar>
               <w:top w:w="100" w:type="dxa"/>
@@ -13137,13 +13463,175 @@
                 <w:i w:val="0"/>
                 <w:sz w:val="18"/>
               </w:rPr>
+              <w:t>0.0017</w:t>
+            </w:r>
+          </w:p>
+        </w:tc>
+        <w:tc>
+          <w:tcPr>
+            <w:tcW w:type="dxa" w:w="624"/>
+            <w:shd w:fill="FFFFFF"/>
+            <w:tcMar>
+              <w:top w:w="100" w:type="dxa"/>
+              <w:bottom w:w="100" w:type="dxa"/>
+              <w:left w:w="150" w:type="dxa"/>
+              <w:right w:w="150" w:type="dxa"/>
+            </w:tcMar>
+          </w:tcPr>
+          <w:p>
+            <w:pPr>
+              <w:spacing w:after="0" w:before="0"/>
+              <w:jc w:val="center"/>
+            </w:pPr>
+            <w:r>
+              <w:rPr>
+                <w:rFonts w:ascii="Arial" w:hAnsi="Arial"/>
+                <w:b w:val="0"/>
+                <w:i w:val="0"/>
+                <w:sz w:val="18"/>
+              </w:rPr>
+              <w:t>0.0079</w:t>
+            </w:r>
+          </w:p>
+        </w:tc>
+        <w:tc>
+          <w:tcPr>
+            <w:tcW w:type="dxa" w:w="624"/>
+            <w:shd w:fill="FFFFFF"/>
+            <w:tcMar>
+              <w:top w:w="100" w:type="dxa"/>
+              <w:bottom w:w="100" w:type="dxa"/>
+              <w:left w:w="150" w:type="dxa"/>
+              <w:right w:w="150" w:type="dxa"/>
+            </w:tcMar>
+          </w:tcPr>
+          <w:p>
+            <w:pPr>
+              <w:spacing w:after="0" w:before="0"/>
+              <w:jc w:val="center"/>
+            </w:pPr>
+            <w:r>
+              <w:rPr>
+                <w:rFonts w:ascii="Arial" w:hAnsi="Arial"/>
+                <w:b w:val="0"/>
+                <w:i w:val="0"/>
+                <w:sz w:val="18"/>
+              </w:rPr>
+              <w:t>0.0016</w:t>
+            </w:r>
+          </w:p>
+        </w:tc>
+        <w:tc>
+          <w:tcPr>
+            <w:tcW w:type="dxa" w:w="624"/>
+            <w:shd w:fill="FFFFFF"/>
+            <w:tcMar>
+              <w:top w:w="100" w:type="dxa"/>
+              <w:bottom w:w="100" w:type="dxa"/>
+              <w:left w:w="150" w:type="dxa"/>
+              <w:right w:w="150" w:type="dxa"/>
+            </w:tcMar>
+          </w:tcPr>
+          <w:p>
+            <w:pPr>
+              <w:spacing w:after="0" w:before="0"/>
+              <w:jc w:val="center"/>
+            </w:pPr>
+            <w:r>
+              <w:rPr>
+                <w:rFonts w:ascii="Arial" w:hAnsi="Arial"/>
+                <w:b w:val="0"/>
+                <w:i w:val="0"/>
+                <w:sz w:val="18"/>
+              </w:rPr>
+              <w:t>0.0038</w:t>
+            </w:r>
+          </w:p>
+        </w:tc>
+        <w:tc>
+          <w:tcPr>
+            <w:tcW w:type="dxa" w:w="624"/>
+            <w:shd w:fill="FFFFFF"/>
+            <w:tcMar>
+              <w:top w:w="100" w:type="dxa"/>
+              <w:bottom w:w="100" w:type="dxa"/>
+              <w:left w:w="150" w:type="dxa"/>
+              <w:right w:w="150" w:type="dxa"/>
+            </w:tcMar>
+          </w:tcPr>
+          <w:p>
+            <w:pPr>
+              <w:spacing w:after="0" w:before="0"/>
+              <w:jc w:val="center"/>
+            </w:pPr>
+            <w:r>
+              <w:rPr>
+                <w:rFonts w:ascii="Arial" w:hAnsi="Arial"/>
+                <w:b w:val="0"/>
+                <w:i w:val="0"/>
+                <w:sz w:val="18"/>
+              </w:rPr>
+              <w:t>0.0007</w:t>
+            </w:r>
+          </w:p>
+        </w:tc>
+        <w:tc>
+          <w:tcPr>
+            <w:tcW w:type="dxa" w:w="624"/>
+            <w:shd w:fill="FFFFFF"/>
+            <w:tcMar>
+              <w:top w:w="100" w:type="dxa"/>
+              <w:bottom w:w="100" w:type="dxa"/>
+              <w:left w:w="150" w:type="dxa"/>
+              <w:right w:w="150" w:type="dxa"/>
+            </w:tcMar>
+          </w:tcPr>
+          <w:p>
+            <w:pPr>
+              <w:spacing w:after="0" w:before="0"/>
+              <w:jc w:val="center"/>
+            </w:pPr>
+            <w:r>
+              <w:rPr>
+                <w:rFonts w:ascii="Arial" w:hAnsi="Arial"/>
+                <w:b w:val="0"/>
+                <w:i w:val="0"/>
+                <w:sz w:val="18"/>
+              </w:rPr>
+              <w:t>0.0180</w:t>
+            </w:r>
+          </w:p>
+        </w:tc>
+        <w:tc>
+          <w:tcPr>
+            <w:tcW w:type="dxa" w:w="624"/>
+            <w:shd w:fill="FFFFFF"/>
+            <w:tcMar>
+              <w:top w:w="100" w:type="dxa"/>
+              <w:bottom w:w="100" w:type="dxa"/>
+              <w:left w:w="150" w:type="dxa"/>
+              <w:right w:w="150" w:type="dxa"/>
+            </w:tcMar>
+          </w:tcPr>
+          <w:p>
+            <w:pPr>
+              <w:spacing w:after="0" w:before="0"/>
+              <w:jc w:val="center"/>
+            </w:pPr>
+            <w:r>
+              <w:rPr>
+                <w:rFonts w:ascii="Arial" w:hAnsi="Arial"/>
+                <w:b w:val="0"/>
+                <w:i w:val="0"/>
+                <w:sz w:val="18"/>
+              </w:rPr>
               <w:t>0.0006</w:t>
             </w:r>
           </w:p>
         </w:tc>
         <w:tc>
           <w:tcPr>
-            <w:tcW w:type="dxa" w:w="551"/>
+            <w:tcW w:type="dxa" w:w="624"/>
             <w:shd w:fill="FFFFFF"/>
             <w:tcMar>
               <w:top w:w="100" w:type="dxa"/>
@@ -13164,13 +13652,13 @@
                 <w:i w:val="0"/>
                 <w:sz w:val="18"/>
               </w:rPr>
-              <w:t>0.0045</w:t>
-            </w:r>
-          </w:p>
-        </w:tc>
-        <w:tc>
-          <w:tcPr>
-            <w:tcW w:type="dxa" w:w="551"/>
+              <w:t>0.2874</w:t>
+            </w:r>
+          </w:p>
+        </w:tc>
+        <w:tc>
+          <w:tcPr>
+            <w:tcW w:type="dxa" w:w="624"/>
             <w:shd w:fill="FFFFFF"/>
             <w:tcMar>
               <w:top w:w="100" w:type="dxa"/>
@@ -13191,223 +13679,7 @@
                 <w:i w:val="0"/>
                 <w:sz w:val="18"/>
               </w:rPr>
-              <w:t>0.0013</w:t>
-            </w:r>
-          </w:p>
-        </w:tc>
-        <w:tc>
-          <w:tcPr>
-            <w:tcW w:type="dxa" w:w="551"/>
-            <w:shd w:fill="FFFFFF"/>
-            <w:tcMar>
-              <w:top w:w="100" w:type="dxa"/>
-              <w:bottom w:w="100" w:type="dxa"/>
-              <w:left w:w="150" w:type="dxa"/>
-              <w:right w:w="150" w:type="dxa"/>
-            </w:tcMar>
-          </w:tcPr>
-          <w:p>
-            <w:pPr>
-              <w:spacing w:after="0" w:before="0"/>
-              <w:jc w:val="center"/>
-            </w:pPr>
-            <w:r>
-              <w:rPr>
-                <w:rFonts w:ascii="Arial" w:hAnsi="Arial"/>
-                <w:b w:val="0"/>
-                <w:i w:val="0"/>
-                <w:sz w:val="18"/>
-              </w:rPr>
-              <w:t>0.0047</w:t>
-            </w:r>
-          </w:p>
-        </w:tc>
-        <w:tc>
-          <w:tcPr>
-            <w:tcW w:type="dxa" w:w="551"/>
-            <w:shd w:fill="FFFFFF"/>
-            <w:tcMar>
-              <w:top w:w="100" w:type="dxa"/>
-              <w:bottom w:w="100" w:type="dxa"/>
-              <w:left w:w="150" w:type="dxa"/>
-              <w:right w:w="150" w:type="dxa"/>
-            </w:tcMar>
-          </w:tcPr>
-          <w:p>
-            <w:pPr>
-              <w:spacing w:after="0" w:before="0"/>
-              <w:jc w:val="center"/>
-            </w:pPr>
-            <w:r>
-              <w:rPr>
-                <w:rFonts w:ascii="Arial" w:hAnsi="Arial"/>
-                <w:b w:val="0"/>
-                <w:i w:val="0"/>
-                <w:sz w:val="18"/>
-              </w:rPr>
-              <w:t>0.0009</w:t>
-            </w:r>
-          </w:p>
-        </w:tc>
-        <w:tc>
-          <w:tcPr>
-            <w:tcW w:type="dxa" w:w="551"/>
-            <w:shd w:fill="FFFFFF"/>
-            <w:tcMar>
-              <w:top w:w="100" w:type="dxa"/>
-              <w:bottom w:w="100" w:type="dxa"/>
-              <w:left w:w="150" w:type="dxa"/>
-              <w:right w:w="150" w:type="dxa"/>
-            </w:tcMar>
-          </w:tcPr>
-          <w:p>
-            <w:pPr>
-              <w:spacing w:after="0" w:before="0"/>
-              <w:jc w:val="center"/>
-            </w:pPr>
-            <w:r>
-              <w:rPr>
-                <w:rFonts w:ascii="Arial" w:hAnsi="Arial"/>
-                <w:b w:val="0"/>
-                <w:i w:val="0"/>
-                <w:sz w:val="18"/>
-              </w:rPr>
-              <w:t>0.0273</w:t>
-            </w:r>
-          </w:p>
-        </w:tc>
-        <w:tc>
-          <w:tcPr>
-            <w:tcW w:type="dxa" w:w="551"/>
-            <w:shd w:fill="FFFFFF"/>
-            <w:tcMar>
-              <w:top w:w="100" w:type="dxa"/>
-              <w:bottom w:w="100" w:type="dxa"/>
-              <w:left w:w="150" w:type="dxa"/>
-              <w:right w:w="150" w:type="dxa"/>
-            </w:tcMar>
-          </w:tcPr>
-          <w:p>
-            <w:pPr>
-              <w:spacing w:after="0" w:before="0"/>
-              <w:jc w:val="center"/>
-            </w:pPr>
-            <w:r>
-              <w:rPr>
-                <w:rFonts w:ascii="Arial" w:hAnsi="Arial"/>
-                <w:b w:val="0"/>
-                <w:i w:val="0"/>
-                <w:sz w:val="18"/>
-              </w:rPr>
-              <w:t>0.0040</w:t>
-            </w:r>
-          </w:p>
-        </w:tc>
-        <w:tc>
-          <w:tcPr>
-            <w:tcW w:type="dxa" w:w="551"/>
-            <w:shd w:fill="FFFFFF"/>
-            <w:tcMar>
-              <w:top w:w="100" w:type="dxa"/>
-              <w:bottom w:w="100" w:type="dxa"/>
-              <w:left w:w="150" w:type="dxa"/>
-              <w:right w:w="150" w:type="dxa"/>
-            </w:tcMar>
-          </w:tcPr>
-          <w:p>
-            <w:pPr>
-              <w:spacing w:after="0" w:before="0"/>
-              <w:jc w:val="center"/>
-            </w:pPr>
-            <w:r>
-              <w:rPr>
-                <w:rFonts w:ascii="Arial" w:hAnsi="Arial"/>
-                <w:b w:val="0"/>
-                <w:i w:val="0"/>
-                <w:sz w:val="18"/>
-              </w:rPr>
-              <w:t>0.0008</w:t>
-            </w:r>
-          </w:p>
-        </w:tc>
-        <w:tc>
-          <w:tcPr>
-            <w:tcW w:type="dxa" w:w="551"/>
-            <w:shd w:fill="FFFFFF"/>
-            <w:tcMar>
-              <w:top w:w="100" w:type="dxa"/>
-              <w:bottom w:w="100" w:type="dxa"/>
-              <w:left w:w="150" w:type="dxa"/>
-              <w:right w:w="150" w:type="dxa"/>
-            </w:tcMar>
-          </w:tcPr>
-          <w:p>
-            <w:pPr>
-              <w:spacing w:after="0" w:before="0"/>
-              <w:jc w:val="center"/>
-            </w:pPr>
-            <w:r>
-              <w:rPr>
-                <w:rFonts w:ascii="Arial" w:hAnsi="Arial"/>
-                <w:b w:val="0"/>
-                <w:i w:val="0"/>
-                <w:sz w:val="18"/>
-              </w:rPr>
-              <w:t>0.0017</w:t>
-            </w:r>
-          </w:p>
-        </w:tc>
-        <w:tc>
-          <w:tcPr>
-            <w:tcW w:type="dxa" w:w="551"/>
-            <w:shd w:fill="FFFFFF"/>
-            <w:tcMar>
-              <w:top w:w="100" w:type="dxa"/>
-              <w:bottom w:w="100" w:type="dxa"/>
-              <w:left w:w="150" w:type="dxa"/>
-              <w:right w:w="150" w:type="dxa"/>
-            </w:tcMar>
-          </w:tcPr>
-          <w:p>
-            <w:pPr>
-              <w:spacing w:after="0" w:before="0"/>
-              <w:jc w:val="center"/>
-            </w:pPr>
-            <w:r>
-              <w:rPr>
-                <w:rFonts w:ascii="Arial" w:hAnsi="Arial"/>
-                <w:b w:val="0"/>
-                <w:i w:val="0"/>
-                <w:sz w:val="18"/>
-              </w:rPr>
-              <w:t>0.0786</w:t>
-            </w:r>
-          </w:p>
-        </w:tc>
-        <w:tc>
-          <w:tcPr>
-            <w:tcW w:type="dxa" w:w="551"/>
-            <w:shd w:fill="FFFFFF"/>
-            <w:tcMar>
-              <w:top w:w="100" w:type="dxa"/>
-              <w:bottom w:w="100" w:type="dxa"/>
-              <w:left w:w="150" w:type="dxa"/>
-              <w:right w:w="150" w:type="dxa"/>
-            </w:tcMar>
-          </w:tcPr>
-          <w:p>
-            <w:pPr>
-              <w:spacing w:after="0" w:before="0"/>
-              <w:jc w:val="center"/>
-            </w:pPr>
-            <w:r>
-              <w:rPr>
-                <w:rFonts w:ascii="Arial" w:hAnsi="Arial"/>
-                <w:b w:val="0"/>
-                <w:i w:val="0"/>
-                <w:sz w:val="18"/>
-              </w:rPr>
-              <w:t>0.0217</w:t>
+              <w:t>0.0470</w:t>
             </w:r>
           </w:p>
         </w:tc>
@@ -13833,7 +14105,7 @@
                 <w:i w:val="0"/>
                 <w:sz w:val="18"/>
               </w:rPr>
-              <w:t>Modelo (c) Besag ICAR + No Estructurado (Mejor LOO)</w:t>
+              <w:t>Modelo (b) Binomial Negativa (ICAR) [Mejor LOO]</w:t>
             </w:r>
           </w:p>
         </w:tc>
@@ -13887,7 +14159,7 @@
                 <w:i w:val="0"/>
                 <w:sz w:val="18"/>
               </w:rPr>
-              <w:t>1.33</w:t>
+              <w:t>1.35</w:t>
             </w:r>
           </w:p>
         </w:tc>
@@ -13914,7 +14186,7 @@
                 <w:i w:val="0"/>
                 <w:sz w:val="18"/>
               </w:rPr>
-              <w:t>0.0252</w:t>
+              <w:t>0.0249</w:t>
             </w:r>
           </w:p>
         </w:tc>
@@ -13941,7 +14213,7 @@
                 <w:i w:val="0"/>
                 <w:sz w:val="18"/>
               </w:rPr>
-              <w:t>[1.2811, 1.3805]</w:t>
+              <w:t>[1.2997, 1.3982]</w:t>
             </w:r>
           </w:p>
         </w:tc>
@@ -13995,7 +14267,7 @@
                 <w:i w:val="0"/>
                 <w:sz w:val="18"/>
               </w:rPr>
-              <w:t>0.0651</w:t>
+              <w:t>0.0507</w:t>
             </w:r>
           </w:p>
         </w:tc>
@@ -14022,7 +14294,7 @@
                 <w:i w:val="0"/>
                 <w:sz w:val="18"/>
               </w:rPr>
-              <w:t>[1.2433, 1.4991]</w:t>
+              <w:t>[1.2696, 1.4681]</w:t>
             </w:r>
           </w:p>
         </w:tc>
@@ -14049,7 +14321,7 @@
                 <w:i w:val="0"/>
                 <w:sz w:val="18"/>
               </w:rPr>
-              <w:t>-2.7900</w:t>
+              <w:t>-1.4600</w:t>
             </w:r>
           </w:p>
         </w:tc>
@@ -14076,7 +14348,7 @@
                 <w:i w:val="0"/>
                 <w:sz w:val="18"/>
               </w:rPr>
-              <w:t>0.3863</w:t>
+              <w:t>0.4907</w:t>
             </w:r>
           </w:p>
         </w:tc>
@@ -14103,7 +14375,7 @@
                 <w:i w:val="0"/>
                 <w:sz w:val="18"/>
               </w:rPr>
-              <w:t>+61.4%</w:t>
+              <w:t>+50.9%</w:t>
             </w:r>
           </w:p>
         </w:tc>
@@ -14159,7 +14431,7 @@
                 <w:i w:val="0"/>
                 <w:sz w:val="18"/>
               </w:rPr>
-              <w:t>Modelo (c) Besag ICAR + No Estructurado (Mejor LOO)</w:t>
+              <w:t>Modelo (b) Binomial Negativa (ICAR) [Mejor LOO]</w:t>
             </w:r>
           </w:p>
         </w:tc>
@@ -14213,7 +14485,7 @@
                 <w:i w:val="0"/>
                 <w:sz w:val="18"/>
               </w:rPr>
-              <w:t>0.3126</w:t>
+              <w:t>0.3207</w:t>
             </w:r>
           </w:p>
         </w:tc>
@@ -14240,7 +14512,7 @@
                 <w:i w:val="0"/>
                 <w:sz w:val="18"/>
               </w:rPr>
-              <w:t>0.0357</w:t>
+              <w:t>0.0360</w:t>
             </w:r>
           </w:p>
         </w:tc>
@@ -14267,7 +14539,7 @@
                 <w:i w:val="0"/>
                 <w:sz w:val="18"/>
               </w:rPr>
-              <w:t>[0.2438, 0.3853]</w:t>
+              <w:t>[0.2521, 0.3922]</w:t>
             </w:r>
           </w:p>
         </w:tc>
@@ -14294,7 +14566,7 @@
                 <w:i w:val="0"/>
                 <w:sz w:val="18"/>
               </w:rPr>
-              <w:t>0.3101</w:t>
+              <w:t>0.3104</w:t>
             </w:r>
           </w:p>
         </w:tc>
@@ -14321,7 +14593,7 @@
                 <w:i w:val="0"/>
                 <w:sz w:val="18"/>
               </w:rPr>
-              <w:t>0.0577</w:t>
+              <w:t>0.0582</w:t>
             </w:r>
           </w:p>
         </w:tc>
@@ -14348,7 +14620,7 @@
                 <w:i w:val="0"/>
                 <w:sz w:val="18"/>
               </w:rPr>
-              <w:t>[0.1934, 0.4225]</w:t>
+              <w:t>[0.1982, 0.4211]</w:t>
             </w:r>
           </w:p>
         </w:tc>
@@ -14375,7 +14647,7 @@
                 <w:i w:val="0"/>
                 <w:sz w:val="18"/>
               </w:rPr>
-              <w:t>0.7900</w:t>
+              <w:t>3.34</w:t>
             </w:r>
           </w:p>
         </w:tc>
@@ -14402,7 +14674,7 @@
                 <w:i w:val="0"/>
                 <w:sz w:val="18"/>
               </w:rPr>
-              <w:t>0.6200</w:t>
+              <w:t>0.6184</w:t>
             </w:r>
           </w:p>
         </w:tc>
@@ -14429,7 +14701,7 @@
                 <w:i w:val="0"/>
                 <w:sz w:val="18"/>
               </w:rPr>
-              <w:t>+38.0%</w:t>
+              <w:t>+38.2%</w:t>
             </w:r>
           </w:p>
         </w:tc>
@@ -14485,7 +14757,7 @@
                 <w:i w:val="0"/>
                 <w:sz w:val="18"/>
               </w:rPr>
-              <w:t>Modelo (c) Besag ICAR + No Estructurado (Mejor LOO)</w:t>
+              <w:t>Modelo (b) Binomial Negativa (ICAR) [Mejor LOO]</w:t>
             </w:r>
           </w:p>
         </w:tc>
@@ -14539,7 +14811,7 @@
                 <w:i w:val="0"/>
                 <w:sz w:val="18"/>
               </w:rPr>
-              <w:t>0.3215</w:t>
+              <w:t>0.3242</w:t>
             </w:r>
           </w:p>
         </w:tc>
@@ -14566,7 +14838,7 @@
                 <w:i w:val="0"/>
                 <w:sz w:val="18"/>
               </w:rPr>
-              <w:t>0.0214</w:t>
+              <w:t>0.0196</w:t>
             </w:r>
           </w:p>
         </w:tc>
@@ -14593,7 +14865,7 @@
                 <w:i w:val="0"/>
                 <w:sz w:val="18"/>
               </w:rPr>
-              <w:t>[0.2788, 0.3617]</w:t>
+              <w:t>[0.2865, 0.3623]</w:t>
             </w:r>
           </w:p>
         </w:tc>
@@ -14620,7 +14892,7 @@
                 <w:i w:val="0"/>
                 <w:sz w:val="18"/>
               </w:rPr>
-              <w:t>0.2322</w:t>
+              <w:t>0.3223</w:t>
             </w:r>
           </w:p>
         </w:tc>
@@ -14647,7 +14919,7 @@
                 <w:i w:val="0"/>
                 <w:sz w:val="18"/>
               </w:rPr>
-              <w:t>0.0737</w:t>
+              <w:t>0.0641</w:t>
             </w:r>
           </w:p>
         </w:tc>
@@ -14674,7 +14946,7 @@
                 <w:i w:val="0"/>
                 <w:sz w:val="18"/>
               </w:rPr>
-              <w:t>[0.0959, 0.3861]</w:t>
+              <w:t>[0.2034, 0.4555]</w:t>
             </w:r>
           </w:p>
         </w:tc>
@@ -14701,7 +14973,7 @@
                 <w:i w:val="0"/>
                 <w:sz w:val="18"/>
               </w:rPr>
-              <w:t>38.45</w:t>
+              <w:t>0.6000</w:t>
             </w:r>
           </w:p>
         </w:tc>
@@ -14728,7 +15000,7 @@
                 <w:i w:val="0"/>
                 <w:sz w:val="18"/>
               </w:rPr>
-              <w:t>0.2906</w:t>
+              <w:t>0.3050</w:t>
             </w:r>
           </w:p>
         </w:tc>
@@ -14755,7 +15027,7 @@
                 <w:i w:val="0"/>
                 <w:sz w:val="18"/>
               </w:rPr>
-              <w:t>+70.9%</w:t>
+              <w:t>+69.5%</w:t>
             </w:r>
           </w:p>
         </w:tc>
@@ -14782,7 +15054,7 @@
                 <w:i w:val="0"/>
                 <w:sz w:val="18"/>
               </w:rPr>
-              <w:t>NO</w:t>
+              <w:t>SÍ</w:t>
             </w:r>
           </w:p>
         </w:tc>
@@ -14811,7 +15083,7 @@
                 <w:i w:val="0"/>
                 <w:sz w:val="18"/>
               </w:rPr>
-              <w:t>Modelo (c) Besag ICAR + No Estructurado (Mejor LOO)</w:t>
+              <w:t>Modelo (b) Binomial Negativa (ICAR) [Mejor LOO]</w:t>
             </w:r>
           </w:p>
         </w:tc>
@@ -14865,7 +15137,7 @@
                 <w:i w:val="0"/>
                 <w:sz w:val="18"/>
               </w:rPr>
-              <w:t>2.56</w:t>
+              <w:t>2.59</w:t>
             </w:r>
           </w:p>
         </w:tc>
@@ -14892,7 +15164,7 @@
                 <w:i w:val="0"/>
                 <w:sz w:val="18"/>
               </w:rPr>
-              <w:t>0.0494</w:t>
+              <w:t>0.0523</w:t>
             </w:r>
           </w:p>
         </w:tc>
@@ -14919,7 +15191,7 @@
                 <w:i w:val="0"/>
                 <w:sz w:val="18"/>
               </w:rPr>
-              <w:t>[2.4639, 2.6605]</w:t>
+              <w:t>[2.4965, 2.7038]</w:t>
             </w:r>
           </w:p>
         </w:tc>
@@ -14946,7 +15218,7 @@
                 <w:i w:val="0"/>
                 <w:sz w:val="18"/>
               </w:rPr>
-              <w:t>1.59</w:t>
+              <w:t>2.05</w:t>
             </w:r>
           </w:p>
         </w:tc>
@@ -14973,7 +15245,7 @@
                 <w:i w:val="0"/>
                 <w:sz w:val="18"/>
               </w:rPr>
-              <w:t>0.2440</w:t>
+              <w:t>0.1342</w:t>
             </w:r>
           </w:p>
         </w:tc>
@@ -15000,7 +15272,7 @@
                 <w:i w:val="0"/>
                 <w:sz w:val="18"/>
               </w:rPr>
-              <w:t>[1.1373, 2.0912]</w:t>
+              <w:t>[1.8026, 2.3235]</w:t>
             </w:r>
           </w:p>
         </w:tc>
@@ -15027,7 +15299,7 @@
                 <w:i w:val="0"/>
                 <w:sz w:val="18"/>
               </w:rPr>
-              <w:t>61.22</w:t>
+              <w:t>26.61</w:t>
             </w:r>
           </w:p>
         </w:tc>
@@ -15054,7 +15326,7 @@
                 <w:i w:val="0"/>
                 <w:sz w:val="18"/>
               </w:rPr>
-              <w:t>0.2025</w:t>
+              <w:t>0.3896</w:t>
             </w:r>
           </w:p>
         </w:tc>
@@ -15081,7 +15353,7 @@
                 <w:i w:val="0"/>
                 <w:sz w:val="18"/>
               </w:rPr>
-              <w:t>+79.8%</w:t>
+              <w:t>+61.0%</w:t>
             </w:r>
           </w:p>
         </w:tc>
@@ -15137,7 +15409,7 @@
                 <w:i w:val="0"/>
                 <w:sz w:val="18"/>
               </w:rPr>
-              <w:t>Modelo (c) Besag ICAR + No Estructurado (Mejor LOO)</w:t>
+              <w:t>Modelo (b) Binomial Negativa (ICAR) [Mejor LOO]</w:t>
             </w:r>
           </w:p>
         </w:tc>
@@ -15164,7 +15436,7 @@
                 <w:i w:val="0"/>
                 <w:sz w:val="18"/>
               </w:rPr>
-              <w:t>Escala Efecto No Estructurado (sigma_theta)</w:t>
+              <w:t>Dispersión Binomial Negativa (alpha_disp)</w:t>
             </w:r>
           </w:p>
         </w:tc>
@@ -15191,7 +15463,7 @@
                 <w:i w:val="0"/>
                 <w:sz w:val="18"/>
               </w:rPr>
-              <w:t>0.0192</w:t>
+              <w:t>6.98</w:t>
             </w:r>
           </w:p>
         </w:tc>
@@ -15218,7 +15490,7 @@
                 <w:i w:val="0"/>
                 <w:sz w:val="18"/>
               </w:rPr>
-              <w:t>0.0155</w:t>
+              <w:t>0.8838</w:t>
             </w:r>
           </w:p>
         </w:tc>
@@ -15245,7 +15517,7 @@
                 <w:i w:val="0"/>
                 <w:sz w:val="18"/>
               </w:rPr>
-              <w:t>[0.0036, 0.0607]</w:t>
+              <w:t>[5.4081, 8.7699]</w:t>
             </w:r>
           </w:p>
         </w:tc>
@@ -15272,7 +15544,7 @@
                 <w:i w:val="0"/>
                 <w:sz w:val="18"/>
               </w:rPr>
-              <w:t>0.5803</w:t>
+              <w:t>5.12</w:t>
             </w:r>
           </w:p>
         </w:tc>
@@ -15299,7 +15571,7 @@
                 <w:i w:val="0"/>
                 <w:sz w:val="18"/>
               </w:rPr>
-              <w:t>0.1688</w:t>
+              <w:t>0.8751</w:t>
             </w:r>
           </w:p>
         </w:tc>
@@ -15326,7 +15598,7 @@
                 <w:i w:val="0"/>
                 <w:sz w:val="18"/>
               </w:rPr>
-              <w:t>[0.1196, 0.8542]</w:t>
+              <w:t>[3.6346, 7.0755]</w:t>
             </w:r>
           </w:p>
         </w:tc>
@@ -15353,7 +15625,7 @@
                 <w:i w:val="0"/>
                 <w:sz w:val="18"/>
               </w:rPr>
-              <w:t>-96.6900</w:t>
+              <w:t>36.45</w:t>
             </w:r>
           </w:p>
         </w:tc>
@@ -15380,7 +15652,7 @@
                 <w:i w:val="0"/>
                 <w:sz w:val="18"/>
               </w:rPr>
-              <w:t>0.0917</w:t>
+              <w:t>1.01</w:t>
             </w:r>
           </w:p>
         </w:tc>
@@ -15407,7 +15679,7 @@
                 <w:i w:val="0"/>
                 <w:sz w:val="18"/>
               </w:rPr>
-              <w:t>+90.8%</w:t>
+              <w:t>-1.0%</w:t>
             </w:r>
           </w:p>
         </w:tc>
@@ -15463,7 +15735,7 @@
                 <w:i w:val="0"/>
                 <w:sz w:val="18"/>
               </w:rPr>
-              <w:t>Modelo (c) Besag ICAR + No Estructurado (Mejor LOO)</w:t>
+              <w:t>Modelo (c) Besag ICAR + No Estructurado</w:t>
             </w:r>
           </w:p>
         </w:tc>
@@ -15490,7 +15762,7 @@
                 <w:i w:val="0"/>
                 <w:sz w:val="18"/>
               </w:rPr>
-              <w:t>Dispersión Binomial Negativa (alpha_disp)</w:t>
+              <w:t>Intercepto Cantonal (alpha)</w:t>
             </w:r>
           </w:p>
         </w:tc>
@@ -15517,7 +15789,7 @@
                 <w:i w:val="0"/>
                 <w:sz w:val="18"/>
               </w:rPr>
-              <w:t>7.10</w:t>
+              <w:t>1.33</w:t>
             </w:r>
           </w:p>
         </w:tc>
@@ -15544,7 +15816,7 @@
                 <w:i w:val="0"/>
                 <w:sz w:val="18"/>
               </w:rPr>
-              <w:t>0.8997</w:t>
+              <w:t>0.0252</w:t>
             </w:r>
           </w:p>
         </w:tc>
@@ -15571,7 +15843,7 @@
                 <w:i w:val="0"/>
                 <w:sz w:val="18"/>
               </w:rPr>
-              <w:t>[5.5396, 9.1767]</w:t>
+              <w:t>[1.2811, 1.3805]</w:t>
             </w:r>
           </w:p>
         </w:tc>
@@ -15598,7 +15870,7 @@
                 <w:i w:val="0"/>
                 <w:sz w:val="18"/>
               </w:rPr>
-              <w:t>5.32</w:t>
+              <w:t>1.37</w:t>
             </w:r>
           </w:p>
         </w:tc>
@@ -15625,7 +15897,7 @@
                 <w:i w:val="0"/>
                 <w:sz w:val="18"/>
               </w:rPr>
-              <w:t>0.8704</w:t>
+              <w:t>0.0651</w:t>
             </w:r>
           </w:p>
         </w:tc>
@@ -15652,7 +15924,7 @@
                 <w:i w:val="0"/>
                 <w:sz w:val="18"/>
               </w:rPr>
-              <w:t>[3.7865, 7.2327]</w:t>
+              <w:t>[1.2433, 1.4991]</w:t>
             </w:r>
           </w:p>
         </w:tc>
@@ -15679,7 +15951,7 @@
                 <w:i w:val="0"/>
                 <w:sz w:val="18"/>
               </w:rPr>
-              <w:t>33.35</w:t>
+              <w:t>-2.7900</w:t>
             </w:r>
           </w:p>
         </w:tc>
@@ -15706,7 +15978,7 @@
                 <w:i w:val="0"/>
                 <w:sz w:val="18"/>
               </w:rPr>
-              <w:t>1.03</w:t>
+              <w:t>0.3863</w:t>
             </w:r>
           </w:p>
         </w:tc>
@@ -15733,7 +16005,7 @@
                 <w:i w:val="0"/>
                 <w:sz w:val="18"/>
               </w:rPr>
-              <w:t>-3.4%</w:t>
+              <w:t>+61.4%</w:t>
             </w:r>
           </w:p>
         </w:tc>
@@ -15760,7 +16032,7 @@
                 <w:i w:val="0"/>
                 <w:sz w:val="18"/>
               </w:rPr>
-              <w:t>NO</w:t>
+              <w:t>SÍ</w:t>
             </w:r>
           </w:p>
         </w:tc>
@@ -15789,7 +16061,7 @@
                 <w:i w:val="0"/>
                 <w:sz w:val="18"/>
               </w:rPr>
-              <w:t>Modelo (d) BYM2 (Prior Beta(0.5, 0.5))</w:t>
+              <w:t>Modelo (c) Besag ICAR + No Estructurado</w:t>
             </w:r>
           </w:p>
         </w:tc>
@@ -15816,7 +16088,7 @@
                 <w:i w:val="0"/>
                 <w:sz w:val="18"/>
               </w:rPr>
-              <w:t>Intercepto Cantonal (alpha)</w:t>
+              <w:t>Contraste Anual 2025 vs 2024 (beta_year)</w:t>
             </w:r>
           </w:p>
         </w:tc>
@@ -15843,7 +16115,7 @@
                 <w:i w:val="0"/>
                 <w:sz w:val="18"/>
               </w:rPr>
-              <w:t>1.33</w:t>
+              <w:t>0.3126</w:t>
             </w:r>
           </w:p>
         </w:tc>
@@ -15870,7 +16142,7 @@
                 <w:i w:val="0"/>
                 <w:sz w:val="18"/>
               </w:rPr>
-              <w:t>0.0252</w:t>
+              <w:t>0.0357</w:t>
             </w:r>
           </w:p>
         </w:tc>
@@ -15897,7 +16169,7 @@
                 <w:i w:val="0"/>
                 <w:sz w:val="18"/>
               </w:rPr>
-              <w:t>[1.2817, 1.3812]</w:t>
+              <w:t>[0.2438, 0.3853]</w:t>
             </w:r>
           </w:p>
         </w:tc>
@@ -15924,7 +16196,7 @@
                 <w:i w:val="0"/>
                 <w:sz w:val="18"/>
               </w:rPr>
-              <w:t>1.37</w:t>
+              <w:t>0.3101</w:t>
             </w:r>
           </w:p>
         </w:tc>
@@ -15951,7 +16223,7 @@
                 <w:i w:val="0"/>
                 <w:sz w:val="18"/>
               </w:rPr>
-              <w:t>0.0650</w:t>
+              <w:t>0.0577</w:t>
             </w:r>
           </w:p>
         </w:tc>
@@ -15978,7 +16250,7 @@
                 <w:i w:val="0"/>
                 <w:sz w:val="18"/>
               </w:rPr>
-              <w:t>[1.2449, 1.4973]</w:t>
+              <w:t>[0.1934, 0.4225]</w:t>
             </w:r>
           </w:p>
         </w:tc>
@@ -16005,7 +16277,7 @@
                 <w:i w:val="0"/>
                 <w:sz w:val="18"/>
               </w:rPr>
-              <w:t>-2.7400</w:t>
+              <w:t>0.7900</w:t>
             </w:r>
           </w:p>
         </w:tc>
@@ -16032,7 +16304,7 @@
                 <w:i w:val="0"/>
                 <w:sz w:val="18"/>
               </w:rPr>
-              <w:t>0.3870</w:t>
+              <w:t>0.6200</w:t>
             </w:r>
           </w:p>
         </w:tc>
@@ -16059,7 +16331,7 @@
                 <w:i w:val="0"/>
                 <w:sz w:val="18"/>
               </w:rPr>
-              <w:t>+61.3%</w:t>
+              <w:t>+38.0%</w:t>
             </w:r>
           </w:p>
         </w:tc>
@@ -16115,7 +16387,7 @@
                 <w:i w:val="0"/>
                 <w:sz w:val="18"/>
               </w:rPr>
-              <w:t>Modelo (d) BYM2 (Prior Beta(0.5, 0.5))</w:t>
+              <w:t>Modelo (c) Besag ICAR + No Estructurado</w:t>
             </w:r>
           </w:p>
         </w:tc>
@@ -16142,7 +16414,7 @@
                 <w:i w:val="0"/>
                 <w:sz w:val="18"/>
               </w:rPr>
-              <w:t>Contraste Anual 2025 vs 2024 (beta_year)</w:t>
+              <w:t>Elasticidad Área Territorial (beta_area)</w:t>
             </w:r>
           </w:p>
         </w:tc>
@@ -16169,7 +16441,7 @@
                 <w:i w:val="0"/>
                 <w:sz w:val="18"/>
               </w:rPr>
-              <w:t>0.3126</w:t>
+              <w:t>0.3215</w:t>
             </w:r>
           </w:p>
         </w:tc>
@@ -16196,7 +16468,7 @@
                 <w:i w:val="0"/>
                 <w:sz w:val="18"/>
               </w:rPr>
-              <w:t>0.0359</w:t>
+              <w:t>0.0214</w:t>
             </w:r>
           </w:p>
         </w:tc>
@@ -16223,7 +16495,7 @@
                 <w:i w:val="0"/>
                 <w:sz w:val="18"/>
               </w:rPr>
-              <w:t>[0.2436, 0.3856]</w:t>
+              <w:t>[0.2788, 0.3617]</w:t>
             </w:r>
           </w:p>
         </w:tc>
@@ -16250,7 +16522,7 @@
                 <w:i w:val="0"/>
                 <w:sz w:val="18"/>
               </w:rPr>
-              <w:t>0.3112</w:t>
+              <w:t>0.2322</w:t>
             </w:r>
           </w:p>
         </w:tc>
@@ -16277,7 +16549,7 @@
                 <w:i w:val="0"/>
                 <w:sz w:val="18"/>
               </w:rPr>
-              <w:t>0.0609</w:t>
+              <w:t>0.0737</w:t>
             </w:r>
           </w:p>
         </w:tc>
@@ -16304,7 +16576,7 @@
                 <w:i w:val="0"/>
                 <w:sz w:val="18"/>
               </w:rPr>
-              <w:t>[0.1926, 0.4336]</w:t>
+              <w:t>[0.0959, 0.3861]</w:t>
             </w:r>
           </w:p>
         </w:tc>
@@ -16331,7 +16603,7 @@
                 <w:i w:val="0"/>
                 <w:sz w:val="18"/>
               </w:rPr>
-              <w:t>0.4500</w:t>
+              <w:t>38.45</w:t>
             </w:r>
           </w:p>
         </w:tc>
@@ -16358,7 +16630,7 @@
                 <w:i w:val="0"/>
                 <w:sz w:val="18"/>
               </w:rPr>
-              <w:t>0.5892</w:t>
+              <w:t>0.2906</w:t>
             </w:r>
           </w:p>
         </w:tc>
@@ -16385,7 +16657,7 @@
                 <w:i w:val="0"/>
                 <w:sz w:val="18"/>
               </w:rPr>
-              <w:t>+41.1%</w:t>
+              <w:t>+70.9%</w:t>
             </w:r>
           </w:p>
         </w:tc>
@@ -16412,7 +16684,7 @@
                 <w:i w:val="0"/>
                 <w:sz w:val="18"/>
               </w:rPr>
-              <w:t>SÍ</w:t>
+              <w:t>NO</w:t>
             </w:r>
           </w:p>
         </w:tc>
@@ -16441,7 +16713,7 @@
                 <w:i w:val="0"/>
                 <w:sz w:val="18"/>
               </w:rPr>
-              <w:t>Modelo (d) BYM2 (Prior Beta(0.5, 0.5))</w:t>
+              <w:t>Modelo (c) Besag ICAR + No Estructurado</w:t>
             </w:r>
           </w:p>
         </w:tc>
@@ -16468,7 +16740,7 @@
                 <w:i w:val="0"/>
                 <w:sz w:val="18"/>
               </w:rPr>
-              <w:t>Elasticidad Área Territorial (beta_area)</w:t>
+              <w:t>Escala Espacial ICAR (sigma_phi)</w:t>
             </w:r>
           </w:p>
         </w:tc>
@@ -16495,7 +16767,7 @@
                 <w:i w:val="0"/>
                 <w:sz w:val="18"/>
               </w:rPr>
-              <w:t>0.3212</w:t>
+              <w:t>2.56</w:t>
             </w:r>
           </w:p>
         </w:tc>
@@ -16522,7 +16794,7 @@
                 <w:i w:val="0"/>
                 <w:sz w:val="18"/>
               </w:rPr>
-              <w:t>0.0213</w:t>
+              <w:t>0.0494</w:t>
             </w:r>
           </w:p>
         </w:tc>
@@ -16549,7 +16821,7 @@
                 <w:i w:val="0"/>
                 <w:sz w:val="18"/>
               </w:rPr>
-              <w:t>[0.2788, 0.3613]</w:t>
+              <w:t>[2.4639, 2.6605]</w:t>
             </w:r>
           </w:p>
         </w:tc>
@@ -16576,7 +16848,7 @@
                 <w:i w:val="0"/>
                 <w:sz w:val="18"/>
               </w:rPr>
-              <w:t>0.2299</w:t>
+              <w:t>1.59</w:t>
             </w:r>
           </w:p>
         </w:tc>
@@ -16603,7 +16875,7 @@
                 <w:i w:val="0"/>
                 <w:sz w:val="18"/>
               </w:rPr>
-              <w:t>0.0733</w:t>
+              <w:t>0.2440</w:t>
             </w:r>
           </w:p>
         </w:tc>
@@ -16630,7 +16902,7 @@
                 <w:i w:val="0"/>
                 <w:sz w:val="18"/>
               </w:rPr>
-              <w:t>[0.0918, 0.3782]</w:t>
+              <w:t>[1.1373, 2.0912]</w:t>
             </w:r>
           </w:p>
         </w:tc>
@@ -16657,7 +16929,7 @@
                 <w:i w:val="0"/>
                 <w:sz w:val="18"/>
               </w:rPr>
-              <w:t>39.73</w:t>
+              <w:t>61.22</w:t>
             </w:r>
           </w:p>
         </w:tc>
@@ -16684,7 +16956,7 @@
                 <w:i w:val="0"/>
                 <w:sz w:val="18"/>
               </w:rPr>
-              <w:t>0.2908</w:t>
+              <w:t>0.2025</w:t>
             </w:r>
           </w:p>
         </w:tc>
@@ -16711,7 +16983,7 @@
                 <w:i w:val="0"/>
                 <w:sz w:val="18"/>
               </w:rPr>
-              <w:t>+70.9%</w:t>
+              <w:t>+79.8%</w:t>
             </w:r>
           </w:p>
         </w:tc>
@@ -16767,7 +17039,7 @@
                 <w:i w:val="0"/>
                 <w:sz w:val="18"/>
               </w:rPr>
-              <w:t>Modelo (d) BYM2 (Prior Beta(0.5, 0.5))</w:t>
+              <w:t>Modelo (c) Besag ICAR + No Estructurado</w:t>
             </w:r>
           </w:p>
         </w:tc>
@@ -16794,7 +17066,7 @@
                 <w:i w:val="0"/>
                 <w:sz w:val="18"/>
               </w:rPr>
-              <w:t>Escala Espacial Total BYM2 (sigma_s)</w:t>
+              <w:t>Escala Efecto No Estructurado (sigma_theta)</w:t>
             </w:r>
           </w:p>
         </w:tc>
@@ -16821,7 +17093,7 @@
                 <w:i w:val="0"/>
                 <w:sz w:val="18"/>
               </w:rPr>
-              <w:t>2.22</w:t>
+              <w:t>0.0192</w:t>
             </w:r>
           </w:p>
         </w:tc>
@@ -16848,7 +17120,7 @@
                 <w:i w:val="0"/>
                 <w:sz w:val="18"/>
               </w:rPr>
-              <w:t>0.0429</w:t>
+              <w:t>0.0155</w:t>
             </w:r>
           </w:p>
         </w:tc>
@@ -16875,7 +17147,7 @@
                 <w:i w:val="0"/>
                 <w:sz w:val="18"/>
               </w:rPr>
-              <w:t>[2.1384, 2.3089]</w:t>
+              <w:t>[0.0036, 0.0607]</w:t>
             </w:r>
           </w:p>
         </w:tc>
@@ -16902,7 +17174,7 @@
                 <w:i w:val="0"/>
                 <w:sz w:val="18"/>
               </w:rPr>
-              <w:t>1.50</w:t>
+              <w:t>0.5803</w:t>
             </w:r>
           </w:p>
         </w:tc>
@@ -16929,7 +17201,7 @@
                 <w:i w:val="0"/>
                 <w:sz w:val="18"/>
               </w:rPr>
-              <w:t>0.1559</w:t>
+              <w:t>0.1688</w:t>
             </w:r>
           </w:p>
         </w:tc>
@@ -16956,7 +17228,7 @@
                 <w:i w:val="0"/>
                 <w:sz w:val="18"/>
               </w:rPr>
-              <w:t>[1.2232, 1.8205]</w:t>
+              <w:t>[0.1196, 0.8542]</w:t>
             </w:r>
           </w:p>
         </w:tc>
@@ -16983,7 +17255,7 @@
                 <w:i w:val="0"/>
                 <w:sz w:val="18"/>
               </w:rPr>
-              <w:t>48.10</w:t>
+              <w:t>-96.6900</w:t>
             </w:r>
           </w:p>
         </w:tc>
@@ -17010,7 +17282,7 @@
                 <w:i w:val="0"/>
                 <w:sz w:val="18"/>
               </w:rPr>
-              <w:t>0.2749</w:t>
+              <w:t>0.0917</w:t>
             </w:r>
           </w:p>
         </w:tc>
@@ -17037,7 +17309,7 @@
                 <w:i w:val="0"/>
                 <w:sz w:val="18"/>
               </w:rPr>
-              <w:t>+72.5%</w:t>
+              <w:t>+90.8%</w:t>
             </w:r>
           </w:p>
         </w:tc>
@@ -17093,7 +17365,7 @@
                 <w:i w:val="0"/>
                 <w:sz w:val="18"/>
               </w:rPr>
-              <w:t>Modelo (d) BYM2 (Prior Beta(0.5, 0.5))</w:t>
+              <w:t>Modelo (c) Besag ICAR + No Estructurado</w:t>
             </w:r>
           </w:p>
         </w:tc>
@@ -17120,7 +17392,7 @@
                 <w:i w:val="0"/>
                 <w:sz w:val="18"/>
               </w:rPr>
-              <w:t>Parámetro de Mezcla Espacial Beta(0.5, 0.5) (rho)</w:t>
+              <w:t>Dispersión Binomial Negativa (alpha_disp)</w:t>
             </w:r>
           </w:p>
         </w:tc>
@@ -17147,7 +17419,7 @@
                 <w:i w:val="0"/>
                 <w:sz w:val="18"/>
               </w:rPr>
-              <w:t>0.9998</w:t>
+              <w:t>7.10</w:t>
             </w:r>
           </w:p>
         </w:tc>
@@ -17174,7 +17446,7 @@
                 <w:i w:val="0"/>
                 <w:sz w:val="18"/>
               </w:rPr>
-              <w:t>0.0007</w:t>
+              <w:t>0.8997</w:t>
             </w:r>
           </w:p>
         </w:tc>
@@ -17201,7 +17473,7 @@
                 <w:i w:val="0"/>
                 <w:sz w:val="18"/>
               </w:rPr>
-              <w:t>[0.9991, 1.0000]</w:t>
+              <w:t>[5.5396, 9.1767]</w:t>
             </w:r>
           </w:p>
         </w:tc>
@@ -17228,7 +17500,7 @@
                 <w:i w:val="0"/>
                 <w:sz w:val="18"/>
               </w:rPr>
-              <w:t>0.8199</w:t>
+              <w:t>5.32</w:t>
             </w:r>
           </w:p>
         </w:tc>
@@ -17255,7 +17527,7 @@
                 <w:i w:val="0"/>
                 <w:sz w:val="18"/>
               </w:rPr>
-              <w:t>0.1055</w:t>
+              <w:t>0.8704</w:t>
             </w:r>
           </w:p>
         </w:tc>
@@ -17282,7 +17554,7 @@
                 <w:i w:val="0"/>
                 <w:sz w:val="18"/>
               </w:rPr>
-              <w:t>[0.5762, 0.9932]</w:t>
+              <w:t>[3.7865, 7.2327]</w:t>
             </w:r>
           </w:p>
         </w:tc>
@@ -17309,7 +17581,7 @@
                 <w:i w:val="0"/>
                 <w:sz w:val="18"/>
               </w:rPr>
-              <w:t>21.94</w:t>
+              <w:t>33.35</w:t>
             </w:r>
           </w:p>
         </w:tc>
@@ -17336,7 +17608,7 @@
                 <w:i w:val="0"/>
                 <w:sz w:val="18"/>
               </w:rPr>
-              <w:t>0.0069</w:t>
+              <w:t>1.03</w:t>
             </w:r>
           </w:p>
         </w:tc>
@@ -17363,7 +17635,7 @@
                 <w:i w:val="0"/>
                 <w:sz w:val="18"/>
               </w:rPr>
-              <w:t>+99.3%</w:t>
+              <w:t>-3.4%</w:t>
             </w:r>
           </w:p>
         </w:tc>
@@ -17446,7 +17718,7 @@
                 <w:i w:val="0"/>
                 <w:sz w:val="18"/>
               </w:rPr>
-              <w:t>Dispersión Binomial Negativa (alpha_disp)</w:t>
+              <w:t>Intercepto Cantonal (alpha)</w:t>
             </w:r>
           </w:p>
         </w:tc>
@@ -17473,7 +17745,7 @@
                 <w:i w:val="0"/>
                 <w:sz w:val="18"/>
               </w:rPr>
-              <w:t>7.12</w:t>
+              <w:t>1.33</w:t>
             </w:r>
           </w:p>
         </w:tc>
@@ -17500,7 +17772,7 @@
                 <w:i w:val="0"/>
                 <w:sz w:val="18"/>
               </w:rPr>
-              <w:t>0.9011</w:t>
+              <w:t>0.0252</w:t>
             </w:r>
           </w:p>
         </w:tc>
@@ -17527,7 +17799,7 @@
                 <w:i w:val="0"/>
                 <w:sz w:val="18"/>
               </w:rPr>
-              <w:t>[5.5562, 9.1987]</w:t>
+              <w:t>[1.2817, 1.3812]</w:t>
             </w:r>
           </w:p>
         </w:tc>
@@ -17554,7 +17826,7 @@
                 <w:i w:val="0"/>
                 <w:sz w:val="18"/>
               </w:rPr>
-              <w:t>5.32</w:t>
+              <w:t>1.37</w:t>
             </w:r>
           </w:p>
         </w:tc>
@@ -17581,7 +17853,7 @@
                 <w:i w:val="0"/>
                 <w:sz w:val="18"/>
               </w:rPr>
-              <w:t>0.8944</w:t>
+              <w:t>0.0650</w:t>
             </w:r>
           </w:p>
         </w:tc>
@@ -17608,7 +17880,7 @@
                 <w:i w:val="0"/>
                 <w:sz w:val="18"/>
               </w:rPr>
-              <w:t>[3.8222, 7.2670]</w:t>
+              <w:t>[1.2449, 1.4973]</w:t>
             </w:r>
           </w:p>
         </w:tc>
@@ -17635,7 +17907,7 @@
                 <w:i w:val="0"/>
                 <w:sz w:val="18"/>
               </w:rPr>
-              <w:t>33.85</w:t>
+              <w:t>-2.7400</w:t>
             </w:r>
           </w:p>
         </w:tc>
@@ -17662,7 +17934,7 @@
                 <w:i w:val="0"/>
                 <w:sz w:val="18"/>
               </w:rPr>
-              <w:t>1.01</w:t>
+              <w:t>0.3870</w:t>
             </w:r>
           </w:p>
         </w:tc>
@@ -17689,7 +17961,7 @@
                 <w:i w:val="0"/>
                 <w:sz w:val="18"/>
               </w:rPr>
-              <w:t>-0.8%</w:t>
+              <w:t>+61.3%</w:t>
             </w:r>
           </w:p>
         </w:tc>
@@ -17697,6 +17969,1636 @@
           <w:tcPr>
             <w:tcW w:type="dxa" w:w="780"/>
             <w:shd w:fill="F9F9F9"/>
+            <w:tcMar>
+              <w:top w:w="100" w:type="dxa"/>
+              <w:bottom w:w="100" w:type="dxa"/>
+              <w:left w:w="150" w:type="dxa"/>
+              <w:right w:w="150" w:type="dxa"/>
+            </w:tcMar>
+          </w:tcPr>
+          <w:p>
+            <w:pPr>
+              <w:spacing w:after="0" w:before="0"/>
+              <w:jc w:val="center"/>
+            </w:pPr>
+            <w:r>
+              <w:rPr>
+                <w:rFonts w:ascii="Arial" w:hAnsi="Arial"/>
+                <w:b w:val="0"/>
+                <w:i w:val="0"/>
+                <w:sz w:val="18"/>
+              </w:rPr>
+              <w:t>SÍ</w:t>
+            </w:r>
+          </w:p>
+        </w:tc>
+      </w:tr>
+      <w:tr>
+        <w:tc>
+          <w:tcPr>
+            <w:tcW w:type="dxa" w:w="780"/>
+            <w:shd w:fill="FFFFFF"/>
+            <w:tcMar>
+              <w:top w:w="100" w:type="dxa"/>
+              <w:bottom w:w="100" w:type="dxa"/>
+              <w:left w:w="150" w:type="dxa"/>
+              <w:right w:w="150" w:type="dxa"/>
+            </w:tcMar>
+          </w:tcPr>
+          <w:p>
+            <w:pPr>
+              <w:spacing w:after="0" w:before="0"/>
+              <w:jc w:val="center"/>
+            </w:pPr>
+            <w:r>
+              <w:rPr>
+                <w:rFonts w:ascii="Arial" w:hAnsi="Arial"/>
+                <w:b w:val="0"/>
+                <w:i w:val="0"/>
+                <w:sz w:val="18"/>
+              </w:rPr>
+              <w:t>Modelo (d) BYM2 (Prior Beta(0.5, 0.5))</w:t>
+            </w:r>
+          </w:p>
+        </w:tc>
+        <w:tc>
+          <w:tcPr>
+            <w:tcW w:type="dxa" w:w="780"/>
+            <w:shd w:fill="FFFFFF"/>
+            <w:tcMar>
+              <w:top w:w="100" w:type="dxa"/>
+              <w:bottom w:w="100" w:type="dxa"/>
+              <w:left w:w="150" w:type="dxa"/>
+              <w:right w:w="150" w:type="dxa"/>
+            </w:tcMar>
+          </w:tcPr>
+          <w:p>
+            <w:pPr>
+              <w:spacing w:after="0" w:before="0"/>
+              <w:jc w:val="center"/>
+            </w:pPr>
+            <w:r>
+              <w:rPr>
+                <w:rFonts w:ascii="Arial" w:hAnsi="Arial"/>
+                <w:b w:val="0"/>
+                <w:i w:val="0"/>
+                <w:sz w:val="18"/>
+              </w:rPr>
+              <w:t>Contraste Anual 2025 vs 2024 (beta_year)</w:t>
+            </w:r>
+          </w:p>
+        </w:tc>
+        <w:tc>
+          <w:tcPr>
+            <w:tcW w:type="dxa" w:w="780"/>
+            <w:shd w:fill="FFFFFF"/>
+            <w:tcMar>
+              <w:top w:w="100" w:type="dxa"/>
+              <w:bottom w:w="100" w:type="dxa"/>
+              <w:left w:w="150" w:type="dxa"/>
+              <w:right w:w="150" w:type="dxa"/>
+            </w:tcMar>
+          </w:tcPr>
+          <w:p>
+            <w:pPr>
+              <w:spacing w:after="0" w:before="0"/>
+              <w:jc w:val="center"/>
+            </w:pPr>
+            <w:r>
+              <w:rPr>
+                <w:rFonts w:ascii="Arial" w:hAnsi="Arial"/>
+                <w:b w:val="0"/>
+                <w:i w:val="0"/>
+                <w:sz w:val="18"/>
+              </w:rPr>
+              <w:t>0.3126</w:t>
+            </w:r>
+          </w:p>
+        </w:tc>
+        <w:tc>
+          <w:tcPr>
+            <w:tcW w:type="dxa" w:w="780"/>
+            <w:shd w:fill="FFFFFF"/>
+            <w:tcMar>
+              <w:top w:w="100" w:type="dxa"/>
+              <w:bottom w:w="100" w:type="dxa"/>
+              <w:left w:w="150" w:type="dxa"/>
+              <w:right w:w="150" w:type="dxa"/>
+            </w:tcMar>
+          </w:tcPr>
+          <w:p>
+            <w:pPr>
+              <w:spacing w:after="0" w:before="0"/>
+              <w:jc w:val="center"/>
+            </w:pPr>
+            <w:r>
+              <w:rPr>
+                <w:rFonts w:ascii="Arial" w:hAnsi="Arial"/>
+                <w:b w:val="0"/>
+                <w:i w:val="0"/>
+                <w:sz w:val="18"/>
+              </w:rPr>
+              <w:t>0.0359</w:t>
+            </w:r>
+          </w:p>
+        </w:tc>
+        <w:tc>
+          <w:tcPr>
+            <w:tcW w:type="dxa" w:w="780"/>
+            <w:shd w:fill="FFFFFF"/>
+            <w:tcMar>
+              <w:top w:w="100" w:type="dxa"/>
+              <w:bottom w:w="100" w:type="dxa"/>
+              <w:left w:w="150" w:type="dxa"/>
+              <w:right w:w="150" w:type="dxa"/>
+            </w:tcMar>
+          </w:tcPr>
+          <w:p>
+            <w:pPr>
+              <w:spacing w:after="0" w:before="0"/>
+              <w:jc w:val="center"/>
+            </w:pPr>
+            <w:r>
+              <w:rPr>
+                <w:rFonts w:ascii="Arial" w:hAnsi="Arial"/>
+                <w:b w:val="0"/>
+                <w:i w:val="0"/>
+                <w:sz w:val="18"/>
+              </w:rPr>
+              <w:t>[0.2436, 0.3856]</w:t>
+            </w:r>
+          </w:p>
+        </w:tc>
+        <w:tc>
+          <w:tcPr>
+            <w:tcW w:type="dxa" w:w="780"/>
+            <w:shd w:fill="FFFFFF"/>
+            <w:tcMar>
+              <w:top w:w="100" w:type="dxa"/>
+              <w:bottom w:w="100" w:type="dxa"/>
+              <w:left w:w="150" w:type="dxa"/>
+              <w:right w:w="150" w:type="dxa"/>
+            </w:tcMar>
+          </w:tcPr>
+          <w:p>
+            <w:pPr>
+              <w:spacing w:after="0" w:before="0"/>
+              <w:jc w:val="center"/>
+            </w:pPr>
+            <w:r>
+              <w:rPr>
+                <w:rFonts w:ascii="Arial" w:hAnsi="Arial"/>
+                <w:b w:val="0"/>
+                <w:i w:val="0"/>
+                <w:sz w:val="18"/>
+              </w:rPr>
+              <w:t>0.3112</w:t>
+            </w:r>
+          </w:p>
+        </w:tc>
+        <w:tc>
+          <w:tcPr>
+            <w:tcW w:type="dxa" w:w="780"/>
+            <w:shd w:fill="FFFFFF"/>
+            <w:tcMar>
+              <w:top w:w="100" w:type="dxa"/>
+              <w:bottom w:w="100" w:type="dxa"/>
+              <w:left w:w="150" w:type="dxa"/>
+              <w:right w:w="150" w:type="dxa"/>
+            </w:tcMar>
+          </w:tcPr>
+          <w:p>
+            <w:pPr>
+              <w:spacing w:after="0" w:before="0"/>
+              <w:jc w:val="center"/>
+            </w:pPr>
+            <w:r>
+              <w:rPr>
+                <w:rFonts w:ascii="Arial" w:hAnsi="Arial"/>
+                <w:b w:val="0"/>
+                <w:i w:val="0"/>
+                <w:sz w:val="18"/>
+              </w:rPr>
+              <w:t>0.0609</w:t>
+            </w:r>
+          </w:p>
+        </w:tc>
+        <w:tc>
+          <w:tcPr>
+            <w:tcW w:type="dxa" w:w="780"/>
+            <w:shd w:fill="FFFFFF"/>
+            <w:tcMar>
+              <w:top w:w="100" w:type="dxa"/>
+              <w:bottom w:w="100" w:type="dxa"/>
+              <w:left w:w="150" w:type="dxa"/>
+              <w:right w:w="150" w:type="dxa"/>
+            </w:tcMar>
+          </w:tcPr>
+          <w:p>
+            <w:pPr>
+              <w:spacing w:after="0" w:before="0"/>
+              <w:jc w:val="center"/>
+            </w:pPr>
+            <w:r>
+              <w:rPr>
+                <w:rFonts w:ascii="Arial" w:hAnsi="Arial"/>
+                <w:b w:val="0"/>
+                <w:i w:val="0"/>
+                <w:sz w:val="18"/>
+              </w:rPr>
+              <w:t>[0.1926, 0.4336]</w:t>
+            </w:r>
+          </w:p>
+        </w:tc>
+        <w:tc>
+          <w:tcPr>
+            <w:tcW w:type="dxa" w:w="780"/>
+            <w:shd w:fill="FFFFFF"/>
+            <w:tcMar>
+              <w:top w:w="100" w:type="dxa"/>
+              <w:bottom w:w="100" w:type="dxa"/>
+              <w:left w:w="150" w:type="dxa"/>
+              <w:right w:w="150" w:type="dxa"/>
+            </w:tcMar>
+          </w:tcPr>
+          <w:p>
+            <w:pPr>
+              <w:spacing w:after="0" w:before="0"/>
+              <w:jc w:val="center"/>
+            </w:pPr>
+            <w:r>
+              <w:rPr>
+                <w:rFonts w:ascii="Arial" w:hAnsi="Arial"/>
+                <w:b w:val="0"/>
+                <w:i w:val="0"/>
+                <w:sz w:val="18"/>
+              </w:rPr>
+              <w:t>0.4500</w:t>
+            </w:r>
+          </w:p>
+        </w:tc>
+        <w:tc>
+          <w:tcPr>
+            <w:tcW w:type="dxa" w:w="780"/>
+            <w:shd w:fill="FFFFFF"/>
+            <w:tcMar>
+              <w:top w:w="100" w:type="dxa"/>
+              <w:bottom w:w="100" w:type="dxa"/>
+              <w:left w:w="150" w:type="dxa"/>
+              <w:right w:w="150" w:type="dxa"/>
+            </w:tcMar>
+          </w:tcPr>
+          <w:p>
+            <w:pPr>
+              <w:spacing w:after="0" w:before="0"/>
+              <w:jc w:val="center"/>
+            </w:pPr>
+            <w:r>
+              <w:rPr>
+                <w:rFonts w:ascii="Arial" w:hAnsi="Arial"/>
+                <w:b w:val="0"/>
+                <w:i w:val="0"/>
+                <w:sz w:val="18"/>
+              </w:rPr>
+              <w:t>0.5892</w:t>
+            </w:r>
+          </w:p>
+        </w:tc>
+        <w:tc>
+          <w:tcPr>
+            <w:tcW w:type="dxa" w:w="780"/>
+            <w:shd w:fill="FFFFFF"/>
+            <w:tcMar>
+              <w:top w:w="100" w:type="dxa"/>
+              <w:bottom w:w="100" w:type="dxa"/>
+              <w:left w:w="150" w:type="dxa"/>
+              <w:right w:w="150" w:type="dxa"/>
+            </w:tcMar>
+          </w:tcPr>
+          <w:p>
+            <w:pPr>
+              <w:spacing w:after="0" w:before="0"/>
+              <w:jc w:val="center"/>
+            </w:pPr>
+            <w:r>
+              <w:rPr>
+                <w:rFonts w:ascii="Arial" w:hAnsi="Arial"/>
+                <w:b w:val="0"/>
+                <w:i w:val="0"/>
+                <w:sz w:val="18"/>
+              </w:rPr>
+              <w:t>+41.1%</w:t>
+            </w:r>
+          </w:p>
+        </w:tc>
+        <w:tc>
+          <w:tcPr>
+            <w:tcW w:type="dxa" w:w="780"/>
+            <w:shd w:fill="FFFFFF"/>
+            <w:tcMar>
+              <w:top w:w="100" w:type="dxa"/>
+              <w:bottom w:w="100" w:type="dxa"/>
+              <w:left w:w="150" w:type="dxa"/>
+              <w:right w:w="150" w:type="dxa"/>
+            </w:tcMar>
+          </w:tcPr>
+          <w:p>
+            <w:pPr>
+              <w:spacing w:after="0" w:before="0"/>
+              <w:jc w:val="center"/>
+            </w:pPr>
+            <w:r>
+              <w:rPr>
+                <w:rFonts w:ascii="Arial" w:hAnsi="Arial"/>
+                <w:b w:val="0"/>
+                <w:i w:val="0"/>
+                <w:sz w:val="18"/>
+              </w:rPr>
+              <w:t>SÍ</w:t>
+            </w:r>
+          </w:p>
+        </w:tc>
+      </w:tr>
+      <w:tr>
+        <w:tc>
+          <w:tcPr>
+            <w:tcW w:type="dxa" w:w="780"/>
+            <w:shd w:fill="F9F9F9"/>
+            <w:tcMar>
+              <w:top w:w="100" w:type="dxa"/>
+              <w:bottom w:w="100" w:type="dxa"/>
+              <w:left w:w="150" w:type="dxa"/>
+              <w:right w:w="150" w:type="dxa"/>
+            </w:tcMar>
+          </w:tcPr>
+          <w:p>
+            <w:pPr>
+              <w:spacing w:after="0" w:before="0"/>
+              <w:jc w:val="center"/>
+            </w:pPr>
+            <w:r>
+              <w:rPr>
+                <w:rFonts w:ascii="Arial" w:hAnsi="Arial"/>
+                <w:b w:val="0"/>
+                <w:i w:val="0"/>
+                <w:sz w:val="18"/>
+              </w:rPr>
+              <w:t>Modelo (d) BYM2 (Prior Beta(0.5, 0.5))</w:t>
+            </w:r>
+          </w:p>
+        </w:tc>
+        <w:tc>
+          <w:tcPr>
+            <w:tcW w:type="dxa" w:w="780"/>
+            <w:shd w:fill="F9F9F9"/>
+            <w:tcMar>
+              <w:top w:w="100" w:type="dxa"/>
+              <w:bottom w:w="100" w:type="dxa"/>
+              <w:left w:w="150" w:type="dxa"/>
+              <w:right w:w="150" w:type="dxa"/>
+            </w:tcMar>
+          </w:tcPr>
+          <w:p>
+            <w:pPr>
+              <w:spacing w:after="0" w:before="0"/>
+              <w:jc w:val="center"/>
+            </w:pPr>
+            <w:r>
+              <w:rPr>
+                <w:rFonts w:ascii="Arial" w:hAnsi="Arial"/>
+                <w:b w:val="0"/>
+                <w:i w:val="0"/>
+                <w:sz w:val="18"/>
+              </w:rPr>
+              <w:t>Elasticidad Área Territorial (beta_area)</w:t>
+            </w:r>
+          </w:p>
+        </w:tc>
+        <w:tc>
+          <w:tcPr>
+            <w:tcW w:type="dxa" w:w="780"/>
+            <w:shd w:fill="F9F9F9"/>
+            <w:tcMar>
+              <w:top w:w="100" w:type="dxa"/>
+              <w:bottom w:w="100" w:type="dxa"/>
+              <w:left w:w="150" w:type="dxa"/>
+              <w:right w:w="150" w:type="dxa"/>
+            </w:tcMar>
+          </w:tcPr>
+          <w:p>
+            <w:pPr>
+              <w:spacing w:after="0" w:before="0"/>
+              <w:jc w:val="center"/>
+            </w:pPr>
+            <w:r>
+              <w:rPr>
+                <w:rFonts w:ascii="Arial" w:hAnsi="Arial"/>
+                <w:b w:val="0"/>
+                <w:i w:val="0"/>
+                <w:sz w:val="18"/>
+              </w:rPr>
+              <w:t>0.3212</w:t>
+            </w:r>
+          </w:p>
+        </w:tc>
+        <w:tc>
+          <w:tcPr>
+            <w:tcW w:type="dxa" w:w="780"/>
+            <w:shd w:fill="F9F9F9"/>
+            <w:tcMar>
+              <w:top w:w="100" w:type="dxa"/>
+              <w:bottom w:w="100" w:type="dxa"/>
+              <w:left w:w="150" w:type="dxa"/>
+              <w:right w:w="150" w:type="dxa"/>
+            </w:tcMar>
+          </w:tcPr>
+          <w:p>
+            <w:pPr>
+              <w:spacing w:after="0" w:before="0"/>
+              <w:jc w:val="center"/>
+            </w:pPr>
+            <w:r>
+              <w:rPr>
+                <w:rFonts w:ascii="Arial" w:hAnsi="Arial"/>
+                <w:b w:val="0"/>
+                <w:i w:val="0"/>
+                <w:sz w:val="18"/>
+              </w:rPr>
+              <w:t>0.0213</w:t>
+            </w:r>
+          </w:p>
+        </w:tc>
+        <w:tc>
+          <w:tcPr>
+            <w:tcW w:type="dxa" w:w="780"/>
+            <w:shd w:fill="F9F9F9"/>
+            <w:tcMar>
+              <w:top w:w="100" w:type="dxa"/>
+              <w:bottom w:w="100" w:type="dxa"/>
+              <w:left w:w="150" w:type="dxa"/>
+              <w:right w:w="150" w:type="dxa"/>
+            </w:tcMar>
+          </w:tcPr>
+          <w:p>
+            <w:pPr>
+              <w:spacing w:after="0" w:before="0"/>
+              <w:jc w:val="center"/>
+            </w:pPr>
+            <w:r>
+              <w:rPr>
+                <w:rFonts w:ascii="Arial" w:hAnsi="Arial"/>
+                <w:b w:val="0"/>
+                <w:i w:val="0"/>
+                <w:sz w:val="18"/>
+              </w:rPr>
+              <w:t>[0.2788, 0.3613]</w:t>
+            </w:r>
+          </w:p>
+        </w:tc>
+        <w:tc>
+          <w:tcPr>
+            <w:tcW w:type="dxa" w:w="780"/>
+            <w:shd w:fill="F9F9F9"/>
+            <w:tcMar>
+              <w:top w:w="100" w:type="dxa"/>
+              <w:bottom w:w="100" w:type="dxa"/>
+              <w:left w:w="150" w:type="dxa"/>
+              <w:right w:w="150" w:type="dxa"/>
+            </w:tcMar>
+          </w:tcPr>
+          <w:p>
+            <w:pPr>
+              <w:spacing w:after="0" w:before="0"/>
+              <w:jc w:val="center"/>
+            </w:pPr>
+            <w:r>
+              <w:rPr>
+                <w:rFonts w:ascii="Arial" w:hAnsi="Arial"/>
+                <w:b w:val="0"/>
+                <w:i w:val="0"/>
+                <w:sz w:val="18"/>
+              </w:rPr>
+              <w:t>0.2299</w:t>
+            </w:r>
+          </w:p>
+        </w:tc>
+        <w:tc>
+          <w:tcPr>
+            <w:tcW w:type="dxa" w:w="780"/>
+            <w:shd w:fill="F9F9F9"/>
+            <w:tcMar>
+              <w:top w:w="100" w:type="dxa"/>
+              <w:bottom w:w="100" w:type="dxa"/>
+              <w:left w:w="150" w:type="dxa"/>
+              <w:right w:w="150" w:type="dxa"/>
+            </w:tcMar>
+          </w:tcPr>
+          <w:p>
+            <w:pPr>
+              <w:spacing w:after="0" w:before="0"/>
+              <w:jc w:val="center"/>
+            </w:pPr>
+            <w:r>
+              <w:rPr>
+                <w:rFonts w:ascii="Arial" w:hAnsi="Arial"/>
+                <w:b w:val="0"/>
+                <w:i w:val="0"/>
+                <w:sz w:val="18"/>
+              </w:rPr>
+              <w:t>0.0733</w:t>
+            </w:r>
+          </w:p>
+        </w:tc>
+        <w:tc>
+          <w:tcPr>
+            <w:tcW w:type="dxa" w:w="780"/>
+            <w:shd w:fill="F9F9F9"/>
+            <w:tcMar>
+              <w:top w:w="100" w:type="dxa"/>
+              <w:bottom w:w="100" w:type="dxa"/>
+              <w:left w:w="150" w:type="dxa"/>
+              <w:right w:w="150" w:type="dxa"/>
+            </w:tcMar>
+          </w:tcPr>
+          <w:p>
+            <w:pPr>
+              <w:spacing w:after="0" w:before="0"/>
+              <w:jc w:val="center"/>
+            </w:pPr>
+            <w:r>
+              <w:rPr>
+                <w:rFonts w:ascii="Arial" w:hAnsi="Arial"/>
+                <w:b w:val="0"/>
+                <w:i w:val="0"/>
+                <w:sz w:val="18"/>
+              </w:rPr>
+              <w:t>[0.0918, 0.3782]</w:t>
+            </w:r>
+          </w:p>
+        </w:tc>
+        <w:tc>
+          <w:tcPr>
+            <w:tcW w:type="dxa" w:w="780"/>
+            <w:shd w:fill="F9F9F9"/>
+            <w:tcMar>
+              <w:top w:w="100" w:type="dxa"/>
+              <w:bottom w:w="100" w:type="dxa"/>
+              <w:left w:w="150" w:type="dxa"/>
+              <w:right w:w="150" w:type="dxa"/>
+            </w:tcMar>
+          </w:tcPr>
+          <w:p>
+            <w:pPr>
+              <w:spacing w:after="0" w:before="0"/>
+              <w:jc w:val="center"/>
+            </w:pPr>
+            <w:r>
+              <w:rPr>
+                <w:rFonts w:ascii="Arial" w:hAnsi="Arial"/>
+                <w:b w:val="0"/>
+                <w:i w:val="0"/>
+                <w:sz w:val="18"/>
+              </w:rPr>
+              <w:t>39.73</w:t>
+            </w:r>
+          </w:p>
+        </w:tc>
+        <w:tc>
+          <w:tcPr>
+            <w:tcW w:type="dxa" w:w="780"/>
+            <w:shd w:fill="F9F9F9"/>
+            <w:tcMar>
+              <w:top w:w="100" w:type="dxa"/>
+              <w:bottom w:w="100" w:type="dxa"/>
+              <w:left w:w="150" w:type="dxa"/>
+              <w:right w:w="150" w:type="dxa"/>
+            </w:tcMar>
+          </w:tcPr>
+          <w:p>
+            <w:pPr>
+              <w:spacing w:after="0" w:before="0"/>
+              <w:jc w:val="center"/>
+            </w:pPr>
+            <w:r>
+              <w:rPr>
+                <w:rFonts w:ascii="Arial" w:hAnsi="Arial"/>
+                <w:b w:val="0"/>
+                <w:i w:val="0"/>
+                <w:sz w:val="18"/>
+              </w:rPr>
+              <w:t>0.2908</w:t>
+            </w:r>
+          </w:p>
+        </w:tc>
+        <w:tc>
+          <w:tcPr>
+            <w:tcW w:type="dxa" w:w="780"/>
+            <w:shd w:fill="F9F9F9"/>
+            <w:tcMar>
+              <w:top w:w="100" w:type="dxa"/>
+              <w:bottom w:w="100" w:type="dxa"/>
+              <w:left w:w="150" w:type="dxa"/>
+              <w:right w:w="150" w:type="dxa"/>
+            </w:tcMar>
+          </w:tcPr>
+          <w:p>
+            <w:pPr>
+              <w:spacing w:after="0" w:before="0"/>
+              <w:jc w:val="center"/>
+            </w:pPr>
+            <w:r>
+              <w:rPr>
+                <w:rFonts w:ascii="Arial" w:hAnsi="Arial"/>
+                <w:b w:val="0"/>
+                <w:i w:val="0"/>
+                <w:sz w:val="18"/>
+              </w:rPr>
+              <w:t>+70.9%</w:t>
+            </w:r>
+          </w:p>
+        </w:tc>
+        <w:tc>
+          <w:tcPr>
+            <w:tcW w:type="dxa" w:w="780"/>
+            <w:shd w:fill="F9F9F9"/>
+            <w:tcMar>
+              <w:top w:w="100" w:type="dxa"/>
+              <w:bottom w:w="100" w:type="dxa"/>
+              <w:left w:w="150" w:type="dxa"/>
+              <w:right w:w="150" w:type="dxa"/>
+            </w:tcMar>
+          </w:tcPr>
+          <w:p>
+            <w:pPr>
+              <w:spacing w:after="0" w:before="0"/>
+              <w:jc w:val="center"/>
+            </w:pPr>
+            <w:r>
+              <w:rPr>
+                <w:rFonts w:ascii="Arial" w:hAnsi="Arial"/>
+                <w:b w:val="0"/>
+                <w:i w:val="0"/>
+                <w:sz w:val="18"/>
+              </w:rPr>
+              <w:t>NO</w:t>
+            </w:r>
+          </w:p>
+        </w:tc>
+      </w:tr>
+      <w:tr>
+        <w:tc>
+          <w:tcPr>
+            <w:tcW w:type="dxa" w:w="780"/>
+            <w:shd w:fill="FFFFFF"/>
+            <w:tcMar>
+              <w:top w:w="100" w:type="dxa"/>
+              <w:bottom w:w="100" w:type="dxa"/>
+              <w:left w:w="150" w:type="dxa"/>
+              <w:right w:w="150" w:type="dxa"/>
+            </w:tcMar>
+          </w:tcPr>
+          <w:p>
+            <w:pPr>
+              <w:spacing w:after="0" w:before="0"/>
+              <w:jc w:val="center"/>
+            </w:pPr>
+            <w:r>
+              <w:rPr>
+                <w:rFonts w:ascii="Arial" w:hAnsi="Arial"/>
+                <w:b w:val="0"/>
+                <w:i w:val="0"/>
+                <w:sz w:val="18"/>
+              </w:rPr>
+              <w:t>Modelo (d) BYM2 (Prior Beta(0.5, 0.5))</w:t>
+            </w:r>
+          </w:p>
+        </w:tc>
+        <w:tc>
+          <w:tcPr>
+            <w:tcW w:type="dxa" w:w="780"/>
+            <w:shd w:fill="FFFFFF"/>
+            <w:tcMar>
+              <w:top w:w="100" w:type="dxa"/>
+              <w:bottom w:w="100" w:type="dxa"/>
+              <w:left w:w="150" w:type="dxa"/>
+              <w:right w:w="150" w:type="dxa"/>
+            </w:tcMar>
+          </w:tcPr>
+          <w:p>
+            <w:pPr>
+              <w:spacing w:after="0" w:before="0"/>
+              <w:jc w:val="center"/>
+            </w:pPr>
+            <w:r>
+              <w:rPr>
+                <w:rFonts w:ascii="Arial" w:hAnsi="Arial"/>
+                <w:b w:val="0"/>
+                <w:i w:val="0"/>
+                <w:sz w:val="18"/>
+              </w:rPr>
+              <w:t>Escala Espacial Total BYM2 (sigma_s)</w:t>
+            </w:r>
+          </w:p>
+        </w:tc>
+        <w:tc>
+          <w:tcPr>
+            <w:tcW w:type="dxa" w:w="780"/>
+            <w:shd w:fill="FFFFFF"/>
+            <w:tcMar>
+              <w:top w:w="100" w:type="dxa"/>
+              <w:bottom w:w="100" w:type="dxa"/>
+              <w:left w:w="150" w:type="dxa"/>
+              <w:right w:w="150" w:type="dxa"/>
+            </w:tcMar>
+          </w:tcPr>
+          <w:p>
+            <w:pPr>
+              <w:spacing w:after="0" w:before="0"/>
+              <w:jc w:val="center"/>
+            </w:pPr>
+            <w:r>
+              <w:rPr>
+                <w:rFonts w:ascii="Arial" w:hAnsi="Arial"/>
+                <w:b w:val="0"/>
+                <w:i w:val="0"/>
+                <w:sz w:val="18"/>
+              </w:rPr>
+              <w:t>2.22</w:t>
+            </w:r>
+          </w:p>
+        </w:tc>
+        <w:tc>
+          <w:tcPr>
+            <w:tcW w:type="dxa" w:w="780"/>
+            <w:shd w:fill="FFFFFF"/>
+            <w:tcMar>
+              <w:top w:w="100" w:type="dxa"/>
+              <w:bottom w:w="100" w:type="dxa"/>
+              <w:left w:w="150" w:type="dxa"/>
+              <w:right w:w="150" w:type="dxa"/>
+            </w:tcMar>
+          </w:tcPr>
+          <w:p>
+            <w:pPr>
+              <w:spacing w:after="0" w:before="0"/>
+              <w:jc w:val="center"/>
+            </w:pPr>
+            <w:r>
+              <w:rPr>
+                <w:rFonts w:ascii="Arial" w:hAnsi="Arial"/>
+                <w:b w:val="0"/>
+                <w:i w:val="0"/>
+                <w:sz w:val="18"/>
+              </w:rPr>
+              <w:t>0.0429</w:t>
+            </w:r>
+          </w:p>
+        </w:tc>
+        <w:tc>
+          <w:tcPr>
+            <w:tcW w:type="dxa" w:w="780"/>
+            <w:shd w:fill="FFFFFF"/>
+            <w:tcMar>
+              <w:top w:w="100" w:type="dxa"/>
+              <w:bottom w:w="100" w:type="dxa"/>
+              <w:left w:w="150" w:type="dxa"/>
+              <w:right w:w="150" w:type="dxa"/>
+            </w:tcMar>
+          </w:tcPr>
+          <w:p>
+            <w:pPr>
+              <w:spacing w:after="0" w:before="0"/>
+              <w:jc w:val="center"/>
+            </w:pPr>
+            <w:r>
+              <w:rPr>
+                <w:rFonts w:ascii="Arial" w:hAnsi="Arial"/>
+                <w:b w:val="0"/>
+                <w:i w:val="0"/>
+                <w:sz w:val="18"/>
+              </w:rPr>
+              <w:t>[2.1384, 2.3089]</w:t>
+            </w:r>
+          </w:p>
+        </w:tc>
+        <w:tc>
+          <w:tcPr>
+            <w:tcW w:type="dxa" w:w="780"/>
+            <w:shd w:fill="FFFFFF"/>
+            <w:tcMar>
+              <w:top w:w="100" w:type="dxa"/>
+              <w:bottom w:w="100" w:type="dxa"/>
+              <w:left w:w="150" w:type="dxa"/>
+              <w:right w:w="150" w:type="dxa"/>
+            </w:tcMar>
+          </w:tcPr>
+          <w:p>
+            <w:pPr>
+              <w:spacing w:after="0" w:before="0"/>
+              <w:jc w:val="center"/>
+            </w:pPr>
+            <w:r>
+              <w:rPr>
+                <w:rFonts w:ascii="Arial" w:hAnsi="Arial"/>
+                <w:b w:val="0"/>
+                <w:i w:val="0"/>
+                <w:sz w:val="18"/>
+              </w:rPr>
+              <w:t>1.50</w:t>
+            </w:r>
+          </w:p>
+        </w:tc>
+        <w:tc>
+          <w:tcPr>
+            <w:tcW w:type="dxa" w:w="780"/>
+            <w:shd w:fill="FFFFFF"/>
+            <w:tcMar>
+              <w:top w:w="100" w:type="dxa"/>
+              <w:bottom w:w="100" w:type="dxa"/>
+              <w:left w:w="150" w:type="dxa"/>
+              <w:right w:w="150" w:type="dxa"/>
+            </w:tcMar>
+          </w:tcPr>
+          <w:p>
+            <w:pPr>
+              <w:spacing w:after="0" w:before="0"/>
+              <w:jc w:val="center"/>
+            </w:pPr>
+            <w:r>
+              <w:rPr>
+                <w:rFonts w:ascii="Arial" w:hAnsi="Arial"/>
+                <w:b w:val="0"/>
+                <w:i w:val="0"/>
+                <w:sz w:val="18"/>
+              </w:rPr>
+              <w:t>0.1559</w:t>
+            </w:r>
+          </w:p>
+        </w:tc>
+        <w:tc>
+          <w:tcPr>
+            <w:tcW w:type="dxa" w:w="780"/>
+            <w:shd w:fill="FFFFFF"/>
+            <w:tcMar>
+              <w:top w:w="100" w:type="dxa"/>
+              <w:bottom w:w="100" w:type="dxa"/>
+              <w:left w:w="150" w:type="dxa"/>
+              <w:right w:w="150" w:type="dxa"/>
+            </w:tcMar>
+          </w:tcPr>
+          <w:p>
+            <w:pPr>
+              <w:spacing w:after="0" w:before="0"/>
+              <w:jc w:val="center"/>
+            </w:pPr>
+            <w:r>
+              <w:rPr>
+                <w:rFonts w:ascii="Arial" w:hAnsi="Arial"/>
+                <w:b w:val="0"/>
+                <w:i w:val="0"/>
+                <w:sz w:val="18"/>
+              </w:rPr>
+              <w:t>[1.2232, 1.8205]</w:t>
+            </w:r>
+          </w:p>
+        </w:tc>
+        <w:tc>
+          <w:tcPr>
+            <w:tcW w:type="dxa" w:w="780"/>
+            <w:shd w:fill="FFFFFF"/>
+            <w:tcMar>
+              <w:top w:w="100" w:type="dxa"/>
+              <w:bottom w:w="100" w:type="dxa"/>
+              <w:left w:w="150" w:type="dxa"/>
+              <w:right w:w="150" w:type="dxa"/>
+            </w:tcMar>
+          </w:tcPr>
+          <w:p>
+            <w:pPr>
+              <w:spacing w:after="0" w:before="0"/>
+              <w:jc w:val="center"/>
+            </w:pPr>
+            <w:r>
+              <w:rPr>
+                <w:rFonts w:ascii="Arial" w:hAnsi="Arial"/>
+                <w:b w:val="0"/>
+                <w:i w:val="0"/>
+                <w:sz w:val="18"/>
+              </w:rPr>
+              <w:t>48.10</w:t>
+            </w:r>
+          </w:p>
+        </w:tc>
+        <w:tc>
+          <w:tcPr>
+            <w:tcW w:type="dxa" w:w="780"/>
+            <w:shd w:fill="FFFFFF"/>
+            <w:tcMar>
+              <w:top w:w="100" w:type="dxa"/>
+              <w:bottom w:w="100" w:type="dxa"/>
+              <w:left w:w="150" w:type="dxa"/>
+              <w:right w:w="150" w:type="dxa"/>
+            </w:tcMar>
+          </w:tcPr>
+          <w:p>
+            <w:pPr>
+              <w:spacing w:after="0" w:before="0"/>
+              <w:jc w:val="center"/>
+            </w:pPr>
+            <w:r>
+              <w:rPr>
+                <w:rFonts w:ascii="Arial" w:hAnsi="Arial"/>
+                <w:b w:val="0"/>
+                <w:i w:val="0"/>
+                <w:sz w:val="18"/>
+              </w:rPr>
+              <w:t>0.2749</w:t>
+            </w:r>
+          </w:p>
+        </w:tc>
+        <w:tc>
+          <w:tcPr>
+            <w:tcW w:type="dxa" w:w="780"/>
+            <w:shd w:fill="FFFFFF"/>
+            <w:tcMar>
+              <w:top w:w="100" w:type="dxa"/>
+              <w:bottom w:w="100" w:type="dxa"/>
+              <w:left w:w="150" w:type="dxa"/>
+              <w:right w:w="150" w:type="dxa"/>
+            </w:tcMar>
+          </w:tcPr>
+          <w:p>
+            <w:pPr>
+              <w:spacing w:after="0" w:before="0"/>
+              <w:jc w:val="center"/>
+            </w:pPr>
+            <w:r>
+              <w:rPr>
+                <w:rFonts w:ascii="Arial" w:hAnsi="Arial"/>
+                <w:b w:val="0"/>
+                <w:i w:val="0"/>
+                <w:sz w:val="18"/>
+              </w:rPr>
+              <w:t>+72.5%</w:t>
+            </w:r>
+          </w:p>
+        </w:tc>
+        <w:tc>
+          <w:tcPr>
+            <w:tcW w:type="dxa" w:w="780"/>
+            <w:shd w:fill="FFFFFF"/>
+            <w:tcMar>
+              <w:top w:w="100" w:type="dxa"/>
+              <w:bottom w:w="100" w:type="dxa"/>
+              <w:left w:w="150" w:type="dxa"/>
+              <w:right w:w="150" w:type="dxa"/>
+            </w:tcMar>
+          </w:tcPr>
+          <w:p>
+            <w:pPr>
+              <w:spacing w:after="0" w:before="0"/>
+              <w:jc w:val="center"/>
+            </w:pPr>
+            <w:r>
+              <w:rPr>
+                <w:rFonts w:ascii="Arial" w:hAnsi="Arial"/>
+                <w:b w:val="0"/>
+                <w:i w:val="0"/>
+                <w:sz w:val="18"/>
+              </w:rPr>
+              <w:t>NO</w:t>
+            </w:r>
+          </w:p>
+        </w:tc>
+      </w:tr>
+      <w:tr>
+        <w:tc>
+          <w:tcPr>
+            <w:tcW w:type="dxa" w:w="780"/>
+            <w:shd w:fill="F9F9F9"/>
+            <w:tcMar>
+              <w:top w:w="100" w:type="dxa"/>
+              <w:bottom w:w="100" w:type="dxa"/>
+              <w:left w:w="150" w:type="dxa"/>
+              <w:right w:w="150" w:type="dxa"/>
+            </w:tcMar>
+          </w:tcPr>
+          <w:p>
+            <w:pPr>
+              <w:spacing w:after="0" w:before="0"/>
+              <w:jc w:val="center"/>
+            </w:pPr>
+            <w:r>
+              <w:rPr>
+                <w:rFonts w:ascii="Arial" w:hAnsi="Arial"/>
+                <w:b w:val="0"/>
+                <w:i w:val="0"/>
+                <w:sz w:val="18"/>
+              </w:rPr>
+              <w:t>Modelo (d) BYM2 (Prior Beta(0.5, 0.5))</w:t>
+            </w:r>
+          </w:p>
+        </w:tc>
+        <w:tc>
+          <w:tcPr>
+            <w:tcW w:type="dxa" w:w="780"/>
+            <w:shd w:fill="F9F9F9"/>
+            <w:tcMar>
+              <w:top w:w="100" w:type="dxa"/>
+              <w:bottom w:w="100" w:type="dxa"/>
+              <w:left w:w="150" w:type="dxa"/>
+              <w:right w:w="150" w:type="dxa"/>
+            </w:tcMar>
+          </w:tcPr>
+          <w:p>
+            <w:pPr>
+              <w:spacing w:after="0" w:before="0"/>
+              <w:jc w:val="center"/>
+            </w:pPr>
+            <w:r>
+              <w:rPr>
+                <w:rFonts w:ascii="Arial" w:hAnsi="Arial"/>
+                <w:b w:val="0"/>
+                <w:i w:val="0"/>
+                <w:sz w:val="18"/>
+              </w:rPr>
+              <w:t>Parámetro de Mezcla Espacial Beta(0.5, 0.5) (rho)</w:t>
+            </w:r>
+          </w:p>
+        </w:tc>
+        <w:tc>
+          <w:tcPr>
+            <w:tcW w:type="dxa" w:w="780"/>
+            <w:shd w:fill="F9F9F9"/>
+            <w:tcMar>
+              <w:top w:w="100" w:type="dxa"/>
+              <w:bottom w:w="100" w:type="dxa"/>
+              <w:left w:w="150" w:type="dxa"/>
+              <w:right w:w="150" w:type="dxa"/>
+            </w:tcMar>
+          </w:tcPr>
+          <w:p>
+            <w:pPr>
+              <w:spacing w:after="0" w:before="0"/>
+              <w:jc w:val="center"/>
+            </w:pPr>
+            <w:r>
+              <w:rPr>
+                <w:rFonts w:ascii="Arial" w:hAnsi="Arial"/>
+                <w:b w:val="0"/>
+                <w:i w:val="0"/>
+                <w:sz w:val="18"/>
+              </w:rPr>
+              <w:t>0.9998</w:t>
+            </w:r>
+          </w:p>
+        </w:tc>
+        <w:tc>
+          <w:tcPr>
+            <w:tcW w:type="dxa" w:w="780"/>
+            <w:shd w:fill="F9F9F9"/>
+            <w:tcMar>
+              <w:top w:w="100" w:type="dxa"/>
+              <w:bottom w:w="100" w:type="dxa"/>
+              <w:left w:w="150" w:type="dxa"/>
+              <w:right w:w="150" w:type="dxa"/>
+            </w:tcMar>
+          </w:tcPr>
+          <w:p>
+            <w:pPr>
+              <w:spacing w:after="0" w:before="0"/>
+              <w:jc w:val="center"/>
+            </w:pPr>
+            <w:r>
+              <w:rPr>
+                <w:rFonts w:ascii="Arial" w:hAnsi="Arial"/>
+                <w:b w:val="0"/>
+                <w:i w:val="0"/>
+                <w:sz w:val="18"/>
+              </w:rPr>
+              <w:t>0.0007</w:t>
+            </w:r>
+          </w:p>
+        </w:tc>
+        <w:tc>
+          <w:tcPr>
+            <w:tcW w:type="dxa" w:w="780"/>
+            <w:shd w:fill="F9F9F9"/>
+            <w:tcMar>
+              <w:top w:w="100" w:type="dxa"/>
+              <w:bottom w:w="100" w:type="dxa"/>
+              <w:left w:w="150" w:type="dxa"/>
+              <w:right w:w="150" w:type="dxa"/>
+            </w:tcMar>
+          </w:tcPr>
+          <w:p>
+            <w:pPr>
+              <w:spacing w:after="0" w:before="0"/>
+              <w:jc w:val="center"/>
+            </w:pPr>
+            <w:r>
+              <w:rPr>
+                <w:rFonts w:ascii="Arial" w:hAnsi="Arial"/>
+                <w:b w:val="0"/>
+                <w:i w:val="0"/>
+                <w:sz w:val="18"/>
+              </w:rPr>
+              <w:t>[0.9991, 1.0000]</w:t>
+            </w:r>
+          </w:p>
+        </w:tc>
+        <w:tc>
+          <w:tcPr>
+            <w:tcW w:type="dxa" w:w="780"/>
+            <w:shd w:fill="F9F9F9"/>
+            <w:tcMar>
+              <w:top w:w="100" w:type="dxa"/>
+              <w:bottom w:w="100" w:type="dxa"/>
+              <w:left w:w="150" w:type="dxa"/>
+              <w:right w:w="150" w:type="dxa"/>
+            </w:tcMar>
+          </w:tcPr>
+          <w:p>
+            <w:pPr>
+              <w:spacing w:after="0" w:before="0"/>
+              <w:jc w:val="center"/>
+            </w:pPr>
+            <w:r>
+              <w:rPr>
+                <w:rFonts w:ascii="Arial" w:hAnsi="Arial"/>
+                <w:b w:val="0"/>
+                <w:i w:val="0"/>
+                <w:sz w:val="18"/>
+              </w:rPr>
+              <w:t>0.8199</w:t>
+            </w:r>
+          </w:p>
+        </w:tc>
+        <w:tc>
+          <w:tcPr>
+            <w:tcW w:type="dxa" w:w="780"/>
+            <w:shd w:fill="F9F9F9"/>
+            <w:tcMar>
+              <w:top w:w="100" w:type="dxa"/>
+              <w:bottom w:w="100" w:type="dxa"/>
+              <w:left w:w="150" w:type="dxa"/>
+              <w:right w:w="150" w:type="dxa"/>
+            </w:tcMar>
+          </w:tcPr>
+          <w:p>
+            <w:pPr>
+              <w:spacing w:after="0" w:before="0"/>
+              <w:jc w:val="center"/>
+            </w:pPr>
+            <w:r>
+              <w:rPr>
+                <w:rFonts w:ascii="Arial" w:hAnsi="Arial"/>
+                <w:b w:val="0"/>
+                <w:i w:val="0"/>
+                <w:sz w:val="18"/>
+              </w:rPr>
+              <w:t>0.1055</w:t>
+            </w:r>
+          </w:p>
+        </w:tc>
+        <w:tc>
+          <w:tcPr>
+            <w:tcW w:type="dxa" w:w="780"/>
+            <w:shd w:fill="F9F9F9"/>
+            <w:tcMar>
+              <w:top w:w="100" w:type="dxa"/>
+              <w:bottom w:w="100" w:type="dxa"/>
+              <w:left w:w="150" w:type="dxa"/>
+              <w:right w:w="150" w:type="dxa"/>
+            </w:tcMar>
+          </w:tcPr>
+          <w:p>
+            <w:pPr>
+              <w:spacing w:after="0" w:before="0"/>
+              <w:jc w:val="center"/>
+            </w:pPr>
+            <w:r>
+              <w:rPr>
+                <w:rFonts w:ascii="Arial" w:hAnsi="Arial"/>
+                <w:b w:val="0"/>
+                <w:i w:val="0"/>
+                <w:sz w:val="18"/>
+              </w:rPr>
+              <w:t>[0.5762, 0.9932]</w:t>
+            </w:r>
+          </w:p>
+        </w:tc>
+        <w:tc>
+          <w:tcPr>
+            <w:tcW w:type="dxa" w:w="780"/>
+            <w:shd w:fill="F9F9F9"/>
+            <w:tcMar>
+              <w:top w:w="100" w:type="dxa"/>
+              <w:bottom w:w="100" w:type="dxa"/>
+              <w:left w:w="150" w:type="dxa"/>
+              <w:right w:w="150" w:type="dxa"/>
+            </w:tcMar>
+          </w:tcPr>
+          <w:p>
+            <w:pPr>
+              <w:spacing w:after="0" w:before="0"/>
+              <w:jc w:val="center"/>
+            </w:pPr>
+            <w:r>
+              <w:rPr>
+                <w:rFonts w:ascii="Arial" w:hAnsi="Arial"/>
+                <w:b w:val="0"/>
+                <w:i w:val="0"/>
+                <w:sz w:val="18"/>
+              </w:rPr>
+              <w:t>21.94</w:t>
+            </w:r>
+          </w:p>
+        </w:tc>
+        <w:tc>
+          <w:tcPr>
+            <w:tcW w:type="dxa" w:w="780"/>
+            <w:shd w:fill="F9F9F9"/>
+            <w:tcMar>
+              <w:top w:w="100" w:type="dxa"/>
+              <w:bottom w:w="100" w:type="dxa"/>
+              <w:left w:w="150" w:type="dxa"/>
+              <w:right w:w="150" w:type="dxa"/>
+            </w:tcMar>
+          </w:tcPr>
+          <w:p>
+            <w:pPr>
+              <w:spacing w:after="0" w:before="0"/>
+              <w:jc w:val="center"/>
+            </w:pPr>
+            <w:r>
+              <w:rPr>
+                <w:rFonts w:ascii="Arial" w:hAnsi="Arial"/>
+                <w:b w:val="0"/>
+                <w:i w:val="0"/>
+                <w:sz w:val="18"/>
+              </w:rPr>
+              <w:t>0.0069</w:t>
+            </w:r>
+          </w:p>
+        </w:tc>
+        <w:tc>
+          <w:tcPr>
+            <w:tcW w:type="dxa" w:w="780"/>
+            <w:shd w:fill="F9F9F9"/>
+            <w:tcMar>
+              <w:top w:w="100" w:type="dxa"/>
+              <w:bottom w:w="100" w:type="dxa"/>
+              <w:left w:w="150" w:type="dxa"/>
+              <w:right w:w="150" w:type="dxa"/>
+            </w:tcMar>
+          </w:tcPr>
+          <w:p>
+            <w:pPr>
+              <w:spacing w:after="0" w:before="0"/>
+              <w:jc w:val="center"/>
+            </w:pPr>
+            <w:r>
+              <w:rPr>
+                <w:rFonts w:ascii="Arial" w:hAnsi="Arial"/>
+                <w:b w:val="0"/>
+                <w:i w:val="0"/>
+                <w:sz w:val="18"/>
+              </w:rPr>
+              <w:t>+99.3%</w:t>
+            </w:r>
+          </w:p>
+        </w:tc>
+        <w:tc>
+          <w:tcPr>
+            <w:tcW w:type="dxa" w:w="780"/>
+            <w:shd w:fill="F9F9F9"/>
+            <w:tcMar>
+              <w:top w:w="100" w:type="dxa"/>
+              <w:bottom w:w="100" w:type="dxa"/>
+              <w:left w:w="150" w:type="dxa"/>
+              <w:right w:w="150" w:type="dxa"/>
+            </w:tcMar>
+          </w:tcPr>
+          <w:p>
+            <w:pPr>
+              <w:spacing w:after="0" w:before="0"/>
+              <w:jc w:val="center"/>
+            </w:pPr>
+            <w:r>
+              <w:rPr>
+                <w:rFonts w:ascii="Arial" w:hAnsi="Arial"/>
+                <w:b w:val="0"/>
+                <w:i w:val="0"/>
+                <w:sz w:val="18"/>
+              </w:rPr>
+              <w:t>NO</w:t>
+            </w:r>
+          </w:p>
+        </w:tc>
+      </w:tr>
+      <w:tr>
+        <w:tc>
+          <w:tcPr>
+            <w:tcW w:type="dxa" w:w="780"/>
+            <w:shd w:fill="FFFFFF"/>
+            <w:tcMar>
+              <w:top w:w="100" w:type="dxa"/>
+              <w:bottom w:w="100" w:type="dxa"/>
+              <w:left w:w="150" w:type="dxa"/>
+              <w:right w:w="150" w:type="dxa"/>
+            </w:tcMar>
+          </w:tcPr>
+          <w:p>
+            <w:pPr>
+              <w:spacing w:after="0" w:before="0"/>
+              <w:jc w:val="center"/>
+            </w:pPr>
+            <w:r>
+              <w:rPr>
+                <w:rFonts w:ascii="Arial" w:hAnsi="Arial"/>
+                <w:b w:val="0"/>
+                <w:i w:val="0"/>
+                <w:sz w:val="18"/>
+              </w:rPr>
+              <w:t>Modelo (d) BYM2 (Prior Beta(0.5, 0.5))</w:t>
+            </w:r>
+          </w:p>
+        </w:tc>
+        <w:tc>
+          <w:tcPr>
+            <w:tcW w:type="dxa" w:w="780"/>
+            <w:shd w:fill="FFFFFF"/>
+            <w:tcMar>
+              <w:top w:w="100" w:type="dxa"/>
+              <w:bottom w:w="100" w:type="dxa"/>
+              <w:left w:w="150" w:type="dxa"/>
+              <w:right w:w="150" w:type="dxa"/>
+            </w:tcMar>
+          </w:tcPr>
+          <w:p>
+            <w:pPr>
+              <w:spacing w:after="0" w:before="0"/>
+              <w:jc w:val="center"/>
+            </w:pPr>
+            <w:r>
+              <w:rPr>
+                <w:rFonts w:ascii="Arial" w:hAnsi="Arial"/>
+                <w:b w:val="0"/>
+                <w:i w:val="0"/>
+                <w:sz w:val="18"/>
+              </w:rPr>
+              <w:t>Dispersión Binomial Negativa (alpha_disp)</w:t>
+            </w:r>
+          </w:p>
+        </w:tc>
+        <w:tc>
+          <w:tcPr>
+            <w:tcW w:type="dxa" w:w="780"/>
+            <w:shd w:fill="FFFFFF"/>
+            <w:tcMar>
+              <w:top w:w="100" w:type="dxa"/>
+              <w:bottom w:w="100" w:type="dxa"/>
+              <w:left w:w="150" w:type="dxa"/>
+              <w:right w:w="150" w:type="dxa"/>
+            </w:tcMar>
+          </w:tcPr>
+          <w:p>
+            <w:pPr>
+              <w:spacing w:after="0" w:before="0"/>
+              <w:jc w:val="center"/>
+            </w:pPr>
+            <w:r>
+              <w:rPr>
+                <w:rFonts w:ascii="Arial" w:hAnsi="Arial"/>
+                <w:b w:val="0"/>
+                <w:i w:val="0"/>
+                <w:sz w:val="18"/>
+              </w:rPr>
+              <w:t>7.12</w:t>
+            </w:r>
+          </w:p>
+        </w:tc>
+        <w:tc>
+          <w:tcPr>
+            <w:tcW w:type="dxa" w:w="780"/>
+            <w:shd w:fill="FFFFFF"/>
+            <w:tcMar>
+              <w:top w:w="100" w:type="dxa"/>
+              <w:bottom w:w="100" w:type="dxa"/>
+              <w:left w:w="150" w:type="dxa"/>
+              <w:right w:w="150" w:type="dxa"/>
+            </w:tcMar>
+          </w:tcPr>
+          <w:p>
+            <w:pPr>
+              <w:spacing w:after="0" w:before="0"/>
+              <w:jc w:val="center"/>
+            </w:pPr>
+            <w:r>
+              <w:rPr>
+                <w:rFonts w:ascii="Arial" w:hAnsi="Arial"/>
+                <w:b w:val="0"/>
+                <w:i w:val="0"/>
+                <w:sz w:val="18"/>
+              </w:rPr>
+              <w:t>0.9011</w:t>
+            </w:r>
+          </w:p>
+        </w:tc>
+        <w:tc>
+          <w:tcPr>
+            <w:tcW w:type="dxa" w:w="780"/>
+            <w:shd w:fill="FFFFFF"/>
+            <w:tcMar>
+              <w:top w:w="100" w:type="dxa"/>
+              <w:bottom w:w="100" w:type="dxa"/>
+              <w:left w:w="150" w:type="dxa"/>
+              <w:right w:w="150" w:type="dxa"/>
+            </w:tcMar>
+          </w:tcPr>
+          <w:p>
+            <w:pPr>
+              <w:spacing w:after="0" w:before="0"/>
+              <w:jc w:val="center"/>
+            </w:pPr>
+            <w:r>
+              <w:rPr>
+                <w:rFonts w:ascii="Arial" w:hAnsi="Arial"/>
+                <w:b w:val="0"/>
+                <w:i w:val="0"/>
+                <w:sz w:val="18"/>
+              </w:rPr>
+              <w:t>[5.5562, 9.1987]</w:t>
+            </w:r>
+          </w:p>
+        </w:tc>
+        <w:tc>
+          <w:tcPr>
+            <w:tcW w:type="dxa" w:w="780"/>
+            <w:shd w:fill="FFFFFF"/>
+            <w:tcMar>
+              <w:top w:w="100" w:type="dxa"/>
+              <w:bottom w:w="100" w:type="dxa"/>
+              <w:left w:w="150" w:type="dxa"/>
+              <w:right w:w="150" w:type="dxa"/>
+            </w:tcMar>
+          </w:tcPr>
+          <w:p>
+            <w:pPr>
+              <w:spacing w:after="0" w:before="0"/>
+              <w:jc w:val="center"/>
+            </w:pPr>
+            <w:r>
+              <w:rPr>
+                <w:rFonts w:ascii="Arial" w:hAnsi="Arial"/>
+                <w:b w:val="0"/>
+                <w:i w:val="0"/>
+                <w:sz w:val="18"/>
+              </w:rPr>
+              <w:t>5.32</w:t>
+            </w:r>
+          </w:p>
+        </w:tc>
+        <w:tc>
+          <w:tcPr>
+            <w:tcW w:type="dxa" w:w="780"/>
+            <w:shd w:fill="FFFFFF"/>
+            <w:tcMar>
+              <w:top w:w="100" w:type="dxa"/>
+              <w:bottom w:w="100" w:type="dxa"/>
+              <w:left w:w="150" w:type="dxa"/>
+              <w:right w:w="150" w:type="dxa"/>
+            </w:tcMar>
+          </w:tcPr>
+          <w:p>
+            <w:pPr>
+              <w:spacing w:after="0" w:before="0"/>
+              <w:jc w:val="center"/>
+            </w:pPr>
+            <w:r>
+              <w:rPr>
+                <w:rFonts w:ascii="Arial" w:hAnsi="Arial"/>
+                <w:b w:val="0"/>
+                <w:i w:val="0"/>
+                <w:sz w:val="18"/>
+              </w:rPr>
+              <w:t>0.8944</w:t>
+            </w:r>
+          </w:p>
+        </w:tc>
+        <w:tc>
+          <w:tcPr>
+            <w:tcW w:type="dxa" w:w="780"/>
+            <w:shd w:fill="FFFFFF"/>
+            <w:tcMar>
+              <w:top w:w="100" w:type="dxa"/>
+              <w:bottom w:w="100" w:type="dxa"/>
+              <w:left w:w="150" w:type="dxa"/>
+              <w:right w:w="150" w:type="dxa"/>
+            </w:tcMar>
+          </w:tcPr>
+          <w:p>
+            <w:pPr>
+              <w:spacing w:after="0" w:before="0"/>
+              <w:jc w:val="center"/>
+            </w:pPr>
+            <w:r>
+              <w:rPr>
+                <w:rFonts w:ascii="Arial" w:hAnsi="Arial"/>
+                <w:b w:val="0"/>
+                <w:i w:val="0"/>
+                <w:sz w:val="18"/>
+              </w:rPr>
+              <w:t>[3.8222, 7.2670]</w:t>
+            </w:r>
+          </w:p>
+        </w:tc>
+        <w:tc>
+          <w:tcPr>
+            <w:tcW w:type="dxa" w:w="780"/>
+            <w:shd w:fill="FFFFFF"/>
+            <w:tcMar>
+              <w:top w:w="100" w:type="dxa"/>
+              <w:bottom w:w="100" w:type="dxa"/>
+              <w:left w:w="150" w:type="dxa"/>
+              <w:right w:w="150" w:type="dxa"/>
+            </w:tcMar>
+          </w:tcPr>
+          <w:p>
+            <w:pPr>
+              <w:spacing w:after="0" w:before="0"/>
+              <w:jc w:val="center"/>
+            </w:pPr>
+            <w:r>
+              <w:rPr>
+                <w:rFonts w:ascii="Arial" w:hAnsi="Arial"/>
+                <w:b w:val="0"/>
+                <w:i w:val="0"/>
+                <w:sz w:val="18"/>
+              </w:rPr>
+              <w:t>33.85</w:t>
+            </w:r>
+          </w:p>
+        </w:tc>
+        <w:tc>
+          <w:tcPr>
+            <w:tcW w:type="dxa" w:w="780"/>
+            <w:shd w:fill="FFFFFF"/>
+            <w:tcMar>
+              <w:top w:w="100" w:type="dxa"/>
+              <w:bottom w:w="100" w:type="dxa"/>
+              <w:left w:w="150" w:type="dxa"/>
+              <w:right w:w="150" w:type="dxa"/>
+            </w:tcMar>
+          </w:tcPr>
+          <w:p>
+            <w:pPr>
+              <w:spacing w:after="0" w:before="0"/>
+              <w:jc w:val="center"/>
+            </w:pPr>
+            <w:r>
+              <w:rPr>
+                <w:rFonts w:ascii="Arial" w:hAnsi="Arial"/>
+                <w:b w:val="0"/>
+                <w:i w:val="0"/>
+                <w:sz w:val="18"/>
+              </w:rPr>
+              <w:t>1.01</w:t>
+            </w:r>
+          </w:p>
+        </w:tc>
+        <w:tc>
+          <w:tcPr>
+            <w:tcW w:type="dxa" w:w="780"/>
+            <w:shd w:fill="FFFFFF"/>
+            <w:tcMar>
+              <w:top w:w="100" w:type="dxa"/>
+              <w:bottom w:w="100" w:type="dxa"/>
+              <w:left w:w="150" w:type="dxa"/>
+              <w:right w:w="150" w:type="dxa"/>
+            </w:tcMar>
+          </w:tcPr>
+          <w:p>
+            <w:pPr>
+              <w:spacing w:after="0" w:before="0"/>
+              <w:jc w:val="center"/>
+            </w:pPr>
+            <w:r>
+              <w:rPr>
+                <w:rFonts w:ascii="Arial" w:hAnsi="Arial"/>
+                <w:b w:val="0"/>
+                <w:i w:val="0"/>
+                <w:sz w:val="18"/>
+              </w:rPr>
+              <w:t>-0.8%</w:t>
+            </w:r>
+          </w:p>
+        </w:tc>
+        <w:tc>
+          <w:tcPr>
+            <w:tcW w:type="dxa" w:w="780"/>
+            <w:shd w:fill="FFFFFF"/>
             <w:tcMar>
               <w:top w:w="100" w:type="dxa"/>
               <w:bottom w:w="100" w:type="dxa"/>
@@ -17749,7 +19651,7 @@
           <w:i/>
           <w:sz w:val="20"/>
         </w:rPr>
-        <w:t>Correlación de Riesgos Relativos Espaciales ADVI vs. NUTS por Subcircuito (N=244)</w:t>
+        <w:t>Correlación de Riesgos Relativos Espaciales ADVI vs. NUTS por Subcircuito (Modelos b, c y d, N=244)</w:t>
       </w:r>
     </w:p>
     <w:tbl>
@@ -17968,7 +19870,7 @@
                 <w:i w:val="0"/>
                 <w:sz w:val="18"/>
               </w:rPr>
-              <w:t>Modelo (c) Besag ICAR + No Estructurado (Mejor LOO)</w:t>
+              <w:t>Modelo (b) Binomial Negativa (ICAR) [Mejor LOO]</w:t>
             </w:r>
           </w:p>
         </w:tc>
@@ -17995,7 +19897,7 @@
                 <w:i w:val="0"/>
                 <w:sz w:val="18"/>
               </w:rPr>
-              <w:t>0.9952</w:t>
+              <w:t>0.9976</w:t>
             </w:r>
           </w:p>
         </w:tc>
@@ -18049,7 +19951,7 @@
                 <w:i w:val="0"/>
                 <w:sz w:val="18"/>
               </w:rPr>
-              <w:t>0.9960</w:t>
+              <w:t>0.9981</w:t>
             </w:r>
           </w:p>
         </w:tc>
@@ -18132,7 +20034,7 @@
                 <w:i w:val="0"/>
                 <w:sz w:val="18"/>
               </w:rPr>
-              <w:t>Modelo (d) BYM2 (Prior Beta(0.5, 0.5))</w:t>
+              <w:t>Modelo (c) Besag ICAR + No Estructurado</w:t>
             </w:r>
           </w:p>
         </w:tc>
@@ -18159,7 +20061,7 @@
                 <w:i w:val="0"/>
                 <w:sz w:val="18"/>
               </w:rPr>
-              <w:t>0.9949</w:t>
+              <w:t>0.9952</w:t>
             </w:r>
           </w:p>
         </w:tc>
@@ -18213,7 +20115,7 @@
                 <w:i w:val="0"/>
                 <w:sz w:val="18"/>
               </w:rPr>
-              <w:t>0.9959</w:t>
+              <w:t>0.9960</w:t>
             </w:r>
           </w:p>
         </w:tc>
@@ -18248,6 +20150,170 @@
           <w:tcPr>
             <w:tcW w:type="dxa" w:w="1560"/>
             <w:shd w:fill="F9F9F9"/>
+            <w:tcMar>
+              <w:top w:w="100" w:type="dxa"/>
+              <w:bottom w:w="100" w:type="dxa"/>
+              <w:left w:w="150" w:type="dxa"/>
+              <w:right w:w="150" w:type="dxa"/>
+            </w:tcMar>
+          </w:tcPr>
+          <w:p>
+            <w:pPr>
+              <w:spacing w:after="0" w:before="0"/>
+              <w:jc w:val="center"/>
+            </w:pPr>
+            <w:r>
+              <w:rPr>
+                <w:rFonts w:ascii="Arial" w:hAnsi="Arial"/>
+                <w:b w:val="0"/>
+                <w:i w:val="0"/>
+                <w:sz w:val="18"/>
+              </w:rPr>
+              <w:t>244</w:t>
+            </w:r>
+          </w:p>
+        </w:tc>
+      </w:tr>
+      <w:tr>
+        <w:tc>
+          <w:tcPr>
+            <w:tcW w:type="dxa" w:w="1560"/>
+            <w:shd w:fill="FFFFFF"/>
+            <w:tcMar>
+              <w:top w:w="100" w:type="dxa"/>
+              <w:bottom w:w="100" w:type="dxa"/>
+              <w:left w:w="150" w:type="dxa"/>
+              <w:right w:w="150" w:type="dxa"/>
+            </w:tcMar>
+          </w:tcPr>
+          <w:p>
+            <w:pPr>
+              <w:spacing w:after="0" w:before="0"/>
+              <w:jc w:val="center"/>
+            </w:pPr>
+            <w:r>
+              <w:rPr>
+                <w:rFonts w:ascii="Arial" w:hAnsi="Arial"/>
+                <w:b w:val="0"/>
+                <w:i w:val="0"/>
+                <w:sz w:val="18"/>
+              </w:rPr>
+              <w:t>Modelo (d) BYM2 (Prior Beta(0.5, 0.5))</w:t>
+            </w:r>
+          </w:p>
+        </w:tc>
+        <w:tc>
+          <w:tcPr>
+            <w:tcW w:type="dxa" w:w="1560"/>
+            <w:shd w:fill="FFFFFF"/>
+            <w:tcMar>
+              <w:top w:w="100" w:type="dxa"/>
+              <w:bottom w:w="100" w:type="dxa"/>
+              <w:left w:w="150" w:type="dxa"/>
+              <w:right w:w="150" w:type="dxa"/>
+            </w:tcMar>
+          </w:tcPr>
+          <w:p>
+            <w:pPr>
+              <w:spacing w:after="0" w:before="0"/>
+              <w:jc w:val="center"/>
+            </w:pPr>
+            <w:r>
+              <w:rPr>
+                <w:rFonts w:ascii="Arial" w:hAnsi="Arial"/>
+                <w:b w:val="0"/>
+                <w:i w:val="0"/>
+                <w:sz w:val="18"/>
+              </w:rPr>
+              <w:t>0.9949</w:t>
+            </w:r>
+          </w:p>
+        </w:tc>
+        <w:tc>
+          <w:tcPr>
+            <w:tcW w:type="dxa" w:w="1560"/>
+            <w:shd w:fill="FFFFFF"/>
+            <w:tcMar>
+              <w:top w:w="100" w:type="dxa"/>
+              <w:bottom w:w="100" w:type="dxa"/>
+              <w:left w:w="150" w:type="dxa"/>
+              <w:right w:w="150" w:type="dxa"/>
+            </w:tcMar>
+          </w:tcPr>
+          <w:p>
+            <w:pPr>
+              <w:spacing w:after="0" w:before="0"/>
+              <w:jc w:val="center"/>
+            </w:pPr>
+            <w:r>
+              <w:rPr>
+                <w:rFonts w:ascii="Arial" w:hAnsi="Arial"/>
+                <w:b w:val="0"/>
+                <w:i w:val="0"/>
+                <w:sz w:val="18"/>
+              </w:rPr>
+              <w:t>0.0000</w:t>
+            </w:r>
+          </w:p>
+        </w:tc>
+        <w:tc>
+          <w:tcPr>
+            <w:tcW w:type="dxa" w:w="1560"/>
+            <w:shd w:fill="FFFFFF"/>
+            <w:tcMar>
+              <w:top w:w="100" w:type="dxa"/>
+              <w:bottom w:w="100" w:type="dxa"/>
+              <w:left w:w="150" w:type="dxa"/>
+              <w:right w:w="150" w:type="dxa"/>
+            </w:tcMar>
+          </w:tcPr>
+          <w:p>
+            <w:pPr>
+              <w:spacing w:after="0" w:before="0"/>
+              <w:jc w:val="center"/>
+            </w:pPr>
+            <w:r>
+              <w:rPr>
+                <w:rFonts w:ascii="Arial" w:hAnsi="Arial"/>
+                <w:b w:val="0"/>
+                <w:i w:val="0"/>
+                <w:sz w:val="18"/>
+              </w:rPr>
+              <w:t>0.9959</w:t>
+            </w:r>
+          </w:p>
+        </w:tc>
+        <w:tc>
+          <w:tcPr>
+            <w:tcW w:type="dxa" w:w="1560"/>
+            <w:shd w:fill="FFFFFF"/>
+            <w:tcMar>
+              <w:top w:w="100" w:type="dxa"/>
+              <w:bottom w:w="100" w:type="dxa"/>
+              <w:left w:w="150" w:type="dxa"/>
+              <w:right w:w="150" w:type="dxa"/>
+            </w:tcMar>
+          </w:tcPr>
+          <w:p>
+            <w:pPr>
+              <w:spacing w:after="0" w:before="0"/>
+              <w:jc w:val="center"/>
+            </w:pPr>
+            <w:r>
+              <w:rPr>
+                <w:rFonts w:ascii="Arial" w:hAnsi="Arial"/>
+                <w:b w:val="0"/>
+                <w:i w:val="0"/>
+                <w:sz w:val="18"/>
+              </w:rPr>
+              <w:t>0.0000</w:t>
+            </w:r>
+          </w:p>
+        </w:tc>
+        <w:tc>
+          <w:tcPr>
+            <w:tcW w:type="dxa" w:w="1560"/>
+            <w:shd w:fill="FFFFFF"/>
             <w:tcMar>
               <w:top w:w="100" w:type="dxa"/>
               <w:bottom w:w="100" w:type="dxa"/>

--- a/outputs/tables/Reporte_Tesis_Flujo_Bayesiano.docx
+++ b/outputs/tables/Reporte_Tesis_Flujo_Bayesiano.docx
@@ -1359,7 +1359,7 @@
                 <w:i w:val="0"/>
                 <w:sz w:val="18"/>
               </w:rPr>
-              <w:t>4112</w:t>
+              <w:t>4200</w:t>
             </w:r>
           </w:p>
         </w:tc>
@@ -1386,7 +1386,7 @@
                 <w:i w:val="0"/>
                 <w:sz w:val="18"/>
               </w:rPr>
-              <w:t>88.74%</w:t>
+              <w:t>89.06%</w:t>
             </w:r>
           </w:p>
         </w:tc>
@@ -1469,7 +1469,7 @@
                 <w:i w:val="0"/>
                 <w:sz w:val="18"/>
               </w:rPr>
-              <w:t>268</w:t>
+              <w:t>350</w:t>
             </w:r>
           </w:p>
         </w:tc>
@@ -1496,7 +1496,7 @@
                 <w:i w:val="0"/>
                 <w:sz w:val="18"/>
               </w:rPr>
-              <w:t>5.78%</w:t>
+              <w:t>7.42%</w:t>
             </w:r>
           </w:p>
         </w:tc>
@@ -1552,7 +1552,7 @@
                 <w:i w:val="0"/>
                 <w:sz w:val="18"/>
               </w:rPr>
-              <w:t>OTROS</w:t>
+              <w:t>OTRAS</w:t>
             </w:r>
           </w:p>
         </w:tc>
@@ -1579,7 +1579,7 @@
                 <w:i w:val="0"/>
                 <w:sz w:val="18"/>
               </w:rPr>
-              <w:t>193</w:t>
+              <w:t>166</w:t>
             </w:r>
           </w:p>
         </w:tc>
@@ -1606,117 +1606,7 @@
                 <w:i w:val="0"/>
                 <w:sz w:val="18"/>
               </w:rPr>
-              <w:t>4.16%</w:t>
-            </w:r>
-          </w:p>
-        </w:tc>
-      </w:tr>
-      <w:tr>
-        <w:tc>
-          <w:tcPr>
-            <w:tcW w:type="dxa" w:w="2880"/>
-            <w:shd w:fill="F9F9F9"/>
-            <w:tcMar>
-              <w:top w:w="100" w:type="dxa"/>
-              <w:bottom w:w="100" w:type="dxa"/>
-              <w:left w:w="150" w:type="dxa"/>
-              <w:right w:w="150" w:type="dxa"/>
-            </w:tcMar>
-          </w:tcPr>
-          <w:p>
-            <w:pPr>
-              <w:spacing w:after="0" w:before="0"/>
-              <w:jc w:val="center"/>
-            </w:pPr>
-            <w:r>
-              <w:rPr>
-                <w:rFonts w:ascii="Arial" w:hAnsi="Arial"/>
-                <w:b w:val="0"/>
-                <w:i w:val="0"/>
-                <w:sz w:val="18"/>
-              </w:rPr>
-              <w:t>Tipo de Arma</w:t>
-            </w:r>
-          </w:p>
-        </w:tc>
-        <w:tc>
-          <w:tcPr>
-            <w:tcW w:type="dxa" w:w="2880"/>
-            <w:shd w:fill="F9F9F9"/>
-            <w:tcMar>
-              <w:top w:w="100" w:type="dxa"/>
-              <w:bottom w:w="100" w:type="dxa"/>
-              <w:left w:w="150" w:type="dxa"/>
-              <w:right w:w="150" w:type="dxa"/>
-            </w:tcMar>
-          </w:tcPr>
-          <w:p>
-            <w:pPr>
-              <w:spacing w:after="0" w:before="0"/>
-              <w:jc w:val="center"/>
-            </w:pPr>
-            <w:r>
-              <w:rPr>
-                <w:rFonts w:ascii="Arial" w:hAnsi="Arial"/>
-                <w:b w:val="0"/>
-                <w:i w:val="0"/>
-                <w:sz w:val="18"/>
-              </w:rPr>
-              <w:t>OBJETO CONTUNDENTE</w:t>
-            </w:r>
-          </w:p>
-        </w:tc>
-        <w:tc>
-          <w:tcPr>
-            <w:tcW w:type="dxa" w:w="2160"/>
-            <w:shd w:fill="F9F9F9"/>
-            <w:tcMar>
-              <w:top w:w="100" w:type="dxa"/>
-              <w:bottom w:w="100" w:type="dxa"/>
-              <w:left w:w="150" w:type="dxa"/>
-              <w:right w:w="150" w:type="dxa"/>
-            </w:tcMar>
-          </w:tcPr>
-          <w:p>
-            <w:pPr>
-              <w:spacing w:after="0" w:before="0"/>
-              <w:jc w:val="center"/>
-            </w:pPr>
-            <w:r>
-              <w:rPr>
-                <w:rFonts w:ascii="Arial" w:hAnsi="Arial"/>
-                <w:b w:val="0"/>
-                <w:i w:val="0"/>
-                <w:sz w:val="18"/>
-              </w:rPr>
-              <w:t>61</w:t>
-            </w:r>
-          </w:p>
-        </w:tc>
-        <w:tc>
-          <w:tcPr>
-            <w:tcW w:type="dxa" w:w="2160"/>
-            <w:shd w:fill="F9F9F9"/>
-            <w:tcMar>
-              <w:top w:w="100" w:type="dxa"/>
-              <w:bottom w:w="100" w:type="dxa"/>
-              <w:left w:w="150" w:type="dxa"/>
-              <w:right w:w="150" w:type="dxa"/>
-            </w:tcMar>
-          </w:tcPr>
-          <w:p>
-            <w:pPr>
-              <w:spacing w:after="0" w:before="0"/>
-              <w:jc w:val="center"/>
-            </w:pPr>
-            <w:r>
-              <w:rPr>
-                <w:rFonts w:ascii="Arial" w:hAnsi="Arial"/>
-                <w:b w:val="0"/>
-                <w:i w:val="0"/>
-                <w:sz w:val="18"/>
-              </w:rPr>
-              <w:t>1.32%</w:t>
+              <w:t>3.52%</w:t>
             </w:r>
           </w:p>
         </w:tc>
@@ -9216,11 +9106,11 @@
         </w:rPr>
         <w:t>1. Inferencia Principal mediante ADVI y Criterio Unificado de Convergencia: El método principal de estimación de la tesis es Inferencia Variacional por Diferenciación Automática (ADVI) en PyMC, optimizando el ELBO mediante Adam (learning_rate = 0.005) durante 50,000 iteraciones. Se definió un criterio formal de convergencia unificado: la variación de la media móvil del ELBO en las últimas 5,000 iteraciones respecto a las 5,000 anteriores debe ser menor al 0.1% (&lt; 0.001).</w:t>
         <w:br/>
-        <w:t>2. Modelo de Referencia por Capacidad Predictiva y Parsimonia: En la comparación formal fuera de muestra (LOO-CV), el Modelo (b) Binomial Negativa (ICAR) obtiene la mayor densidad predictiva esperada (ELPD_LOO = -1,233.75, SE = 26.76) y el menor número de observaciones con Pareto-k &gt; 0.7 (27 observaciones). El Modelo (c) Besag ICAR + No Estructurado (ELPD_LOO = -1,241.65, SE = 26.96, 38 observaciones k &gt; 0.7) y el Modelo (d) BYM2 (ELPD_LOO = -1,242.92, SE = 26.97) presentan densidades predictivas cercanas. La diferencia entre el Modelo (b) y el Modelo (c) es de 7.90 puntos con dse = 4.18, es decir, menor a dos errores estándar (|ΔELPD| &lt; 2·dse = 8.36). En la práctica ambos modelos empatan estadísticamente; por el principio de parsimonia (Navaja de Ockham: menor número de parámetros libres) y mejor comportamiento diagnóstico de Pareto-k, se selecciona formalmente el Modelo (b) como el modelo ganador de referencia metodológica de la tesis.</w:t>
+        <w:t>2. Modelo de Referencia por Capacidad Predictiva y Parsimonia: En la comparación formal fuera de muestra (LOO-CV), el Modelo (b) Binomial Negativa (ICAR) obtiene la mayor densidad predictiva esperada (ELPD_LOO = -1,233.75, SE = 26.76) y el menor número de observaciones con Pareto-k &gt; 0.7 (27 observaciones). El Modelo (c) Besag ICAR + No Estructurado (ELPD_LOO = -1,241.65, SE = 27.92, 38 observaciones k &gt; 0.7) y el Modelo (d) BYM2 (ELPD_LOO = -1,242.92, SE = 28.03) presentan densidades predictivas cercanas. La diferencia entre el Modelo (b) y el Modelo (c) es de 7.90 puntos con dse = 4.18, es decir, menor a dos errores estándar (|ΔELPD| &lt; 2·dse = 8.36). En la práctica ambos modelos empatan estadísticamente; por el principio de parsimonia (Navaja de Ockham: menor número de parámetros libres) y mejor comportamiento diagnóstico de Pareto-k, se selecciona formalmente el Modelo (b) como el modelo ganador de referencia metodológica de la tesis.</w:t>
         <w:br/>
-        <w:t>3. Parámetro de Mezcla Espacial (rho) y Advertencia Interpretativa: En el modelo BYM2, el parámetro rho con prior Beta(0.5, 0.5) presenta una fuerte discrepancia entre métodos de inferencia: bajo ADVI converge a rho ≈ 0.027, mientras que bajo muestreo exacto NUTS converge a rho ≈ 0.813. Por consiguiente, se advierte explícitamente que la lectura de rho bajo ADVI no es fiable para cuantificar la proporción de varianza espacial atribuible a contigüidad territorial.</w:t>
+        <w:t>3. Parámetro de Mezcla Espacial (rho) y Advertencia Interpretativa: En el modelo BYM2, el parámetro rho con prior Beta(0.5, 0.5) presenta una fuerte discrepancia entre métodos de inferencia: bajo ADVI converge a rho ≈ 0.9998, mientras que bajo muestreo exacto NUTS converge a rho ≈ 0.8199. Por consiguiente, se advierte explícitamente que la lectura de rho bajo ADVI no es fiable para cuantificar la proporción de varianza espacial atribuible a contigüidad territorial.</w:t>
         <w:br/>
-        <w:t>4. Diagnóstico de Pareto-k: En paneles cortos (T = 2 años) sobre 244 subcircuitos, la exclusión de una observación modifica la distribución condicional de los efectos latentes locales, elevando las ponderaciones de importancia con valores de k &gt; 0.7. Este comportamiento es una propiedad matemática conocida del estimador PSIS-LOO en modelos jerárquicos espaciales y no denota deficiencia del ajuste global.</w:t>
+        <w:t>4. Diagnóstico de Pareto-k: En paneles cortos (T = 2 años) sobre 244 subcircuitos, la exclusión de una observación modifica la distribución condicional de los efectos latentes locales, elevando las ponderaciones de importancia con valores de k &gt; 0.7.</w:t>
         <w:br/>
         <w:t>5. Contraste Anual (2025 vs. 2024): Al modelar dos años completos, un proceso autorregresivo RW1 no es paramétricamente identificable frente al intercepto cantonal. La especificación de un contraste fijo de año (beta_year con 2024 como referencia) resuelve la identificabilidad y provee una estimación directa de la variación cantonal en 2025.</w:t>
         <w:br/>
@@ -20334,6 +20224,611 @@
                 <w:sz w:val="18"/>
               </w:rPr>
               <w:t>244</w:t>
+            </w:r>
+          </w:p>
+        </w:tc>
+      </w:tr>
+    </w:tbl>
+    <w:p>
+      <w:pPr>
+        <w:spacing w:before="240"/>
+      </w:pPr>
+    </w:p>
+    <w:p>
+      <w:r>
+        <w:rPr>
+          <w:rFonts w:ascii="Arial" w:hAnsi="Arial"/>
+          <w:b/>
+          <w:i w:val="0"/>
+          <w:sz w:val="20"/>
+        </w:rPr>
+        <w:t>Tabla 14:</w:t>
+      </w:r>
+    </w:p>
+    <w:p>
+      <w:pPr>
+        <w:spacing w:after="120"/>
+      </w:pPr>
+      <w:r>
+        <w:rPr>
+          <w:rFonts w:ascii="Arial" w:hAnsi="Arial"/>
+          <w:b w:val="0"/>
+          <w:i/>
+          <w:sz w:val="20"/>
+        </w:rPr>
+        <w:t>Diagnósticos de Muestreo NUTS</w:t>
+      </w:r>
+    </w:p>
+    <w:tbl>
+      <w:tblPr>
+        <w:tblW w:type="auto" w:w="0"/>
+        <w:jc w:val="center"/>
+        <w:tblLook w:firstColumn="1" w:firstRow="1" w:lastColumn="0" w:lastRow="0" w:noHBand="0" w:noVBand="1" w:val="04A0"/>
+        <w:tblBorders>
+          <w:top w:val="single" w:sz="6" w:space="0" w:color="000000"/>
+          <w:bottom w:val="single" w:sz="6" w:space="0" w:color="000000"/>
+          <w:left w:val="none"/>
+          <w:right w:val="none"/>
+          <w:insideH w:val="single" w:sz="4" w:space="0" w:color="D3D3D3"/>
+          <w:insideV w:val="none"/>
+        </w:tblBorders>
+      </w:tblPr>
+      <w:tblGrid>
+        <w:gridCol w:w="1872"/>
+        <w:gridCol w:w="1872"/>
+        <w:gridCol w:w="1872"/>
+        <w:gridCol w:w="1872"/>
+        <w:gridCol w:w="1872"/>
+      </w:tblGrid>
+      <w:tr>
+        <w:tc>
+          <w:tcPr>
+            <w:tcW w:type="dxa" w:w="1872"/>
+            <w:shd w:fill="333333"/>
+            <w:tcMar>
+              <w:top w:w="120" w:type="dxa"/>
+              <w:bottom w:w="120" w:type="dxa"/>
+              <w:left w:w="150" w:type="dxa"/>
+              <w:right w:w="150" w:type="dxa"/>
+            </w:tcMar>
+          </w:tcPr>
+          <w:p>
+            <w:pPr>
+              <w:spacing w:after="0" w:before="0"/>
+              <w:jc w:val="center"/>
+            </w:pPr>
+            <w:r>
+              <w:rPr>
+                <w:rFonts w:ascii="Arial" w:hAnsi="Arial"/>
+                <w:b/>
+                <w:i w:val="0"/>
+                <w:color w:val="FFFFFF"/>
+                <w:sz w:val="19"/>
+              </w:rPr>
+              <w:t>Modelo</w:t>
+            </w:r>
+          </w:p>
+        </w:tc>
+        <w:tc>
+          <w:tcPr>
+            <w:tcW w:type="dxa" w:w="1872"/>
+            <w:shd w:fill="333333"/>
+            <w:tcMar>
+              <w:top w:w="120" w:type="dxa"/>
+              <w:bottom w:w="120" w:type="dxa"/>
+              <w:left w:w="150" w:type="dxa"/>
+              <w:right w:w="150" w:type="dxa"/>
+            </w:tcMar>
+          </w:tcPr>
+          <w:p>
+            <w:pPr>
+              <w:spacing w:after="0" w:before="0"/>
+              <w:jc w:val="center"/>
+            </w:pPr>
+            <w:r>
+              <w:rPr>
+                <w:rFonts w:ascii="Arial" w:hAnsi="Arial"/>
+                <w:b/>
+                <w:i w:val="0"/>
+                <w:color w:val="FFFFFF"/>
+                <w:sz w:val="19"/>
+              </w:rPr>
+              <w:t>R_hat_Maximo</w:t>
+            </w:r>
+          </w:p>
+        </w:tc>
+        <w:tc>
+          <w:tcPr>
+            <w:tcW w:type="dxa" w:w="1872"/>
+            <w:shd w:fill="333333"/>
+            <w:tcMar>
+              <w:top w:w="120" w:type="dxa"/>
+              <w:bottom w:w="120" w:type="dxa"/>
+              <w:left w:w="150" w:type="dxa"/>
+              <w:right w:w="150" w:type="dxa"/>
+            </w:tcMar>
+          </w:tcPr>
+          <w:p>
+            <w:pPr>
+              <w:spacing w:after="0" w:before="0"/>
+              <w:jc w:val="center"/>
+            </w:pPr>
+            <w:r>
+              <w:rPr>
+                <w:rFonts w:ascii="Arial" w:hAnsi="Arial"/>
+                <w:b/>
+                <w:i w:val="0"/>
+                <w:color w:val="FFFFFF"/>
+                <w:sz w:val="19"/>
+              </w:rPr>
+              <w:t>ESS_Bulk_Minimo</w:t>
+            </w:r>
+          </w:p>
+        </w:tc>
+        <w:tc>
+          <w:tcPr>
+            <w:tcW w:type="dxa" w:w="1872"/>
+            <w:shd w:fill="333333"/>
+            <w:tcMar>
+              <w:top w:w="120" w:type="dxa"/>
+              <w:bottom w:w="120" w:type="dxa"/>
+              <w:left w:w="150" w:type="dxa"/>
+              <w:right w:w="150" w:type="dxa"/>
+            </w:tcMar>
+          </w:tcPr>
+          <w:p>
+            <w:pPr>
+              <w:spacing w:after="0" w:before="0"/>
+              <w:jc w:val="center"/>
+            </w:pPr>
+            <w:r>
+              <w:rPr>
+                <w:rFonts w:ascii="Arial" w:hAnsi="Arial"/>
+                <w:b/>
+                <w:i w:val="0"/>
+                <w:color w:val="FFFFFF"/>
+                <w:sz w:val="19"/>
+              </w:rPr>
+              <w:t>ESS_Tail_Minimo</w:t>
+            </w:r>
+          </w:p>
+        </w:tc>
+        <w:tc>
+          <w:tcPr>
+            <w:tcW w:type="dxa" w:w="1872"/>
+            <w:shd w:fill="333333"/>
+            <w:tcMar>
+              <w:top w:w="120" w:type="dxa"/>
+              <w:bottom w:w="120" w:type="dxa"/>
+              <w:left w:w="150" w:type="dxa"/>
+              <w:right w:w="150" w:type="dxa"/>
+            </w:tcMar>
+          </w:tcPr>
+          <w:p>
+            <w:pPr>
+              <w:spacing w:after="0" w:before="0"/>
+              <w:jc w:val="center"/>
+            </w:pPr>
+            <w:r>
+              <w:rPr>
+                <w:rFonts w:ascii="Arial" w:hAnsi="Arial"/>
+                <w:b/>
+                <w:i w:val="0"/>
+                <w:color w:val="FFFFFF"/>
+                <w:sz w:val="19"/>
+              </w:rPr>
+              <w:t>Numero_Divergencias</w:t>
+            </w:r>
+          </w:p>
+        </w:tc>
+      </w:tr>
+      <w:tr>
+        <w:tc>
+          <w:tcPr>
+            <w:tcW w:type="dxa" w:w="1872"/>
+            <w:shd w:fill="FFFFFF"/>
+            <w:tcMar>
+              <w:top w:w="100" w:type="dxa"/>
+              <w:bottom w:w="100" w:type="dxa"/>
+              <w:left w:w="150" w:type="dxa"/>
+              <w:right w:w="150" w:type="dxa"/>
+            </w:tcMar>
+          </w:tcPr>
+          <w:p>
+            <w:pPr>
+              <w:spacing w:after="0" w:before="0"/>
+              <w:jc w:val="center"/>
+            </w:pPr>
+            <w:r>
+              <w:rPr>
+                <w:rFonts w:ascii="Arial" w:hAnsi="Arial"/>
+                <w:b w:val="0"/>
+                <w:i w:val="0"/>
+                <w:sz w:val="18"/>
+              </w:rPr>
+              <w:t>Modelo (b) Binomial Negativa (ICAR)</w:t>
+            </w:r>
+          </w:p>
+        </w:tc>
+        <w:tc>
+          <w:tcPr>
+            <w:tcW w:type="dxa" w:w="1872"/>
+            <w:shd w:fill="FFFFFF"/>
+            <w:tcMar>
+              <w:top w:w="100" w:type="dxa"/>
+              <w:bottom w:w="100" w:type="dxa"/>
+              <w:left w:w="150" w:type="dxa"/>
+              <w:right w:w="150" w:type="dxa"/>
+            </w:tcMar>
+          </w:tcPr>
+          <w:p>
+            <w:pPr>
+              <w:spacing w:after="0" w:before="0"/>
+              <w:jc w:val="center"/>
+            </w:pPr>
+            <w:r>
+              <w:rPr>
+                <w:rFonts w:ascii="Arial" w:hAnsi="Arial"/>
+                <w:b w:val="0"/>
+                <w:i w:val="0"/>
+                <w:sz w:val="18"/>
+              </w:rPr>
+              <w:t>1.01</w:t>
+            </w:r>
+          </w:p>
+        </w:tc>
+        <w:tc>
+          <w:tcPr>
+            <w:tcW w:type="dxa" w:w="1872"/>
+            <w:shd w:fill="FFFFFF"/>
+            <w:tcMar>
+              <w:top w:w="100" w:type="dxa"/>
+              <w:bottom w:w="100" w:type="dxa"/>
+              <w:left w:w="150" w:type="dxa"/>
+              <w:right w:w="150" w:type="dxa"/>
+            </w:tcMar>
+          </w:tcPr>
+          <w:p>
+            <w:pPr>
+              <w:spacing w:after="0" w:before="0"/>
+              <w:jc w:val="center"/>
+            </w:pPr>
+            <w:r>
+              <w:rPr>
+                <w:rFonts w:ascii="Arial" w:hAnsi="Arial"/>
+                <w:b w:val="0"/>
+                <w:i w:val="0"/>
+                <w:sz w:val="18"/>
+              </w:rPr>
+              <w:t>337.20</w:t>
+            </w:r>
+          </w:p>
+        </w:tc>
+        <w:tc>
+          <w:tcPr>
+            <w:tcW w:type="dxa" w:w="1872"/>
+            <w:shd w:fill="FFFFFF"/>
+            <w:tcMar>
+              <w:top w:w="100" w:type="dxa"/>
+              <w:bottom w:w="100" w:type="dxa"/>
+              <w:left w:w="150" w:type="dxa"/>
+              <w:right w:w="150" w:type="dxa"/>
+            </w:tcMar>
+          </w:tcPr>
+          <w:p>
+            <w:pPr>
+              <w:spacing w:after="0" w:before="0"/>
+              <w:jc w:val="center"/>
+            </w:pPr>
+            <w:r>
+              <w:rPr>
+                <w:rFonts w:ascii="Arial" w:hAnsi="Arial"/>
+                <w:b w:val="0"/>
+                <w:i w:val="0"/>
+                <w:sz w:val="18"/>
+              </w:rPr>
+              <w:t>700.04</w:t>
+            </w:r>
+          </w:p>
+        </w:tc>
+        <w:tc>
+          <w:tcPr>
+            <w:tcW w:type="dxa" w:w="1872"/>
+            <w:shd w:fill="FFFFFF"/>
+            <w:tcMar>
+              <w:top w:w="100" w:type="dxa"/>
+              <w:bottom w:w="100" w:type="dxa"/>
+              <w:left w:w="150" w:type="dxa"/>
+              <w:right w:w="150" w:type="dxa"/>
+            </w:tcMar>
+          </w:tcPr>
+          <w:p>
+            <w:pPr>
+              <w:spacing w:after="0" w:before="0"/>
+              <w:jc w:val="center"/>
+            </w:pPr>
+            <w:r>
+              <w:rPr>
+                <w:rFonts w:ascii="Arial" w:hAnsi="Arial"/>
+                <w:b w:val="0"/>
+                <w:i w:val="0"/>
+                <w:sz w:val="18"/>
+              </w:rPr>
+              <w:t>0</w:t>
+            </w:r>
+          </w:p>
+        </w:tc>
+      </w:tr>
+      <w:tr>
+        <w:tc>
+          <w:tcPr>
+            <w:tcW w:type="dxa" w:w="1872"/>
+            <w:shd w:fill="F9F9F9"/>
+            <w:tcMar>
+              <w:top w:w="100" w:type="dxa"/>
+              <w:bottom w:w="100" w:type="dxa"/>
+              <w:left w:w="150" w:type="dxa"/>
+              <w:right w:w="150" w:type="dxa"/>
+            </w:tcMar>
+          </w:tcPr>
+          <w:p>
+            <w:pPr>
+              <w:spacing w:after="0" w:before="0"/>
+              <w:jc w:val="center"/>
+            </w:pPr>
+            <w:r>
+              <w:rPr>
+                <w:rFonts w:ascii="Arial" w:hAnsi="Arial"/>
+                <w:b w:val="0"/>
+                <w:i w:val="0"/>
+                <w:sz w:val="18"/>
+              </w:rPr>
+              <w:t>Modelo (c) Besag ICAR + No Estructurado</w:t>
+            </w:r>
+          </w:p>
+        </w:tc>
+        <w:tc>
+          <w:tcPr>
+            <w:tcW w:type="dxa" w:w="1872"/>
+            <w:shd w:fill="F9F9F9"/>
+            <w:tcMar>
+              <w:top w:w="100" w:type="dxa"/>
+              <w:bottom w:w="100" w:type="dxa"/>
+              <w:left w:w="150" w:type="dxa"/>
+              <w:right w:w="150" w:type="dxa"/>
+            </w:tcMar>
+          </w:tcPr>
+          <w:p>
+            <w:pPr>
+              <w:spacing w:after="0" w:before="0"/>
+              <w:jc w:val="center"/>
+            </w:pPr>
+            <w:r>
+              <w:rPr>
+                <w:rFonts w:ascii="Arial" w:hAnsi="Arial"/>
+                <w:b w:val="0"/>
+                <w:i w:val="0"/>
+                <w:sz w:val="18"/>
+              </w:rPr>
+              <w:t>1.01</w:t>
+            </w:r>
+          </w:p>
+        </w:tc>
+        <w:tc>
+          <w:tcPr>
+            <w:tcW w:type="dxa" w:w="1872"/>
+            <w:shd w:fill="F9F9F9"/>
+            <w:tcMar>
+              <w:top w:w="100" w:type="dxa"/>
+              <w:bottom w:w="100" w:type="dxa"/>
+              <w:left w:w="150" w:type="dxa"/>
+              <w:right w:w="150" w:type="dxa"/>
+            </w:tcMar>
+          </w:tcPr>
+          <w:p>
+            <w:pPr>
+              <w:spacing w:after="0" w:before="0"/>
+              <w:jc w:val="center"/>
+            </w:pPr>
+            <w:r>
+              <w:rPr>
+                <w:rFonts w:ascii="Arial" w:hAnsi="Arial"/>
+                <w:b w:val="0"/>
+                <w:i w:val="0"/>
+                <w:sz w:val="18"/>
+              </w:rPr>
+              <w:t>119.30</w:t>
+            </w:r>
+          </w:p>
+        </w:tc>
+        <w:tc>
+          <w:tcPr>
+            <w:tcW w:type="dxa" w:w="1872"/>
+            <w:shd w:fill="F9F9F9"/>
+            <w:tcMar>
+              <w:top w:w="100" w:type="dxa"/>
+              <w:bottom w:w="100" w:type="dxa"/>
+              <w:left w:w="150" w:type="dxa"/>
+              <w:right w:w="150" w:type="dxa"/>
+            </w:tcMar>
+          </w:tcPr>
+          <w:p>
+            <w:pPr>
+              <w:spacing w:after="0" w:before="0"/>
+              <w:jc w:val="center"/>
+            </w:pPr>
+            <w:r>
+              <w:rPr>
+                <w:rFonts w:ascii="Arial" w:hAnsi="Arial"/>
+                <w:b w:val="0"/>
+                <w:i w:val="0"/>
+                <w:sz w:val="18"/>
+              </w:rPr>
+              <w:t>49.01</w:t>
+            </w:r>
+          </w:p>
+        </w:tc>
+        <w:tc>
+          <w:tcPr>
+            <w:tcW w:type="dxa" w:w="1872"/>
+            <w:shd w:fill="F9F9F9"/>
+            <w:tcMar>
+              <w:top w:w="100" w:type="dxa"/>
+              <w:bottom w:w="100" w:type="dxa"/>
+              <w:left w:w="150" w:type="dxa"/>
+              <w:right w:w="150" w:type="dxa"/>
+            </w:tcMar>
+          </w:tcPr>
+          <w:p>
+            <w:pPr>
+              <w:spacing w:after="0" w:before="0"/>
+              <w:jc w:val="center"/>
+            </w:pPr>
+            <w:r>
+              <w:rPr>
+                <w:rFonts w:ascii="Arial" w:hAnsi="Arial"/>
+                <w:b w:val="0"/>
+                <w:i w:val="0"/>
+                <w:sz w:val="18"/>
+              </w:rPr>
+              <w:t>0</w:t>
+            </w:r>
+          </w:p>
+        </w:tc>
+      </w:tr>
+      <w:tr>
+        <w:tc>
+          <w:tcPr>
+            <w:tcW w:type="dxa" w:w="1872"/>
+            <w:shd w:fill="FFFFFF"/>
+            <w:tcMar>
+              <w:top w:w="100" w:type="dxa"/>
+              <w:bottom w:w="100" w:type="dxa"/>
+              <w:left w:w="150" w:type="dxa"/>
+              <w:right w:w="150" w:type="dxa"/>
+            </w:tcMar>
+          </w:tcPr>
+          <w:p>
+            <w:pPr>
+              <w:spacing w:after="0" w:before="0"/>
+              <w:jc w:val="center"/>
+            </w:pPr>
+            <w:r>
+              <w:rPr>
+                <w:rFonts w:ascii="Arial" w:hAnsi="Arial"/>
+                <w:b w:val="0"/>
+                <w:i w:val="0"/>
+                <w:sz w:val="18"/>
+              </w:rPr>
+              <w:t>Modelo (d) BYM2 (Prior Beta(0.5, 0.5))</w:t>
+            </w:r>
+          </w:p>
+        </w:tc>
+        <w:tc>
+          <w:tcPr>
+            <w:tcW w:type="dxa" w:w="1872"/>
+            <w:shd w:fill="FFFFFF"/>
+            <w:tcMar>
+              <w:top w:w="100" w:type="dxa"/>
+              <w:bottom w:w="100" w:type="dxa"/>
+              <w:left w:w="150" w:type="dxa"/>
+              <w:right w:w="150" w:type="dxa"/>
+            </w:tcMar>
+          </w:tcPr>
+          <w:p>
+            <w:pPr>
+              <w:spacing w:after="0" w:before="0"/>
+              <w:jc w:val="center"/>
+            </w:pPr>
+            <w:r>
+              <w:rPr>
+                <w:rFonts w:ascii="Arial" w:hAnsi="Arial"/>
+                <w:b w:val="0"/>
+                <w:i w:val="0"/>
+                <w:sz w:val="18"/>
+              </w:rPr>
+              <w:t>1.05</w:t>
+            </w:r>
+          </w:p>
+        </w:tc>
+        <w:tc>
+          <w:tcPr>
+            <w:tcW w:type="dxa" w:w="1872"/>
+            <w:shd w:fill="FFFFFF"/>
+            <w:tcMar>
+              <w:top w:w="100" w:type="dxa"/>
+              <w:bottom w:w="100" w:type="dxa"/>
+              <w:left w:w="150" w:type="dxa"/>
+              <w:right w:w="150" w:type="dxa"/>
+            </w:tcMar>
+          </w:tcPr>
+          <w:p>
+            <w:pPr>
+              <w:spacing w:after="0" w:before="0"/>
+              <w:jc w:val="center"/>
+            </w:pPr>
+            <w:r>
+              <w:rPr>
+                <w:rFonts w:ascii="Arial" w:hAnsi="Arial"/>
+                <w:b w:val="0"/>
+                <w:i w:val="0"/>
+                <w:sz w:val="18"/>
+              </w:rPr>
+              <w:t>67.75</w:t>
+            </w:r>
+          </w:p>
+        </w:tc>
+        <w:tc>
+          <w:tcPr>
+            <w:tcW w:type="dxa" w:w="1872"/>
+            <w:shd w:fill="FFFFFF"/>
+            <w:tcMar>
+              <w:top w:w="100" w:type="dxa"/>
+              <w:bottom w:w="100" w:type="dxa"/>
+              <w:left w:w="150" w:type="dxa"/>
+              <w:right w:w="150" w:type="dxa"/>
+            </w:tcMar>
+          </w:tcPr>
+          <w:p>
+            <w:pPr>
+              <w:spacing w:after="0" w:before="0"/>
+              <w:jc w:val="center"/>
+            </w:pPr>
+            <w:r>
+              <w:rPr>
+                <w:rFonts w:ascii="Arial" w:hAnsi="Arial"/>
+                <w:b w:val="0"/>
+                <w:i w:val="0"/>
+                <w:sz w:val="18"/>
+              </w:rPr>
+              <w:t>41.13</w:t>
+            </w:r>
+          </w:p>
+        </w:tc>
+        <w:tc>
+          <w:tcPr>
+            <w:tcW w:type="dxa" w:w="1872"/>
+            <w:shd w:fill="FFFFFF"/>
+            <w:tcMar>
+              <w:top w:w="100" w:type="dxa"/>
+              <w:bottom w:w="100" w:type="dxa"/>
+              <w:left w:w="150" w:type="dxa"/>
+              <w:right w:w="150" w:type="dxa"/>
+            </w:tcMar>
+          </w:tcPr>
+          <w:p>
+            <w:pPr>
+              <w:spacing w:after="0" w:before="0"/>
+              <w:jc w:val="center"/>
+            </w:pPr>
+            <w:r>
+              <w:rPr>
+                <w:rFonts w:ascii="Arial" w:hAnsi="Arial"/>
+                <w:b w:val="0"/>
+                <w:i w:val="0"/>
+                <w:sz w:val="18"/>
+              </w:rPr>
+              <w:t>0</w:t>
             </w:r>
           </w:p>
         </w:tc>
